--- a/Laporan_Perbandingan_NewKotainter.docx
+++ b/Laporan_Perbandingan_NewKotainter.docx
@@ -52,7 +52,31 @@
           <w:sz w:val="32"/>
           <w:szCs w:val="32"/>
         </w:rPr>
-        <w:t>Project NewKotainter Staging vs Production (Lutfi)</w:t>
+        <w:t xml:space="preserve">Project </w:t>
+      </w:r>
+      <w:proofErr w:type="spellStart"/>
+      <w:r>
+        <w:rPr>
+          <w:rFonts w:ascii="Calibri" w:eastAsia="Times New Roman" w:hAnsi="Calibri" w:cs="Calibri"/>
+          <w:b w:val="0"/>
+          <w:bCs w:val="0"/>
+          <w:color w:val="64748B"/>
+          <w:sz w:val="32"/>
+          <w:szCs w:val="32"/>
+        </w:rPr>
+        <w:t>NewKotainter</w:t>
+      </w:r>
+      <w:proofErr w:type="spellEnd"/>
+      <w:r>
+        <w:rPr>
+          <w:rFonts w:ascii="Calibri" w:eastAsia="Times New Roman" w:hAnsi="Calibri" w:cs="Calibri"/>
+          <w:b w:val="0"/>
+          <w:bCs w:val="0"/>
+          <w:color w:val="64748B"/>
+          <w:sz w:val="32"/>
+          <w:szCs w:val="32"/>
+        </w:rPr>
+        <w:t xml:space="preserve"> Staging vs Production (Lutfi)</w:t>
       </w:r>
     </w:p>
     <w:p>
@@ -90,8 +114,16 @@
         <w:rPr>
           <w:rFonts w:ascii="Calibri" w:eastAsia="Times New Roman" w:hAnsi="Calibri" w:cs="Calibri"/>
         </w:rPr>
-        <w:t>1. Pendahuluan</w:t>
-      </w:r>
+        <w:t xml:space="preserve">1. </w:t>
+      </w:r>
+      <w:proofErr w:type="spellStart"/>
+      <w:r>
+        <w:rPr>
+          <w:rFonts w:ascii="Calibri" w:eastAsia="Times New Roman" w:hAnsi="Calibri" w:cs="Calibri"/>
+        </w:rPr>
+        <w:t>Pendahuluan</w:t>
+      </w:r>
+      <w:proofErr w:type="spellEnd"/>
     </w:p>
     <w:p>
       <w:pPr>
@@ -103,23 +135,145 @@
           <w:szCs w:val="22"/>
         </w:rPr>
       </w:pPr>
-      <w:r>
-        <w:rPr>
-          <w:rFonts w:ascii="Calibri" w:hAnsi="Calibri" w:cs="Calibri"/>
-          <w:color w:val="1E293B"/>
-          <w:sz w:val="22"/>
-          <w:szCs w:val="22"/>
-        </w:rPr>
-        <w:t>Laporan ini menyajikan hasil perbandingan detail dan mendalam</w:t>
-      </w:r>
-      <w:r>
-        <w:rPr>
-          <w:rFonts w:ascii="Calibri" w:hAnsi="Calibri" w:cs="Calibri"/>
-          <w:color w:val="1E293B"/>
-          <w:sz w:val="22"/>
-          <w:szCs w:val="22"/>
-        </w:rPr>
-        <w:t xml:space="preserve"> antara </w:t>
+      <w:proofErr w:type="spellStart"/>
+      <w:r>
+        <w:rPr>
+          <w:rFonts w:ascii="Calibri" w:hAnsi="Calibri" w:cs="Calibri"/>
+          <w:color w:val="1E293B"/>
+          <w:sz w:val="22"/>
+          <w:szCs w:val="22"/>
+        </w:rPr>
+        <w:t>Laporan</w:t>
+      </w:r>
+      <w:proofErr w:type="spellEnd"/>
+      <w:r>
+        <w:rPr>
+          <w:rFonts w:ascii="Calibri" w:hAnsi="Calibri" w:cs="Calibri"/>
+          <w:color w:val="1E293B"/>
+          <w:sz w:val="22"/>
+          <w:szCs w:val="22"/>
+        </w:rPr>
+        <w:t xml:space="preserve"> </w:t>
+      </w:r>
+      <w:proofErr w:type="spellStart"/>
+      <w:r>
+        <w:rPr>
+          <w:rFonts w:ascii="Calibri" w:hAnsi="Calibri" w:cs="Calibri"/>
+          <w:color w:val="1E293B"/>
+          <w:sz w:val="22"/>
+          <w:szCs w:val="22"/>
+        </w:rPr>
+        <w:t>ini</w:t>
+      </w:r>
+      <w:proofErr w:type="spellEnd"/>
+      <w:r>
+        <w:rPr>
+          <w:rFonts w:ascii="Calibri" w:hAnsi="Calibri" w:cs="Calibri"/>
+          <w:color w:val="1E293B"/>
+          <w:sz w:val="22"/>
+          <w:szCs w:val="22"/>
+        </w:rPr>
+        <w:t xml:space="preserve"> </w:t>
+      </w:r>
+      <w:proofErr w:type="spellStart"/>
+      <w:r>
+        <w:rPr>
+          <w:rFonts w:ascii="Calibri" w:hAnsi="Calibri" w:cs="Calibri"/>
+          <w:color w:val="1E293B"/>
+          <w:sz w:val="22"/>
+          <w:szCs w:val="22"/>
+        </w:rPr>
+        <w:t>menyajikan</w:t>
+      </w:r>
+      <w:proofErr w:type="spellEnd"/>
+      <w:r>
+        <w:rPr>
+          <w:rFonts w:ascii="Calibri" w:hAnsi="Calibri" w:cs="Calibri"/>
+          <w:color w:val="1E293B"/>
+          <w:sz w:val="22"/>
+          <w:szCs w:val="22"/>
+        </w:rPr>
+        <w:t xml:space="preserve"> </w:t>
+      </w:r>
+      <w:proofErr w:type="spellStart"/>
+      <w:r>
+        <w:rPr>
+          <w:rFonts w:ascii="Calibri" w:hAnsi="Calibri" w:cs="Calibri"/>
+          <w:color w:val="1E293B"/>
+          <w:sz w:val="22"/>
+          <w:szCs w:val="22"/>
+        </w:rPr>
+        <w:t>hasil</w:t>
+      </w:r>
+      <w:proofErr w:type="spellEnd"/>
+      <w:r>
+        <w:rPr>
+          <w:rFonts w:ascii="Calibri" w:hAnsi="Calibri" w:cs="Calibri"/>
+          <w:color w:val="1E293B"/>
+          <w:sz w:val="22"/>
+          <w:szCs w:val="22"/>
+        </w:rPr>
+        <w:t xml:space="preserve"> </w:t>
+      </w:r>
+      <w:proofErr w:type="spellStart"/>
+      <w:r>
+        <w:rPr>
+          <w:rFonts w:ascii="Calibri" w:hAnsi="Calibri" w:cs="Calibri"/>
+          <w:color w:val="1E293B"/>
+          <w:sz w:val="22"/>
+          <w:szCs w:val="22"/>
+        </w:rPr>
+        <w:t>perbandingan</w:t>
+      </w:r>
+      <w:proofErr w:type="spellEnd"/>
+      <w:r>
+        <w:rPr>
+          <w:rFonts w:ascii="Calibri" w:hAnsi="Calibri" w:cs="Calibri"/>
+          <w:color w:val="1E293B"/>
+          <w:sz w:val="22"/>
+          <w:szCs w:val="22"/>
+        </w:rPr>
+        <w:t xml:space="preserve"> detail dan </w:t>
+      </w:r>
+      <w:proofErr w:type="spellStart"/>
+      <w:r>
+        <w:rPr>
+          <w:rFonts w:ascii="Calibri" w:hAnsi="Calibri" w:cs="Calibri"/>
+          <w:color w:val="1E293B"/>
+          <w:sz w:val="22"/>
+          <w:szCs w:val="22"/>
+        </w:rPr>
+        <w:t>mendalam</w:t>
+      </w:r>
+      <w:proofErr w:type="spellEnd"/>
+      <w:r>
+        <w:rPr>
+          <w:rFonts w:ascii="Calibri" w:hAnsi="Calibri" w:cs="Calibri"/>
+          <w:color w:val="1E293B"/>
+          <w:sz w:val="22"/>
+          <w:szCs w:val="22"/>
+        </w:rPr>
+        <w:t xml:space="preserve"> </w:t>
+      </w:r>
+      <w:proofErr w:type="spellStart"/>
+      <w:r>
+        <w:rPr>
+          <w:rFonts w:ascii="Calibri" w:hAnsi="Calibri" w:cs="Calibri"/>
+          <w:color w:val="1E293B"/>
+          <w:sz w:val="22"/>
+          <w:szCs w:val="22"/>
+        </w:rPr>
+        <w:t>antara</w:t>
+      </w:r>
+      <w:proofErr w:type="spellEnd"/>
+      <w:r>
+        <w:rPr>
+          <w:rFonts w:ascii="Calibri" w:hAnsi="Calibri" w:cs="Calibri"/>
+          <w:color w:val="1E293B"/>
+          <w:sz w:val="22"/>
+          <w:szCs w:val="22"/>
+        </w:rPr>
+        <w:t xml:space="preserve"> </w:t>
       </w:r>
       <w:r>
         <w:rPr>
@@ -129,17 +283,9 @@
           <w:sz w:val="22"/>
           <w:szCs w:val="22"/>
         </w:rPr>
-        <w:t>Project NewKotainter versi Staging (aktif dikembangkan)</w:t>
-      </w:r>
-      <w:r>
-        <w:rPr>
-          <w:rFonts w:ascii="Calibri" w:hAnsi="Calibri" w:cs="Calibri"/>
-          <w:color w:val="1E293B"/>
-          <w:sz w:val="22"/>
-          <w:szCs w:val="22"/>
-        </w:rPr>
-        <w:t xml:space="preserve"> dengan </w:t>
-      </w:r>
+        <w:t xml:space="preserve">Project </w:t>
+      </w:r>
+      <w:proofErr w:type="spellStart"/>
       <w:r>
         <w:rPr>
           <w:rStyle w:val="Strong"/>
@@ -148,16 +294,238 @@
           <w:sz w:val="22"/>
           <w:szCs w:val="22"/>
         </w:rPr>
-        <w:t>Project NewKotainter versi Production milik Lutfi</w:t>
-      </w:r>
-      <w:r>
-        <w:rPr>
-          <w:rFonts w:ascii="Calibri" w:hAnsi="Calibri" w:cs="Calibri"/>
-          <w:color w:val="1E293B"/>
-          <w:sz w:val="22"/>
-          <w:szCs w:val="22"/>
-        </w:rPr>
-        <w:t xml:space="preserve"> yang berlokasi di direktori </w:t>
+        <w:t>NewKotainter</w:t>
+      </w:r>
+      <w:proofErr w:type="spellEnd"/>
+      <w:r>
+        <w:rPr>
+          <w:rStyle w:val="Strong"/>
+          <w:rFonts w:ascii="Calibri" w:hAnsi="Calibri" w:cs="Calibri"/>
+          <w:color w:val="1E293B"/>
+          <w:sz w:val="22"/>
+          <w:szCs w:val="22"/>
+        </w:rPr>
+        <w:t xml:space="preserve"> </w:t>
+      </w:r>
+      <w:proofErr w:type="spellStart"/>
+      <w:r>
+        <w:rPr>
+          <w:rStyle w:val="Strong"/>
+          <w:rFonts w:ascii="Calibri" w:hAnsi="Calibri" w:cs="Calibri"/>
+          <w:color w:val="1E293B"/>
+          <w:sz w:val="22"/>
+          <w:szCs w:val="22"/>
+        </w:rPr>
+        <w:t>versi</w:t>
+      </w:r>
+      <w:proofErr w:type="spellEnd"/>
+      <w:r>
+        <w:rPr>
+          <w:rStyle w:val="Strong"/>
+          <w:rFonts w:ascii="Calibri" w:hAnsi="Calibri" w:cs="Calibri"/>
+          <w:color w:val="1E293B"/>
+          <w:sz w:val="22"/>
+          <w:szCs w:val="22"/>
+        </w:rPr>
+        <w:t xml:space="preserve"> Staging (</w:t>
+      </w:r>
+      <w:proofErr w:type="spellStart"/>
+      <w:r>
+        <w:rPr>
+          <w:rStyle w:val="Strong"/>
+          <w:rFonts w:ascii="Calibri" w:hAnsi="Calibri" w:cs="Calibri"/>
+          <w:color w:val="1E293B"/>
+          <w:sz w:val="22"/>
+          <w:szCs w:val="22"/>
+        </w:rPr>
+        <w:t>aktif</w:t>
+      </w:r>
+      <w:proofErr w:type="spellEnd"/>
+      <w:r>
+        <w:rPr>
+          <w:rStyle w:val="Strong"/>
+          <w:rFonts w:ascii="Calibri" w:hAnsi="Calibri" w:cs="Calibri"/>
+          <w:color w:val="1E293B"/>
+          <w:sz w:val="22"/>
+          <w:szCs w:val="22"/>
+        </w:rPr>
+        <w:t xml:space="preserve"> </w:t>
+      </w:r>
+      <w:proofErr w:type="spellStart"/>
+      <w:r>
+        <w:rPr>
+          <w:rStyle w:val="Strong"/>
+          <w:rFonts w:ascii="Calibri" w:hAnsi="Calibri" w:cs="Calibri"/>
+          <w:color w:val="1E293B"/>
+          <w:sz w:val="22"/>
+          <w:szCs w:val="22"/>
+        </w:rPr>
+        <w:t>dikembangkan</w:t>
+      </w:r>
+      <w:proofErr w:type="spellEnd"/>
+      <w:r>
+        <w:rPr>
+          <w:rStyle w:val="Strong"/>
+          <w:rFonts w:ascii="Calibri" w:hAnsi="Calibri" w:cs="Calibri"/>
+          <w:color w:val="1E293B"/>
+          <w:sz w:val="22"/>
+          <w:szCs w:val="22"/>
+        </w:rPr>
+        <w:t>)</w:t>
+      </w:r>
+      <w:r>
+        <w:rPr>
+          <w:rFonts w:ascii="Calibri" w:hAnsi="Calibri" w:cs="Calibri"/>
+          <w:color w:val="1E293B"/>
+          <w:sz w:val="22"/>
+          <w:szCs w:val="22"/>
+        </w:rPr>
+        <w:t xml:space="preserve"> </w:t>
+      </w:r>
+      <w:proofErr w:type="spellStart"/>
+      <w:r>
+        <w:rPr>
+          <w:rFonts w:ascii="Calibri" w:hAnsi="Calibri" w:cs="Calibri"/>
+          <w:color w:val="1E293B"/>
+          <w:sz w:val="22"/>
+          <w:szCs w:val="22"/>
+        </w:rPr>
+        <w:t>dengan</w:t>
+      </w:r>
+      <w:proofErr w:type="spellEnd"/>
+      <w:r>
+        <w:rPr>
+          <w:rFonts w:ascii="Calibri" w:hAnsi="Calibri" w:cs="Calibri"/>
+          <w:color w:val="1E293B"/>
+          <w:sz w:val="22"/>
+          <w:szCs w:val="22"/>
+        </w:rPr>
+        <w:t xml:space="preserve"> </w:t>
+      </w:r>
+      <w:r>
+        <w:rPr>
+          <w:rStyle w:val="Strong"/>
+          <w:rFonts w:ascii="Calibri" w:hAnsi="Calibri" w:cs="Calibri"/>
+          <w:color w:val="1E293B"/>
+          <w:sz w:val="22"/>
+          <w:szCs w:val="22"/>
+        </w:rPr>
+        <w:t xml:space="preserve">Project </w:t>
+      </w:r>
+      <w:proofErr w:type="spellStart"/>
+      <w:r>
+        <w:rPr>
+          <w:rStyle w:val="Strong"/>
+          <w:rFonts w:ascii="Calibri" w:hAnsi="Calibri" w:cs="Calibri"/>
+          <w:color w:val="1E293B"/>
+          <w:sz w:val="22"/>
+          <w:szCs w:val="22"/>
+        </w:rPr>
+        <w:t>NewKotainter</w:t>
+      </w:r>
+      <w:proofErr w:type="spellEnd"/>
+      <w:r>
+        <w:rPr>
+          <w:rStyle w:val="Strong"/>
+          <w:rFonts w:ascii="Calibri" w:hAnsi="Calibri" w:cs="Calibri"/>
+          <w:color w:val="1E293B"/>
+          <w:sz w:val="22"/>
+          <w:szCs w:val="22"/>
+        </w:rPr>
+        <w:t xml:space="preserve"> </w:t>
+      </w:r>
+      <w:proofErr w:type="spellStart"/>
+      <w:r>
+        <w:rPr>
+          <w:rStyle w:val="Strong"/>
+          <w:rFonts w:ascii="Calibri" w:hAnsi="Calibri" w:cs="Calibri"/>
+          <w:color w:val="1E293B"/>
+          <w:sz w:val="22"/>
+          <w:szCs w:val="22"/>
+        </w:rPr>
+        <w:t>versi</w:t>
+      </w:r>
+      <w:proofErr w:type="spellEnd"/>
+      <w:r>
+        <w:rPr>
+          <w:rStyle w:val="Strong"/>
+          <w:rFonts w:ascii="Calibri" w:hAnsi="Calibri" w:cs="Calibri"/>
+          <w:color w:val="1E293B"/>
+          <w:sz w:val="22"/>
+          <w:szCs w:val="22"/>
+        </w:rPr>
+        <w:t xml:space="preserve"> Production </w:t>
+      </w:r>
+      <w:proofErr w:type="spellStart"/>
+      <w:r>
+        <w:rPr>
+          <w:rStyle w:val="Strong"/>
+          <w:rFonts w:ascii="Calibri" w:hAnsi="Calibri" w:cs="Calibri"/>
+          <w:color w:val="1E293B"/>
+          <w:sz w:val="22"/>
+          <w:szCs w:val="22"/>
+        </w:rPr>
+        <w:t>milik</w:t>
+      </w:r>
+      <w:proofErr w:type="spellEnd"/>
+      <w:r>
+        <w:rPr>
+          <w:rStyle w:val="Strong"/>
+          <w:rFonts w:ascii="Calibri" w:hAnsi="Calibri" w:cs="Calibri"/>
+          <w:color w:val="1E293B"/>
+          <w:sz w:val="22"/>
+          <w:szCs w:val="22"/>
+        </w:rPr>
+        <w:t xml:space="preserve"> Lutfi</w:t>
+      </w:r>
+      <w:r>
+        <w:rPr>
+          <w:rFonts w:ascii="Calibri" w:hAnsi="Calibri" w:cs="Calibri"/>
+          <w:color w:val="1E293B"/>
+          <w:sz w:val="22"/>
+          <w:szCs w:val="22"/>
+        </w:rPr>
+        <w:t xml:space="preserve"> yang </w:t>
+      </w:r>
+      <w:proofErr w:type="spellStart"/>
+      <w:r>
+        <w:rPr>
+          <w:rFonts w:ascii="Calibri" w:hAnsi="Calibri" w:cs="Calibri"/>
+          <w:color w:val="1E293B"/>
+          <w:sz w:val="22"/>
+          <w:szCs w:val="22"/>
+        </w:rPr>
+        <w:t>berlokasi</w:t>
+      </w:r>
+      <w:proofErr w:type="spellEnd"/>
+      <w:r>
+        <w:rPr>
+          <w:rFonts w:ascii="Calibri" w:hAnsi="Calibri" w:cs="Calibri"/>
+          <w:color w:val="1E293B"/>
+          <w:sz w:val="22"/>
+          <w:szCs w:val="22"/>
+        </w:rPr>
+        <w:t xml:space="preserve"> di </w:t>
+      </w:r>
+      <w:proofErr w:type="spellStart"/>
+      <w:r>
+        <w:rPr>
+          <w:rFonts w:ascii="Calibri" w:hAnsi="Calibri" w:cs="Calibri"/>
+          <w:color w:val="1E293B"/>
+          <w:sz w:val="22"/>
+          <w:szCs w:val="22"/>
+        </w:rPr>
+        <w:t>direktori</w:t>
+      </w:r>
+      <w:proofErr w:type="spellEnd"/>
+      <w:r>
+        <w:rPr>
+          <w:rFonts w:ascii="Calibri" w:hAnsi="Calibri" w:cs="Calibri"/>
+          <w:color w:val="1E293B"/>
+          <w:sz w:val="22"/>
+          <w:szCs w:val="22"/>
+        </w:rPr>
+        <w:t xml:space="preserve"> </w:t>
       </w:r>
       <w:r>
         <w:rPr>
@@ -173,16 +541,447 @@
           <w:sz w:val="22"/>
           <w:szCs w:val="22"/>
         </w:rPr>
-        <w:t>. Dokumen ini ditujukan untuk memetakan seluruh perbedaan struktural, pola pemrograma</w:t>
-      </w:r>
-      <w:r>
-        <w:rPr>
-          <w:rFonts w:ascii="Calibri" w:hAnsi="Calibri" w:cs="Calibri"/>
-          <w:color w:val="1E293B"/>
-          <w:sz w:val="22"/>
-          <w:szCs w:val="22"/>
-        </w:rPr>
-        <w:t>n API, interaksi database, mekanisme autentikasi, serta arsitektur antarmuka (UI) guna meminimalkan ketidaksesuaian saat deploy ke server produksi.</w:t>
+        <w:t xml:space="preserve">. </w:t>
+      </w:r>
+      <w:proofErr w:type="spellStart"/>
+      <w:r>
+        <w:rPr>
+          <w:rFonts w:ascii="Calibri" w:hAnsi="Calibri" w:cs="Calibri"/>
+          <w:color w:val="1E293B"/>
+          <w:sz w:val="22"/>
+          <w:szCs w:val="22"/>
+        </w:rPr>
+        <w:t>Dokumen</w:t>
+      </w:r>
+      <w:proofErr w:type="spellEnd"/>
+      <w:r>
+        <w:rPr>
+          <w:rFonts w:ascii="Calibri" w:hAnsi="Calibri" w:cs="Calibri"/>
+          <w:color w:val="1E293B"/>
+          <w:sz w:val="22"/>
+          <w:szCs w:val="22"/>
+        </w:rPr>
+        <w:t xml:space="preserve"> </w:t>
+      </w:r>
+      <w:proofErr w:type="spellStart"/>
+      <w:r>
+        <w:rPr>
+          <w:rFonts w:ascii="Calibri" w:hAnsi="Calibri" w:cs="Calibri"/>
+          <w:color w:val="1E293B"/>
+          <w:sz w:val="22"/>
+          <w:szCs w:val="22"/>
+        </w:rPr>
+        <w:t>ini</w:t>
+      </w:r>
+      <w:proofErr w:type="spellEnd"/>
+      <w:r>
+        <w:rPr>
+          <w:rFonts w:ascii="Calibri" w:hAnsi="Calibri" w:cs="Calibri"/>
+          <w:color w:val="1E293B"/>
+          <w:sz w:val="22"/>
+          <w:szCs w:val="22"/>
+        </w:rPr>
+        <w:t xml:space="preserve"> </w:t>
+      </w:r>
+      <w:proofErr w:type="spellStart"/>
+      <w:r>
+        <w:rPr>
+          <w:rFonts w:ascii="Calibri" w:hAnsi="Calibri" w:cs="Calibri"/>
+          <w:color w:val="1E293B"/>
+          <w:sz w:val="22"/>
+          <w:szCs w:val="22"/>
+        </w:rPr>
+        <w:t>ditujukan</w:t>
+      </w:r>
+      <w:proofErr w:type="spellEnd"/>
+      <w:r>
+        <w:rPr>
+          <w:rFonts w:ascii="Calibri" w:hAnsi="Calibri" w:cs="Calibri"/>
+          <w:color w:val="1E293B"/>
+          <w:sz w:val="22"/>
+          <w:szCs w:val="22"/>
+        </w:rPr>
+        <w:t xml:space="preserve"> </w:t>
+      </w:r>
+      <w:proofErr w:type="spellStart"/>
+      <w:r>
+        <w:rPr>
+          <w:rFonts w:ascii="Calibri" w:hAnsi="Calibri" w:cs="Calibri"/>
+          <w:color w:val="1E293B"/>
+          <w:sz w:val="22"/>
+          <w:szCs w:val="22"/>
+        </w:rPr>
+        <w:t>untuk</w:t>
+      </w:r>
+      <w:proofErr w:type="spellEnd"/>
+      <w:r>
+        <w:rPr>
+          <w:rFonts w:ascii="Calibri" w:hAnsi="Calibri" w:cs="Calibri"/>
+          <w:color w:val="1E293B"/>
+          <w:sz w:val="22"/>
+          <w:szCs w:val="22"/>
+        </w:rPr>
+        <w:t xml:space="preserve"> </w:t>
+      </w:r>
+      <w:proofErr w:type="spellStart"/>
+      <w:r>
+        <w:rPr>
+          <w:rFonts w:ascii="Calibri" w:hAnsi="Calibri" w:cs="Calibri"/>
+          <w:color w:val="1E293B"/>
+          <w:sz w:val="22"/>
+          <w:szCs w:val="22"/>
+        </w:rPr>
+        <w:t>memetakan</w:t>
+      </w:r>
+      <w:proofErr w:type="spellEnd"/>
+      <w:r>
+        <w:rPr>
+          <w:rFonts w:ascii="Calibri" w:hAnsi="Calibri" w:cs="Calibri"/>
+          <w:color w:val="1E293B"/>
+          <w:sz w:val="22"/>
+          <w:szCs w:val="22"/>
+        </w:rPr>
+        <w:t xml:space="preserve"> </w:t>
+      </w:r>
+      <w:proofErr w:type="spellStart"/>
+      <w:r>
+        <w:rPr>
+          <w:rFonts w:ascii="Calibri" w:hAnsi="Calibri" w:cs="Calibri"/>
+          <w:color w:val="1E293B"/>
+          <w:sz w:val="22"/>
+          <w:szCs w:val="22"/>
+        </w:rPr>
+        <w:t>seluruh</w:t>
+      </w:r>
+      <w:proofErr w:type="spellEnd"/>
+      <w:r>
+        <w:rPr>
+          <w:rFonts w:ascii="Calibri" w:hAnsi="Calibri" w:cs="Calibri"/>
+          <w:color w:val="1E293B"/>
+          <w:sz w:val="22"/>
+          <w:szCs w:val="22"/>
+        </w:rPr>
+        <w:t xml:space="preserve"> </w:t>
+      </w:r>
+      <w:proofErr w:type="spellStart"/>
+      <w:r>
+        <w:rPr>
+          <w:rFonts w:ascii="Calibri" w:hAnsi="Calibri" w:cs="Calibri"/>
+          <w:color w:val="1E293B"/>
+          <w:sz w:val="22"/>
+          <w:szCs w:val="22"/>
+        </w:rPr>
+        <w:t>perbedaan</w:t>
+      </w:r>
+      <w:proofErr w:type="spellEnd"/>
+      <w:r>
+        <w:rPr>
+          <w:rFonts w:ascii="Calibri" w:hAnsi="Calibri" w:cs="Calibri"/>
+          <w:color w:val="1E293B"/>
+          <w:sz w:val="22"/>
+          <w:szCs w:val="22"/>
+        </w:rPr>
+        <w:t xml:space="preserve"> </w:t>
+      </w:r>
+      <w:proofErr w:type="spellStart"/>
+      <w:r>
+        <w:rPr>
+          <w:rFonts w:ascii="Calibri" w:hAnsi="Calibri" w:cs="Calibri"/>
+          <w:color w:val="1E293B"/>
+          <w:sz w:val="22"/>
+          <w:szCs w:val="22"/>
+        </w:rPr>
+        <w:t>struktural</w:t>
+      </w:r>
+      <w:proofErr w:type="spellEnd"/>
+      <w:r>
+        <w:rPr>
+          <w:rFonts w:ascii="Calibri" w:hAnsi="Calibri" w:cs="Calibri"/>
+          <w:color w:val="1E293B"/>
+          <w:sz w:val="22"/>
+          <w:szCs w:val="22"/>
+        </w:rPr>
+        <w:t xml:space="preserve">, </w:t>
+      </w:r>
+      <w:proofErr w:type="spellStart"/>
+      <w:r>
+        <w:rPr>
+          <w:rFonts w:ascii="Calibri" w:hAnsi="Calibri" w:cs="Calibri"/>
+          <w:color w:val="1E293B"/>
+          <w:sz w:val="22"/>
+          <w:szCs w:val="22"/>
+        </w:rPr>
+        <w:t>pola</w:t>
+      </w:r>
+      <w:proofErr w:type="spellEnd"/>
+      <w:r>
+        <w:rPr>
+          <w:rFonts w:ascii="Calibri" w:hAnsi="Calibri" w:cs="Calibri"/>
+          <w:color w:val="1E293B"/>
+          <w:sz w:val="22"/>
+          <w:szCs w:val="22"/>
+        </w:rPr>
+        <w:t xml:space="preserve"> </w:t>
+      </w:r>
+      <w:proofErr w:type="spellStart"/>
+      <w:r>
+        <w:rPr>
+          <w:rFonts w:ascii="Calibri" w:hAnsi="Calibri" w:cs="Calibri"/>
+          <w:color w:val="1E293B"/>
+          <w:sz w:val="22"/>
+          <w:szCs w:val="22"/>
+        </w:rPr>
+        <w:t>pemrograman</w:t>
+      </w:r>
+      <w:proofErr w:type="spellEnd"/>
+      <w:r>
+        <w:rPr>
+          <w:rFonts w:ascii="Calibri" w:hAnsi="Calibri" w:cs="Calibri"/>
+          <w:color w:val="1E293B"/>
+          <w:sz w:val="22"/>
+          <w:szCs w:val="22"/>
+        </w:rPr>
+        <w:t xml:space="preserve"> API, </w:t>
+      </w:r>
+      <w:proofErr w:type="spellStart"/>
+      <w:r>
+        <w:rPr>
+          <w:rFonts w:ascii="Calibri" w:hAnsi="Calibri" w:cs="Calibri"/>
+          <w:color w:val="1E293B"/>
+          <w:sz w:val="22"/>
+          <w:szCs w:val="22"/>
+        </w:rPr>
+        <w:t>interaksi</w:t>
+      </w:r>
+      <w:proofErr w:type="spellEnd"/>
+      <w:r>
+        <w:rPr>
+          <w:rFonts w:ascii="Calibri" w:hAnsi="Calibri" w:cs="Calibri"/>
+          <w:color w:val="1E293B"/>
+          <w:sz w:val="22"/>
+          <w:szCs w:val="22"/>
+        </w:rPr>
+        <w:t xml:space="preserve"> database, </w:t>
+      </w:r>
+      <w:proofErr w:type="spellStart"/>
+      <w:r>
+        <w:rPr>
+          <w:rFonts w:ascii="Calibri" w:hAnsi="Calibri" w:cs="Calibri"/>
+          <w:color w:val="1E293B"/>
+          <w:sz w:val="22"/>
+          <w:szCs w:val="22"/>
+        </w:rPr>
+        <w:t>mekanisme</w:t>
+      </w:r>
+      <w:proofErr w:type="spellEnd"/>
+      <w:r>
+        <w:rPr>
+          <w:rFonts w:ascii="Calibri" w:hAnsi="Calibri" w:cs="Calibri"/>
+          <w:color w:val="1E293B"/>
+          <w:sz w:val="22"/>
+          <w:szCs w:val="22"/>
+        </w:rPr>
+        <w:t xml:space="preserve"> </w:t>
+      </w:r>
+      <w:proofErr w:type="spellStart"/>
+      <w:r>
+        <w:rPr>
+          <w:rFonts w:ascii="Calibri" w:hAnsi="Calibri" w:cs="Calibri"/>
+          <w:color w:val="1E293B"/>
+          <w:sz w:val="22"/>
+          <w:szCs w:val="22"/>
+        </w:rPr>
+        <w:t>autentikasi</w:t>
+      </w:r>
+      <w:proofErr w:type="spellEnd"/>
+      <w:r>
+        <w:rPr>
+          <w:rFonts w:ascii="Calibri" w:hAnsi="Calibri" w:cs="Calibri"/>
+          <w:color w:val="1E293B"/>
+          <w:sz w:val="22"/>
+          <w:szCs w:val="22"/>
+        </w:rPr>
+        <w:t xml:space="preserve">, </w:t>
+      </w:r>
+      <w:proofErr w:type="spellStart"/>
+      <w:r>
+        <w:rPr>
+          <w:rFonts w:ascii="Calibri" w:hAnsi="Calibri" w:cs="Calibri"/>
+          <w:color w:val="1E293B"/>
+          <w:sz w:val="22"/>
+          <w:szCs w:val="22"/>
+        </w:rPr>
+        <w:t>serta</w:t>
+      </w:r>
+      <w:proofErr w:type="spellEnd"/>
+      <w:r>
+        <w:rPr>
+          <w:rFonts w:ascii="Calibri" w:hAnsi="Calibri" w:cs="Calibri"/>
+          <w:color w:val="1E293B"/>
+          <w:sz w:val="22"/>
+          <w:szCs w:val="22"/>
+        </w:rPr>
+        <w:t xml:space="preserve"> </w:t>
+      </w:r>
+      <w:proofErr w:type="spellStart"/>
+      <w:r>
+        <w:rPr>
+          <w:rFonts w:ascii="Calibri" w:hAnsi="Calibri" w:cs="Calibri"/>
+          <w:color w:val="1E293B"/>
+          <w:sz w:val="22"/>
+          <w:szCs w:val="22"/>
+        </w:rPr>
+        <w:t>arsitektur</w:t>
+      </w:r>
+      <w:proofErr w:type="spellEnd"/>
+      <w:r>
+        <w:rPr>
+          <w:rFonts w:ascii="Calibri" w:hAnsi="Calibri" w:cs="Calibri"/>
+          <w:color w:val="1E293B"/>
+          <w:sz w:val="22"/>
+          <w:szCs w:val="22"/>
+        </w:rPr>
+        <w:t xml:space="preserve"> </w:t>
+      </w:r>
+      <w:proofErr w:type="spellStart"/>
+      <w:r>
+        <w:rPr>
+          <w:rFonts w:ascii="Calibri" w:hAnsi="Calibri" w:cs="Calibri"/>
+          <w:color w:val="1E293B"/>
+          <w:sz w:val="22"/>
+          <w:szCs w:val="22"/>
+        </w:rPr>
+        <w:t>antarmuka</w:t>
+      </w:r>
+      <w:proofErr w:type="spellEnd"/>
+      <w:r>
+        <w:rPr>
+          <w:rFonts w:ascii="Calibri" w:hAnsi="Calibri" w:cs="Calibri"/>
+          <w:color w:val="1E293B"/>
+          <w:sz w:val="22"/>
+          <w:szCs w:val="22"/>
+        </w:rPr>
+        <w:t xml:space="preserve"> (UI) </w:t>
+      </w:r>
+      <w:proofErr w:type="spellStart"/>
+      <w:r>
+        <w:rPr>
+          <w:rFonts w:ascii="Calibri" w:hAnsi="Calibri" w:cs="Calibri"/>
+          <w:color w:val="1E293B"/>
+          <w:sz w:val="22"/>
+          <w:szCs w:val="22"/>
+        </w:rPr>
+        <w:t>guna</w:t>
+      </w:r>
+      <w:proofErr w:type="spellEnd"/>
+      <w:r>
+        <w:rPr>
+          <w:rFonts w:ascii="Calibri" w:hAnsi="Calibri" w:cs="Calibri"/>
+          <w:color w:val="1E293B"/>
+          <w:sz w:val="22"/>
+          <w:szCs w:val="22"/>
+        </w:rPr>
+        <w:t xml:space="preserve"> </w:t>
+      </w:r>
+      <w:proofErr w:type="spellStart"/>
+      <w:r>
+        <w:rPr>
+          <w:rFonts w:ascii="Calibri" w:hAnsi="Calibri" w:cs="Calibri"/>
+          <w:color w:val="1E293B"/>
+          <w:sz w:val="22"/>
+          <w:szCs w:val="22"/>
+        </w:rPr>
+        <w:t>meminimalkan</w:t>
+      </w:r>
+      <w:proofErr w:type="spellEnd"/>
+      <w:r>
+        <w:rPr>
+          <w:rFonts w:ascii="Calibri" w:hAnsi="Calibri" w:cs="Calibri"/>
+          <w:color w:val="1E293B"/>
+          <w:sz w:val="22"/>
+          <w:szCs w:val="22"/>
+        </w:rPr>
+        <w:t xml:space="preserve"> </w:t>
+      </w:r>
+      <w:proofErr w:type="spellStart"/>
+      <w:r>
+        <w:rPr>
+          <w:rFonts w:ascii="Calibri" w:hAnsi="Calibri" w:cs="Calibri"/>
+          <w:color w:val="1E293B"/>
+          <w:sz w:val="22"/>
+          <w:szCs w:val="22"/>
+        </w:rPr>
+        <w:t>ketidaksesuaian</w:t>
+      </w:r>
+      <w:proofErr w:type="spellEnd"/>
+      <w:r>
+        <w:rPr>
+          <w:rFonts w:ascii="Calibri" w:hAnsi="Calibri" w:cs="Calibri"/>
+          <w:color w:val="1E293B"/>
+          <w:sz w:val="22"/>
+          <w:szCs w:val="22"/>
+        </w:rPr>
+        <w:t xml:space="preserve"> </w:t>
+      </w:r>
+      <w:proofErr w:type="spellStart"/>
+      <w:r>
+        <w:rPr>
+          <w:rFonts w:ascii="Calibri" w:hAnsi="Calibri" w:cs="Calibri"/>
+          <w:color w:val="1E293B"/>
+          <w:sz w:val="22"/>
+          <w:szCs w:val="22"/>
+        </w:rPr>
+        <w:t>saat</w:t>
+      </w:r>
+      <w:proofErr w:type="spellEnd"/>
+      <w:r>
+        <w:rPr>
+          <w:rFonts w:ascii="Calibri" w:hAnsi="Calibri" w:cs="Calibri"/>
+          <w:color w:val="1E293B"/>
+          <w:sz w:val="22"/>
+          <w:szCs w:val="22"/>
+        </w:rPr>
+        <w:t xml:space="preserve"> deploy </w:t>
+      </w:r>
+      <w:proofErr w:type="spellStart"/>
+      <w:r>
+        <w:rPr>
+          <w:rFonts w:ascii="Calibri" w:hAnsi="Calibri" w:cs="Calibri"/>
+          <w:color w:val="1E293B"/>
+          <w:sz w:val="22"/>
+          <w:szCs w:val="22"/>
+        </w:rPr>
+        <w:t>ke</w:t>
+      </w:r>
+      <w:proofErr w:type="spellEnd"/>
+      <w:r>
+        <w:rPr>
+          <w:rFonts w:ascii="Calibri" w:hAnsi="Calibri" w:cs="Calibri"/>
+          <w:color w:val="1E293B"/>
+          <w:sz w:val="22"/>
+          <w:szCs w:val="22"/>
+        </w:rPr>
+        <w:t xml:space="preserve"> server </w:t>
+      </w:r>
+      <w:proofErr w:type="spellStart"/>
+      <w:r>
+        <w:rPr>
+          <w:rFonts w:ascii="Calibri" w:hAnsi="Calibri" w:cs="Calibri"/>
+          <w:color w:val="1E293B"/>
+          <w:sz w:val="22"/>
+          <w:szCs w:val="22"/>
+        </w:rPr>
+        <w:t>produksi</w:t>
+      </w:r>
+      <w:proofErr w:type="spellEnd"/>
+      <w:r>
+        <w:rPr>
+          <w:rFonts w:ascii="Calibri" w:hAnsi="Calibri" w:cs="Calibri"/>
+          <w:color w:val="1E293B"/>
+          <w:sz w:val="22"/>
+          <w:szCs w:val="22"/>
+        </w:rPr>
+        <w:t>.</w:t>
       </w:r>
     </w:p>
     <w:p>
@@ -196,8 +995,58 @@
         <w:rPr>
           <w:rFonts w:ascii="Calibri" w:eastAsia="Times New Roman" w:hAnsi="Calibri" w:cs="Calibri"/>
         </w:rPr>
-        <w:t>2. Ringkasan Komparatif Komponen Sistem</w:t>
-      </w:r>
+        <w:t xml:space="preserve">2. </w:t>
+      </w:r>
+      <w:proofErr w:type="spellStart"/>
+      <w:r>
+        <w:rPr>
+          <w:rFonts w:ascii="Calibri" w:eastAsia="Times New Roman" w:hAnsi="Calibri" w:cs="Calibri"/>
+        </w:rPr>
+        <w:t>Ringkasan</w:t>
+      </w:r>
+      <w:proofErr w:type="spellEnd"/>
+      <w:r>
+        <w:rPr>
+          <w:rFonts w:ascii="Calibri" w:eastAsia="Times New Roman" w:hAnsi="Calibri" w:cs="Calibri"/>
+        </w:rPr>
+        <w:t xml:space="preserve"> </w:t>
+      </w:r>
+      <w:proofErr w:type="spellStart"/>
+      <w:r>
+        <w:rPr>
+          <w:rFonts w:ascii="Calibri" w:eastAsia="Times New Roman" w:hAnsi="Calibri" w:cs="Calibri"/>
+        </w:rPr>
+        <w:t>Komparatif</w:t>
+      </w:r>
+      <w:proofErr w:type="spellEnd"/>
+      <w:r>
+        <w:rPr>
+          <w:rFonts w:ascii="Calibri" w:eastAsia="Times New Roman" w:hAnsi="Calibri" w:cs="Calibri"/>
+        </w:rPr>
+        <w:t xml:space="preserve"> </w:t>
+      </w:r>
+      <w:proofErr w:type="spellStart"/>
+      <w:r>
+        <w:rPr>
+          <w:rFonts w:ascii="Calibri" w:eastAsia="Times New Roman" w:hAnsi="Calibri" w:cs="Calibri"/>
+        </w:rPr>
+        <w:t>Komponen</w:t>
+      </w:r>
+      <w:proofErr w:type="spellEnd"/>
+      <w:r>
+        <w:rPr>
+          <w:rFonts w:ascii="Calibri" w:eastAsia="Times New Roman" w:hAnsi="Calibri" w:cs="Calibri"/>
+        </w:rPr>
+        <w:t xml:space="preserve"> </w:t>
+      </w:r>
+      <w:proofErr w:type="spellStart"/>
+      <w:r>
+        <w:rPr>
+          <w:rFonts w:ascii="Calibri" w:eastAsia="Times New Roman" w:hAnsi="Calibri" w:cs="Calibri"/>
+        </w:rPr>
+        <w:t>Sistem</w:t>
+      </w:r>
+      <w:proofErr w:type="spellEnd"/>
     </w:p>
     <w:tbl>
       <w:tblPr>
@@ -250,6 +1099,7 @@
                 <w:szCs w:val="21"/>
               </w:rPr>
             </w:pPr>
+            <w:proofErr w:type="spellStart"/>
             <w:r>
               <w:rPr>
                 <w:rFonts w:ascii="Calibri" w:eastAsia="Times New Roman" w:hAnsi="Calibri" w:cs="Calibri"/>
@@ -259,8 +1109,33 @@
                 <w:sz w:val="21"/>
                 <w:szCs w:val="21"/>
               </w:rPr>
-              <w:t>Aspek Analisis</w:t>
-            </w:r>
+              <w:t>Aspek</w:t>
+            </w:r>
+            <w:proofErr w:type="spellEnd"/>
+            <w:r>
+              <w:rPr>
+                <w:rFonts w:ascii="Calibri" w:eastAsia="Times New Roman" w:hAnsi="Calibri" w:cs="Calibri"/>
+                <w:b/>
+                <w:bCs/>
+                <w:color w:val="FFFFFF"/>
+                <w:sz w:val="21"/>
+                <w:szCs w:val="21"/>
+              </w:rPr>
+              <w:t xml:space="preserve"> </w:t>
+            </w:r>
+            <w:proofErr w:type="spellStart"/>
+            <w:r>
+              <w:rPr>
+                <w:rFonts w:ascii="Calibri" w:eastAsia="Times New Roman" w:hAnsi="Calibri" w:cs="Calibri"/>
+                <w:b/>
+                <w:bCs/>
+                <w:color w:val="FFFFFF"/>
+                <w:sz w:val="21"/>
+                <w:szCs w:val="21"/>
+              </w:rPr>
+              <w:t>Analisis</w:t>
+            </w:r>
+            <w:proofErr w:type="spellEnd"/>
           </w:p>
         </w:tc>
         <w:tc>
@@ -303,7 +1178,31 @@
                 <w:sz w:val="21"/>
                 <w:szCs w:val="21"/>
               </w:rPr>
-              <w:t>Project NewKotainter Kita (Staging/Active)</w:t>
+              <w:t xml:space="preserve">Project </w:t>
+            </w:r>
+            <w:proofErr w:type="spellStart"/>
+            <w:r>
+              <w:rPr>
+                <w:rFonts w:ascii="Calibri" w:eastAsia="Times New Roman" w:hAnsi="Calibri" w:cs="Calibri"/>
+                <w:b/>
+                <w:bCs/>
+                <w:color w:val="FFFFFF"/>
+                <w:sz w:val="21"/>
+                <w:szCs w:val="21"/>
+              </w:rPr>
+              <w:t>NewKotainter</w:t>
+            </w:r>
+            <w:proofErr w:type="spellEnd"/>
+            <w:r>
+              <w:rPr>
+                <w:rFonts w:ascii="Calibri" w:eastAsia="Times New Roman" w:hAnsi="Calibri" w:cs="Calibri"/>
+                <w:b/>
+                <w:bCs/>
+                <w:color w:val="FFFFFF"/>
+                <w:sz w:val="21"/>
+                <w:szCs w:val="21"/>
+              </w:rPr>
+              <w:t xml:space="preserve"> Kita (Staging/Active)</w:t>
             </w:r>
           </w:p>
         </w:tc>
@@ -347,7 +1246,31 @@
                 <w:sz w:val="21"/>
                 <w:szCs w:val="21"/>
               </w:rPr>
-              <w:t>Project NewKotainter Lutfi (Production)</w:t>
+              <w:t xml:space="preserve">Project </w:t>
+            </w:r>
+            <w:proofErr w:type="spellStart"/>
+            <w:r>
+              <w:rPr>
+                <w:rFonts w:ascii="Calibri" w:eastAsia="Times New Roman" w:hAnsi="Calibri" w:cs="Calibri"/>
+                <w:b/>
+                <w:bCs/>
+                <w:color w:val="FFFFFF"/>
+                <w:sz w:val="21"/>
+                <w:szCs w:val="21"/>
+              </w:rPr>
+              <w:t>NewKotainter</w:t>
+            </w:r>
+            <w:proofErr w:type="spellEnd"/>
+            <w:r>
+              <w:rPr>
+                <w:rFonts w:ascii="Calibri" w:eastAsia="Times New Roman" w:hAnsi="Calibri" w:cs="Calibri"/>
+                <w:b/>
+                <w:bCs/>
+                <w:color w:val="FFFFFF"/>
+                <w:sz w:val="21"/>
+                <w:szCs w:val="21"/>
+              </w:rPr>
+              <w:t xml:space="preserve"> Lutfi (Production)</w:t>
             </w:r>
           </w:p>
         </w:tc>
@@ -380,6 +1303,7 @@
                 <w:szCs w:val="20"/>
               </w:rPr>
             </w:pPr>
+            <w:proofErr w:type="spellStart"/>
             <w:r>
               <w:rPr>
                 <w:rStyle w:val="Strong"/>
@@ -388,8 +1312,31 @@
                 <w:sz w:val="20"/>
                 <w:szCs w:val="20"/>
               </w:rPr>
-              <w:t>Struktur Source &amp; Direktori</w:t>
-            </w:r>
+              <w:t>Struktur</w:t>
+            </w:r>
+            <w:proofErr w:type="spellEnd"/>
+            <w:r>
+              <w:rPr>
+                <w:rStyle w:val="Strong"/>
+                <w:rFonts w:ascii="Calibri" w:eastAsia="Times New Roman" w:hAnsi="Calibri" w:cs="Calibri"/>
+                <w:color w:val="1E293B"/>
+                <w:sz w:val="20"/>
+                <w:szCs w:val="20"/>
+              </w:rPr>
+              <w:t xml:space="preserve"> Source &amp; </w:t>
+            </w:r>
+            <w:proofErr w:type="spellStart"/>
+            <w:r>
+              <w:rPr>
+                <w:rStyle w:val="Strong"/>
+                <w:rFonts w:ascii="Calibri" w:eastAsia="Times New Roman" w:hAnsi="Calibri" w:cs="Calibri"/>
+                <w:color w:val="1E293B"/>
+                <w:sz w:val="20"/>
+                <w:szCs w:val="20"/>
+              </w:rPr>
+              <w:t>Direktori</w:t>
+            </w:r>
+            <w:proofErr w:type="spellEnd"/>
           </w:p>
         </w:tc>
         <w:tc>
@@ -419,6 +1366,7 @@
                 <w:szCs w:val="20"/>
               </w:rPr>
             </w:pPr>
+            <w:proofErr w:type="spellStart"/>
             <w:r>
               <w:rPr>
                 <w:rStyle w:val="Strong"/>
@@ -427,16 +1375,69 @@
                 <w:sz w:val="20"/>
                 <w:szCs w:val="20"/>
               </w:rPr>
-              <w:t>Monorepo Terintegrasi:</w:t>
-            </w:r>
-            <w:r>
-              <w:rPr>
-                <w:rFonts w:ascii="Calibri" w:eastAsia="Times New Roman" w:hAnsi="Calibri" w:cs="Calibri"/>
-                <w:color w:val="1E293B"/>
-                <w:sz w:val="20"/>
-                <w:szCs w:val="20"/>
-              </w:rPr>
-              <w:t xml:space="preserve"> Menyisipkan source React di folder </w:t>
+              <w:t>Monorepo</w:t>
+            </w:r>
+            <w:proofErr w:type="spellEnd"/>
+            <w:r>
+              <w:rPr>
+                <w:rStyle w:val="Strong"/>
+                <w:rFonts w:ascii="Calibri" w:eastAsia="Times New Roman" w:hAnsi="Calibri" w:cs="Calibri"/>
+                <w:color w:val="1E293B"/>
+                <w:sz w:val="20"/>
+                <w:szCs w:val="20"/>
+              </w:rPr>
+              <w:t xml:space="preserve"> </w:t>
+            </w:r>
+            <w:proofErr w:type="spellStart"/>
+            <w:r>
+              <w:rPr>
+                <w:rStyle w:val="Strong"/>
+                <w:rFonts w:ascii="Calibri" w:eastAsia="Times New Roman" w:hAnsi="Calibri" w:cs="Calibri"/>
+                <w:color w:val="1E293B"/>
+                <w:sz w:val="20"/>
+                <w:szCs w:val="20"/>
+              </w:rPr>
+              <w:t>Terintegrasi</w:t>
+            </w:r>
+            <w:proofErr w:type="spellEnd"/>
+            <w:r>
+              <w:rPr>
+                <w:rStyle w:val="Strong"/>
+                <w:rFonts w:ascii="Calibri" w:eastAsia="Times New Roman" w:hAnsi="Calibri" w:cs="Calibri"/>
+                <w:color w:val="1E293B"/>
+                <w:sz w:val="20"/>
+                <w:szCs w:val="20"/>
+              </w:rPr>
+              <w:t>:</w:t>
+            </w:r>
+            <w:r>
+              <w:rPr>
+                <w:rFonts w:ascii="Calibri" w:eastAsia="Times New Roman" w:hAnsi="Calibri" w:cs="Calibri"/>
+                <w:color w:val="1E293B"/>
+                <w:sz w:val="20"/>
+                <w:szCs w:val="20"/>
+              </w:rPr>
+              <w:t xml:space="preserve"> </w:t>
+            </w:r>
+            <w:proofErr w:type="spellStart"/>
+            <w:r>
+              <w:rPr>
+                <w:rFonts w:ascii="Calibri" w:eastAsia="Times New Roman" w:hAnsi="Calibri" w:cs="Calibri"/>
+                <w:color w:val="1E293B"/>
+                <w:sz w:val="20"/>
+                <w:szCs w:val="20"/>
+              </w:rPr>
+              <w:t>Menyisipkan</w:t>
+            </w:r>
+            <w:proofErr w:type="spellEnd"/>
+            <w:r>
+              <w:rPr>
+                <w:rFonts w:ascii="Calibri" w:eastAsia="Times New Roman" w:hAnsi="Calibri" w:cs="Calibri"/>
+                <w:color w:val="1E293B"/>
+                <w:sz w:val="20"/>
+                <w:szCs w:val="20"/>
+              </w:rPr>
+              <w:t xml:space="preserve"> source React di folder </w:t>
             </w:r>
             <w:r>
               <w:rPr>
@@ -459,25 +1460,112 @@
                 <w:rStyle w:val="HTMLCode"/>
                 <w:color w:val="1E293B"/>
               </w:rPr>
-              <w:t>/api/</w:t>
-            </w:r>
-            <w:r>
-              <w:rPr>
-                <w:rFonts w:ascii="Calibri" w:eastAsia="Times New Roman" w:hAnsi="Calibri" w:cs="Calibri"/>
-                <w:color w:val="1E293B"/>
-                <w:sz w:val="20"/>
-                <w:szCs w:val="20"/>
-              </w:rPr>
-              <w:t>. Kompilasi build langsung diekspor ke folder ro</w:t>
-            </w:r>
-            <w:r>
-              <w:rPr>
-                <w:rFonts w:ascii="Calibri" w:eastAsia="Times New Roman" w:hAnsi="Calibri" w:cs="Calibri"/>
-                <w:color w:val="1E293B"/>
-                <w:sz w:val="20"/>
-                <w:szCs w:val="20"/>
-              </w:rPr>
-              <w:t>ot.</w:t>
+              <w:t>/</w:t>
+            </w:r>
+            <w:proofErr w:type="spellStart"/>
+            <w:r>
+              <w:rPr>
+                <w:rStyle w:val="HTMLCode"/>
+                <w:color w:val="1E293B"/>
+              </w:rPr>
+              <w:t>api</w:t>
+            </w:r>
+            <w:proofErr w:type="spellEnd"/>
+            <w:r>
+              <w:rPr>
+                <w:rStyle w:val="HTMLCode"/>
+                <w:color w:val="1E293B"/>
+              </w:rPr>
+              <w:t>/</w:t>
+            </w:r>
+            <w:r>
+              <w:rPr>
+                <w:rFonts w:ascii="Calibri" w:eastAsia="Times New Roman" w:hAnsi="Calibri" w:cs="Calibri"/>
+                <w:color w:val="1E293B"/>
+                <w:sz w:val="20"/>
+                <w:szCs w:val="20"/>
+              </w:rPr>
+              <w:t xml:space="preserve">. </w:t>
+            </w:r>
+            <w:proofErr w:type="spellStart"/>
+            <w:r>
+              <w:rPr>
+                <w:rFonts w:ascii="Calibri" w:eastAsia="Times New Roman" w:hAnsi="Calibri" w:cs="Calibri"/>
+                <w:color w:val="1E293B"/>
+                <w:sz w:val="20"/>
+                <w:szCs w:val="20"/>
+              </w:rPr>
+              <w:t>Kompilasi</w:t>
+            </w:r>
+            <w:proofErr w:type="spellEnd"/>
+            <w:r>
+              <w:rPr>
+                <w:rFonts w:ascii="Calibri" w:eastAsia="Times New Roman" w:hAnsi="Calibri" w:cs="Calibri"/>
+                <w:color w:val="1E293B"/>
+                <w:sz w:val="20"/>
+                <w:szCs w:val="20"/>
+              </w:rPr>
+              <w:t xml:space="preserve"> build </w:t>
+            </w:r>
+            <w:proofErr w:type="spellStart"/>
+            <w:r>
+              <w:rPr>
+                <w:rFonts w:ascii="Calibri" w:eastAsia="Times New Roman" w:hAnsi="Calibri" w:cs="Calibri"/>
+                <w:color w:val="1E293B"/>
+                <w:sz w:val="20"/>
+                <w:szCs w:val="20"/>
+              </w:rPr>
+              <w:t>langsung</w:t>
+            </w:r>
+            <w:proofErr w:type="spellEnd"/>
+            <w:r>
+              <w:rPr>
+                <w:rFonts w:ascii="Calibri" w:eastAsia="Times New Roman" w:hAnsi="Calibri" w:cs="Calibri"/>
+                <w:color w:val="1E293B"/>
+                <w:sz w:val="20"/>
+                <w:szCs w:val="20"/>
+              </w:rPr>
+              <w:t xml:space="preserve"> </w:t>
+            </w:r>
+            <w:proofErr w:type="spellStart"/>
+            <w:r>
+              <w:rPr>
+                <w:rFonts w:ascii="Calibri" w:eastAsia="Times New Roman" w:hAnsi="Calibri" w:cs="Calibri"/>
+                <w:color w:val="1E293B"/>
+                <w:sz w:val="20"/>
+                <w:szCs w:val="20"/>
+              </w:rPr>
+              <w:t>diekspor</w:t>
+            </w:r>
+            <w:proofErr w:type="spellEnd"/>
+            <w:r>
+              <w:rPr>
+                <w:rFonts w:ascii="Calibri" w:eastAsia="Times New Roman" w:hAnsi="Calibri" w:cs="Calibri"/>
+                <w:color w:val="1E293B"/>
+                <w:sz w:val="20"/>
+                <w:szCs w:val="20"/>
+              </w:rPr>
+              <w:t xml:space="preserve"> </w:t>
+            </w:r>
+            <w:proofErr w:type="spellStart"/>
+            <w:r>
+              <w:rPr>
+                <w:rFonts w:ascii="Calibri" w:eastAsia="Times New Roman" w:hAnsi="Calibri" w:cs="Calibri"/>
+                <w:color w:val="1E293B"/>
+                <w:sz w:val="20"/>
+                <w:szCs w:val="20"/>
+              </w:rPr>
+              <w:t>ke</w:t>
+            </w:r>
+            <w:proofErr w:type="spellEnd"/>
+            <w:r>
+              <w:rPr>
+                <w:rFonts w:ascii="Calibri" w:eastAsia="Times New Roman" w:hAnsi="Calibri" w:cs="Calibri"/>
+                <w:color w:val="1E293B"/>
+                <w:sz w:val="20"/>
+                <w:szCs w:val="20"/>
+              </w:rPr>
+              <w:t xml:space="preserve"> folder root.</w:t>
             </w:r>
           </w:p>
         </w:tc>
@@ -508,6 +1596,7 @@
                 <w:szCs w:val="20"/>
               </w:rPr>
             </w:pPr>
+            <w:proofErr w:type="spellStart"/>
             <w:r>
               <w:rPr>
                 <w:rStyle w:val="Strong"/>
@@ -516,7 +1605,62 @@
                 <w:sz w:val="20"/>
                 <w:szCs w:val="20"/>
               </w:rPr>
-              <w:t>Terpisah Secara Fisik:</w:t>
+              <w:t>Terpisah</w:t>
+            </w:r>
+            <w:proofErr w:type="spellEnd"/>
+            <w:r>
+              <w:rPr>
+                <w:rStyle w:val="Strong"/>
+                <w:rFonts w:ascii="Calibri" w:eastAsia="Times New Roman" w:hAnsi="Calibri" w:cs="Calibri"/>
+                <w:color w:val="1E293B"/>
+                <w:sz w:val="20"/>
+                <w:szCs w:val="20"/>
+              </w:rPr>
+              <w:t xml:space="preserve"> </w:t>
+            </w:r>
+            <w:proofErr w:type="spellStart"/>
+            <w:r>
+              <w:rPr>
+                <w:rStyle w:val="Strong"/>
+                <w:rFonts w:ascii="Calibri" w:eastAsia="Times New Roman" w:hAnsi="Calibri" w:cs="Calibri"/>
+                <w:color w:val="1E293B"/>
+                <w:sz w:val="20"/>
+                <w:szCs w:val="20"/>
+              </w:rPr>
+              <w:t>Secara</w:t>
+            </w:r>
+            <w:proofErr w:type="spellEnd"/>
+            <w:r>
+              <w:rPr>
+                <w:rStyle w:val="Strong"/>
+                <w:rFonts w:ascii="Calibri" w:eastAsia="Times New Roman" w:hAnsi="Calibri" w:cs="Calibri"/>
+                <w:color w:val="1E293B"/>
+                <w:sz w:val="20"/>
+                <w:szCs w:val="20"/>
+              </w:rPr>
+              <w:t xml:space="preserve"> </w:t>
+            </w:r>
+            <w:proofErr w:type="spellStart"/>
+            <w:r>
+              <w:rPr>
+                <w:rStyle w:val="Strong"/>
+                <w:rFonts w:ascii="Calibri" w:eastAsia="Times New Roman" w:hAnsi="Calibri" w:cs="Calibri"/>
+                <w:color w:val="1E293B"/>
+                <w:sz w:val="20"/>
+                <w:szCs w:val="20"/>
+              </w:rPr>
+              <w:t>Fisik</w:t>
+            </w:r>
+            <w:proofErr w:type="spellEnd"/>
+            <w:r>
+              <w:rPr>
+                <w:rStyle w:val="Strong"/>
+                <w:rFonts w:ascii="Calibri" w:eastAsia="Times New Roman" w:hAnsi="Calibri" w:cs="Calibri"/>
+                <w:color w:val="1E293B"/>
+                <w:sz w:val="20"/>
+                <w:szCs w:val="20"/>
+              </w:rPr>
+              <w:t>:</w:t>
             </w:r>
             <w:r>
               <w:rPr>
@@ -532,16 +1676,212 @@
                 <w:rStyle w:val="HTMLCode"/>
                 <w:color w:val="1E293B"/>
               </w:rPr>
-              <w:t>/newkotainter/</w:t>
-            </w:r>
-            <w:r>
-              <w:rPr>
-                <w:rFonts w:ascii="Calibri" w:eastAsia="Times New Roman" w:hAnsi="Calibri" w:cs="Calibri"/>
-                <w:color w:val="1E293B"/>
-                <w:sz w:val="20"/>
-                <w:szCs w:val="20"/>
-              </w:rPr>
-              <w:t xml:space="preserve"> hanya berisi berkas build siap pakai. Kode sumber React dikelola terpisah di luar server.</w:t>
+              <w:t>/</w:t>
+            </w:r>
+            <w:proofErr w:type="spellStart"/>
+            <w:r>
+              <w:rPr>
+                <w:rStyle w:val="HTMLCode"/>
+                <w:color w:val="1E293B"/>
+              </w:rPr>
+              <w:t>newkotainter</w:t>
+            </w:r>
+            <w:proofErr w:type="spellEnd"/>
+            <w:r>
+              <w:rPr>
+                <w:rStyle w:val="HTMLCode"/>
+                <w:color w:val="1E293B"/>
+              </w:rPr>
+              <w:t>/</w:t>
+            </w:r>
+            <w:r>
+              <w:rPr>
+                <w:rFonts w:ascii="Calibri" w:eastAsia="Times New Roman" w:hAnsi="Calibri" w:cs="Calibri"/>
+                <w:color w:val="1E293B"/>
+                <w:sz w:val="20"/>
+                <w:szCs w:val="20"/>
+              </w:rPr>
+              <w:t xml:space="preserve"> </w:t>
+            </w:r>
+            <w:proofErr w:type="spellStart"/>
+            <w:r>
+              <w:rPr>
+                <w:rFonts w:ascii="Calibri" w:eastAsia="Times New Roman" w:hAnsi="Calibri" w:cs="Calibri"/>
+                <w:color w:val="1E293B"/>
+                <w:sz w:val="20"/>
+                <w:szCs w:val="20"/>
+              </w:rPr>
+              <w:t>hanya</w:t>
+            </w:r>
+            <w:proofErr w:type="spellEnd"/>
+            <w:r>
+              <w:rPr>
+                <w:rFonts w:ascii="Calibri" w:eastAsia="Times New Roman" w:hAnsi="Calibri" w:cs="Calibri"/>
+                <w:color w:val="1E293B"/>
+                <w:sz w:val="20"/>
+                <w:szCs w:val="20"/>
+              </w:rPr>
+              <w:t xml:space="preserve"> </w:t>
+            </w:r>
+            <w:proofErr w:type="spellStart"/>
+            <w:r>
+              <w:rPr>
+                <w:rFonts w:ascii="Calibri" w:eastAsia="Times New Roman" w:hAnsi="Calibri" w:cs="Calibri"/>
+                <w:color w:val="1E293B"/>
+                <w:sz w:val="20"/>
+                <w:szCs w:val="20"/>
+              </w:rPr>
+              <w:t>berisi</w:t>
+            </w:r>
+            <w:proofErr w:type="spellEnd"/>
+            <w:r>
+              <w:rPr>
+                <w:rFonts w:ascii="Calibri" w:eastAsia="Times New Roman" w:hAnsi="Calibri" w:cs="Calibri"/>
+                <w:color w:val="1E293B"/>
+                <w:sz w:val="20"/>
+                <w:szCs w:val="20"/>
+              </w:rPr>
+              <w:t xml:space="preserve"> </w:t>
+            </w:r>
+            <w:proofErr w:type="spellStart"/>
+            <w:r>
+              <w:rPr>
+                <w:rFonts w:ascii="Calibri" w:eastAsia="Times New Roman" w:hAnsi="Calibri" w:cs="Calibri"/>
+                <w:color w:val="1E293B"/>
+                <w:sz w:val="20"/>
+                <w:szCs w:val="20"/>
+              </w:rPr>
+              <w:t>berkas</w:t>
+            </w:r>
+            <w:proofErr w:type="spellEnd"/>
+            <w:r>
+              <w:rPr>
+                <w:rFonts w:ascii="Calibri" w:eastAsia="Times New Roman" w:hAnsi="Calibri" w:cs="Calibri"/>
+                <w:color w:val="1E293B"/>
+                <w:sz w:val="20"/>
+                <w:szCs w:val="20"/>
+              </w:rPr>
+              <w:t xml:space="preserve"> build </w:t>
+            </w:r>
+            <w:proofErr w:type="spellStart"/>
+            <w:r>
+              <w:rPr>
+                <w:rFonts w:ascii="Calibri" w:eastAsia="Times New Roman" w:hAnsi="Calibri" w:cs="Calibri"/>
+                <w:color w:val="1E293B"/>
+                <w:sz w:val="20"/>
+                <w:szCs w:val="20"/>
+              </w:rPr>
+              <w:t>siap</w:t>
+            </w:r>
+            <w:proofErr w:type="spellEnd"/>
+            <w:r>
+              <w:rPr>
+                <w:rFonts w:ascii="Calibri" w:eastAsia="Times New Roman" w:hAnsi="Calibri" w:cs="Calibri"/>
+                <w:color w:val="1E293B"/>
+                <w:sz w:val="20"/>
+                <w:szCs w:val="20"/>
+              </w:rPr>
+              <w:t xml:space="preserve"> </w:t>
+            </w:r>
+            <w:proofErr w:type="spellStart"/>
+            <w:r>
+              <w:rPr>
+                <w:rFonts w:ascii="Calibri" w:eastAsia="Times New Roman" w:hAnsi="Calibri" w:cs="Calibri"/>
+                <w:color w:val="1E293B"/>
+                <w:sz w:val="20"/>
+                <w:szCs w:val="20"/>
+              </w:rPr>
+              <w:t>pakai</w:t>
+            </w:r>
+            <w:proofErr w:type="spellEnd"/>
+            <w:r>
+              <w:rPr>
+                <w:rFonts w:ascii="Calibri" w:eastAsia="Times New Roman" w:hAnsi="Calibri" w:cs="Calibri"/>
+                <w:color w:val="1E293B"/>
+                <w:sz w:val="20"/>
+                <w:szCs w:val="20"/>
+              </w:rPr>
+              <w:t xml:space="preserve">. Kode </w:t>
+            </w:r>
+            <w:proofErr w:type="spellStart"/>
+            <w:r>
+              <w:rPr>
+                <w:rFonts w:ascii="Calibri" w:eastAsia="Times New Roman" w:hAnsi="Calibri" w:cs="Calibri"/>
+                <w:color w:val="1E293B"/>
+                <w:sz w:val="20"/>
+                <w:szCs w:val="20"/>
+              </w:rPr>
+              <w:t>sumber</w:t>
+            </w:r>
+            <w:proofErr w:type="spellEnd"/>
+            <w:r>
+              <w:rPr>
+                <w:rFonts w:ascii="Calibri" w:eastAsia="Times New Roman" w:hAnsi="Calibri" w:cs="Calibri"/>
+                <w:color w:val="1E293B"/>
+                <w:sz w:val="20"/>
+                <w:szCs w:val="20"/>
+              </w:rPr>
+              <w:t xml:space="preserve"> React </w:t>
+            </w:r>
+            <w:proofErr w:type="spellStart"/>
+            <w:r>
+              <w:rPr>
+                <w:rFonts w:ascii="Calibri" w:eastAsia="Times New Roman" w:hAnsi="Calibri" w:cs="Calibri"/>
+                <w:color w:val="1E293B"/>
+                <w:sz w:val="20"/>
+                <w:szCs w:val="20"/>
+              </w:rPr>
+              <w:t>dikelola</w:t>
+            </w:r>
+            <w:proofErr w:type="spellEnd"/>
+            <w:r>
+              <w:rPr>
+                <w:rFonts w:ascii="Calibri" w:eastAsia="Times New Roman" w:hAnsi="Calibri" w:cs="Calibri"/>
+                <w:color w:val="1E293B"/>
+                <w:sz w:val="20"/>
+                <w:szCs w:val="20"/>
+              </w:rPr>
+              <w:t xml:space="preserve"> </w:t>
+            </w:r>
+            <w:proofErr w:type="spellStart"/>
+            <w:r>
+              <w:rPr>
+                <w:rFonts w:ascii="Calibri" w:eastAsia="Times New Roman" w:hAnsi="Calibri" w:cs="Calibri"/>
+                <w:color w:val="1E293B"/>
+                <w:sz w:val="20"/>
+                <w:szCs w:val="20"/>
+              </w:rPr>
+              <w:t>terpisah</w:t>
+            </w:r>
+            <w:proofErr w:type="spellEnd"/>
+            <w:r>
+              <w:rPr>
+                <w:rFonts w:ascii="Calibri" w:eastAsia="Times New Roman" w:hAnsi="Calibri" w:cs="Calibri"/>
+                <w:color w:val="1E293B"/>
+                <w:sz w:val="20"/>
+                <w:szCs w:val="20"/>
+              </w:rPr>
+              <w:t xml:space="preserve"> di </w:t>
+            </w:r>
+            <w:proofErr w:type="spellStart"/>
+            <w:r>
+              <w:rPr>
+                <w:rFonts w:ascii="Calibri" w:eastAsia="Times New Roman" w:hAnsi="Calibri" w:cs="Calibri"/>
+                <w:color w:val="1E293B"/>
+                <w:sz w:val="20"/>
+                <w:szCs w:val="20"/>
+              </w:rPr>
+              <w:t>luar</w:t>
+            </w:r>
+            <w:proofErr w:type="spellEnd"/>
+            <w:r>
+              <w:rPr>
+                <w:rFonts w:ascii="Calibri" w:eastAsia="Times New Roman" w:hAnsi="Calibri" w:cs="Calibri"/>
+                <w:color w:val="1E293B"/>
+                <w:sz w:val="20"/>
+                <w:szCs w:val="20"/>
+              </w:rPr>
+              <w:t xml:space="preserve"> server.</w:t>
             </w:r>
           </w:p>
         </w:tc>
@@ -622,15 +1962,47 @@
               </w:rPr>
               <w:t xml:space="preserve">React JS + Custom Vanilla CSS (Premium &amp; </w:t>
             </w:r>
-            <w:r>
-              <w:rPr>
-                <w:rFonts w:ascii="Calibri" w:eastAsia="Times New Roman" w:hAnsi="Calibri" w:cs="Calibri"/>
-                <w:color w:val="1E293B"/>
-                <w:sz w:val="20"/>
-                <w:szCs w:val="20"/>
-              </w:rPr>
-              <w:t xml:space="preserve">Ringan). Menggunakan library icon </w:t>
-            </w:r>
+            <w:proofErr w:type="spellStart"/>
+            <w:r>
+              <w:rPr>
+                <w:rFonts w:ascii="Calibri" w:eastAsia="Times New Roman" w:hAnsi="Calibri" w:cs="Calibri"/>
+                <w:color w:val="1E293B"/>
+                <w:sz w:val="20"/>
+                <w:szCs w:val="20"/>
+              </w:rPr>
+              <w:t>Ringan</w:t>
+            </w:r>
+            <w:proofErr w:type="spellEnd"/>
+            <w:r>
+              <w:rPr>
+                <w:rFonts w:ascii="Calibri" w:eastAsia="Times New Roman" w:hAnsi="Calibri" w:cs="Calibri"/>
+                <w:color w:val="1E293B"/>
+                <w:sz w:val="20"/>
+                <w:szCs w:val="20"/>
+              </w:rPr>
+              <w:t xml:space="preserve">). </w:t>
+            </w:r>
+            <w:proofErr w:type="spellStart"/>
+            <w:r>
+              <w:rPr>
+                <w:rFonts w:ascii="Calibri" w:eastAsia="Times New Roman" w:hAnsi="Calibri" w:cs="Calibri"/>
+                <w:color w:val="1E293B"/>
+                <w:sz w:val="20"/>
+                <w:szCs w:val="20"/>
+              </w:rPr>
+              <w:t>Menggunakan</w:t>
+            </w:r>
+            <w:proofErr w:type="spellEnd"/>
+            <w:r>
+              <w:rPr>
+                <w:rFonts w:ascii="Calibri" w:eastAsia="Times New Roman" w:hAnsi="Calibri" w:cs="Calibri"/>
+                <w:color w:val="1E293B"/>
+                <w:sz w:val="20"/>
+                <w:szCs w:val="20"/>
+              </w:rPr>
+              <w:t xml:space="preserve"> library icon </w:t>
+            </w:r>
+            <w:proofErr w:type="spellStart"/>
             <w:r>
               <w:rPr>
                 <w:rStyle w:val="Strong"/>
@@ -641,6 +2013,7 @@
               </w:rPr>
               <w:t>PrimeIcons</w:t>
             </w:r>
+            <w:proofErr w:type="spellEnd"/>
             <w:r>
               <w:rPr>
                 <w:rFonts w:ascii="Calibri" w:eastAsia="Times New Roman" w:hAnsi="Calibri" w:cs="Calibri"/>
@@ -712,16 +2085,78 @@
                 <w:sz w:val="20"/>
                 <w:szCs w:val="20"/>
               </w:rPr>
-              <w:t>Ant Design (antd)</w:t>
-            </w:r>
-            <w:r>
-              <w:rPr>
-                <w:rFonts w:ascii="Calibri" w:eastAsia="Times New Roman" w:hAnsi="Calibri" w:cs="Calibri"/>
-                <w:color w:val="1E293B"/>
-                <w:sz w:val="20"/>
-                <w:szCs w:val="20"/>
-              </w:rPr>
-              <w:t xml:space="preserve"> (library komponen antd dan Ant Design Icons).</w:t>
+              <w:t>Ant Design (</w:t>
+            </w:r>
+            <w:proofErr w:type="spellStart"/>
+            <w:r>
+              <w:rPr>
+                <w:rStyle w:val="Strong"/>
+                <w:rFonts w:ascii="Calibri" w:eastAsia="Times New Roman" w:hAnsi="Calibri" w:cs="Calibri"/>
+                <w:color w:val="1E293B"/>
+                <w:sz w:val="20"/>
+                <w:szCs w:val="20"/>
+              </w:rPr>
+              <w:t>antd</w:t>
+            </w:r>
+            <w:proofErr w:type="spellEnd"/>
+            <w:r>
+              <w:rPr>
+                <w:rStyle w:val="Strong"/>
+                <w:rFonts w:ascii="Calibri" w:eastAsia="Times New Roman" w:hAnsi="Calibri" w:cs="Calibri"/>
+                <w:color w:val="1E293B"/>
+                <w:sz w:val="20"/>
+                <w:szCs w:val="20"/>
+              </w:rPr>
+              <w:t>)</w:t>
+            </w:r>
+            <w:r>
+              <w:rPr>
+                <w:rFonts w:ascii="Calibri" w:eastAsia="Times New Roman" w:hAnsi="Calibri" w:cs="Calibri"/>
+                <w:color w:val="1E293B"/>
+                <w:sz w:val="20"/>
+                <w:szCs w:val="20"/>
+              </w:rPr>
+              <w:t xml:space="preserve"> (library </w:t>
+            </w:r>
+            <w:proofErr w:type="spellStart"/>
+            <w:r>
+              <w:rPr>
+                <w:rFonts w:ascii="Calibri" w:eastAsia="Times New Roman" w:hAnsi="Calibri" w:cs="Calibri"/>
+                <w:color w:val="1E293B"/>
+                <w:sz w:val="20"/>
+                <w:szCs w:val="20"/>
+              </w:rPr>
+              <w:t>komponen</w:t>
+            </w:r>
+            <w:proofErr w:type="spellEnd"/>
+            <w:r>
+              <w:rPr>
+                <w:rFonts w:ascii="Calibri" w:eastAsia="Times New Roman" w:hAnsi="Calibri" w:cs="Calibri"/>
+                <w:color w:val="1E293B"/>
+                <w:sz w:val="20"/>
+                <w:szCs w:val="20"/>
+              </w:rPr>
+              <w:t xml:space="preserve"> </w:t>
+            </w:r>
+            <w:proofErr w:type="spellStart"/>
+            <w:r>
+              <w:rPr>
+                <w:rFonts w:ascii="Calibri" w:eastAsia="Times New Roman" w:hAnsi="Calibri" w:cs="Calibri"/>
+                <w:color w:val="1E293B"/>
+                <w:sz w:val="20"/>
+                <w:szCs w:val="20"/>
+              </w:rPr>
+              <w:t>antd</w:t>
+            </w:r>
+            <w:proofErr w:type="spellEnd"/>
+            <w:r>
+              <w:rPr>
+                <w:rFonts w:ascii="Calibri" w:eastAsia="Times New Roman" w:hAnsi="Calibri" w:cs="Calibri"/>
+                <w:color w:val="1E293B"/>
+                <w:sz w:val="20"/>
+                <w:szCs w:val="20"/>
+              </w:rPr>
+              <w:t xml:space="preserve"> dan Ant Design Icons).</w:t>
             </w:r>
           </w:p>
         </w:tc>
@@ -793,14 +2228,85 @@
                 <w:szCs w:val="20"/>
               </w:rPr>
             </w:pPr>
-            <w:r>
-              <w:rPr>
-                <w:rFonts w:ascii="Calibri" w:eastAsia="Times New Roman" w:hAnsi="Calibri" w:cs="Calibri"/>
-                <w:color w:val="1E293B"/>
-                <w:sz w:val="20"/>
-                <w:szCs w:val="20"/>
-              </w:rPr>
-              <w:t xml:space="preserve">Membaca data stream JSON dengan proteksi filter XSS bawaan CodeIgniter: </w:t>
+            <w:proofErr w:type="spellStart"/>
+            <w:r>
+              <w:rPr>
+                <w:rFonts w:ascii="Calibri" w:eastAsia="Times New Roman" w:hAnsi="Calibri" w:cs="Calibri"/>
+                <w:color w:val="1E293B"/>
+                <w:sz w:val="20"/>
+                <w:szCs w:val="20"/>
+              </w:rPr>
+              <w:t>Membaca</w:t>
+            </w:r>
+            <w:proofErr w:type="spellEnd"/>
+            <w:r>
+              <w:rPr>
+                <w:rFonts w:ascii="Calibri" w:eastAsia="Times New Roman" w:hAnsi="Calibri" w:cs="Calibri"/>
+                <w:color w:val="1E293B"/>
+                <w:sz w:val="20"/>
+                <w:szCs w:val="20"/>
+              </w:rPr>
+              <w:t xml:space="preserve"> data stream JSON </w:t>
+            </w:r>
+            <w:proofErr w:type="spellStart"/>
+            <w:r>
+              <w:rPr>
+                <w:rFonts w:ascii="Calibri" w:eastAsia="Times New Roman" w:hAnsi="Calibri" w:cs="Calibri"/>
+                <w:color w:val="1E293B"/>
+                <w:sz w:val="20"/>
+                <w:szCs w:val="20"/>
+              </w:rPr>
+              <w:t>dengan</w:t>
+            </w:r>
+            <w:proofErr w:type="spellEnd"/>
+            <w:r>
+              <w:rPr>
+                <w:rFonts w:ascii="Calibri" w:eastAsia="Times New Roman" w:hAnsi="Calibri" w:cs="Calibri"/>
+                <w:color w:val="1E293B"/>
+                <w:sz w:val="20"/>
+                <w:szCs w:val="20"/>
+              </w:rPr>
+              <w:t xml:space="preserve"> </w:t>
+            </w:r>
+            <w:proofErr w:type="spellStart"/>
+            <w:r>
+              <w:rPr>
+                <w:rFonts w:ascii="Calibri" w:eastAsia="Times New Roman" w:hAnsi="Calibri" w:cs="Calibri"/>
+                <w:color w:val="1E293B"/>
+                <w:sz w:val="20"/>
+                <w:szCs w:val="20"/>
+              </w:rPr>
+              <w:t>proteksi</w:t>
+            </w:r>
+            <w:proofErr w:type="spellEnd"/>
+            <w:r>
+              <w:rPr>
+                <w:rFonts w:ascii="Calibri" w:eastAsia="Times New Roman" w:hAnsi="Calibri" w:cs="Calibri"/>
+                <w:color w:val="1E293B"/>
+                <w:sz w:val="20"/>
+                <w:szCs w:val="20"/>
+              </w:rPr>
+              <w:t xml:space="preserve"> filter XSS </w:t>
+            </w:r>
+            <w:proofErr w:type="spellStart"/>
+            <w:r>
+              <w:rPr>
+                <w:rFonts w:ascii="Calibri" w:eastAsia="Times New Roman" w:hAnsi="Calibri" w:cs="Calibri"/>
+                <w:color w:val="1E293B"/>
+                <w:sz w:val="20"/>
+                <w:szCs w:val="20"/>
+              </w:rPr>
+              <w:t>bawaan</w:t>
+            </w:r>
+            <w:proofErr w:type="spellEnd"/>
+            <w:r>
+              <w:rPr>
+                <w:rFonts w:ascii="Calibri" w:eastAsia="Times New Roman" w:hAnsi="Calibri" w:cs="Calibri"/>
+                <w:color w:val="1E293B"/>
+                <w:sz w:val="20"/>
+                <w:szCs w:val="20"/>
+              </w:rPr>
+              <w:t xml:space="preserve"> CodeIgniter: </w:t>
             </w:r>
           </w:p>
           <w:p>
@@ -822,8 +2328,9 @@
                 <w:sz w:val="19"/>
                 <w:szCs w:val="19"/>
               </w:rPr>
-              <w:t>$clean = $this-&gt;securit</w:t>
-            </w:r>
+              <w:t>$clean = $this-&gt;security-&gt;</w:t>
+            </w:r>
+            <w:proofErr w:type="spellStart"/>
             <w:r>
               <w:rPr>
                 <w:rFonts w:ascii="Consolas" w:eastAsia="Times New Roman" w:hAnsi="Consolas" w:cs="Calibri"/>
@@ -831,8 +2338,9 @@
                 <w:sz w:val="19"/>
                 <w:szCs w:val="19"/>
               </w:rPr>
-              <w:t>y-&gt;xss_clean($this-&gt;input-&gt;raw_input_stream);</w:t>
-            </w:r>
+              <w:t>xss_clean</w:t>
+            </w:r>
+            <w:proofErr w:type="spellEnd"/>
             <w:r>
               <w:rPr>
                 <w:rFonts w:ascii="Consolas" w:eastAsia="Times New Roman" w:hAnsi="Consolas" w:cs="Calibri"/>
@@ -840,8 +2348,9 @@
                 <w:sz w:val="19"/>
                 <w:szCs w:val="19"/>
               </w:rPr>
-              <w:br/>
-            </w:r>
+              <w:t>($this-&gt;input-&gt;</w:t>
+            </w:r>
+            <w:proofErr w:type="spellStart"/>
             <w:r>
               <w:rPr>
                 <w:rFonts w:ascii="Consolas" w:eastAsia="Times New Roman" w:hAnsi="Consolas" w:cs="Calibri"/>
@@ -849,8 +2358,76 @@
                 <w:sz w:val="19"/>
                 <w:szCs w:val="19"/>
               </w:rPr>
+              <w:t>raw_input_stream</w:t>
+            </w:r>
+            <w:proofErr w:type="spellEnd"/>
+            <w:r>
+              <w:rPr>
+                <w:rFonts w:ascii="Consolas" w:eastAsia="Times New Roman" w:hAnsi="Consolas" w:cs="Calibri"/>
+                <w:color w:val="0F172A"/>
+                <w:sz w:val="19"/>
+                <w:szCs w:val="19"/>
+              </w:rPr>
+              <w:t>);</w:t>
+            </w:r>
+            <w:r>
+              <w:rPr>
+                <w:rFonts w:ascii="Consolas" w:eastAsia="Times New Roman" w:hAnsi="Consolas" w:cs="Calibri"/>
+                <w:color w:val="0F172A"/>
+                <w:sz w:val="19"/>
+                <w:szCs w:val="19"/>
+              </w:rPr>
+              <w:br/>
+            </w:r>
+            <w:r>
+              <w:rPr>
+                <w:rFonts w:ascii="Consolas" w:eastAsia="Times New Roman" w:hAnsi="Consolas" w:cs="Calibri"/>
+                <w:color w:val="0F172A"/>
+                <w:sz w:val="19"/>
+                <w:szCs w:val="19"/>
+              </w:rPr>
               <w:lastRenderedPageBreak/>
-              <w:t>$json = json_decode($clean, true);</w:t>
+              <w:t xml:space="preserve">$json = </w:t>
+            </w:r>
+            <w:proofErr w:type="spellStart"/>
+            <w:r>
+              <w:rPr>
+                <w:rFonts w:ascii="Consolas" w:eastAsia="Times New Roman" w:hAnsi="Consolas" w:cs="Calibri"/>
+                <w:color w:val="0F172A"/>
+                <w:sz w:val="19"/>
+                <w:szCs w:val="19"/>
+              </w:rPr>
+              <w:t>json_</w:t>
+            </w:r>
+            <w:proofErr w:type="gramStart"/>
+            <w:r>
+              <w:rPr>
+                <w:rFonts w:ascii="Consolas" w:eastAsia="Times New Roman" w:hAnsi="Consolas" w:cs="Calibri"/>
+                <w:color w:val="0F172A"/>
+                <w:sz w:val="19"/>
+                <w:szCs w:val="19"/>
+              </w:rPr>
+              <w:t>decode</w:t>
+            </w:r>
+            <w:proofErr w:type="spellEnd"/>
+            <w:r>
+              <w:rPr>
+                <w:rFonts w:ascii="Consolas" w:eastAsia="Times New Roman" w:hAnsi="Consolas" w:cs="Calibri"/>
+                <w:color w:val="0F172A"/>
+                <w:sz w:val="19"/>
+                <w:szCs w:val="19"/>
+              </w:rPr>
+              <w:t>(</w:t>
+            </w:r>
+            <w:proofErr w:type="gramEnd"/>
+            <w:r>
+              <w:rPr>
+                <w:rFonts w:ascii="Consolas" w:eastAsia="Times New Roman" w:hAnsi="Consolas" w:cs="Calibri"/>
+                <w:color w:val="0F172A"/>
+                <w:sz w:val="19"/>
+                <w:szCs w:val="19"/>
+              </w:rPr>
+              <w:t>$clean, true);</w:t>
             </w:r>
           </w:p>
         </w:tc>
@@ -881,6 +2458,7 @@
                 <w:szCs w:val="20"/>
               </w:rPr>
             </w:pPr>
+            <w:proofErr w:type="spellStart"/>
             <w:r>
               <w:rPr>
                 <w:rFonts w:ascii="Calibri" w:eastAsia="Times New Roman" w:hAnsi="Calibri" w:cs="Calibri"/>
@@ -889,7 +2467,77 @@
                 <w:szCs w:val="20"/>
               </w:rPr>
               <w:lastRenderedPageBreak/>
-              <w:t xml:space="preserve">Membaca stream menggunakan fungsi bantu manual via PHP native: </w:t>
+              <w:t>Membaca</w:t>
+            </w:r>
+            <w:proofErr w:type="spellEnd"/>
+            <w:r>
+              <w:rPr>
+                <w:rFonts w:ascii="Calibri" w:eastAsia="Times New Roman" w:hAnsi="Calibri" w:cs="Calibri"/>
+                <w:color w:val="1E293B"/>
+                <w:sz w:val="20"/>
+                <w:szCs w:val="20"/>
+              </w:rPr>
+              <w:t xml:space="preserve"> stream </w:t>
+            </w:r>
+            <w:proofErr w:type="spellStart"/>
+            <w:r>
+              <w:rPr>
+                <w:rFonts w:ascii="Calibri" w:eastAsia="Times New Roman" w:hAnsi="Calibri" w:cs="Calibri"/>
+                <w:color w:val="1E293B"/>
+                <w:sz w:val="20"/>
+                <w:szCs w:val="20"/>
+              </w:rPr>
+              <w:t>menggunakan</w:t>
+            </w:r>
+            <w:proofErr w:type="spellEnd"/>
+            <w:r>
+              <w:rPr>
+                <w:rFonts w:ascii="Calibri" w:eastAsia="Times New Roman" w:hAnsi="Calibri" w:cs="Calibri"/>
+                <w:color w:val="1E293B"/>
+                <w:sz w:val="20"/>
+                <w:szCs w:val="20"/>
+              </w:rPr>
+              <w:t xml:space="preserve"> </w:t>
+            </w:r>
+            <w:proofErr w:type="spellStart"/>
+            <w:r>
+              <w:rPr>
+                <w:rFonts w:ascii="Calibri" w:eastAsia="Times New Roman" w:hAnsi="Calibri" w:cs="Calibri"/>
+                <w:color w:val="1E293B"/>
+                <w:sz w:val="20"/>
+                <w:szCs w:val="20"/>
+              </w:rPr>
+              <w:t>fungsi</w:t>
+            </w:r>
+            <w:proofErr w:type="spellEnd"/>
+            <w:r>
+              <w:rPr>
+                <w:rFonts w:ascii="Calibri" w:eastAsia="Times New Roman" w:hAnsi="Calibri" w:cs="Calibri"/>
+                <w:color w:val="1E293B"/>
+                <w:sz w:val="20"/>
+                <w:szCs w:val="20"/>
+              </w:rPr>
+              <w:t xml:space="preserve"> </w:t>
+            </w:r>
+            <w:proofErr w:type="spellStart"/>
+            <w:r>
+              <w:rPr>
+                <w:rFonts w:ascii="Calibri" w:eastAsia="Times New Roman" w:hAnsi="Calibri" w:cs="Calibri"/>
+                <w:color w:val="1E293B"/>
+                <w:sz w:val="20"/>
+                <w:szCs w:val="20"/>
+              </w:rPr>
+              <w:t>bantu</w:t>
+            </w:r>
+            <w:proofErr w:type="spellEnd"/>
+            <w:r>
+              <w:rPr>
+                <w:rFonts w:ascii="Calibri" w:eastAsia="Times New Roman" w:hAnsi="Calibri" w:cs="Calibri"/>
+                <w:color w:val="1E293B"/>
+                <w:sz w:val="20"/>
+                <w:szCs w:val="20"/>
+              </w:rPr>
+              <w:t xml:space="preserve"> manual via PHP native: </w:t>
             </w:r>
           </w:p>
           <w:p>
@@ -911,8 +2559,9 @@
                 <w:sz w:val="19"/>
                 <w:szCs w:val="19"/>
               </w:rPr>
-              <w:t>$raw = file_get_contents('php://input');</w:t>
-            </w:r>
+              <w:t xml:space="preserve">$raw = </w:t>
+            </w:r>
+            <w:proofErr w:type="spellStart"/>
             <w:r>
               <w:rPr>
                 <w:rFonts w:ascii="Consolas" w:eastAsia="Times New Roman" w:hAnsi="Consolas" w:cs="Calibri"/>
@@ -920,8 +2569,67 @@
                 <w:sz w:val="19"/>
                 <w:szCs w:val="19"/>
               </w:rPr>
+              <w:t>file_get_contents</w:t>
+            </w:r>
+            <w:proofErr w:type="spellEnd"/>
+            <w:r>
+              <w:rPr>
+                <w:rFonts w:ascii="Consolas" w:eastAsia="Times New Roman" w:hAnsi="Consolas" w:cs="Calibri"/>
+                <w:color w:val="0F172A"/>
+                <w:sz w:val="19"/>
+                <w:szCs w:val="19"/>
+              </w:rPr>
+              <w:t>('php://input');</w:t>
+            </w:r>
+            <w:r>
+              <w:rPr>
+                <w:rFonts w:ascii="Consolas" w:eastAsia="Times New Roman" w:hAnsi="Consolas" w:cs="Calibri"/>
+                <w:color w:val="0F172A"/>
+                <w:sz w:val="19"/>
+                <w:szCs w:val="19"/>
+              </w:rPr>
               <w:br/>
-              <w:t>$json = json_decode($raw, true);</w:t>
+              <w:t xml:space="preserve">$json = </w:t>
+            </w:r>
+            <w:proofErr w:type="spellStart"/>
+            <w:r>
+              <w:rPr>
+                <w:rFonts w:ascii="Consolas" w:eastAsia="Times New Roman" w:hAnsi="Consolas" w:cs="Calibri"/>
+                <w:color w:val="0F172A"/>
+                <w:sz w:val="19"/>
+                <w:szCs w:val="19"/>
+              </w:rPr>
+              <w:t>json_</w:t>
+            </w:r>
+            <w:proofErr w:type="gramStart"/>
+            <w:r>
+              <w:rPr>
+                <w:rFonts w:ascii="Consolas" w:eastAsia="Times New Roman" w:hAnsi="Consolas" w:cs="Calibri"/>
+                <w:color w:val="0F172A"/>
+                <w:sz w:val="19"/>
+                <w:szCs w:val="19"/>
+              </w:rPr>
+              <w:t>decode</w:t>
+            </w:r>
+            <w:proofErr w:type="spellEnd"/>
+            <w:r>
+              <w:rPr>
+                <w:rFonts w:ascii="Consolas" w:eastAsia="Times New Roman" w:hAnsi="Consolas" w:cs="Calibri"/>
+                <w:color w:val="0F172A"/>
+                <w:sz w:val="19"/>
+                <w:szCs w:val="19"/>
+              </w:rPr>
+              <w:t>(</w:t>
+            </w:r>
+            <w:proofErr w:type="gramEnd"/>
+            <w:r>
+              <w:rPr>
+                <w:rFonts w:ascii="Consolas" w:eastAsia="Times New Roman" w:hAnsi="Consolas" w:cs="Calibri"/>
+                <w:color w:val="0F172A"/>
+                <w:sz w:val="19"/>
+                <w:szCs w:val="19"/>
+              </w:rPr>
+              <w:t>$raw, true);</w:t>
             </w:r>
           </w:p>
         </w:tc>
@@ -962,7 +2670,29 @@
                 <w:sz w:val="20"/>
                 <w:szCs w:val="20"/>
               </w:rPr>
-              <w:t>Format Respons JSON</w:t>
+              <w:t xml:space="preserve">Format </w:t>
+            </w:r>
+            <w:proofErr w:type="spellStart"/>
+            <w:r>
+              <w:rPr>
+                <w:rStyle w:val="Strong"/>
+                <w:rFonts w:ascii="Calibri" w:eastAsia="Times New Roman" w:hAnsi="Calibri" w:cs="Calibri"/>
+                <w:color w:val="1E293B"/>
+                <w:sz w:val="20"/>
+                <w:szCs w:val="20"/>
+              </w:rPr>
+              <w:t>Respons</w:t>
+            </w:r>
+            <w:proofErr w:type="spellEnd"/>
+            <w:r>
+              <w:rPr>
+                <w:rStyle w:val="Strong"/>
+                <w:rFonts w:ascii="Calibri" w:eastAsia="Times New Roman" w:hAnsi="Calibri" w:cs="Calibri"/>
+                <w:color w:val="1E293B"/>
+                <w:sz w:val="20"/>
+                <w:szCs w:val="20"/>
+              </w:rPr>
+              <w:t xml:space="preserve"> JSON</w:t>
             </w:r>
           </w:p>
         </w:tc>
@@ -993,23 +2723,25 @@
                 <w:szCs w:val="20"/>
               </w:rPr>
             </w:pPr>
-            <w:r>
-              <w:rPr>
-                <w:rFonts w:ascii="Calibri" w:eastAsia="Times New Roman" w:hAnsi="Calibri" w:cs="Calibri"/>
-                <w:color w:val="1E293B"/>
-                <w:sz w:val="20"/>
-                <w:szCs w:val="20"/>
-              </w:rPr>
-              <w:t>Menggunakan pars</w:t>
-            </w:r>
-            <w:r>
-              <w:rPr>
-                <w:rFonts w:ascii="Calibri" w:eastAsia="Times New Roman" w:hAnsi="Calibri" w:cs="Calibri"/>
-                <w:color w:val="1E293B"/>
-                <w:sz w:val="20"/>
-                <w:szCs w:val="20"/>
-              </w:rPr>
-              <w:t xml:space="preserve">er </w:t>
+            <w:proofErr w:type="spellStart"/>
+            <w:r>
+              <w:rPr>
+                <w:rFonts w:ascii="Calibri" w:eastAsia="Times New Roman" w:hAnsi="Calibri" w:cs="Calibri"/>
+                <w:color w:val="1E293B"/>
+                <w:sz w:val="20"/>
+                <w:szCs w:val="20"/>
+              </w:rPr>
+              <w:t>Menggunakan</w:t>
+            </w:r>
+            <w:proofErr w:type="spellEnd"/>
+            <w:r>
+              <w:rPr>
+                <w:rFonts w:ascii="Calibri" w:eastAsia="Times New Roman" w:hAnsi="Calibri" w:cs="Calibri"/>
+                <w:color w:val="1E293B"/>
+                <w:sz w:val="20"/>
+                <w:szCs w:val="20"/>
+              </w:rPr>
+              <w:t xml:space="preserve"> parser </w:t>
             </w:r>
             <w:r>
               <w:rPr>
@@ -1025,7 +2757,127 @@
                 <w:sz w:val="20"/>
                 <w:szCs w:val="20"/>
               </w:rPr>
-              <w:t xml:space="preserve"> CodeIgniter secara teratur untuk menjaga daur hidup buffer output server.</w:t>
+              <w:t xml:space="preserve"> CodeIgniter </w:t>
+            </w:r>
+            <w:proofErr w:type="spellStart"/>
+            <w:r>
+              <w:rPr>
+                <w:rFonts w:ascii="Calibri" w:eastAsia="Times New Roman" w:hAnsi="Calibri" w:cs="Calibri"/>
+                <w:color w:val="1E293B"/>
+                <w:sz w:val="20"/>
+                <w:szCs w:val="20"/>
+              </w:rPr>
+              <w:t>secara</w:t>
+            </w:r>
+            <w:proofErr w:type="spellEnd"/>
+            <w:r>
+              <w:rPr>
+                <w:rFonts w:ascii="Calibri" w:eastAsia="Times New Roman" w:hAnsi="Calibri" w:cs="Calibri"/>
+                <w:color w:val="1E293B"/>
+                <w:sz w:val="20"/>
+                <w:szCs w:val="20"/>
+              </w:rPr>
+              <w:t xml:space="preserve"> </w:t>
+            </w:r>
+            <w:proofErr w:type="spellStart"/>
+            <w:r>
+              <w:rPr>
+                <w:rFonts w:ascii="Calibri" w:eastAsia="Times New Roman" w:hAnsi="Calibri" w:cs="Calibri"/>
+                <w:color w:val="1E293B"/>
+                <w:sz w:val="20"/>
+                <w:szCs w:val="20"/>
+              </w:rPr>
+              <w:t>teratur</w:t>
+            </w:r>
+            <w:proofErr w:type="spellEnd"/>
+            <w:r>
+              <w:rPr>
+                <w:rFonts w:ascii="Calibri" w:eastAsia="Times New Roman" w:hAnsi="Calibri" w:cs="Calibri"/>
+                <w:color w:val="1E293B"/>
+                <w:sz w:val="20"/>
+                <w:szCs w:val="20"/>
+              </w:rPr>
+              <w:t xml:space="preserve"> </w:t>
+            </w:r>
+            <w:proofErr w:type="spellStart"/>
+            <w:r>
+              <w:rPr>
+                <w:rFonts w:ascii="Calibri" w:eastAsia="Times New Roman" w:hAnsi="Calibri" w:cs="Calibri"/>
+                <w:color w:val="1E293B"/>
+                <w:sz w:val="20"/>
+                <w:szCs w:val="20"/>
+              </w:rPr>
+              <w:t>untuk</w:t>
+            </w:r>
+            <w:proofErr w:type="spellEnd"/>
+            <w:r>
+              <w:rPr>
+                <w:rFonts w:ascii="Calibri" w:eastAsia="Times New Roman" w:hAnsi="Calibri" w:cs="Calibri"/>
+                <w:color w:val="1E293B"/>
+                <w:sz w:val="20"/>
+                <w:szCs w:val="20"/>
+              </w:rPr>
+              <w:t xml:space="preserve"> </w:t>
+            </w:r>
+            <w:proofErr w:type="spellStart"/>
+            <w:r>
+              <w:rPr>
+                <w:rFonts w:ascii="Calibri" w:eastAsia="Times New Roman" w:hAnsi="Calibri" w:cs="Calibri"/>
+                <w:color w:val="1E293B"/>
+                <w:sz w:val="20"/>
+                <w:szCs w:val="20"/>
+              </w:rPr>
+              <w:t>menjaga</w:t>
+            </w:r>
+            <w:proofErr w:type="spellEnd"/>
+            <w:r>
+              <w:rPr>
+                <w:rFonts w:ascii="Calibri" w:eastAsia="Times New Roman" w:hAnsi="Calibri" w:cs="Calibri"/>
+                <w:color w:val="1E293B"/>
+                <w:sz w:val="20"/>
+                <w:szCs w:val="20"/>
+              </w:rPr>
+              <w:t xml:space="preserve"> </w:t>
+            </w:r>
+            <w:proofErr w:type="spellStart"/>
+            <w:r>
+              <w:rPr>
+                <w:rFonts w:ascii="Calibri" w:eastAsia="Times New Roman" w:hAnsi="Calibri" w:cs="Calibri"/>
+                <w:color w:val="1E293B"/>
+                <w:sz w:val="20"/>
+                <w:szCs w:val="20"/>
+              </w:rPr>
+              <w:t>daur</w:t>
+            </w:r>
+            <w:proofErr w:type="spellEnd"/>
+            <w:r>
+              <w:rPr>
+                <w:rFonts w:ascii="Calibri" w:eastAsia="Times New Roman" w:hAnsi="Calibri" w:cs="Calibri"/>
+                <w:color w:val="1E293B"/>
+                <w:sz w:val="20"/>
+                <w:szCs w:val="20"/>
+              </w:rPr>
+              <w:t xml:space="preserve"> </w:t>
+            </w:r>
+            <w:proofErr w:type="spellStart"/>
+            <w:r>
+              <w:rPr>
+                <w:rFonts w:ascii="Calibri" w:eastAsia="Times New Roman" w:hAnsi="Calibri" w:cs="Calibri"/>
+                <w:color w:val="1E293B"/>
+                <w:sz w:val="20"/>
+                <w:szCs w:val="20"/>
+              </w:rPr>
+              <w:t>hidup</w:t>
+            </w:r>
+            <w:proofErr w:type="spellEnd"/>
+            <w:r>
+              <w:rPr>
+                <w:rFonts w:ascii="Calibri" w:eastAsia="Times New Roman" w:hAnsi="Calibri" w:cs="Calibri"/>
+                <w:color w:val="1E293B"/>
+                <w:sz w:val="20"/>
+                <w:szCs w:val="20"/>
+              </w:rPr>
+              <w:t xml:space="preserve"> buffer output server.</w:t>
             </w:r>
           </w:p>
         </w:tc>
@@ -1056,21 +2908,61 @@
                 <w:szCs w:val="20"/>
               </w:rPr>
             </w:pPr>
-            <w:r>
-              <w:rPr>
-                <w:rFonts w:ascii="Calibri" w:eastAsia="Times New Roman" w:hAnsi="Calibri" w:cs="Calibri"/>
-                <w:color w:val="1E293B"/>
-                <w:sz w:val="20"/>
-                <w:szCs w:val="20"/>
-              </w:rPr>
-              <w:t xml:space="preserve">Menggunakan kombinasi native </w:t>
-            </w:r>
+            <w:proofErr w:type="spellStart"/>
+            <w:r>
+              <w:rPr>
+                <w:rFonts w:ascii="Calibri" w:eastAsia="Times New Roman" w:hAnsi="Calibri" w:cs="Calibri"/>
+                <w:color w:val="1E293B"/>
+                <w:sz w:val="20"/>
+                <w:szCs w:val="20"/>
+              </w:rPr>
+              <w:t>Menggunakan</w:t>
+            </w:r>
+            <w:proofErr w:type="spellEnd"/>
+            <w:r>
+              <w:rPr>
+                <w:rFonts w:ascii="Calibri" w:eastAsia="Times New Roman" w:hAnsi="Calibri" w:cs="Calibri"/>
+                <w:color w:val="1E293B"/>
+                <w:sz w:val="20"/>
+                <w:szCs w:val="20"/>
+              </w:rPr>
+              <w:t xml:space="preserve"> </w:t>
+            </w:r>
+            <w:proofErr w:type="spellStart"/>
+            <w:r>
+              <w:rPr>
+                <w:rFonts w:ascii="Calibri" w:eastAsia="Times New Roman" w:hAnsi="Calibri" w:cs="Calibri"/>
+                <w:color w:val="1E293B"/>
+                <w:sz w:val="20"/>
+                <w:szCs w:val="20"/>
+              </w:rPr>
+              <w:t>kombinasi</w:t>
+            </w:r>
+            <w:proofErr w:type="spellEnd"/>
+            <w:r>
+              <w:rPr>
+                <w:rFonts w:ascii="Calibri" w:eastAsia="Times New Roman" w:hAnsi="Calibri" w:cs="Calibri"/>
+                <w:color w:val="1E293B"/>
+                <w:sz w:val="20"/>
+                <w:szCs w:val="20"/>
+              </w:rPr>
+              <w:t xml:space="preserve"> native </w:t>
+            </w:r>
+            <w:proofErr w:type="gramStart"/>
             <w:r>
               <w:rPr>
                 <w:rStyle w:val="HTMLCode"/>
                 <w:color w:val="1E293B"/>
               </w:rPr>
-              <w:t>header()</w:t>
+              <w:t>header(</w:t>
+            </w:r>
+            <w:proofErr w:type="gramEnd"/>
+            <w:r>
+              <w:rPr>
+                <w:rStyle w:val="HTMLCode"/>
+                <w:color w:val="1E293B"/>
+              </w:rPr>
+              <w:t>)</w:t>
             </w:r>
             <w:r>
               <w:rPr>
@@ -1095,7 +2987,87 @@
                 <w:sz w:val="20"/>
                 <w:szCs w:val="20"/>
               </w:rPr>
-              <w:t xml:space="preserve">, dan interupsi program secara paksa melalui </w:t>
+              <w:t xml:space="preserve">, dan </w:t>
+            </w:r>
+            <w:proofErr w:type="spellStart"/>
+            <w:r>
+              <w:rPr>
+                <w:rFonts w:ascii="Calibri" w:eastAsia="Times New Roman" w:hAnsi="Calibri" w:cs="Calibri"/>
+                <w:color w:val="1E293B"/>
+                <w:sz w:val="20"/>
+                <w:szCs w:val="20"/>
+              </w:rPr>
+              <w:t>interupsi</w:t>
+            </w:r>
+            <w:proofErr w:type="spellEnd"/>
+            <w:r>
+              <w:rPr>
+                <w:rFonts w:ascii="Calibri" w:eastAsia="Times New Roman" w:hAnsi="Calibri" w:cs="Calibri"/>
+                <w:color w:val="1E293B"/>
+                <w:sz w:val="20"/>
+                <w:szCs w:val="20"/>
+              </w:rPr>
+              <w:t xml:space="preserve"> program </w:t>
+            </w:r>
+            <w:proofErr w:type="spellStart"/>
+            <w:r>
+              <w:rPr>
+                <w:rFonts w:ascii="Calibri" w:eastAsia="Times New Roman" w:hAnsi="Calibri" w:cs="Calibri"/>
+                <w:color w:val="1E293B"/>
+                <w:sz w:val="20"/>
+                <w:szCs w:val="20"/>
+              </w:rPr>
+              <w:t>secara</w:t>
+            </w:r>
+            <w:proofErr w:type="spellEnd"/>
+            <w:r>
+              <w:rPr>
+                <w:rFonts w:ascii="Calibri" w:eastAsia="Times New Roman" w:hAnsi="Calibri" w:cs="Calibri"/>
+                <w:color w:val="1E293B"/>
+                <w:sz w:val="20"/>
+                <w:szCs w:val="20"/>
+              </w:rPr>
+              <w:t xml:space="preserve"> </w:t>
+            </w:r>
+            <w:proofErr w:type="spellStart"/>
+            <w:r>
+              <w:rPr>
+                <w:rFonts w:ascii="Calibri" w:eastAsia="Times New Roman" w:hAnsi="Calibri" w:cs="Calibri"/>
+                <w:color w:val="1E293B"/>
+                <w:sz w:val="20"/>
+                <w:szCs w:val="20"/>
+              </w:rPr>
+              <w:t>paksa</w:t>
+            </w:r>
+            <w:proofErr w:type="spellEnd"/>
+            <w:r>
+              <w:rPr>
+                <w:rFonts w:ascii="Calibri" w:eastAsia="Times New Roman" w:hAnsi="Calibri" w:cs="Calibri"/>
+                <w:color w:val="1E293B"/>
+                <w:sz w:val="20"/>
+                <w:szCs w:val="20"/>
+              </w:rPr>
+              <w:t xml:space="preserve"> </w:t>
+            </w:r>
+            <w:proofErr w:type="spellStart"/>
+            <w:r>
+              <w:rPr>
+                <w:rFonts w:ascii="Calibri" w:eastAsia="Times New Roman" w:hAnsi="Calibri" w:cs="Calibri"/>
+                <w:color w:val="1E293B"/>
+                <w:sz w:val="20"/>
+                <w:szCs w:val="20"/>
+              </w:rPr>
+              <w:t>melalui</w:t>
+            </w:r>
+            <w:proofErr w:type="spellEnd"/>
+            <w:r>
+              <w:rPr>
+                <w:rFonts w:ascii="Calibri" w:eastAsia="Times New Roman" w:hAnsi="Calibri" w:cs="Calibri"/>
+                <w:color w:val="1E293B"/>
+                <w:sz w:val="20"/>
+                <w:szCs w:val="20"/>
+              </w:rPr>
+              <w:t xml:space="preserve"> </w:t>
             </w:r>
             <w:r>
               <w:rPr>
@@ -1183,14 +3155,65 @@
                 <w:szCs w:val="20"/>
               </w:rPr>
             </w:pPr>
-            <w:r>
-              <w:rPr>
-                <w:rFonts w:ascii="Calibri" w:eastAsia="Times New Roman" w:hAnsi="Calibri" w:cs="Calibri"/>
-                <w:color w:val="1E293B"/>
-                <w:sz w:val="20"/>
-                <w:szCs w:val="20"/>
-              </w:rPr>
-              <w:t xml:space="preserve">Menulis ke tabel </w:t>
+            <w:proofErr w:type="spellStart"/>
+            <w:r>
+              <w:rPr>
+                <w:rFonts w:ascii="Calibri" w:eastAsia="Times New Roman" w:hAnsi="Calibri" w:cs="Calibri"/>
+                <w:color w:val="1E293B"/>
+                <w:sz w:val="20"/>
+                <w:szCs w:val="20"/>
+              </w:rPr>
+              <w:t>Menulis</w:t>
+            </w:r>
+            <w:proofErr w:type="spellEnd"/>
+            <w:r>
+              <w:rPr>
+                <w:rFonts w:ascii="Calibri" w:eastAsia="Times New Roman" w:hAnsi="Calibri" w:cs="Calibri"/>
+                <w:color w:val="1E293B"/>
+                <w:sz w:val="20"/>
+                <w:szCs w:val="20"/>
+              </w:rPr>
+              <w:t xml:space="preserve"> </w:t>
+            </w:r>
+            <w:proofErr w:type="spellStart"/>
+            <w:r>
+              <w:rPr>
+                <w:rFonts w:ascii="Calibri" w:eastAsia="Times New Roman" w:hAnsi="Calibri" w:cs="Calibri"/>
+                <w:color w:val="1E293B"/>
+                <w:sz w:val="20"/>
+                <w:szCs w:val="20"/>
+              </w:rPr>
+              <w:t>ke</w:t>
+            </w:r>
+            <w:proofErr w:type="spellEnd"/>
+            <w:r>
+              <w:rPr>
+                <w:rFonts w:ascii="Calibri" w:eastAsia="Times New Roman" w:hAnsi="Calibri" w:cs="Calibri"/>
+                <w:color w:val="1E293B"/>
+                <w:sz w:val="20"/>
+                <w:szCs w:val="20"/>
+              </w:rPr>
+              <w:t xml:space="preserve"> </w:t>
+            </w:r>
+            <w:proofErr w:type="spellStart"/>
+            <w:r>
+              <w:rPr>
+                <w:rFonts w:ascii="Calibri" w:eastAsia="Times New Roman" w:hAnsi="Calibri" w:cs="Calibri"/>
+                <w:color w:val="1E293B"/>
+                <w:sz w:val="20"/>
+                <w:szCs w:val="20"/>
+              </w:rPr>
+              <w:t>tabel</w:t>
+            </w:r>
+            <w:proofErr w:type="spellEnd"/>
+            <w:r>
+              <w:rPr>
+                <w:rFonts w:ascii="Calibri" w:eastAsia="Times New Roman" w:hAnsi="Calibri" w:cs="Calibri"/>
+                <w:color w:val="1E293B"/>
+                <w:sz w:val="20"/>
+                <w:szCs w:val="20"/>
+              </w:rPr>
+              <w:t xml:space="preserve"> </w:t>
             </w:r>
             <w:r>
               <w:rPr>
@@ -1206,16 +3229,27 @@
                 <w:sz w:val="20"/>
                 <w:szCs w:val="20"/>
               </w:rPr>
-              <w:t xml:space="preserve"> pada ko</w:t>
-            </w:r>
-            <w:r>
-              <w:rPr>
-                <w:rFonts w:ascii="Calibri" w:eastAsia="Times New Roman" w:hAnsi="Calibri" w:cs="Calibri"/>
-                <w:color w:val="1E293B"/>
-                <w:sz w:val="20"/>
-                <w:szCs w:val="20"/>
-              </w:rPr>
-              <w:t xml:space="preserve">lom </w:t>
+              <w:t xml:space="preserve"> pada </w:t>
+            </w:r>
+            <w:proofErr w:type="spellStart"/>
+            <w:r>
+              <w:rPr>
+                <w:rFonts w:ascii="Calibri" w:eastAsia="Times New Roman" w:hAnsi="Calibri" w:cs="Calibri"/>
+                <w:color w:val="1E293B"/>
+                <w:sz w:val="20"/>
+                <w:szCs w:val="20"/>
+              </w:rPr>
+              <w:t>kolom</w:t>
+            </w:r>
+            <w:proofErr w:type="spellEnd"/>
+            <w:r>
+              <w:rPr>
+                <w:rFonts w:ascii="Calibri" w:eastAsia="Times New Roman" w:hAnsi="Calibri" w:cs="Calibri"/>
+                <w:color w:val="1E293B"/>
+                <w:sz w:val="20"/>
+                <w:szCs w:val="20"/>
+              </w:rPr>
+              <w:t xml:space="preserve"> </w:t>
             </w:r>
             <w:r>
               <w:rPr>
@@ -1233,7 +3267,27 @@
                 <w:sz w:val="20"/>
                 <w:szCs w:val="20"/>
               </w:rPr>
-              <w:t xml:space="preserve"> (nama user) dan </w:t>
+              <w:t xml:space="preserve"> (</w:t>
+            </w:r>
+            <w:proofErr w:type="spellStart"/>
+            <w:r>
+              <w:rPr>
+                <w:rFonts w:ascii="Calibri" w:eastAsia="Times New Roman" w:hAnsi="Calibri" w:cs="Calibri"/>
+                <w:color w:val="1E293B"/>
+                <w:sz w:val="20"/>
+                <w:szCs w:val="20"/>
+              </w:rPr>
+              <w:t>nama</w:t>
+            </w:r>
+            <w:proofErr w:type="spellEnd"/>
+            <w:r>
+              <w:rPr>
+                <w:rFonts w:ascii="Calibri" w:eastAsia="Times New Roman" w:hAnsi="Calibri" w:cs="Calibri"/>
+                <w:color w:val="1E293B"/>
+                <w:sz w:val="20"/>
+                <w:szCs w:val="20"/>
+              </w:rPr>
+              <w:t xml:space="preserve"> user) dan </w:t>
             </w:r>
             <w:r>
               <w:rPr>
@@ -1251,7 +3305,27 @@
                 <w:sz w:val="20"/>
                 <w:szCs w:val="20"/>
               </w:rPr>
-              <w:t xml:space="preserve"> (tanpa underscore).</w:t>
+              <w:t xml:space="preserve"> (</w:t>
+            </w:r>
+            <w:proofErr w:type="spellStart"/>
+            <w:r>
+              <w:rPr>
+                <w:rFonts w:ascii="Calibri" w:eastAsia="Times New Roman" w:hAnsi="Calibri" w:cs="Calibri"/>
+                <w:color w:val="1E293B"/>
+                <w:sz w:val="20"/>
+                <w:szCs w:val="20"/>
+              </w:rPr>
+              <w:t>tanpa</w:t>
+            </w:r>
+            <w:proofErr w:type="spellEnd"/>
+            <w:r>
+              <w:rPr>
+                <w:rFonts w:ascii="Calibri" w:eastAsia="Times New Roman" w:hAnsi="Calibri" w:cs="Calibri"/>
+                <w:color w:val="1E293B"/>
+                <w:sz w:val="20"/>
+                <w:szCs w:val="20"/>
+              </w:rPr>
+              <w:t xml:space="preserve"> underscore).</w:t>
             </w:r>
           </w:p>
         </w:tc>
@@ -1282,14 +3356,65 @@
                 <w:szCs w:val="20"/>
               </w:rPr>
             </w:pPr>
-            <w:r>
-              <w:rPr>
-                <w:rFonts w:ascii="Calibri" w:eastAsia="Times New Roman" w:hAnsi="Calibri" w:cs="Calibri"/>
-                <w:color w:val="1E293B"/>
-                <w:sz w:val="20"/>
-                <w:szCs w:val="20"/>
-              </w:rPr>
-              <w:t xml:space="preserve">Menulis ke tabel </w:t>
+            <w:proofErr w:type="spellStart"/>
+            <w:r>
+              <w:rPr>
+                <w:rFonts w:ascii="Calibri" w:eastAsia="Times New Roman" w:hAnsi="Calibri" w:cs="Calibri"/>
+                <w:color w:val="1E293B"/>
+                <w:sz w:val="20"/>
+                <w:szCs w:val="20"/>
+              </w:rPr>
+              <w:t>Menulis</w:t>
+            </w:r>
+            <w:proofErr w:type="spellEnd"/>
+            <w:r>
+              <w:rPr>
+                <w:rFonts w:ascii="Calibri" w:eastAsia="Times New Roman" w:hAnsi="Calibri" w:cs="Calibri"/>
+                <w:color w:val="1E293B"/>
+                <w:sz w:val="20"/>
+                <w:szCs w:val="20"/>
+              </w:rPr>
+              <w:t xml:space="preserve"> </w:t>
+            </w:r>
+            <w:proofErr w:type="spellStart"/>
+            <w:r>
+              <w:rPr>
+                <w:rFonts w:ascii="Calibri" w:eastAsia="Times New Roman" w:hAnsi="Calibri" w:cs="Calibri"/>
+                <w:color w:val="1E293B"/>
+                <w:sz w:val="20"/>
+                <w:szCs w:val="20"/>
+              </w:rPr>
+              <w:t>ke</w:t>
+            </w:r>
+            <w:proofErr w:type="spellEnd"/>
+            <w:r>
+              <w:rPr>
+                <w:rFonts w:ascii="Calibri" w:eastAsia="Times New Roman" w:hAnsi="Calibri" w:cs="Calibri"/>
+                <w:color w:val="1E293B"/>
+                <w:sz w:val="20"/>
+                <w:szCs w:val="20"/>
+              </w:rPr>
+              <w:t xml:space="preserve"> </w:t>
+            </w:r>
+            <w:proofErr w:type="spellStart"/>
+            <w:r>
+              <w:rPr>
+                <w:rFonts w:ascii="Calibri" w:eastAsia="Times New Roman" w:hAnsi="Calibri" w:cs="Calibri"/>
+                <w:color w:val="1E293B"/>
+                <w:sz w:val="20"/>
+                <w:szCs w:val="20"/>
+              </w:rPr>
+              <w:t>tabel</w:t>
+            </w:r>
+            <w:proofErr w:type="spellEnd"/>
+            <w:r>
+              <w:rPr>
+                <w:rFonts w:ascii="Calibri" w:eastAsia="Times New Roman" w:hAnsi="Calibri" w:cs="Calibri"/>
+                <w:color w:val="1E293B"/>
+                <w:sz w:val="20"/>
+                <w:szCs w:val="20"/>
+              </w:rPr>
+              <w:t xml:space="preserve"> </w:t>
             </w:r>
             <w:r>
               <w:rPr>
@@ -1305,7 +3430,27 @@
                 <w:sz w:val="20"/>
                 <w:szCs w:val="20"/>
               </w:rPr>
-              <w:t xml:space="preserve"> pada kolom </w:t>
+              <w:t xml:space="preserve"> pada </w:t>
+            </w:r>
+            <w:proofErr w:type="spellStart"/>
+            <w:r>
+              <w:rPr>
+                <w:rFonts w:ascii="Calibri" w:eastAsia="Times New Roman" w:hAnsi="Calibri" w:cs="Calibri"/>
+                <w:color w:val="1E293B"/>
+                <w:sz w:val="20"/>
+                <w:szCs w:val="20"/>
+              </w:rPr>
+              <w:t>kolom</w:t>
+            </w:r>
+            <w:proofErr w:type="spellEnd"/>
+            <w:r>
+              <w:rPr>
+                <w:rFonts w:ascii="Calibri" w:eastAsia="Times New Roman" w:hAnsi="Calibri" w:cs="Calibri"/>
+                <w:color w:val="1E293B"/>
+                <w:sz w:val="20"/>
+                <w:szCs w:val="20"/>
+              </w:rPr>
+              <w:t xml:space="preserve"> </w:t>
             </w:r>
             <w:r>
               <w:rPr>
@@ -1341,7 +3486,27 @@
                 <w:sz w:val="20"/>
                 <w:szCs w:val="20"/>
               </w:rPr>
-              <w:t xml:space="preserve"> (dengan underscore).</w:t>
+              <w:t xml:space="preserve"> (</w:t>
+            </w:r>
+            <w:proofErr w:type="spellStart"/>
+            <w:r>
+              <w:rPr>
+                <w:rFonts w:ascii="Calibri" w:eastAsia="Times New Roman" w:hAnsi="Calibri" w:cs="Calibri"/>
+                <w:color w:val="1E293B"/>
+                <w:sz w:val="20"/>
+                <w:szCs w:val="20"/>
+              </w:rPr>
+              <w:t>dengan</w:t>
+            </w:r>
+            <w:proofErr w:type="spellEnd"/>
+            <w:r>
+              <w:rPr>
+                <w:rFonts w:ascii="Calibri" w:eastAsia="Times New Roman" w:hAnsi="Calibri" w:cs="Calibri"/>
+                <w:color w:val="1E293B"/>
+                <w:sz w:val="20"/>
+                <w:szCs w:val="20"/>
+              </w:rPr>
+              <w:t xml:space="preserve"> underscore).</w:t>
             </w:r>
           </w:p>
         </w:tc>
@@ -1382,8 +3547,20 @@
                 <w:sz w:val="20"/>
                 <w:szCs w:val="20"/>
               </w:rPr>
-              <w:t>Skema User &amp; Autentikasi</w:t>
-            </w:r>
+              <w:t xml:space="preserve">Skema User &amp; </w:t>
+            </w:r>
+            <w:proofErr w:type="spellStart"/>
+            <w:r>
+              <w:rPr>
+                <w:rStyle w:val="Strong"/>
+                <w:rFonts w:ascii="Calibri" w:eastAsia="Times New Roman" w:hAnsi="Calibri" w:cs="Calibri"/>
+                <w:color w:val="1E293B"/>
+                <w:sz w:val="20"/>
+                <w:szCs w:val="20"/>
+              </w:rPr>
+              <w:t>Autentikasi</w:t>
+            </w:r>
+            <w:proofErr w:type="spellEnd"/>
           </w:p>
         </w:tc>
         <w:tc>
@@ -1413,14 +3590,45 @@
                 <w:szCs w:val="20"/>
               </w:rPr>
             </w:pPr>
-            <w:r>
-              <w:rPr>
-                <w:rFonts w:ascii="Calibri" w:eastAsia="Times New Roman" w:hAnsi="Calibri" w:cs="Calibri"/>
-                <w:color w:val="1E293B"/>
-                <w:sz w:val="20"/>
-                <w:szCs w:val="20"/>
-              </w:rPr>
-              <w:t xml:space="preserve">Menggunakan tabel </w:t>
+            <w:proofErr w:type="spellStart"/>
+            <w:r>
+              <w:rPr>
+                <w:rFonts w:ascii="Calibri" w:eastAsia="Times New Roman" w:hAnsi="Calibri" w:cs="Calibri"/>
+                <w:color w:val="1E293B"/>
+                <w:sz w:val="20"/>
+                <w:szCs w:val="20"/>
+              </w:rPr>
+              <w:t>Menggunakan</w:t>
+            </w:r>
+            <w:proofErr w:type="spellEnd"/>
+            <w:r>
+              <w:rPr>
+                <w:rFonts w:ascii="Calibri" w:eastAsia="Times New Roman" w:hAnsi="Calibri" w:cs="Calibri"/>
+                <w:color w:val="1E293B"/>
+                <w:sz w:val="20"/>
+                <w:szCs w:val="20"/>
+              </w:rPr>
+              <w:t xml:space="preserve"> </w:t>
+            </w:r>
+            <w:proofErr w:type="spellStart"/>
+            <w:r>
+              <w:rPr>
+                <w:rFonts w:ascii="Calibri" w:eastAsia="Times New Roman" w:hAnsi="Calibri" w:cs="Calibri"/>
+                <w:color w:val="1E293B"/>
+                <w:sz w:val="20"/>
+                <w:szCs w:val="20"/>
+              </w:rPr>
+              <w:t>tabel</w:t>
+            </w:r>
+            <w:proofErr w:type="spellEnd"/>
+            <w:r>
+              <w:rPr>
+                <w:rFonts w:ascii="Calibri" w:eastAsia="Times New Roman" w:hAnsi="Calibri" w:cs="Calibri"/>
+                <w:color w:val="1E293B"/>
+                <w:sz w:val="20"/>
+                <w:szCs w:val="20"/>
+              </w:rPr>
+              <w:t xml:space="preserve"> </w:t>
             </w:r>
             <w:r>
               <w:rPr>
@@ -1438,16 +3646,67 @@
                 <w:sz w:val="20"/>
                 <w:szCs w:val="20"/>
               </w:rPr>
-              <w:t xml:space="preserve"> </w:t>
-            </w:r>
-            <w:r>
-              <w:rPr>
-                <w:rFonts w:ascii="Calibri" w:eastAsia="Times New Roman" w:hAnsi="Calibri" w:cs="Calibri"/>
-                <w:color w:val="1E293B"/>
-                <w:sz w:val="20"/>
-                <w:szCs w:val="20"/>
-              </w:rPr>
-              <w:t>(skema DTKS). Role user bertipe string deskriptif (</w:t>
+              <w:t xml:space="preserve"> (</w:t>
+            </w:r>
+            <w:proofErr w:type="spellStart"/>
+            <w:r>
+              <w:rPr>
+                <w:rFonts w:ascii="Calibri" w:eastAsia="Times New Roman" w:hAnsi="Calibri" w:cs="Calibri"/>
+                <w:color w:val="1E293B"/>
+                <w:sz w:val="20"/>
+                <w:szCs w:val="20"/>
+              </w:rPr>
+              <w:t>skema</w:t>
+            </w:r>
+            <w:proofErr w:type="spellEnd"/>
+            <w:r>
+              <w:rPr>
+                <w:rFonts w:ascii="Calibri" w:eastAsia="Times New Roman" w:hAnsi="Calibri" w:cs="Calibri"/>
+                <w:color w:val="1E293B"/>
+                <w:sz w:val="20"/>
+                <w:szCs w:val="20"/>
+              </w:rPr>
+              <w:t xml:space="preserve"> DTKS). Role user </w:t>
+            </w:r>
+            <w:proofErr w:type="spellStart"/>
+            <w:r>
+              <w:rPr>
+                <w:rFonts w:ascii="Calibri" w:eastAsia="Times New Roman" w:hAnsi="Calibri" w:cs="Calibri"/>
+                <w:color w:val="1E293B"/>
+                <w:sz w:val="20"/>
+                <w:szCs w:val="20"/>
+              </w:rPr>
+              <w:t>bertipe</w:t>
+            </w:r>
+            <w:proofErr w:type="spellEnd"/>
+            <w:r>
+              <w:rPr>
+                <w:rFonts w:ascii="Calibri" w:eastAsia="Times New Roman" w:hAnsi="Calibri" w:cs="Calibri"/>
+                <w:color w:val="1E293B"/>
+                <w:sz w:val="20"/>
+                <w:szCs w:val="20"/>
+              </w:rPr>
+              <w:t xml:space="preserve"> string </w:t>
+            </w:r>
+            <w:proofErr w:type="spellStart"/>
+            <w:r>
+              <w:rPr>
+                <w:rFonts w:ascii="Calibri" w:eastAsia="Times New Roman" w:hAnsi="Calibri" w:cs="Calibri"/>
+                <w:color w:val="1E293B"/>
+                <w:sz w:val="20"/>
+                <w:szCs w:val="20"/>
+              </w:rPr>
+              <w:t>deskriptif</w:t>
+            </w:r>
+            <w:proofErr w:type="spellEnd"/>
+            <w:r>
+              <w:rPr>
+                <w:rFonts w:ascii="Calibri" w:eastAsia="Times New Roman" w:hAnsi="Calibri" w:cs="Calibri"/>
+                <w:color w:val="1E293B"/>
+                <w:sz w:val="20"/>
+                <w:szCs w:val="20"/>
+              </w:rPr>
+              <w:t xml:space="preserve"> (</w:t>
             </w:r>
             <w:r>
               <w:rPr>
@@ -1479,7 +3738,27 @@
                 <w:sz w:val="20"/>
                 <w:szCs w:val="20"/>
               </w:rPr>
-              <w:t>, dll).</w:t>
+              <w:t xml:space="preserve">, </w:t>
+            </w:r>
+            <w:proofErr w:type="spellStart"/>
+            <w:r>
+              <w:rPr>
+                <w:rFonts w:ascii="Calibri" w:eastAsia="Times New Roman" w:hAnsi="Calibri" w:cs="Calibri"/>
+                <w:color w:val="1E293B"/>
+                <w:sz w:val="20"/>
+                <w:szCs w:val="20"/>
+              </w:rPr>
+              <w:t>dll</w:t>
+            </w:r>
+            <w:proofErr w:type="spellEnd"/>
+            <w:r>
+              <w:rPr>
+                <w:rFonts w:ascii="Calibri" w:eastAsia="Times New Roman" w:hAnsi="Calibri" w:cs="Calibri"/>
+                <w:color w:val="1E293B"/>
+                <w:sz w:val="20"/>
+                <w:szCs w:val="20"/>
+              </w:rPr>
+              <w:t>).</w:t>
             </w:r>
           </w:p>
         </w:tc>
@@ -1510,14 +3789,45 @@
                 <w:szCs w:val="20"/>
               </w:rPr>
             </w:pPr>
-            <w:r>
-              <w:rPr>
-                <w:rFonts w:ascii="Calibri" w:eastAsia="Times New Roman" w:hAnsi="Calibri" w:cs="Calibri"/>
-                <w:color w:val="1E293B"/>
-                <w:sz w:val="20"/>
-                <w:szCs w:val="20"/>
-              </w:rPr>
-              <w:t xml:space="preserve">Menggunakan tabel </w:t>
+            <w:proofErr w:type="spellStart"/>
+            <w:r>
+              <w:rPr>
+                <w:rFonts w:ascii="Calibri" w:eastAsia="Times New Roman" w:hAnsi="Calibri" w:cs="Calibri"/>
+                <w:color w:val="1E293B"/>
+                <w:sz w:val="20"/>
+                <w:szCs w:val="20"/>
+              </w:rPr>
+              <w:t>Menggunakan</w:t>
+            </w:r>
+            <w:proofErr w:type="spellEnd"/>
+            <w:r>
+              <w:rPr>
+                <w:rFonts w:ascii="Calibri" w:eastAsia="Times New Roman" w:hAnsi="Calibri" w:cs="Calibri"/>
+                <w:color w:val="1E293B"/>
+                <w:sz w:val="20"/>
+                <w:szCs w:val="20"/>
+              </w:rPr>
+              <w:t xml:space="preserve"> </w:t>
+            </w:r>
+            <w:proofErr w:type="spellStart"/>
+            <w:r>
+              <w:rPr>
+                <w:rFonts w:ascii="Calibri" w:eastAsia="Times New Roman" w:hAnsi="Calibri" w:cs="Calibri"/>
+                <w:color w:val="1E293B"/>
+                <w:sz w:val="20"/>
+                <w:szCs w:val="20"/>
+              </w:rPr>
+              <w:t>tabel</w:t>
+            </w:r>
+            <w:proofErr w:type="spellEnd"/>
+            <w:r>
+              <w:rPr>
+                <w:rFonts w:ascii="Calibri" w:eastAsia="Times New Roman" w:hAnsi="Calibri" w:cs="Calibri"/>
+                <w:color w:val="1E293B"/>
+                <w:sz w:val="20"/>
+                <w:szCs w:val="20"/>
+              </w:rPr>
+              <w:t xml:space="preserve"> </w:t>
             </w:r>
             <w:r>
               <w:rPr>
@@ -1535,7 +3845,47 @@
                 <w:sz w:val="20"/>
                 <w:szCs w:val="20"/>
               </w:rPr>
-              <w:t>. Role user bertipe string numerik (</w:t>
+              <w:t xml:space="preserve">. Role user </w:t>
+            </w:r>
+            <w:proofErr w:type="spellStart"/>
+            <w:r>
+              <w:rPr>
+                <w:rFonts w:ascii="Calibri" w:eastAsia="Times New Roman" w:hAnsi="Calibri" w:cs="Calibri"/>
+                <w:color w:val="1E293B"/>
+                <w:sz w:val="20"/>
+                <w:szCs w:val="20"/>
+              </w:rPr>
+              <w:t>bertipe</w:t>
+            </w:r>
+            <w:proofErr w:type="spellEnd"/>
+            <w:r>
+              <w:rPr>
+                <w:rFonts w:ascii="Calibri" w:eastAsia="Times New Roman" w:hAnsi="Calibri" w:cs="Calibri"/>
+                <w:color w:val="1E293B"/>
+                <w:sz w:val="20"/>
+                <w:szCs w:val="20"/>
+              </w:rPr>
+              <w:t xml:space="preserve"> string </w:t>
+            </w:r>
+            <w:proofErr w:type="spellStart"/>
+            <w:r>
+              <w:rPr>
+                <w:rFonts w:ascii="Calibri" w:eastAsia="Times New Roman" w:hAnsi="Calibri" w:cs="Calibri"/>
+                <w:color w:val="1E293B"/>
+                <w:sz w:val="20"/>
+                <w:szCs w:val="20"/>
+              </w:rPr>
+              <w:t>numerik</w:t>
+            </w:r>
+            <w:proofErr w:type="spellEnd"/>
+            <w:r>
+              <w:rPr>
+                <w:rFonts w:ascii="Calibri" w:eastAsia="Times New Roman" w:hAnsi="Calibri" w:cs="Calibri"/>
+                <w:color w:val="1E293B"/>
+                <w:sz w:val="20"/>
+                <w:szCs w:val="20"/>
+              </w:rPr>
+              <w:t xml:space="preserve"> (</w:t>
             </w:r>
             <w:r>
               <w:rPr>
@@ -1671,14 +4021,45 @@
                 <w:szCs w:val="20"/>
               </w:rPr>
             </w:pPr>
-            <w:r>
-              <w:rPr>
-                <w:rFonts w:ascii="Calibri" w:eastAsia="Times New Roman" w:hAnsi="Calibri" w:cs="Calibri"/>
-                <w:color w:val="1E293B"/>
-                <w:sz w:val="20"/>
-                <w:szCs w:val="20"/>
-              </w:rPr>
-              <w:t xml:space="preserve">Memvalidasi login dengan key session </w:t>
+            <w:proofErr w:type="spellStart"/>
+            <w:r>
+              <w:rPr>
+                <w:rFonts w:ascii="Calibri" w:eastAsia="Times New Roman" w:hAnsi="Calibri" w:cs="Calibri"/>
+                <w:color w:val="1E293B"/>
+                <w:sz w:val="20"/>
+                <w:szCs w:val="20"/>
+              </w:rPr>
+              <w:t>Memvalidasi</w:t>
+            </w:r>
+            <w:proofErr w:type="spellEnd"/>
+            <w:r>
+              <w:rPr>
+                <w:rFonts w:ascii="Calibri" w:eastAsia="Times New Roman" w:hAnsi="Calibri" w:cs="Calibri"/>
+                <w:color w:val="1E293B"/>
+                <w:sz w:val="20"/>
+                <w:szCs w:val="20"/>
+              </w:rPr>
+              <w:t xml:space="preserve"> login </w:t>
+            </w:r>
+            <w:proofErr w:type="spellStart"/>
+            <w:r>
+              <w:rPr>
+                <w:rFonts w:ascii="Calibri" w:eastAsia="Times New Roman" w:hAnsi="Calibri" w:cs="Calibri"/>
+                <w:color w:val="1E293B"/>
+                <w:sz w:val="20"/>
+                <w:szCs w:val="20"/>
+              </w:rPr>
+              <w:t>dengan</w:t>
+            </w:r>
+            <w:proofErr w:type="spellEnd"/>
+            <w:r>
+              <w:rPr>
+                <w:rFonts w:ascii="Calibri" w:eastAsia="Times New Roman" w:hAnsi="Calibri" w:cs="Calibri"/>
+                <w:color w:val="1E293B"/>
+                <w:sz w:val="20"/>
+                <w:szCs w:val="20"/>
+              </w:rPr>
+              <w:t xml:space="preserve"> key session </w:t>
             </w:r>
             <w:r>
               <w:rPr>
@@ -1727,15 +4108,47 @@
                 <w:szCs w:val="20"/>
               </w:rPr>
             </w:pPr>
-            <w:r>
-              <w:rPr>
-                <w:rFonts w:ascii="Calibri" w:eastAsia="Times New Roman" w:hAnsi="Calibri" w:cs="Calibri"/>
-                <w:color w:val="1E293B"/>
-                <w:sz w:val="20"/>
-                <w:szCs w:val="20"/>
-              </w:rPr>
-              <w:t xml:space="preserve">Memvalidasi login dengan key session </w:t>
-            </w:r>
+            <w:proofErr w:type="spellStart"/>
+            <w:r>
+              <w:rPr>
+                <w:rFonts w:ascii="Calibri" w:eastAsia="Times New Roman" w:hAnsi="Calibri" w:cs="Calibri"/>
+                <w:color w:val="1E293B"/>
+                <w:sz w:val="20"/>
+                <w:szCs w:val="20"/>
+              </w:rPr>
+              <w:t>Memvalidasi</w:t>
+            </w:r>
+            <w:proofErr w:type="spellEnd"/>
+            <w:r>
+              <w:rPr>
+                <w:rFonts w:ascii="Calibri" w:eastAsia="Times New Roman" w:hAnsi="Calibri" w:cs="Calibri"/>
+                <w:color w:val="1E293B"/>
+                <w:sz w:val="20"/>
+                <w:szCs w:val="20"/>
+              </w:rPr>
+              <w:t xml:space="preserve"> login </w:t>
+            </w:r>
+            <w:proofErr w:type="spellStart"/>
+            <w:r>
+              <w:rPr>
+                <w:rFonts w:ascii="Calibri" w:eastAsia="Times New Roman" w:hAnsi="Calibri" w:cs="Calibri"/>
+                <w:color w:val="1E293B"/>
+                <w:sz w:val="20"/>
+                <w:szCs w:val="20"/>
+              </w:rPr>
+              <w:t>dengan</w:t>
+            </w:r>
+            <w:proofErr w:type="spellEnd"/>
+            <w:r>
+              <w:rPr>
+                <w:rFonts w:ascii="Calibri" w:eastAsia="Times New Roman" w:hAnsi="Calibri" w:cs="Calibri"/>
+                <w:color w:val="1E293B"/>
+                <w:sz w:val="20"/>
+                <w:szCs w:val="20"/>
+              </w:rPr>
+              <w:t xml:space="preserve"> key session </w:t>
+            </w:r>
+            <w:proofErr w:type="spellStart"/>
             <w:r>
               <w:rPr>
                 <w:rStyle w:val="HTMLCode"/>
@@ -1745,6 +4158,7 @@
               </w:rPr>
               <w:t>isLogin</w:t>
             </w:r>
+            <w:proofErr w:type="spellEnd"/>
             <w:r>
               <w:rPr>
                 <w:rFonts w:ascii="Calibri" w:eastAsia="Times New Roman" w:hAnsi="Calibri" w:cs="Calibri"/>
@@ -1785,6 +4199,7 @@
                 <w:szCs w:val="20"/>
               </w:rPr>
             </w:pPr>
+            <w:proofErr w:type="spellStart"/>
             <w:r>
               <w:rPr>
                 <w:rStyle w:val="Strong"/>
@@ -1793,7 +4208,40 @@
                 <w:sz w:val="20"/>
                 <w:szCs w:val="20"/>
               </w:rPr>
-              <w:t>Ketahanan Koneksi Database</w:t>
+              <w:t>Ketahanan</w:t>
+            </w:r>
+            <w:proofErr w:type="spellEnd"/>
+            <w:r>
+              <w:rPr>
+                <w:rStyle w:val="Strong"/>
+                <w:rFonts w:ascii="Calibri" w:eastAsia="Times New Roman" w:hAnsi="Calibri" w:cs="Calibri"/>
+                <w:color w:val="1E293B"/>
+                <w:sz w:val="20"/>
+                <w:szCs w:val="20"/>
+              </w:rPr>
+              <w:t xml:space="preserve"> </w:t>
+            </w:r>
+            <w:proofErr w:type="spellStart"/>
+            <w:r>
+              <w:rPr>
+                <w:rStyle w:val="Strong"/>
+                <w:rFonts w:ascii="Calibri" w:eastAsia="Times New Roman" w:hAnsi="Calibri" w:cs="Calibri"/>
+                <w:color w:val="1E293B"/>
+                <w:sz w:val="20"/>
+                <w:szCs w:val="20"/>
+              </w:rPr>
+              <w:t>Koneksi</w:t>
+            </w:r>
+            <w:proofErr w:type="spellEnd"/>
+            <w:r>
+              <w:rPr>
+                <w:rStyle w:val="Strong"/>
+                <w:rFonts w:ascii="Calibri" w:eastAsia="Times New Roman" w:hAnsi="Calibri" w:cs="Calibri"/>
+                <w:color w:val="1E293B"/>
+                <w:sz w:val="20"/>
+                <w:szCs w:val="20"/>
+              </w:rPr>
+              <w:t xml:space="preserve"> Database</w:t>
             </w:r>
           </w:p>
         </w:tc>
@@ -1824,30 +4272,150 @@
                 <w:szCs w:val="20"/>
               </w:rPr>
             </w:pPr>
-            <w:r>
-              <w:rPr>
-                <w:rFonts w:ascii="Calibri" w:eastAsia="Times New Roman" w:hAnsi="Calibri" w:cs="Calibri"/>
-                <w:color w:val="1E293B"/>
-                <w:sz w:val="20"/>
-                <w:szCs w:val="20"/>
-              </w:rPr>
-              <w:t>Memanfaatkan deteksi port socket (</w:t>
+            <w:proofErr w:type="spellStart"/>
+            <w:r>
+              <w:rPr>
+                <w:rFonts w:ascii="Calibri" w:eastAsia="Times New Roman" w:hAnsi="Calibri" w:cs="Calibri"/>
+                <w:color w:val="1E293B"/>
+                <w:sz w:val="20"/>
+                <w:szCs w:val="20"/>
+              </w:rPr>
+              <w:t>Memanfaatkan</w:t>
+            </w:r>
+            <w:proofErr w:type="spellEnd"/>
+            <w:r>
+              <w:rPr>
+                <w:rFonts w:ascii="Calibri" w:eastAsia="Times New Roman" w:hAnsi="Calibri" w:cs="Calibri"/>
+                <w:color w:val="1E293B"/>
+                <w:sz w:val="20"/>
+                <w:szCs w:val="20"/>
+              </w:rPr>
+              <w:t xml:space="preserve"> </w:t>
+            </w:r>
+            <w:proofErr w:type="spellStart"/>
+            <w:r>
+              <w:rPr>
+                <w:rFonts w:ascii="Calibri" w:eastAsia="Times New Roman" w:hAnsi="Calibri" w:cs="Calibri"/>
+                <w:color w:val="1E293B"/>
+                <w:sz w:val="20"/>
+                <w:szCs w:val="20"/>
+              </w:rPr>
+              <w:t>deteksi</w:t>
+            </w:r>
+            <w:proofErr w:type="spellEnd"/>
+            <w:r>
+              <w:rPr>
+                <w:rFonts w:ascii="Calibri" w:eastAsia="Times New Roman" w:hAnsi="Calibri" w:cs="Calibri"/>
+                <w:color w:val="1E293B"/>
+                <w:sz w:val="20"/>
+                <w:szCs w:val="20"/>
+              </w:rPr>
+              <w:t xml:space="preserve"> port socket (</w:t>
             </w:r>
             <w:r>
               <w:rPr>
                 <w:rStyle w:val="HTMLCode"/>
                 <w:color w:val="1E293B"/>
               </w:rPr>
-              <w:t>_ping_host</w:t>
-            </w:r>
-            <w:r>
-              <w:rPr>
-                <w:rFonts w:ascii="Calibri" w:eastAsia="Times New Roman" w:hAnsi="Calibri" w:cs="Calibri"/>
-                <w:color w:val="1E293B"/>
-                <w:sz w:val="20"/>
-                <w:szCs w:val="20"/>
-              </w:rPr>
-              <w:t>) sebelum database di-load. Mencegah server hang saat database sedang offline.</w:t>
+              <w:t>_</w:t>
+            </w:r>
+            <w:proofErr w:type="spellStart"/>
+            <w:r>
+              <w:rPr>
+                <w:rStyle w:val="HTMLCode"/>
+                <w:color w:val="1E293B"/>
+              </w:rPr>
+              <w:t>ping_host</w:t>
+            </w:r>
+            <w:proofErr w:type="spellEnd"/>
+            <w:r>
+              <w:rPr>
+                <w:rFonts w:ascii="Calibri" w:eastAsia="Times New Roman" w:hAnsi="Calibri" w:cs="Calibri"/>
+                <w:color w:val="1E293B"/>
+                <w:sz w:val="20"/>
+                <w:szCs w:val="20"/>
+              </w:rPr>
+              <w:t xml:space="preserve">) </w:t>
+            </w:r>
+            <w:proofErr w:type="spellStart"/>
+            <w:r>
+              <w:rPr>
+                <w:rFonts w:ascii="Calibri" w:eastAsia="Times New Roman" w:hAnsi="Calibri" w:cs="Calibri"/>
+                <w:color w:val="1E293B"/>
+                <w:sz w:val="20"/>
+                <w:szCs w:val="20"/>
+              </w:rPr>
+              <w:t>sebelum</w:t>
+            </w:r>
+            <w:proofErr w:type="spellEnd"/>
+            <w:r>
+              <w:rPr>
+                <w:rFonts w:ascii="Calibri" w:eastAsia="Times New Roman" w:hAnsi="Calibri" w:cs="Calibri"/>
+                <w:color w:val="1E293B"/>
+                <w:sz w:val="20"/>
+                <w:szCs w:val="20"/>
+              </w:rPr>
+              <w:t xml:space="preserve"> database di-load. </w:t>
+            </w:r>
+            <w:proofErr w:type="spellStart"/>
+            <w:r>
+              <w:rPr>
+                <w:rFonts w:ascii="Calibri" w:eastAsia="Times New Roman" w:hAnsi="Calibri" w:cs="Calibri"/>
+                <w:color w:val="1E293B"/>
+                <w:sz w:val="20"/>
+                <w:szCs w:val="20"/>
+              </w:rPr>
+              <w:t>Mencegah</w:t>
+            </w:r>
+            <w:proofErr w:type="spellEnd"/>
+            <w:r>
+              <w:rPr>
+                <w:rFonts w:ascii="Calibri" w:eastAsia="Times New Roman" w:hAnsi="Calibri" w:cs="Calibri"/>
+                <w:color w:val="1E293B"/>
+                <w:sz w:val="20"/>
+                <w:szCs w:val="20"/>
+              </w:rPr>
+              <w:t xml:space="preserve"> server hang </w:t>
+            </w:r>
+            <w:proofErr w:type="spellStart"/>
+            <w:r>
+              <w:rPr>
+                <w:rFonts w:ascii="Calibri" w:eastAsia="Times New Roman" w:hAnsi="Calibri" w:cs="Calibri"/>
+                <w:color w:val="1E293B"/>
+                <w:sz w:val="20"/>
+                <w:szCs w:val="20"/>
+              </w:rPr>
+              <w:t>saat</w:t>
+            </w:r>
+            <w:proofErr w:type="spellEnd"/>
+            <w:r>
+              <w:rPr>
+                <w:rFonts w:ascii="Calibri" w:eastAsia="Times New Roman" w:hAnsi="Calibri" w:cs="Calibri"/>
+                <w:color w:val="1E293B"/>
+                <w:sz w:val="20"/>
+                <w:szCs w:val="20"/>
+              </w:rPr>
+              <w:t xml:space="preserve"> database </w:t>
+            </w:r>
+            <w:proofErr w:type="spellStart"/>
+            <w:r>
+              <w:rPr>
+                <w:rFonts w:ascii="Calibri" w:eastAsia="Times New Roman" w:hAnsi="Calibri" w:cs="Calibri"/>
+                <w:color w:val="1E293B"/>
+                <w:sz w:val="20"/>
+                <w:szCs w:val="20"/>
+              </w:rPr>
+              <w:t>sedang</w:t>
+            </w:r>
+            <w:proofErr w:type="spellEnd"/>
+            <w:r>
+              <w:rPr>
+                <w:rFonts w:ascii="Calibri" w:eastAsia="Times New Roman" w:hAnsi="Calibri" w:cs="Calibri"/>
+                <w:color w:val="1E293B"/>
+                <w:sz w:val="20"/>
+                <w:szCs w:val="20"/>
+              </w:rPr>
+              <w:t xml:space="preserve"> offline.</w:t>
             </w:r>
           </w:p>
         </w:tc>
@@ -1878,23 +4446,145 @@
                 <w:szCs w:val="20"/>
               </w:rPr>
             </w:pPr>
-            <w:r>
-              <w:rPr>
-                <w:rFonts w:ascii="Calibri" w:eastAsia="Times New Roman" w:hAnsi="Calibri" w:cs="Calibri"/>
-                <w:color w:val="1E293B"/>
-                <w:sz w:val="20"/>
-                <w:szCs w:val="20"/>
-              </w:rPr>
-              <w:t xml:space="preserve">Meload database langsung secara synchronous. Rentan memicu </w:t>
-            </w:r>
-            <w:r>
-              <w:rPr>
-                <w:rFonts w:ascii="Calibri" w:eastAsia="Times New Roman" w:hAnsi="Calibri" w:cs="Calibri"/>
-                <w:color w:val="1E293B"/>
-                <w:sz w:val="20"/>
-                <w:szCs w:val="20"/>
-              </w:rPr>
-              <w:t>Apache timeout jika salah satu DB offline.</w:t>
+            <w:proofErr w:type="spellStart"/>
+            <w:r>
+              <w:rPr>
+                <w:rFonts w:ascii="Calibri" w:eastAsia="Times New Roman" w:hAnsi="Calibri" w:cs="Calibri"/>
+                <w:color w:val="1E293B"/>
+                <w:sz w:val="20"/>
+                <w:szCs w:val="20"/>
+              </w:rPr>
+              <w:t>Meload</w:t>
+            </w:r>
+            <w:proofErr w:type="spellEnd"/>
+            <w:r>
+              <w:rPr>
+                <w:rFonts w:ascii="Calibri" w:eastAsia="Times New Roman" w:hAnsi="Calibri" w:cs="Calibri"/>
+                <w:color w:val="1E293B"/>
+                <w:sz w:val="20"/>
+                <w:szCs w:val="20"/>
+              </w:rPr>
+              <w:t xml:space="preserve"> database </w:t>
+            </w:r>
+            <w:proofErr w:type="spellStart"/>
+            <w:r>
+              <w:rPr>
+                <w:rFonts w:ascii="Calibri" w:eastAsia="Times New Roman" w:hAnsi="Calibri" w:cs="Calibri"/>
+                <w:color w:val="1E293B"/>
+                <w:sz w:val="20"/>
+                <w:szCs w:val="20"/>
+              </w:rPr>
+              <w:t>langsung</w:t>
+            </w:r>
+            <w:proofErr w:type="spellEnd"/>
+            <w:r>
+              <w:rPr>
+                <w:rFonts w:ascii="Calibri" w:eastAsia="Times New Roman" w:hAnsi="Calibri" w:cs="Calibri"/>
+                <w:color w:val="1E293B"/>
+                <w:sz w:val="20"/>
+                <w:szCs w:val="20"/>
+              </w:rPr>
+              <w:t xml:space="preserve"> </w:t>
+            </w:r>
+            <w:proofErr w:type="spellStart"/>
+            <w:r>
+              <w:rPr>
+                <w:rFonts w:ascii="Calibri" w:eastAsia="Times New Roman" w:hAnsi="Calibri" w:cs="Calibri"/>
+                <w:color w:val="1E293B"/>
+                <w:sz w:val="20"/>
+                <w:szCs w:val="20"/>
+              </w:rPr>
+              <w:t>secara</w:t>
+            </w:r>
+            <w:proofErr w:type="spellEnd"/>
+            <w:r>
+              <w:rPr>
+                <w:rFonts w:ascii="Calibri" w:eastAsia="Times New Roman" w:hAnsi="Calibri" w:cs="Calibri"/>
+                <w:color w:val="1E293B"/>
+                <w:sz w:val="20"/>
+                <w:szCs w:val="20"/>
+              </w:rPr>
+              <w:t xml:space="preserve"> synchronous. </w:t>
+            </w:r>
+            <w:proofErr w:type="spellStart"/>
+            <w:r>
+              <w:rPr>
+                <w:rFonts w:ascii="Calibri" w:eastAsia="Times New Roman" w:hAnsi="Calibri" w:cs="Calibri"/>
+                <w:color w:val="1E293B"/>
+                <w:sz w:val="20"/>
+                <w:szCs w:val="20"/>
+              </w:rPr>
+              <w:t>Rentan</w:t>
+            </w:r>
+            <w:proofErr w:type="spellEnd"/>
+            <w:r>
+              <w:rPr>
+                <w:rFonts w:ascii="Calibri" w:eastAsia="Times New Roman" w:hAnsi="Calibri" w:cs="Calibri"/>
+                <w:color w:val="1E293B"/>
+                <w:sz w:val="20"/>
+                <w:szCs w:val="20"/>
+              </w:rPr>
+              <w:t xml:space="preserve"> </w:t>
+            </w:r>
+            <w:proofErr w:type="spellStart"/>
+            <w:r>
+              <w:rPr>
+                <w:rFonts w:ascii="Calibri" w:eastAsia="Times New Roman" w:hAnsi="Calibri" w:cs="Calibri"/>
+                <w:color w:val="1E293B"/>
+                <w:sz w:val="20"/>
+                <w:szCs w:val="20"/>
+              </w:rPr>
+              <w:t>memicu</w:t>
+            </w:r>
+            <w:proofErr w:type="spellEnd"/>
+            <w:r>
+              <w:rPr>
+                <w:rFonts w:ascii="Calibri" w:eastAsia="Times New Roman" w:hAnsi="Calibri" w:cs="Calibri"/>
+                <w:color w:val="1E293B"/>
+                <w:sz w:val="20"/>
+                <w:szCs w:val="20"/>
+              </w:rPr>
+              <w:t xml:space="preserve"> Apache timeout </w:t>
+            </w:r>
+            <w:proofErr w:type="spellStart"/>
+            <w:r>
+              <w:rPr>
+                <w:rFonts w:ascii="Calibri" w:eastAsia="Times New Roman" w:hAnsi="Calibri" w:cs="Calibri"/>
+                <w:color w:val="1E293B"/>
+                <w:sz w:val="20"/>
+                <w:szCs w:val="20"/>
+              </w:rPr>
+              <w:t>jika</w:t>
+            </w:r>
+            <w:proofErr w:type="spellEnd"/>
+            <w:r>
+              <w:rPr>
+                <w:rFonts w:ascii="Calibri" w:eastAsia="Times New Roman" w:hAnsi="Calibri" w:cs="Calibri"/>
+                <w:color w:val="1E293B"/>
+                <w:sz w:val="20"/>
+                <w:szCs w:val="20"/>
+              </w:rPr>
+              <w:t xml:space="preserve"> salah </w:t>
+            </w:r>
+            <w:proofErr w:type="spellStart"/>
+            <w:r>
+              <w:rPr>
+                <w:rFonts w:ascii="Calibri" w:eastAsia="Times New Roman" w:hAnsi="Calibri" w:cs="Calibri"/>
+                <w:color w:val="1E293B"/>
+                <w:sz w:val="20"/>
+                <w:szCs w:val="20"/>
+              </w:rPr>
+              <w:t>satu</w:t>
+            </w:r>
+            <w:proofErr w:type="spellEnd"/>
+            <w:r>
+              <w:rPr>
+                <w:rFonts w:ascii="Calibri" w:eastAsia="Times New Roman" w:hAnsi="Calibri" w:cs="Calibri"/>
+                <w:color w:val="1E293B"/>
+                <w:sz w:val="20"/>
+                <w:szCs w:val="20"/>
+              </w:rPr>
+              <w:t xml:space="preserve"> DB offline.</w:t>
             </w:r>
           </w:p>
         </w:tc>
@@ -1927,6 +4617,7 @@
                 <w:szCs w:val="20"/>
               </w:rPr>
             </w:pPr>
+            <w:proofErr w:type="spellStart"/>
             <w:r>
               <w:rPr>
                 <w:rStyle w:val="Strong"/>
@@ -1935,8 +4626,31 @@
                 <w:sz w:val="20"/>
                 <w:szCs w:val="20"/>
               </w:rPr>
-              <w:t>Konfigurasi base_url</w:t>
-            </w:r>
+              <w:t>Konfigurasi</w:t>
+            </w:r>
+            <w:proofErr w:type="spellEnd"/>
+            <w:r>
+              <w:rPr>
+                <w:rStyle w:val="Strong"/>
+                <w:rFonts w:ascii="Calibri" w:eastAsia="Times New Roman" w:hAnsi="Calibri" w:cs="Calibri"/>
+                <w:color w:val="1E293B"/>
+                <w:sz w:val="20"/>
+                <w:szCs w:val="20"/>
+              </w:rPr>
+              <w:t xml:space="preserve"> </w:t>
+            </w:r>
+            <w:proofErr w:type="spellStart"/>
+            <w:r>
+              <w:rPr>
+                <w:rStyle w:val="Strong"/>
+                <w:rFonts w:ascii="Calibri" w:eastAsia="Times New Roman" w:hAnsi="Calibri" w:cs="Calibri"/>
+                <w:color w:val="1E293B"/>
+                <w:sz w:val="20"/>
+                <w:szCs w:val="20"/>
+              </w:rPr>
+              <w:t>base_url</w:t>
+            </w:r>
+            <w:proofErr w:type="spellEnd"/>
           </w:p>
         </w:tc>
         <w:tc>
@@ -1975,6 +4689,7 @@
               </w:rPr>
               <w:t xml:space="preserve">Statis/Hardcoded di file </w:t>
             </w:r>
+            <w:proofErr w:type="spellStart"/>
             <w:r>
               <w:rPr>
                 <w:rStyle w:val="HTMLCode"/>
@@ -1982,6 +4697,7 @@
               </w:rPr>
               <w:t>config.php</w:t>
             </w:r>
+            <w:proofErr w:type="spellEnd"/>
             <w:r>
               <w:rPr>
                 <w:rFonts w:ascii="Calibri" w:eastAsia="Times New Roman" w:hAnsi="Calibri" w:cs="Calibri"/>
@@ -2020,14 +4736,65 @@
                 <w:szCs w:val="20"/>
               </w:rPr>
             </w:pPr>
-            <w:r>
-              <w:rPr>
-                <w:rFonts w:ascii="Calibri" w:eastAsia="Times New Roman" w:hAnsi="Calibri" w:cs="Calibri"/>
-                <w:color w:val="1E293B"/>
-                <w:sz w:val="20"/>
-                <w:szCs w:val="20"/>
-              </w:rPr>
-              <w:t>Dinamis (otomatis membaca domain host dan subfolder server via global variable).</w:t>
+            <w:proofErr w:type="spellStart"/>
+            <w:r>
+              <w:rPr>
+                <w:rFonts w:ascii="Calibri" w:eastAsia="Times New Roman" w:hAnsi="Calibri" w:cs="Calibri"/>
+                <w:color w:val="1E293B"/>
+                <w:sz w:val="20"/>
+                <w:szCs w:val="20"/>
+              </w:rPr>
+              <w:t>Dinamis</w:t>
+            </w:r>
+            <w:proofErr w:type="spellEnd"/>
+            <w:r>
+              <w:rPr>
+                <w:rFonts w:ascii="Calibri" w:eastAsia="Times New Roman" w:hAnsi="Calibri" w:cs="Calibri"/>
+                <w:color w:val="1E293B"/>
+                <w:sz w:val="20"/>
+                <w:szCs w:val="20"/>
+              </w:rPr>
+              <w:t xml:space="preserve"> (</w:t>
+            </w:r>
+            <w:proofErr w:type="spellStart"/>
+            <w:r>
+              <w:rPr>
+                <w:rFonts w:ascii="Calibri" w:eastAsia="Times New Roman" w:hAnsi="Calibri" w:cs="Calibri"/>
+                <w:color w:val="1E293B"/>
+                <w:sz w:val="20"/>
+                <w:szCs w:val="20"/>
+              </w:rPr>
+              <w:t>otomatis</w:t>
+            </w:r>
+            <w:proofErr w:type="spellEnd"/>
+            <w:r>
+              <w:rPr>
+                <w:rFonts w:ascii="Calibri" w:eastAsia="Times New Roman" w:hAnsi="Calibri" w:cs="Calibri"/>
+                <w:color w:val="1E293B"/>
+                <w:sz w:val="20"/>
+                <w:szCs w:val="20"/>
+              </w:rPr>
+              <w:t xml:space="preserve"> </w:t>
+            </w:r>
+            <w:proofErr w:type="spellStart"/>
+            <w:r>
+              <w:rPr>
+                <w:rFonts w:ascii="Calibri" w:eastAsia="Times New Roman" w:hAnsi="Calibri" w:cs="Calibri"/>
+                <w:color w:val="1E293B"/>
+                <w:sz w:val="20"/>
+                <w:szCs w:val="20"/>
+              </w:rPr>
+              <w:t>membaca</w:t>
+            </w:r>
+            <w:proofErr w:type="spellEnd"/>
+            <w:r>
+              <w:rPr>
+                <w:rFonts w:ascii="Calibri" w:eastAsia="Times New Roman" w:hAnsi="Calibri" w:cs="Calibri"/>
+                <w:color w:val="1E293B"/>
+                <w:sz w:val="20"/>
+                <w:szCs w:val="20"/>
+              </w:rPr>
+              <w:t xml:space="preserve"> domain host dan subfolder server via global variable).</w:t>
             </w:r>
           </w:p>
         </w:tc>
@@ -2060,6 +4827,7 @@
                 <w:szCs w:val="20"/>
               </w:rPr>
             </w:pPr>
+            <w:proofErr w:type="spellStart"/>
             <w:r>
               <w:rPr>
                 <w:rStyle w:val="Strong"/>
@@ -2068,7 +4836,19 @@
                 <w:sz w:val="20"/>
                 <w:szCs w:val="20"/>
               </w:rPr>
-              <w:t>Pengaturan CORS</w:t>
+              <w:lastRenderedPageBreak/>
+              <w:t>Pengaturan</w:t>
+            </w:r>
+            <w:proofErr w:type="spellEnd"/>
+            <w:r>
+              <w:rPr>
+                <w:rStyle w:val="Strong"/>
+                <w:rFonts w:ascii="Calibri" w:eastAsia="Times New Roman" w:hAnsi="Calibri" w:cs="Calibri"/>
+                <w:color w:val="1E293B"/>
+                <w:sz w:val="20"/>
+                <w:szCs w:val="20"/>
+              </w:rPr>
+              <w:t xml:space="preserve"> CORS</w:t>
             </w:r>
           </w:p>
         </w:tc>
@@ -2099,14 +4879,65 @@
                 <w:szCs w:val="20"/>
               </w:rPr>
             </w:pPr>
-            <w:r>
-              <w:rPr>
-                <w:rFonts w:ascii="Calibri" w:eastAsia="Times New Roman" w:hAnsi="Calibri" w:cs="Calibri"/>
-                <w:color w:val="1E293B"/>
-                <w:sz w:val="20"/>
-                <w:szCs w:val="20"/>
-              </w:rPr>
-              <w:t xml:space="preserve">Dinamis membaca asal domain </w:t>
+            <w:proofErr w:type="spellStart"/>
+            <w:r>
+              <w:rPr>
+                <w:rFonts w:ascii="Calibri" w:eastAsia="Times New Roman" w:hAnsi="Calibri" w:cs="Calibri"/>
+                <w:color w:val="1E293B"/>
+                <w:sz w:val="20"/>
+                <w:szCs w:val="20"/>
+              </w:rPr>
+              <w:t>Dinamis</w:t>
+            </w:r>
+            <w:proofErr w:type="spellEnd"/>
+            <w:r>
+              <w:rPr>
+                <w:rFonts w:ascii="Calibri" w:eastAsia="Times New Roman" w:hAnsi="Calibri" w:cs="Calibri"/>
+                <w:color w:val="1E293B"/>
+                <w:sz w:val="20"/>
+                <w:szCs w:val="20"/>
+              </w:rPr>
+              <w:t xml:space="preserve"> </w:t>
+            </w:r>
+            <w:proofErr w:type="spellStart"/>
+            <w:r>
+              <w:rPr>
+                <w:rFonts w:ascii="Calibri" w:eastAsia="Times New Roman" w:hAnsi="Calibri" w:cs="Calibri"/>
+                <w:color w:val="1E293B"/>
+                <w:sz w:val="20"/>
+                <w:szCs w:val="20"/>
+              </w:rPr>
+              <w:t>membaca</w:t>
+            </w:r>
+            <w:proofErr w:type="spellEnd"/>
+            <w:r>
+              <w:rPr>
+                <w:rFonts w:ascii="Calibri" w:eastAsia="Times New Roman" w:hAnsi="Calibri" w:cs="Calibri"/>
+                <w:color w:val="1E293B"/>
+                <w:sz w:val="20"/>
+                <w:szCs w:val="20"/>
+              </w:rPr>
+              <w:t xml:space="preserve"> </w:t>
+            </w:r>
+            <w:proofErr w:type="spellStart"/>
+            <w:r>
+              <w:rPr>
+                <w:rFonts w:ascii="Calibri" w:eastAsia="Times New Roman" w:hAnsi="Calibri" w:cs="Calibri"/>
+                <w:color w:val="1E293B"/>
+                <w:sz w:val="20"/>
+                <w:szCs w:val="20"/>
+              </w:rPr>
+              <w:t>asal</w:t>
+            </w:r>
+            <w:proofErr w:type="spellEnd"/>
+            <w:r>
+              <w:rPr>
+                <w:rFonts w:ascii="Calibri" w:eastAsia="Times New Roman" w:hAnsi="Calibri" w:cs="Calibri"/>
+                <w:color w:val="1E293B"/>
+                <w:sz w:val="20"/>
+                <w:szCs w:val="20"/>
+              </w:rPr>
+              <w:t xml:space="preserve"> domain </w:t>
             </w:r>
             <w:r>
               <w:rPr>
@@ -2122,16 +4953,87 @@
                 <w:sz w:val="20"/>
                 <w:szCs w:val="20"/>
               </w:rPr>
-              <w:t xml:space="preserve"> untuk mendukung </w:t>
-            </w:r>
-            <w:r>
-              <w:rPr>
-                <w:rFonts w:ascii="Calibri" w:eastAsia="Times New Roman" w:hAnsi="Calibri" w:cs="Calibri"/>
-                <w:color w:val="1E293B"/>
-                <w:sz w:val="20"/>
-                <w:szCs w:val="20"/>
-              </w:rPr>
-              <w:t>fleksibilitas pemindahan server.</w:t>
+              <w:t xml:space="preserve"> </w:t>
+            </w:r>
+            <w:proofErr w:type="spellStart"/>
+            <w:r>
+              <w:rPr>
+                <w:rFonts w:ascii="Calibri" w:eastAsia="Times New Roman" w:hAnsi="Calibri" w:cs="Calibri"/>
+                <w:color w:val="1E293B"/>
+                <w:sz w:val="20"/>
+                <w:szCs w:val="20"/>
+              </w:rPr>
+              <w:t>untuk</w:t>
+            </w:r>
+            <w:proofErr w:type="spellEnd"/>
+            <w:r>
+              <w:rPr>
+                <w:rFonts w:ascii="Calibri" w:eastAsia="Times New Roman" w:hAnsi="Calibri" w:cs="Calibri"/>
+                <w:color w:val="1E293B"/>
+                <w:sz w:val="20"/>
+                <w:szCs w:val="20"/>
+              </w:rPr>
+              <w:t xml:space="preserve"> </w:t>
+            </w:r>
+            <w:proofErr w:type="spellStart"/>
+            <w:r>
+              <w:rPr>
+                <w:rFonts w:ascii="Calibri" w:eastAsia="Times New Roman" w:hAnsi="Calibri" w:cs="Calibri"/>
+                <w:color w:val="1E293B"/>
+                <w:sz w:val="20"/>
+                <w:szCs w:val="20"/>
+              </w:rPr>
+              <w:t>mendukung</w:t>
+            </w:r>
+            <w:proofErr w:type="spellEnd"/>
+            <w:r>
+              <w:rPr>
+                <w:rFonts w:ascii="Calibri" w:eastAsia="Times New Roman" w:hAnsi="Calibri" w:cs="Calibri"/>
+                <w:color w:val="1E293B"/>
+                <w:sz w:val="20"/>
+                <w:szCs w:val="20"/>
+              </w:rPr>
+              <w:t xml:space="preserve"> </w:t>
+            </w:r>
+            <w:proofErr w:type="spellStart"/>
+            <w:r>
+              <w:rPr>
+                <w:rFonts w:ascii="Calibri" w:eastAsia="Times New Roman" w:hAnsi="Calibri" w:cs="Calibri"/>
+                <w:color w:val="1E293B"/>
+                <w:sz w:val="20"/>
+                <w:szCs w:val="20"/>
+              </w:rPr>
+              <w:t>fleksibilitas</w:t>
+            </w:r>
+            <w:proofErr w:type="spellEnd"/>
+            <w:r>
+              <w:rPr>
+                <w:rFonts w:ascii="Calibri" w:eastAsia="Times New Roman" w:hAnsi="Calibri" w:cs="Calibri"/>
+                <w:color w:val="1E293B"/>
+                <w:sz w:val="20"/>
+                <w:szCs w:val="20"/>
+              </w:rPr>
+              <w:t xml:space="preserve"> </w:t>
+            </w:r>
+            <w:proofErr w:type="spellStart"/>
+            <w:r>
+              <w:rPr>
+                <w:rFonts w:ascii="Calibri" w:eastAsia="Times New Roman" w:hAnsi="Calibri" w:cs="Calibri"/>
+                <w:color w:val="1E293B"/>
+                <w:sz w:val="20"/>
+                <w:szCs w:val="20"/>
+              </w:rPr>
+              <w:t>pemindahan</w:t>
+            </w:r>
+            <w:proofErr w:type="spellEnd"/>
+            <w:r>
+              <w:rPr>
+                <w:rFonts w:ascii="Calibri" w:eastAsia="Times New Roman" w:hAnsi="Calibri" w:cs="Calibri"/>
+                <w:color w:val="1E293B"/>
+                <w:sz w:val="20"/>
+                <w:szCs w:val="20"/>
+              </w:rPr>
+              <w:t xml:space="preserve"> server.</w:t>
             </w:r>
           </w:p>
         </w:tc>
@@ -2169,7 +5071,67 @@
                 <w:sz w:val="20"/>
                 <w:szCs w:val="20"/>
               </w:rPr>
-              <w:t>Statis mengarah ke IP tertentu (</w:t>
+              <w:t xml:space="preserve">Statis </w:t>
+            </w:r>
+            <w:proofErr w:type="spellStart"/>
+            <w:r>
+              <w:rPr>
+                <w:rFonts w:ascii="Calibri" w:eastAsia="Times New Roman" w:hAnsi="Calibri" w:cs="Calibri"/>
+                <w:color w:val="1E293B"/>
+                <w:sz w:val="20"/>
+                <w:szCs w:val="20"/>
+              </w:rPr>
+              <w:t>mengarah</w:t>
+            </w:r>
+            <w:proofErr w:type="spellEnd"/>
+            <w:r>
+              <w:rPr>
+                <w:rFonts w:ascii="Calibri" w:eastAsia="Times New Roman" w:hAnsi="Calibri" w:cs="Calibri"/>
+                <w:color w:val="1E293B"/>
+                <w:sz w:val="20"/>
+                <w:szCs w:val="20"/>
+              </w:rPr>
+              <w:t xml:space="preserve"> </w:t>
+            </w:r>
+            <w:proofErr w:type="spellStart"/>
+            <w:r>
+              <w:rPr>
+                <w:rFonts w:ascii="Calibri" w:eastAsia="Times New Roman" w:hAnsi="Calibri" w:cs="Calibri"/>
+                <w:color w:val="1E293B"/>
+                <w:sz w:val="20"/>
+                <w:szCs w:val="20"/>
+              </w:rPr>
+              <w:t>ke</w:t>
+            </w:r>
+            <w:proofErr w:type="spellEnd"/>
+            <w:r>
+              <w:rPr>
+                <w:rFonts w:ascii="Calibri" w:eastAsia="Times New Roman" w:hAnsi="Calibri" w:cs="Calibri"/>
+                <w:color w:val="1E293B"/>
+                <w:sz w:val="20"/>
+                <w:szCs w:val="20"/>
+              </w:rPr>
+              <w:t xml:space="preserve"> IP </w:t>
+            </w:r>
+            <w:proofErr w:type="spellStart"/>
+            <w:r>
+              <w:rPr>
+                <w:rFonts w:ascii="Calibri" w:eastAsia="Times New Roman" w:hAnsi="Calibri" w:cs="Calibri"/>
+                <w:color w:val="1E293B"/>
+                <w:sz w:val="20"/>
+                <w:szCs w:val="20"/>
+              </w:rPr>
+              <w:t>tertentu</w:t>
+            </w:r>
+            <w:proofErr w:type="spellEnd"/>
+            <w:r>
+              <w:rPr>
+                <w:rFonts w:ascii="Calibri" w:eastAsia="Times New Roman" w:hAnsi="Calibri" w:cs="Calibri"/>
+                <w:color w:val="1E293B"/>
+                <w:sz w:val="20"/>
+                <w:szCs w:val="20"/>
+              </w:rPr>
+              <w:t xml:space="preserve"> (</w:t>
             </w:r>
             <w:r>
               <w:rPr>
@@ -2202,7 +5164,21 @@
         <w:rPr>
           <w:rFonts w:ascii="Calibri" w:eastAsia="Times New Roman" w:hAnsi="Calibri" w:cs="Calibri"/>
         </w:rPr>
-        <w:t>3. Detail Penulisan Kode API Backend</w:t>
+        <w:t xml:space="preserve">3. Detail </w:t>
+      </w:r>
+      <w:proofErr w:type="spellStart"/>
+      <w:r>
+        <w:rPr>
+          <w:rFonts w:ascii="Calibri" w:eastAsia="Times New Roman" w:hAnsi="Calibri" w:cs="Calibri"/>
+        </w:rPr>
+        <w:t>Penulisan</w:t>
+      </w:r>
+      <w:proofErr w:type="spellEnd"/>
+      <w:r>
+        <w:rPr>
+          <w:rFonts w:ascii="Calibri" w:eastAsia="Times New Roman" w:hAnsi="Calibri" w:cs="Calibri"/>
+        </w:rPr>
+        <w:t xml:space="preserve"> Kode API Backend</w:t>
       </w:r>
     </w:p>
     <w:p>
@@ -2216,7 +5192,21 @@
         <w:rPr>
           <w:rFonts w:ascii="Calibri" w:eastAsia="Times New Roman" w:hAnsi="Calibri" w:cs="Calibri"/>
         </w:rPr>
-        <w:t>3.1. Penanganan Input &amp; JSON Payload</w:t>
+        <w:t xml:space="preserve">3.1. </w:t>
+      </w:r>
+      <w:proofErr w:type="spellStart"/>
+      <w:r>
+        <w:rPr>
+          <w:rFonts w:ascii="Calibri" w:eastAsia="Times New Roman" w:hAnsi="Calibri" w:cs="Calibri"/>
+        </w:rPr>
+        <w:t>Penanganan</w:t>
+      </w:r>
+      <w:proofErr w:type="spellEnd"/>
+      <w:r>
+        <w:rPr>
+          <w:rFonts w:ascii="Calibri" w:eastAsia="Times New Roman" w:hAnsi="Calibri" w:cs="Calibri"/>
+        </w:rPr>
+        <w:t xml:space="preserve"> Input &amp; JSON Payload</w:t>
       </w:r>
     </w:p>
     <w:p>
@@ -2236,7 +5226,147 @@
           <w:sz w:val="22"/>
           <w:szCs w:val="22"/>
         </w:rPr>
-        <w:t xml:space="preserve">Project kita dirancang dengan memprioritaskan keamanan dari serangan </w:t>
+        <w:t xml:space="preserve">Project </w:t>
+      </w:r>
+      <w:proofErr w:type="spellStart"/>
+      <w:r>
+        <w:rPr>
+          <w:rFonts w:ascii="Calibri" w:hAnsi="Calibri" w:cs="Calibri"/>
+          <w:color w:val="1E293B"/>
+          <w:sz w:val="22"/>
+          <w:szCs w:val="22"/>
+        </w:rPr>
+        <w:t>kita</w:t>
+      </w:r>
+      <w:proofErr w:type="spellEnd"/>
+      <w:r>
+        <w:rPr>
+          <w:rFonts w:ascii="Calibri" w:hAnsi="Calibri" w:cs="Calibri"/>
+          <w:color w:val="1E293B"/>
+          <w:sz w:val="22"/>
+          <w:szCs w:val="22"/>
+        </w:rPr>
+        <w:t xml:space="preserve"> </w:t>
+      </w:r>
+      <w:proofErr w:type="spellStart"/>
+      <w:r>
+        <w:rPr>
+          <w:rFonts w:ascii="Calibri" w:hAnsi="Calibri" w:cs="Calibri"/>
+          <w:color w:val="1E293B"/>
+          <w:sz w:val="22"/>
+          <w:szCs w:val="22"/>
+        </w:rPr>
+        <w:t>dirancang</w:t>
+      </w:r>
+      <w:proofErr w:type="spellEnd"/>
+      <w:r>
+        <w:rPr>
+          <w:rFonts w:ascii="Calibri" w:hAnsi="Calibri" w:cs="Calibri"/>
+          <w:color w:val="1E293B"/>
+          <w:sz w:val="22"/>
+          <w:szCs w:val="22"/>
+        </w:rPr>
+        <w:t xml:space="preserve"> </w:t>
+      </w:r>
+      <w:proofErr w:type="spellStart"/>
+      <w:r>
+        <w:rPr>
+          <w:rFonts w:ascii="Calibri" w:hAnsi="Calibri" w:cs="Calibri"/>
+          <w:color w:val="1E293B"/>
+          <w:sz w:val="22"/>
+          <w:szCs w:val="22"/>
+        </w:rPr>
+        <w:t>dengan</w:t>
+      </w:r>
+      <w:proofErr w:type="spellEnd"/>
+      <w:r>
+        <w:rPr>
+          <w:rFonts w:ascii="Calibri" w:hAnsi="Calibri" w:cs="Calibri"/>
+          <w:color w:val="1E293B"/>
+          <w:sz w:val="22"/>
+          <w:szCs w:val="22"/>
+        </w:rPr>
+        <w:t xml:space="preserve"> </w:t>
+      </w:r>
+      <w:proofErr w:type="spellStart"/>
+      <w:r>
+        <w:rPr>
+          <w:rFonts w:ascii="Calibri" w:hAnsi="Calibri" w:cs="Calibri"/>
+          <w:color w:val="1E293B"/>
+          <w:sz w:val="22"/>
+          <w:szCs w:val="22"/>
+        </w:rPr>
+        <w:t>memprioritaskan</w:t>
+      </w:r>
+      <w:proofErr w:type="spellEnd"/>
+      <w:r>
+        <w:rPr>
+          <w:rFonts w:ascii="Calibri" w:hAnsi="Calibri" w:cs="Calibri"/>
+          <w:color w:val="1E293B"/>
+          <w:sz w:val="22"/>
+          <w:szCs w:val="22"/>
+        </w:rPr>
+        <w:t xml:space="preserve"> </w:t>
+      </w:r>
+      <w:proofErr w:type="spellStart"/>
+      <w:r>
+        <w:rPr>
+          <w:rFonts w:ascii="Calibri" w:hAnsi="Calibri" w:cs="Calibri"/>
+          <w:color w:val="1E293B"/>
+          <w:sz w:val="22"/>
+          <w:szCs w:val="22"/>
+        </w:rPr>
+        <w:t>keamanan</w:t>
+      </w:r>
+      <w:proofErr w:type="spellEnd"/>
+      <w:r>
+        <w:rPr>
+          <w:rFonts w:ascii="Calibri" w:hAnsi="Calibri" w:cs="Calibri"/>
+          <w:color w:val="1E293B"/>
+          <w:sz w:val="22"/>
+          <w:szCs w:val="22"/>
+        </w:rPr>
+        <w:t xml:space="preserve"> </w:t>
+      </w:r>
+      <w:proofErr w:type="spellStart"/>
+      <w:r>
+        <w:rPr>
+          <w:rFonts w:ascii="Calibri" w:hAnsi="Calibri" w:cs="Calibri"/>
+          <w:color w:val="1E293B"/>
+          <w:sz w:val="22"/>
+          <w:szCs w:val="22"/>
+        </w:rPr>
+        <w:t>dari</w:t>
+      </w:r>
+      <w:proofErr w:type="spellEnd"/>
+      <w:r>
+        <w:rPr>
+          <w:rFonts w:ascii="Calibri" w:hAnsi="Calibri" w:cs="Calibri"/>
+          <w:color w:val="1E293B"/>
+          <w:sz w:val="22"/>
+          <w:szCs w:val="22"/>
+        </w:rPr>
+        <w:t xml:space="preserve"> </w:t>
+      </w:r>
+      <w:proofErr w:type="spellStart"/>
+      <w:r>
+        <w:rPr>
+          <w:rFonts w:ascii="Calibri" w:hAnsi="Calibri" w:cs="Calibri"/>
+          <w:color w:val="1E293B"/>
+          <w:sz w:val="22"/>
+          <w:szCs w:val="22"/>
+        </w:rPr>
+        <w:t>serangan</w:t>
+      </w:r>
+      <w:proofErr w:type="spellEnd"/>
+      <w:r>
+        <w:rPr>
+          <w:rFonts w:ascii="Calibri" w:hAnsi="Calibri" w:cs="Calibri"/>
+          <w:color w:val="1E293B"/>
+          <w:sz w:val="22"/>
+          <w:szCs w:val="22"/>
+        </w:rPr>
+        <w:t xml:space="preserve"> </w:t>
       </w:r>
       <w:r>
         <w:rPr>
@@ -2246,26 +5376,256 @@
           <w:sz w:val="22"/>
           <w:szCs w:val="22"/>
         </w:rPr>
-        <w:t xml:space="preserve">Cross-Site Scripting </w:t>
-      </w:r>
-      <w:r>
-        <w:rPr>
-          <w:rStyle w:val="Emphasis"/>
-          <w:rFonts w:ascii="Calibri" w:hAnsi="Calibri" w:cs="Calibri"/>
-          <w:color w:val="1E293B"/>
-          <w:sz w:val="22"/>
-          <w:szCs w:val="22"/>
-        </w:rPr>
-        <w:t>(XSS)</w:t>
-      </w:r>
-      <w:r>
-        <w:rPr>
-          <w:rFonts w:ascii="Calibri" w:hAnsi="Calibri" w:cs="Calibri"/>
-          <w:color w:val="1E293B"/>
-          <w:sz w:val="22"/>
-          <w:szCs w:val="22"/>
-        </w:rPr>
-        <w:t xml:space="preserve"> dengan melakukan pembersihan XSS pada stream input JSON sebelum didecode. Sementara itu, project Lutfi mengabaikan pembersihan XSS di tingkat controller dan langsung membaca stream php native:</w:t>
+        <w:t>Cross-Site Scripting (XSS)</w:t>
+      </w:r>
+      <w:r>
+        <w:rPr>
+          <w:rFonts w:ascii="Calibri" w:hAnsi="Calibri" w:cs="Calibri"/>
+          <w:color w:val="1E293B"/>
+          <w:sz w:val="22"/>
+          <w:szCs w:val="22"/>
+        </w:rPr>
+        <w:t xml:space="preserve"> </w:t>
+      </w:r>
+      <w:proofErr w:type="spellStart"/>
+      <w:r>
+        <w:rPr>
+          <w:rFonts w:ascii="Calibri" w:hAnsi="Calibri" w:cs="Calibri"/>
+          <w:color w:val="1E293B"/>
+          <w:sz w:val="22"/>
+          <w:szCs w:val="22"/>
+        </w:rPr>
+        <w:t>dengan</w:t>
+      </w:r>
+      <w:proofErr w:type="spellEnd"/>
+      <w:r>
+        <w:rPr>
+          <w:rFonts w:ascii="Calibri" w:hAnsi="Calibri" w:cs="Calibri"/>
+          <w:color w:val="1E293B"/>
+          <w:sz w:val="22"/>
+          <w:szCs w:val="22"/>
+        </w:rPr>
+        <w:t xml:space="preserve"> </w:t>
+      </w:r>
+      <w:proofErr w:type="spellStart"/>
+      <w:r>
+        <w:rPr>
+          <w:rFonts w:ascii="Calibri" w:hAnsi="Calibri" w:cs="Calibri"/>
+          <w:color w:val="1E293B"/>
+          <w:sz w:val="22"/>
+          <w:szCs w:val="22"/>
+        </w:rPr>
+        <w:t>melakukan</w:t>
+      </w:r>
+      <w:proofErr w:type="spellEnd"/>
+      <w:r>
+        <w:rPr>
+          <w:rFonts w:ascii="Calibri" w:hAnsi="Calibri" w:cs="Calibri"/>
+          <w:color w:val="1E293B"/>
+          <w:sz w:val="22"/>
+          <w:szCs w:val="22"/>
+        </w:rPr>
+        <w:t xml:space="preserve"> </w:t>
+      </w:r>
+      <w:proofErr w:type="spellStart"/>
+      <w:r>
+        <w:rPr>
+          <w:rFonts w:ascii="Calibri" w:hAnsi="Calibri" w:cs="Calibri"/>
+          <w:color w:val="1E293B"/>
+          <w:sz w:val="22"/>
+          <w:szCs w:val="22"/>
+        </w:rPr>
+        <w:t>pembersihan</w:t>
+      </w:r>
+      <w:proofErr w:type="spellEnd"/>
+      <w:r>
+        <w:rPr>
+          <w:rFonts w:ascii="Calibri" w:hAnsi="Calibri" w:cs="Calibri"/>
+          <w:color w:val="1E293B"/>
+          <w:sz w:val="22"/>
+          <w:szCs w:val="22"/>
+        </w:rPr>
+        <w:t xml:space="preserve"> XSS pada stream input JSON </w:t>
+      </w:r>
+      <w:proofErr w:type="spellStart"/>
+      <w:r>
+        <w:rPr>
+          <w:rFonts w:ascii="Calibri" w:hAnsi="Calibri" w:cs="Calibri"/>
+          <w:color w:val="1E293B"/>
+          <w:sz w:val="22"/>
+          <w:szCs w:val="22"/>
+        </w:rPr>
+        <w:t>sebelum</w:t>
+      </w:r>
+      <w:proofErr w:type="spellEnd"/>
+      <w:r>
+        <w:rPr>
+          <w:rFonts w:ascii="Calibri" w:hAnsi="Calibri" w:cs="Calibri"/>
+          <w:color w:val="1E293B"/>
+          <w:sz w:val="22"/>
+          <w:szCs w:val="22"/>
+        </w:rPr>
+        <w:t xml:space="preserve"> </w:t>
+      </w:r>
+      <w:proofErr w:type="spellStart"/>
+      <w:r>
+        <w:rPr>
+          <w:rFonts w:ascii="Calibri" w:hAnsi="Calibri" w:cs="Calibri"/>
+          <w:color w:val="1E293B"/>
+          <w:sz w:val="22"/>
+          <w:szCs w:val="22"/>
+        </w:rPr>
+        <w:t>didecode</w:t>
+      </w:r>
+      <w:proofErr w:type="spellEnd"/>
+      <w:r>
+        <w:rPr>
+          <w:rFonts w:ascii="Calibri" w:hAnsi="Calibri" w:cs="Calibri"/>
+          <w:color w:val="1E293B"/>
+          <w:sz w:val="22"/>
+          <w:szCs w:val="22"/>
+        </w:rPr>
+        <w:t xml:space="preserve">. </w:t>
+      </w:r>
+      <w:proofErr w:type="spellStart"/>
+      <w:r>
+        <w:rPr>
+          <w:rFonts w:ascii="Calibri" w:hAnsi="Calibri" w:cs="Calibri"/>
+          <w:color w:val="1E293B"/>
+          <w:sz w:val="22"/>
+          <w:szCs w:val="22"/>
+        </w:rPr>
+        <w:t>Sementara</w:t>
+      </w:r>
+      <w:proofErr w:type="spellEnd"/>
+      <w:r>
+        <w:rPr>
+          <w:rFonts w:ascii="Calibri" w:hAnsi="Calibri" w:cs="Calibri"/>
+          <w:color w:val="1E293B"/>
+          <w:sz w:val="22"/>
+          <w:szCs w:val="22"/>
+        </w:rPr>
+        <w:t xml:space="preserve"> </w:t>
+      </w:r>
+      <w:proofErr w:type="spellStart"/>
+      <w:r>
+        <w:rPr>
+          <w:rFonts w:ascii="Calibri" w:hAnsi="Calibri" w:cs="Calibri"/>
+          <w:color w:val="1E293B"/>
+          <w:sz w:val="22"/>
+          <w:szCs w:val="22"/>
+        </w:rPr>
+        <w:t>itu</w:t>
+      </w:r>
+      <w:proofErr w:type="spellEnd"/>
+      <w:r>
+        <w:rPr>
+          <w:rFonts w:ascii="Calibri" w:hAnsi="Calibri" w:cs="Calibri"/>
+          <w:color w:val="1E293B"/>
+          <w:sz w:val="22"/>
+          <w:szCs w:val="22"/>
+        </w:rPr>
+        <w:t xml:space="preserve">, project Lutfi </w:t>
+      </w:r>
+      <w:proofErr w:type="spellStart"/>
+      <w:r>
+        <w:rPr>
+          <w:rFonts w:ascii="Calibri" w:hAnsi="Calibri" w:cs="Calibri"/>
+          <w:color w:val="1E293B"/>
+          <w:sz w:val="22"/>
+          <w:szCs w:val="22"/>
+        </w:rPr>
+        <w:t>mengabaikan</w:t>
+      </w:r>
+      <w:proofErr w:type="spellEnd"/>
+      <w:r>
+        <w:rPr>
+          <w:rFonts w:ascii="Calibri" w:hAnsi="Calibri" w:cs="Calibri"/>
+          <w:color w:val="1E293B"/>
+          <w:sz w:val="22"/>
+          <w:szCs w:val="22"/>
+        </w:rPr>
+        <w:t xml:space="preserve"> </w:t>
+      </w:r>
+      <w:proofErr w:type="spellStart"/>
+      <w:r>
+        <w:rPr>
+          <w:rFonts w:ascii="Calibri" w:hAnsi="Calibri" w:cs="Calibri"/>
+          <w:color w:val="1E293B"/>
+          <w:sz w:val="22"/>
+          <w:szCs w:val="22"/>
+        </w:rPr>
+        <w:t>pembersihan</w:t>
+      </w:r>
+      <w:proofErr w:type="spellEnd"/>
+      <w:r>
+        <w:rPr>
+          <w:rFonts w:ascii="Calibri" w:hAnsi="Calibri" w:cs="Calibri"/>
+          <w:color w:val="1E293B"/>
+          <w:sz w:val="22"/>
+          <w:szCs w:val="22"/>
+        </w:rPr>
+        <w:t xml:space="preserve"> XSS di </w:t>
+      </w:r>
+      <w:proofErr w:type="spellStart"/>
+      <w:r>
+        <w:rPr>
+          <w:rFonts w:ascii="Calibri" w:hAnsi="Calibri" w:cs="Calibri"/>
+          <w:color w:val="1E293B"/>
+          <w:sz w:val="22"/>
+          <w:szCs w:val="22"/>
+        </w:rPr>
+        <w:t>tingkat</w:t>
+      </w:r>
+      <w:proofErr w:type="spellEnd"/>
+      <w:r>
+        <w:rPr>
+          <w:rFonts w:ascii="Calibri" w:hAnsi="Calibri" w:cs="Calibri"/>
+          <w:color w:val="1E293B"/>
+          <w:sz w:val="22"/>
+          <w:szCs w:val="22"/>
+        </w:rPr>
+        <w:t xml:space="preserve"> controller dan </w:t>
+      </w:r>
+      <w:proofErr w:type="spellStart"/>
+      <w:r>
+        <w:rPr>
+          <w:rFonts w:ascii="Calibri" w:hAnsi="Calibri" w:cs="Calibri"/>
+          <w:color w:val="1E293B"/>
+          <w:sz w:val="22"/>
+          <w:szCs w:val="22"/>
+        </w:rPr>
+        <w:t>langsung</w:t>
+      </w:r>
+      <w:proofErr w:type="spellEnd"/>
+      <w:r>
+        <w:rPr>
+          <w:rFonts w:ascii="Calibri" w:hAnsi="Calibri" w:cs="Calibri"/>
+          <w:color w:val="1E293B"/>
+          <w:sz w:val="22"/>
+          <w:szCs w:val="22"/>
+        </w:rPr>
+        <w:t xml:space="preserve"> </w:t>
+      </w:r>
+      <w:proofErr w:type="spellStart"/>
+      <w:r>
+        <w:rPr>
+          <w:rFonts w:ascii="Calibri" w:hAnsi="Calibri" w:cs="Calibri"/>
+          <w:color w:val="1E293B"/>
+          <w:sz w:val="22"/>
+          <w:szCs w:val="22"/>
+        </w:rPr>
+        <w:t>membaca</w:t>
+      </w:r>
+      <w:proofErr w:type="spellEnd"/>
+      <w:r>
+        <w:rPr>
+          <w:rFonts w:ascii="Calibri" w:hAnsi="Calibri" w:cs="Calibri"/>
+          <w:color w:val="1E293B"/>
+          <w:sz w:val="22"/>
+          <w:szCs w:val="22"/>
+        </w:rPr>
+        <w:t xml:space="preserve"> stream php native:</w:t>
       </w:r>
     </w:p>
     <w:p>
@@ -2322,7 +5682,147 @@
           <w:sz w:val="19"/>
           <w:szCs w:val="19"/>
         </w:rPr>
-        <w:t>$stream_clean = $this-&gt;security-&gt;xss_clean($this-&gt;input-&gt;raw_input_stream); $json_data = json_decode($stream_clean, true);</w:t>
+        <w:t>$</w:t>
+      </w:r>
+      <w:proofErr w:type="spellStart"/>
+      <w:r>
+        <w:rPr>
+          <w:rFonts w:ascii="Consolas" w:eastAsia="Times New Roman" w:hAnsi="Consolas" w:cs="Calibri"/>
+          <w:color w:val="0F172A"/>
+          <w:sz w:val="19"/>
+          <w:szCs w:val="19"/>
+        </w:rPr>
+        <w:t>stream_clean</w:t>
+      </w:r>
+      <w:proofErr w:type="spellEnd"/>
+      <w:r>
+        <w:rPr>
+          <w:rFonts w:ascii="Consolas" w:eastAsia="Times New Roman" w:hAnsi="Consolas" w:cs="Calibri"/>
+          <w:color w:val="0F172A"/>
+          <w:sz w:val="19"/>
+          <w:szCs w:val="19"/>
+        </w:rPr>
+        <w:t xml:space="preserve"> = $this-&gt;security-&gt;</w:t>
+      </w:r>
+      <w:proofErr w:type="spellStart"/>
+      <w:r>
+        <w:rPr>
+          <w:rFonts w:ascii="Consolas" w:eastAsia="Times New Roman" w:hAnsi="Consolas" w:cs="Calibri"/>
+          <w:color w:val="0F172A"/>
+          <w:sz w:val="19"/>
+          <w:szCs w:val="19"/>
+        </w:rPr>
+        <w:t>xss_clean</w:t>
+      </w:r>
+      <w:proofErr w:type="spellEnd"/>
+      <w:r>
+        <w:rPr>
+          <w:rFonts w:ascii="Consolas" w:eastAsia="Times New Roman" w:hAnsi="Consolas" w:cs="Calibri"/>
+          <w:color w:val="0F172A"/>
+          <w:sz w:val="19"/>
+          <w:szCs w:val="19"/>
+        </w:rPr>
+        <w:t>($this-&gt;input-&gt;</w:t>
+      </w:r>
+      <w:proofErr w:type="spellStart"/>
+      <w:r>
+        <w:rPr>
+          <w:rFonts w:ascii="Consolas" w:eastAsia="Times New Roman" w:hAnsi="Consolas" w:cs="Calibri"/>
+          <w:color w:val="0F172A"/>
+          <w:sz w:val="19"/>
+          <w:szCs w:val="19"/>
+        </w:rPr>
+        <w:t>raw_input_stream</w:t>
+      </w:r>
+      <w:proofErr w:type="spellEnd"/>
+      <w:r>
+        <w:rPr>
+          <w:rFonts w:ascii="Consolas" w:eastAsia="Times New Roman" w:hAnsi="Consolas" w:cs="Calibri"/>
+          <w:color w:val="0F172A"/>
+          <w:sz w:val="19"/>
+          <w:szCs w:val="19"/>
+        </w:rPr>
+        <w:t>); $</w:t>
+      </w:r>
+      <w:proofErr w:type="spellStart"/>
+      <w:r>
+        <w:rPr>
+          <w:rFonts w:ascii="Consolas" w:eastAsia="Times New Roman" w:hAnsi="Consolas" w:cs="Calibri"/>
+          <w:color w:val="0F172A"/>
+          <w:sz w:val="19"/>
+          <w:szCs w:val="19"/>
+        </w:rPr>
+        <w:t>json_data</w:t>
+      </w:r>
+      <w:proofErr w:type="spellEnd"/>
+      <w:r>
+        <w:rPr>
+          <w:rFonts w:ascii="Consolas" w:eastAsia="Times New Roman" w:hAnsi="Consolas" w:cs="Calibri"/>
+          <w:color w:val="0F172A"/>
+          <w:sz w:val="19"/>
+          <w:szCs w:val="19"/>
+        </w:rPr>
+        <w:t xml:space="preserve"> = </w:t>
+      </w:r>
+      <w:proofErr w:type="spellStart"/>
+      <w:r>
+        <w:rPr>
+          <w:rFonts w:ascii="Consolas" w:eastAsia="Times New Roman" w:hAnsi="Consolas" w:cs="Calibri"/>
+          <w:color w:val="0F172A"/>
+          <w:sz w:val="19"/>
+          <w:szCs w:val="19"/>
+        </w:rPr>
+        <w:t>json_</w:t>
+      </w:r>
+      <w:proofErr w:type="gramStart"/>
+      <w:r>
+        <w:rPr>
+          <w:rFonts w:ascii="Consolas" w:eastAsia="Times New Roman" w:hAnsi="Consolas" w:cs="Calibri"/>
+          <w:color w:val="0F172A"/>
+          <w:sz w:val="19"/>
+          <w:szCs w:val="19"/>
+        </w:rPr>
+        <w:t>decode</w:t>
+      </w:r>
+      <w:proofErr w:type="spellEnd"/>
+      <w:r>
+        <w:rPr>
+          <w:rFonts w:ascii="Consolas" w:eastAsia="Times New Roman" w:hAnsi="Consolas" w:cs="Calibri"/>
+          <w:color w:val="0F172A"/>
+          <w:sz w:val="19"/>
+          <w:szCs w:val="19"/>
+        </w:rPr>
+        <w:t>(</w:t>
+      </w:r>
+      <w:proofErr w:type="gramEnd"/>
+      <w:r>
+        <w:rPr>
+          <w:rFonts w:ascii="Consolas" w:eastAsia="Times New Roman" w:hAnsi="Consolas" w:cs="Calibri"/>
+          <w:color w:val="0F172A"/>
+          <w:sz w:val="19"/>
+          <w:szCs w:val="19"/>
+        </w:rPr>
+        <w:t>$</w:t>
+      </w:r>
+      <w:proofErr w:type="spellStart"/>
+      <w:r>
+        <w:rPr>
+          <w:rFonts w:ascii="Consolas" w:eastAsia="Times New Roman" w:hAnsi="Consolas" w:cs="Calibri"/>
+          <w:color w:val="0F172A"/>
+          <w:sz w:val="19"/>
+          <w:szCs w:val="19"/>
+        </w:rPr>
+        <w:t>stream_clean</w:t>
+      </w:r>
+      <w:proofErr w:type="spellEnd"/>
+      <w:r>
+        <w:rPr>
+          <w:rFonts w:ascii="Consolas" w:eastAsia="Times New Roman" w:hAnsi="Consolas" w:cs="Calibri"/>
+          <w:color w:val="0F172A"/>
+          <w:sz w:val="19"/>
+          <w:szCs w:val="19"/>
+        </w:rPr>
+        <w:t>, true);</w:t>
       </w:r>
     </w:p>
     <w:p>
@@ -2379,8 +5879,9 @@
           <w:sz w:val="19"/>
           <w:szCs w:val="19"/>
         </w:rPr>
-        <w:t>private function _get_json_body() { $raw = file_get_contents('php://input'); if (!$raw) return false; $data = json_de</w:t>
-      </w:r>
+        <w:t>private function _</w:t>
+      </w:r>
+      <w:proofErr w:type="spellStart"/>
       <w:r>
         <w:rPr>
           <w:rFonts w:ascii="Consolas" w:eastAsia="Times New Roman" w:hAnsi="Consolas" w:cs="Calibri"/>
@@ -2388,7 +5889,97 @@
           <w:sz w:val="19"/>
           <w:szCs w:val="19"/>
         </w:rPr>
-        <w:t>code($raw, true); if (json_last_error() !== JSON_ERROR_NONE) return false; return $data; }</w:t>
+        <w:t>get_json_</w:t>
+      </w:r>
+      <w:proofErr w:type="gramStart"/>
+      <w:r>
+        <w:rPr>
+          <w:rFonts w:ascii="Consolas" w:eastAsia="Times New Roman" w:hAnsi="Consolas" w:cs="Calibri"/>
+          <w:color w:val="0F172A"/>
+          <w:sz w:val="19"/>
+          <w:szCs w:val="19"/>
+        </w:rPr>
+        <w:t>body</w:t>
+      </w:r>
+      <w:proofErr w:type="spellEnd"/>
+      <w:r>
+        <w:rPr>
+          <w:rFonts w:ascii="Consolas" w:eastAsia="Times New Roman" w:hAnsi="Consolas" w:cs="Calibri"/>
+          <w:color w:val="0F172A"/>
+          <w:sz w:val="19"/>
+          <w:szCs w:val="19"/>
+        </w:rPr>
+        <w:t>(</w:t>
+      </w:r>
+      <w:proofErr w:type="gramEnd"/>
+      <w:r>
+        <w:rPr>
+          <w:rFonts w:ascii="Consolas" w:eastAsia="Times New Roman" w:hAnsi="Consolas" w:cs="Calibri"/>
+          <w:color w:val="0F172A"/>
+          <w:sz w:val="19"/>
+          <w:szCs w:val="19"/>
+        </w:rPr>
+        <w:t xml:space="preserve">) { $raw = </w:t>
+      </w:r>
+      <w:proofErr w:type="spellStart"/>
+      <w:r>
+        <w:rPr>
+          <w:rFonts w:ascii="Consolas" w:eastAsia="Times New Roman" w:hAnsi="Consolas" w:cs="Calibri"/>
+          <w:color w:val="0F172A"/>
+          <w:sz w:val="19"/>
+          <w:szCs w:val="19"/>
+        </w:rPr>
+        <w:t>file_get_contents</w:t>
+      </w:r>
+      <w:proofErr w:type="spellEnd"/>
+      <w:r>
+        <w:rPr>
+          <w:rFonts w:ascii="Consolas" w:eastAsia="Times New Roman" w:hAnsi="Consolas" w:cs="Calibri"/>
+          <w:color w:val="0F172A"/>
+          <w:sz w:val="19"/>
+          <w:szCs w:val="19"/>
+        </w:rPr>
+        <w:t xml:space="preserve">('php://input'); if (!$raw) return false; $data = </w:t>
+      </w:r>
+      <w:proofErr w:type="spellStart"/>
+      <w:r>
+        <w:rPr>
+          <w:rFonts w:ascii="Consolas" w:eastAsia="Times New Roman" w:hAnsi="Consolas" w:cs="Calibri"/>
+          <w:color w:val="0F172A"/>
+          <w:sz w:val="19"/>
+          <w:szCs w:val="19"/>
+        </w:rPr>
+        <w:t>json_decode</w:t>
+      </w:r>
+      <w:proofErr w:type="spellEnd"/>
+      <w:r>
+        <w:rPr>
+          <w:rFonts w:ascii="Consolas" w:eastAsia="Times New Roman" w:hAnsi="Consolas" w:cs="Calibri"/>
+          <w:color w:val="0F172A"/>
+          <w:sz w:val="19"/>
+          <w:szCs w:val="19"/>
+        </w:rPr>
+        <w:t>($raw, true); if (</w:t>
+      </w:r>
+      <w:proofErr w:type="spellStart"/>
+      <w:r>
+        <w:rPr>
+          <w:rFonts w:ascii="Consolas" w:eastAsia="Times New Roman" w:hAnsi="Consolas" w:cs="Calibri"/>
+          <w:color w:val="0F172A"/>
+          <w:sz w:val="19"/>
+          <w:szCs w:val="19"/>
+        </w:rPr>
+        <w:t>json_last_error</w:t>
+      </w:r>
+      <w:proofErr w:type="spellEnd"/>
+      <w:r>
+        <w:rPr>
+          <w:rFonts w:ascii="Consolas" w:eastAsia="Times New Roman" w:hAnsi="Consolas" w:cs="Calibri"/>
+          <w:color w:val="0F172A"/>
+          <w:sz w:val="19"/>
+          <w:szCs w:val="19"/>
+        </w:rPr>
+        <w:t>() !== JSON_ERROR_NONE) return false; return $data; }</w:t>
       </w:r>
     </w:p>
     <w:p>
@@ -2402,7 +5993,35 @@
         <w:rPr>
           <w:rFonts w:ascii="Calibri" w:eastAsia="Times New Roman" w:hAnsi="Calibri" w:cs="Calibri"/>
         </w:rPr>
-        <w:t>3.2. Struktur Respons JSON</w:t>
+        <w:t xml:space="preserve">3.2. </w:t>
+      </w:r>
+      <w:proofErr w:type="spellStart"/>
+      <w:r>
+        <w:rPr>
+          <w:rFonts w:ascii="Calibri" w:eastAsia="Times New Roman" w:hAnsi="Calibri" w:cs="Calibri"/>
+        </w:rPr>
+        <w:t>Struktur</w:t>
+      </w:r>
+      <w:proofErr w:type="spellEnd"/>
+      <w:r>
+        <w:rPr>
+          <w:rFonts w:ascii="Calibri" w:eastAsia="Times New Roman" w:hAnsi="Calibri" w:cs="Calibri"/>
+        </w:rPr>
+        <w:t xml:space="preserve"> </w:t>
+      </w:r>
+      <w:proofErr w:type="spellStart"/>
+      <w:r>
+        <w:rPr>
+          <w:rFonts w:ascii="Calibri" w:eastAsia="Times New Roman" w:hAnsi="Calibri" w:cs="Calibri"/>
+        </w:rPr>
+        <w:t>Respons</w:t>
+      </w:r>
+      <w:proofErr w:type="spellEnd"/>
+      <w:r>
+        <w:rPr>
+          <w:rFonts w:ascii="Calibri" w:eastAsia="Times New Roman" w:hAnsi="Calibri" w:cs="Calibri"/>
+        </w:rPr>
+        <w:t xml:space="preserve"> JSON</w:t>
       </w:r>
     </w:p>
     <w:p>
@@ -2422,16 +6041,507 @@
           <w:sz w:val="22"/>
           <w:szCs w:val="22"/>
         </w:rPr>
-        <w:t>Ada perbedaan mendasar dalam penulisan respons HTTP API. Project kita menggunakan daur hidup keluaran standar CodeIgniter yang memungkinkan framework memproses kompresi atau logging sebelum dikirim. Sedangkan project Lutfi secara agresif memotong daur hidu</w:t>
-      </w:r>
-      <w:r>
-        <w:rPr>
-          <w:rFonts w:ascii="Calibri" w:hAnsi="Calibri" w:cs="Calibri"/>
-          <w:color w:val="1E293B"/>
-          <w:sz w:val="22"/>
-          <w:szCs w:val="22"/>
-        </w:rPr>
-        <w:t>p tersebut dengan native PHP:</w:t>
+        <w:t xml:space="preserve">Ada </w:t>
+      </w:r>
+      <w:proofErr w:type="spellStart"/>
+      <w:r>
+        <w:rPr>
+          <w:rFonts w:ascii="Calibri" w:hAnsi="Calibri" w:cs="Calibri"/>
+          <w:color w:val="1E293B"/>
+          <w:sz w:val="22"/>
+          <w:szCs w:val="22"/>
+        </w:rPr>
+        <w:t>perbedaan</w:t>
+      </w:r>
+      <w:proofErr w:type="spellEnd"/>
+      <w:r>
+        <w:rPr>
+          <w:rFonts w:ascii="Calibri" w:hAnsi="Calibri" w:cs="Calibri"/>
+          <w:color w:val="1E293B"/>
+          <w:sz w:val="22"/>
+          <w:szCs w:val="22"/>
+        </w:rPr>
+        <w:t xml:space="preserve"> </w:t>
+      </w:r>
+      <w:proofErr w:type="spellStart"/>
+      <w:r>
+        <w:rPr>
+          <w:rFonts w:ascii="Calibri" w:hAnsi="Calibri" w:cs="Calibri"/>
+          <w:color w:val="1E293B"/>
+          <w:sz w:val="22"/>
+          <w:szCs w:val="22"/>
+        </w:rPr>
+        <w:t>mendasar</w:t>
+      </w:r>
+      <w:proofErr w:type="spellEnd"/>
+      <w:r>
+        <w:rPr>
+          <w:rFonts w:ascii="Calibri" w:hAnsi="Calibri" w:cs="Calibri"/>
+          <w:color w:val="1E293B"/>
+          <w:sz w:val="22"/>
+          <w:szCs w:val="22"/>
+        </w:rPr>
+        <w:t xml:space="preserve"> </w:t>
+      </w:r>
+      <w:proofErr w:type="spellStart"/>
+      <w:r>
+        <w:rPr>
+          <w:rFonts w:ascii="Calibri" w:hAnsi="Calibri" w:cs="Calibri"/>
+          <w:color w:val="1E293B"/>
+          <w:sz w:val="22"/>
+          <w:szCs w:val="22"/>
+        </w:rPr>
+        <w:t>dalam</w:t>
+      </w:r>
+      <w:proofErr w:type="spellEnd"/>
+      <w:r>
+        <w:rPr>
+          <w:rFonts w:ascii="Calibri" w:hAnsi="Calibri" w:cs="Calibri"/>
+          <w:color w:val="1E293B"/>
+          <w:sz w:val="22"/>
+          <w:szCs w:val="22"/>
+        </w:rPr>
+        <w:t xml:space="preserve"> </w:t>
+      </w:r>
+      <w:proofErr w:type="spellStart"/>
+      <w:r>
+        <w:rPr>
+          <w:rFonts w:ascii="Calibri" w:hAnsi="Calibri" w:cs="Calibri"/>
+          <w:color w:val="1E293B"/>
+          <w:sz w:val="22"/>
+          <w:szCs w:val="22"/>
+        </w:rPr>
+        <w:t>penulisan</w:t>
+      </w:r>
+      <w:proofErr w:type="spellEnd"/>
+      <w:r>
+        <w:rPr>
+          <w:rFonts w:ascii="Calibri" w:hAnsi="Calibri" w:cs="Calibri"/>
+          <w:color w:val="1E293B"/>
+          <w:sz w:val="22"/>
+          <w:szCs w:val="22"/>
+        </w:rPr>
+        <w:t xml:space="preserve"> </w:t>
+      </w:r>
+      <w:proofErr w:type="spellStart"/>
+      <w:r>
+        <w:rPr>
+          <w:rFonts w:ascii="Calibri" w:hAnsi="Calibri" w:cs="Calibri"/>
+          <w:color w:val="1E293B"/>
+          <w:sz w:val="22"/>
+          <w:szCs w:val="22"/>
+        </w:rPr>
+        <w:t>respons</w:t>
+      </w:r>
+      <w:proofErr w:type="spellEnd"/>
+      <w:r>
+        <w:rPr>
+          <w:rFonts w:ascii="Calibri" w:hAnsi="Calibri" w:cs="Calibri"/>
+          <w:color w:val="1E293B"/>
+          <w:sz w:val="22"/>
+          <w:szCs w:val="22"/>
+        </w:rPr>
+        <w:t xml:space="preserve"> HTTP API. Project </w:t>
+      </w:r>
+      <w:proofErr w:type="spellStart"/>
+      <w:r>
+        <w:rPr>
+          <w:rFonts w:ascii="Calibri" w:hAnsi="Calibri" w:cs="Calibri"/>
+          <w:color w:val="1E293B"/>
+          <w:sz w:val="22"/>
+          <w:szCs w:val="22"/>
+        </w:rPr>
+        <w:t>kita</w:t>
+      </w:r>
+      <w:proofErr w:type="spellEnd"/>
+      <w:r>
+        <w:rPr>
+          <w:rFonts w:ascii="Calibri" w:hAnsi="Calibri" w:cs="Calibri"/>
+          <w:color w:val="1E293B"/>
+          <w:sz w:val="22"/>
+          <w:szCs w:val="22"/>
+        </w:rPr>
+        <w:t xml:space="preserve"> </w:t>
+      </w:r>
+      <w:proofErr w:type="spellStart"/>
+      <w:r>
+        <w:rPr>
+          <w:rFonts w:ascii="Calibri" w:hAnsi="Calibri" w:cs="Calibri"/>
+          <w:color w:val="1E293B"/>
+          <w:sz w:val="22"/>
+          <w:szCs w:val="22"/>
+        </w:rPr>
+        <w:t>menggunakan</w:t>
+      </w:r>
+      <w:proofErr w:type="spellEnd"/>
+      <w:r>
+        <w:rPr>
+          <w:rFonts w:ascii="Calibri" w:hAnsi="Calibri" w:cs="Calibri"/>
+          <w:color w:val="1E293B"/>
+          <w:sz w:val="22"/>
+          <w:szCs w:val="22"/>
+        </w:rPr>
+        <w:t xml:space="preserve"> </w:t>
+      </w:r>
+      <w:proofErr w:type="spellStart"/>
+      <w:r>
+        <w:rPr>
+          <w:rFonts w:ascii="Calibri" w:hAnsi="Calibri" w:cs="Calibri"/>
+          <w:color w:val="1E293B"/>
+          <w:sz w:val="22"/>
+          <w:szCs w:val="22"/>
+        </w:rPr>
+        <w:t>daur</w:t>
+      </w:r>
+      <w:proofErr w:type="spellEnd"/>
+      <w:r>
+        <w:rPr>
+          <w:rFonts w:ascii="Calibri" w:hAnsi="Calibri" w:cs="Calibri"/>
+          <w:color w:val="1E293B"/>
+          <w:sz w:val="22"/>
+          <w:szCs w:val="22"/>
+        </w:rPr>
+        <w:t xml:space="preserve"> </w:t>
+      </w:r>
+      <w:proofErr w:type="spellStart"/>
+      <w:r>
+        <w:rPr>
+          <w:rFonts w:ascii="Calibri" w:hAnsi="Calibri" w:cs="Calibri"/>
+          <w:color w:val="1E293B"/>
+          <w:sz w:val="22"/>
+          <w:szCs w:val="22"/>
+        </w:rPr>
+        <w:t>hidup</w:t>
+      </w:r>
+      <w:proofErr w:type="spellEnd"/>
+      <w:r>
+        <w:rPr>
+          <w:rFonts w:ascii="Calibri" w:hAnsi="Calibri" w:cs="Calibri"/>
+          <w:color w:val="1E293B"/>
+          <w:sz w:val="22"/>
+          <w:szCs w:val="22"/>
+        </w:rPr>
+        <w:t xml:space="preserve"> </w:t>
+      </w:r>
+      <w:proofErr w:type="spellStart"/>
+      <w:r>
+        <w:rPr>
+          <w:rFonts w:ascii="Calibri" w:hAnsi="Calibri" w:cs="Calibri"/>
+          <w:color w:val="1E293B"/>
+          <w:sz w:val="22"/>
+          <w:szCs w:val="22"/>
+        </w:rPr>
+        <w:t>keluaran</w:t>
+      </w:r>
+      <w:proofErr w:type="spellEnd"/>
+      <w:r>
+        <w:rPr>
+          <w:rFonts w:ascii="Calibri" w:hAnsi="Calibri" w:cs="Calibri"/>
+          <w:color w:val="1E293B"/>
+          <w:sz w:val="22"/>
+          <w:szCs w:val="22"/>
+        </w:rPr>
+        <w:t xml:space="preserve"> </w:t>
+      </w:r>
+      <w:proofErr w:type="spellStart"/>
+      <w:r>
+        <w:rPr>
+          <w:rFonts w:ascii="Calibri" w:hAnsi="Calibri" w:cs="Calibri"/>
+          <w:color w:val="1E293B"/>
+          <w:sz w:val="22"/>
+          <w:szCs w:val="22"/>
+        </w:rPr>
+        <w:t>standar</w:t>
+      </w:r>
+      <w:proofErr w:type="spellEnd"/>
+      <w:r>
+        <w:rPr>
+          <w:rFonts w:ascii="Calibri" w:hAnsi="Calibri" w:cs="Calibri"/>
+          <w:color w:val="1E293B"/>
+          <w:sz w:val="22"/>
+          <w:szCs w:val="22"/>
+        </w:rPr>
+        <w:t xml:space="preserve"> CodeIgniter yang </w:t>
+      </w:r>
+      <w:proofErr w:type="spellStart"/>
+      <w:r>
+        <w:rPr>
+          <w:rFonts w:ascii="Calibri" w:hAnsi="Calibri" w:cs="Calibri"/>
+          <w:color w:val="1E293B"/>
+          <w:sz w:val="22"/>
+          <w:szCs w:val="22"/>
+        </w:rPr>
+        <w:t>memungkinkan</w:t>
+      </w:r>
+      <w:proofErr w:type="spellEnd"/>
+      <w:r>
+        <w:rPr>
+          <w:rFonts w:ascii="Calibri" w:hAnsi="Calibri" w:cs="Calibri"/>
+          <w:color w:val="1E293B"/>
+          <w:sz w:val="22"/>
+          <w:szCs w:val="22"/>
+        </w:rPr>
+        <w:t xml:space="preserve"> framework </w:t>
+      </w:r>
+      <w:proofErr w:type="spellStart"/>
+      <w:r>
+        <w:rPr>
+          <w:rFonts w:ascii="Calibri" w:hAnsi="Calibri" w:cs="Calibri"/>
+          <w:color w:val="1E293B"/>
+          <w:sz w:val="22"/>
+          <w:szCs w:val="22"/>
+        </w:rPr>
+        <w:t>memproses</w:t>
+      </w:r>
+      <w:proofErr w:type="spellEnd"/>
+      <w:r>
+        <w:rPr>
+          <w:rFonts w:ascii="Calibri" w:hAnsi="Calibri" w:cs="Calibri"/>
+          <w:color w:val="1E293B"/>
+          <w:sz w:val="22"/>
+          <w:szCs w:val="22"/>
+        </w:rPr>
+        <w:t xml:space="preserve"> </w:t>
+      </w:r>
+      <w:proofErr w:type="spellStart"/>
+      <w:r>
+        <w:rPr>
+          <w:rFonts w:ascii="Calibri" w:hAnsi="Calibri" w:cs="Calibri"/>
+          <w:color w:val="1E293B"/>
+          <w:sz w:val="22"/>
+          <w:szCs w:val="22"/>
+        </w:rPr>
+        <w:t>kompresi</w:t>
+      </w:r>
+      <w:proofErr w:type="spellEnd"/>
+      <w:r>
+        <w:rPr>
+          <w:rFonts w:ascii="Calibri" w:hAnsi="Calibri" w:cs="Calibri"/>
+          <w:color w:val="1E293B"/>
+          <w:sz w:val="22"/>
+          <w:szCs w:val="22"/>
+        </w:rPr>
+        <w:t xml:space="preserve"> </w:t>
+      </w:r>
+      <w:proofErr w:type="spellStart"/>
+      <w:r>
+        <w:rPr>
+          <w:rFonts w:ascii="Calibri" w:hAnsi="Calibri" w:cs="Calibri"/>
+          <w:color w:val="1E293B"/>
+          <w:sz w:val="22"/>
+          <w:szCs w:val="22"/>
+        </w:rPr>
+        <w:t>atau</w:t>
+      </w:r>
+      <w:proofErr w:type="spellEnd"/>
+      <w:r>
+        <w:rPr>
+          <w:rFonts w:ascii="Calibri" w:hAnsi="Calibri" w:cs="Calibri"/>
+          <w:color w:val="1E293B"/>
+          <w:sz w:val="22"/>
+          <w:szCs w:val="22"/>
+        </w:rPr>
+        <w:t xml:space="preserve"> logging </w:t>
+      </w:r>
+      <w:proofErr w:type="spellStart"/>
+      <w:r>
+        <w:rPr>
+          <w:rFonts w:ascii="Calibri" w:hAnsi="Calibri" w:cs="Calibri"/>
+          <w:color w:val="1E293B"/>
+          <w:sz w:val="22"/>
+          <w:szCs w:val="22"/>
+        </w:rPr>
+        <w:t>sebelum</w:t>
+      </w:r>
+      <w:proofErr w:type="spellEnd"/>
+      <w:r>
+        <w:rPr>
+          <w:rFonts w:ascii="Calibri" w:hAnsi="Calibri" w:cs="Calibri"/>
+          <w:color w:val="1E293B"/>
+          <w:sz w:val="22"/>
+          <w:szCs w:val="22"/>
+        </w:rPr>
+        <w:t xml:space="preserve"> </w:t>
+      </w:r>
+      <w:proofErr w:type="spellStart"/>
+      <w:r>
+        <w:rPr>
+          <w:rFonts w:ascii="Calibri" w:hAnsi="Calibri" w:cs="Calibri"/>
+          <w:color w:val="1E293B"/>
+          <w:sz w:val="22"/>
+          <w:szCs w:val="22"/>
+        </w:rPr>
+        <w:t>dikirim</w:t>
+      </w:r>
+      <w:proofErr w:type="spellEnd"/>
+      <w:r>
+        <w:rPr>
+          <w:rFonts w:ascii="Calibri" w:hAnsi="Calibri" w:cs="Calibri"/>
+          <w:color w:val="1E293B"/>
+          <w:sz w:val="22"/>
+          <w:szCs w:val="22"/>
+        </w:rPr>
+        <w:t xml:space="preserve">. </w:t>
+      </w:r>
+      <w:proofErr w:type="spellStart"/>
+      <w:r>
+        <w:rPr>
+          <w:rFonts w:ascii="Calibri" w:hAnsi="Calibri" w:cs="Calibri"/>
+          <w:color w:val="1E293B"/>
+          <w:sz w:val="22"/>
+          <w:szCs w:val="22"/>
+        </w:rPr>
+        <w:t>Sedangkan</w:t>
+      </w:r>
+      <w:proofErr w:type="spellEnd"/>
+      <w:r>
+        <w:rPr>
+          <w:rFonts w:ascii="Calibri" w:hAnsi="Calibri" w:cs="Calibri"/>
+          <w:color w:val="1E293B"/>
+          <w:sz w:val="22"/>
+          <w:szCs w:val="22"/>
+        </w:rPr>
+        <w:t xml:space="preserve"> project Lutfi </w:t>
+      </w:r>
+      <w:proofErr w:type="spellStart"/>
+      <w:r>
+        <w:rPr>
+          <w:rFonts w:ascii="Calibri" w:hAnsi="Calibri" w:cs="Calibri"/>
+          <w:color w:val="1E293B"/>
+          <w:sz w:val="22"/>
+          <w:szCs w:val="22"/>
+        </w:rPr>
+        <w:t>secara</w:t>
+      </w:r>
+      <w:proofErr w:type="spellEnd"/>
+      <w:r>
+        <w:rPr>
+          <w:rFonts w:ascii="Calibri" w:hAnsi="Calibri" w:cs="Calibri"/>
+          <w:color w:val="1E293B"/>
+          <w:sz w:val="22"/>
+          <w:szCs w:val="22"/>
+        </w:rPr>
+        <w:t xml:space="preserve"> </w:t>
+      </w:r>
+      <w:proofErr w:type="spellStart"/>
+      <w:r>
+        <w:rPr>
+          <w:rFonts w:ascii="Calibri" w:hAnsi="Calibri" w:cs="Calibri"/>
+          <w:color w:val="1E293B"/>
+          <w:sz w:val="22"/>
+          <w:szCs w:val="22"/>
+        </w:rPr>
+        <w:t>agresif</w:t>
+      </w:r>
+      <w:proofErr w:type="spellEnd"/>
+      <w:r>
+        <w:rPr>
+          <w:rFonts w:ascii="Calibri" w:hAnsi="Calibri" w:cs="Calibri"/>
+          <w:color w:val="1E293B"/>
+          <w:sz w:val="22"/>
+          <w:szCs w:val="22"/>
+        </w:rPr>
+        <w:t xml:space="preserve"> </w:t>
+      </w:r>
+      <w:proofErr w:type="spellStart"/>
+      <w:r>
+        <w:rPr>
+          <w:rFonts w:ascii="Calibri" w:hAnsi="Calibri" w:cs="Calibri"/>
+          <w:color w:val="1E293B"/>
+          <w:sz w:val="22"/>
+          <w:szCs w:val="22"/>
+        </w:rPr>
+        <w:t>memotong</w:t>
+      </w:r>
+      <w:proofErr w:type="spellEnd"/>
+      <w:r>
+        <w:rPr>
+          <w:rFonts w:ascii="Calibri" w:hAnsi="Calibri" w:cs="Calibri"/>
+          <w:color w:val="1E293B"/>
+          <w:sz w:val="22"/>
+          <w:szCs w:val="22"/>
+        </w:rPr>
+        <w:t xml:space="preserve"> </w:t>
+      </w:r>
+      <w:proofErr w:type="spellStart"/>
+      <w:r>
+        <w:rPr>
+          <w:rFonts w:ascii="Calibri" w:hAnsi="Calibri" w:cs="Calibri"/>
+          <w:color w:val="1E293B"/>
+          <w:sz w:val="22"/>
+          <w:szCs w:val="22"/>
+        </w:rPr>
+        <w:t>daur</w:t>
+      </w:r>
+      <w:proofErr w:type="spellEnd"/>
+      <w:r>
+        <w:rPr>
+          <w:rFonts w:ascii="Calibri" w:hAnsi="Calibri" w:cs="Calibri"/>
+          <w:color w:val="1E293B"/>
+          <w:sz w:val="22"/>
+          <w:szCs w:val="22"/>
+        </w:rPr>
+        <w:t xml:space="preserve"> </w:t>
+      </w:r>
+      <w:proofErr w:type="spellStart"/>
+      <w:r>
+        <w:rPr>
+          <w:rFonts w:ascii="Calibri" w:hAnsi="Calibri" w:cs="Calibri"/>
+          <w:color w:val="1E293B"/>
+          <w:sz w:val="22"/>
+          <w:szCs w:val="22"/>
+        </w:rPr>
+        <w:t>hidup</w:t>
+      </w:r>
+      <w:proofErr w:type="spellEnd"/>
+      <w:r>
+        <w:rPr>
+          <w:rFonts w:ascii="Calibri" w:hAnsi="Calibri" w:cs="Calibri"/>
+          <w:color w:val="1E293B"/>
+          <w:sz w:val="22"/>
+          <w:szCs w:val="22"/>
+        </w:rPr>
+        <w:t xml:space="preserve"> </w:t>
+      </w:r>
+      <w:proofErr w:type="spellStart"/>
+      <w:r>
+        <w:rPr>
+          <w:rFonts w:ascii="Calibri" w:hAnsi="Calibri" w:cs="Calibri"/>
+          <w:color w:val="1E293B"/>
+          <w:sz w:val="22"/>
+          <w:szCs w:val="22"/>
+        </w:rPr>
+        <w:t>tersebut</w:t>
+      </w:r>
+      <w:proofErr w:type="spellEnd"/>
+      <w:r>
+        <w:rPr>
+          <w:rFonts w:ascii="Calibri" w:hAnsi="Calibri" w:cs="Calibri"/>
+          <w:color w:val="1E293B"/>
+          <w:sz w:val="22"/>
+          <w:szCs w:val="22"/>
+        </w:rPr>
+        <w:t xml:space="preserve"> </w:t>
+      </w:r>
+      <w:proofErr w:type="spellStart"/>
+      <w:r>
+        <w:rPr>
+          <w:rFonts w:ascii="Calibri" w:hAnsi="Calibri" w:cs="Calibri"/>
+          <w:color w:val="1E293B"/>
+          <w:sz w:val="22"/>
+          <w:szCs w:val="22"/>
+        </w:rPr>
+        <w:t>dengan</w:t>
+      </w:r>
+      <w:proofErr w:type="spellEnd"/>
+      <w:r>
+        <w:rPr>
+          <w:rFonts w:ascii="Calibri" w:hAnsi="Calibri" w:cs="Calibri"/>
+          <w:color w:val="1E293B"/>
+          <w:sz w:val="22"/>
+          <w:szCs w:val="22"/>
+        </w:rPr>
+        <w:t xml:space="preserve"> native PHP:</w:t>
       </w:r>
     </w:p>
     <w:p>
@@ -2488,8 +6598,9 @@
           <w:sz w:val="19"/>
           <w:szCs w:val="19"/>
         </w:rPr>
-        <w:t>protected function response($code, $status, $message, $data = null) { $this-&gt;output -&gt;set_status_header($code) -&gt;set_content_type('application/json', 'utf-8') -&gt;set_output(json_encode(array( 'status' =&gt; $status,</w:t>
-      </w:r>
+        <w:t xml:space="preserve">protected function </w:t>
+      </w:r>
+      <w:proofErr w:type="gramStart"/>
       <w:r>
         <w:rPr>
           <w:rFonts w:ascii="Consolas" w:eastAsia="Times New Roman" w:hAnsi="Consolas" w:cs="Calibri"/>
@@ -2497,7 +6608,97 @@
           <w:sz w:val="19"/>
           <w:szCs w:val="19"/>
         </w:rPr>
-        <w:t xml:space="preserve"> 'message' =&gt; $message, 'data' =&gt; $data ))); }</w:t>
+        <w:t>response(</w:t>
+      </w:r>
+      <w:proofErr w:type="gramEnd"/>
+      <w:r>
+        <w:rPr>
+          <w:rFonts w:ascii="Consolas" w:eastAsia="Times New Roman" w:hAnsi="Consolas" w:cs="Calibri"/>
+          <w:color w:val="0F172A"/>
+          <w:sz w:val="19"/>
+          <w:szCs w:val="19"/>
+        </w:rPr>
+        <w:t>$code, $status, $message, $data = null) { $this-&gt;output -&gt;</w:t>
+      </w:r>
+      <w:proofErr w:type="spellStart"/>
+      <w:r>
+        <w:rPr>
+          <w:rFonts w:ascii="Consolas" w:eastAsia="Times New Roman" w:hAnsi="Consolas" w:cs="Calibri"/>
+          <w:color w:val="0F172A"/>
+          <w:sz w:val="19"/>
+          <w:szCs w:val="19"/>
+        </w:rPr>
+        <w:t>set_status_header</w:t>
+      </w:r>
+      <w:proofErr w:type="spellEnd"/>
+      <w:r>
+        <w:rPr>
+          <w:rFonts w:ascii="Consolas" w:eastAsia="Times New Roman" w:hAnsi="Consolas" w:cs="Calibri"/>
+          <w:color w:val="0F172A"/>
+          <w:sz w:val="19"/>
+          <w:szCs w:val="19"/>
+        </w:rPr>
+        <w:t>($code) -&gt;</w:t>
+      </w:r>
+      <w:proofErr w:type="spellStart"/>
+      <w:r>
+        <w:rPr>
+          <w:rFonts w:ascii="Consolas" w:eastAsia="Times New Roman" w:hAnsi="Consolas" w:cs="Calibri"/>
+          <w:color w:val="0F172A"/>
+          <w:sz w:val="19"/>
+          <w:szCs w:val="19"/>
+        </w:rPr>
+        <w:t>set_content_type</w:t>
+      </w:r>
+      <w:proofErr w:type="spellEnd"/>
+      <w:r>
+        <w:rPr>
+          <w:rFonts w:ascii="Consolas" w:eastAsia="Times New Roman" w:hAnsi="Consolas" w:cs="Calibri"/>
+          <w:color w:val="0F172A"/>
+          <w:sz w:val="19"/>
+          <w:szCs w:val="19"/>
+        </w:rPr>
+        <w:t>('application/json', 'utf-8') -&gt;</w:t>
+      </w:r>
+      <w:proofErr w:type="spellStart"/>
+      <w:r>
+        <w:rPr>
+          <w:rFonts w:ascii="Consolas" w:eastAsia="Times New Roman" w:hAnsi="Consolas" w:cs="Calibri"/>
+          <w:color w:val="0F172A"/>
+          <w:sz w:val="19"/>
+          <w:szCs w:val="19"/>
+        </w:rPr>
+        <w:t>set_output</w:t>
+      </w:r>
+      <w:proofErr w:type="spellEnd"/>
+      <w:r>
+        <w:rPr>
+          <w:rFonts w:ascii="Consolas" w:eastAsia="Times New Roman" w:hAnsi="Consolas" w:cs="Calibri"/>
+          <w:color w:val="0F172A"/>
+          <w:sz w:val="19"/>
+          <w:szCs w:val="19"/>
+        </w:rPr>
+        <w:t>(</w:t>
+      </w:r>
+      <w:proofErr w:type="spellStart"/>
+      <w:r>
+        <w:rPr>
+          <w:rFonts w:ascii="Consolas" w:eastAsia="Times New Roman" w:hAnsi="Consolas" w:cs="Calibri"/>
+          <w:color w:val="0F172A"/>
+          <w:sz w:val="19"/>
+          <w:szCs w:val="19"/>
+        </w:rPr>
+        <w:t>json_encode</w:t>
+      </w:r>
+      <w:proofErr w:type="spellEnd"/>
+      <w:r>
+        <w:rPr>
+          <w:rFonts w:ascii="Consolas" w:eastAsia="Times New Roman" w:hAnsi="Consolas" w:cs="Calibri"/>
+          <w:color w:val="0F172A"/>
+          <w:sz w:val="19"/>
+          <w:szCs w:val="19"/>
+        </w:rPr>
+        <w:t>(array( 'status' =&gt; $status, 'message' =&gt; $message, 'data' =&gt; $data ))); }</w:t>
       </w:r>
     </w:p>
     <w:p>
@@ -2522,7 +6723,51 @@
           <w:sz w:val="22"/>
           <w:szCs w:val="22"/>
         </w:rPr>
-        <w:t>Project Lutfi (Contoh pada AuthController):</w:t>
+        <w:t>Project Lutfi (</w:t>
+      </w:r>
+      <w:proofErr w:type="spellStart"/>
+      <w:r>
+        <w:rPr>
+          <w:rStyle w:val="Strong"/>
+          <w:rFonts w:ascii="Calibri" w:eastAsia="Times New Roman" w:hAnsi="Calibri" w:cs="Calibri"/>
+          <w:color w:val="1E293B"/>
+          <w:sz w:val="22"/>
+          <w:szCs w:val="22"/>
+        </w:rPr>
+        <w:t>Contoh</w:t>
+      </w:r>
+      <w:proofErr w:type="spellEnd"/>
+      <w:r>
+        <w:rPr>
+          <w:rStyle w:val="Strong"/>
+          <w:rFonts w:ascii="Calibri" w:eastAsia="Times New Roman" w:hAnsi="Calibri" w:cs="Calibri"/>
+          <w:color w:val="1E293B"/>
+          <w:sz w:val="22"/>
+          <w:szCs w:val="22"/>
+        </w:rPr>
+        <w:t xml:space="preserve"> pada </w:t>
+      </w:r>
+      <w:proofErr w:type="spellStart"/>
+      <w:r>
+        <w:rPr>
+          <w:rStyle w:val="Strong"/>
+          <w:rFonts w:ascii="Calibri" w:eastAsia="Times New Roman" w:hAnsi="Calibri" w:cs="Calibri"/>
+          <w:color w:val="1E293B"/>
+          <w:sz w:val="22"/>
+          <w:szCs w:val="22"/>
+        </w:rPr>
+        <w:t>AuthController</w:t>
+      </w:r>
+      <w:proofErr w:type="spellEnd"/>
+      <w:r>
+        <w:rPr>
+          <w:rStyle w:val="Strong"/>
+          <w:rFonts w:ascii="Calibri" w:eastAsia="Times New Roman" w:hAnsi="Calibri" w:cs="Calibri"/>
+          <w:color w:val="1E293B"/>
+          <w:sz w:val="22"/>
+          <w:szCs w:val="22"/>
+        </w:rPr>
+        <w:t>):</w:t>
       </w:r>
       <w:r>
         <w:rPr>
@@ -2554,8 +6799,10 @@
           <w:sz w:val="19"/>
           <w:szCs w:val="19"/>
         </w:rPr>
-        <w:t>private function _res($code, $message, $data = null) { header("HTTP/1.1 ".$code); header("Content-Type: application/json"); echo json_encode(array( 'status' =&gt; $cod</w:t>
-      </w:r>
+        <w:lastRenderedPageBreak/>
+        <w:t>private function _</w:t>
+      </w:r>
+      <w:proofErr w:type="gramStart"/>
       <w:r>
         <w:rPr>
           <w:rFonts w:ascii="Consolas" w:eastAsia="Times New Roman" w:hAnsi="Consolas" w:cs="Calibri"/>
@@ -2563,7 +6810,117 @@
           <w:sz w:val="19"/>
           <w:szCs w:val="19"/>
         </w:rPr>
-        <w:t>e, 'message' =&gt; $message, 'data' =&gt; $data )); exit; // Memaksa PHP untuk langsung berhenti }</w:t>
+        <w:t>res(</w:t>
+      </w:r>
+      <w:proofErr w:type="gramEnd"/>
+      <w:r>
+        <w:rPr>
+          <w:rFonts w:ascii="Consolas" w:eastAsia="Times New Roman" w:hAnsi="Consolas" w:cs="Calibri"/>
+          <w:color w:val="0F172A"/>
+          <w:sz w:val="19"/>
+          <w:szCs w:val="19"/>
+        </w:rPr>
+        <w:t xml:space="preserve">$code, $message, $data = null) { header("HTTP/1.1 ".$code); header("Content-Type: application/json"); echo </w:t>
+      </w:r>
+      <w:proofErr w:type="spellStart"/>
+      <w:r>
+        <w:rPr>
+          <w:rFonts w:ascii="Consolas" w:eastAsia="Times New Roman" w:hAnsi="Consolas" w:cs="Calibri"/>
+          <w:color w:val="0F172A"/>
+          <w:sz w:val="19"/>
+          <w:szCs w:val="19"/>
+        </w:rPr>
+        <w:t>json_encode</w:t>
+      </w:r>
+      <w:proofErr w:type="spellEnd"/>
+      <w:r>
+        <w:rPr>
+          <w:rFonts w:ascii="Consolas" w:eastAsia="Times New Roman" w:hAnsi="Consolas" w:cs="Calibri"/>
+          <w:color w:val="0F172A"/>
+          <w:sz w:val="19"/>
+          <w:szCs w:val="19"/>
+        </w:rPr>
+        <w:t xml:space="preserve">(array( 'status' =&gt; $code, 'message' =&gt; $message, 'data' =&gt; $data )); exit; // </w:t>
+      </w:r>
+      <w:proofErr w:type="spellStart"/>
+      <w:r>
+        <w:rPr>
+          <w:rFonts w:ascii="Consolas" w:eastAsia="Times New Roman" w:hAnsi="Consolas" w:cs="Calibri"/>
+          <w:color w:val="0F172A"/>
+          <w:sz w:val="19"/>
+          <w:szCs w:val="19"/>
+        </w:rPr>
+        <w:t>Memaksa</w:t>
+      </w:r>
+      <w:proofErr w:type="spellEnd"/>
+      <w:r>
+        <w:rPr>
+          <w:rFonts w:ascii="Consolas" w:eastAsia="Times New Roman" w:hAnsi="Consolas" w:cs="Calibri"/>
+          <w:color w:val="0F172A"/>
+          <w:sz w:val="19"/>
+          <w:szCs w:val="19"/>
+        </w:rPr>
+        <w:t xml:space="preserve"> PHP </w:t>
+      </w:r>
+      <w:proofErr w:type="spellStart"/>
+      <w:r>
+        <w:rPr>
+          <w:rFonts w:ascii="Consolas" w:eastAsia="Times New Roman" w:hAnsi="Consolas" w:cs="Calibri"/>
+          <w:color w:val="0F172A"/>
+          <w:sz w:val="19"/>
+          <w:szCs w:val="19"/>
+        </w:rPr>
+        <w:t>untuk</w:t>
+      </w:r>
+      <w:proofErr w:type="spellEnd"/>
+      <w:r>
+        <w:rPr>
+          <w:rFonts w:ascii="Consolas" w:eastAsia="Times New Roman" w:hAnsi="Consolas" w:cs="Calibri"/>
+          <w:color w:val="0F172A"/>
+          <w:sz w:val="19"/>
+          <w:szCs w:val="19"/>
+        </w:rPr>
+        <w:t xml:space="preserve"> </w:t>
+      </w:r>
+      <w:proofErr w:type="spellStart"/>
+      <w:r>
+        <w:rPr>
+          <w:rFonts w:ascii="Consolas" w:eastAsia="Times New Roman" w:hAnsi="Consolas" w:cs="Calibri"/>
+          <w:color w:val="0F172A"/>
+          <w:sz w:val="19"/>
+          <w:szCs w:val="19"/>
+        </w:rPr>
+        <w:t>langsung</w:t>
+      </w:r>
+      <w:proofErr w:type="spellEnd"/>
+      <w:r>
+        <w:rPr>
+          <w:rFonts w:ascii="Consolas" w:eastAsia="Times New Roman" w:hAnsi="Consolas" w:cs="Calibri"/>
+          <w:color w:val="0F172A"/>
+          <w:sz w:val="19"/>
+          <w:szCs w:val="19"/>
+        </w:rPr>
+        <w:t xml:space="preserve"> </w:t>
+      </w:r>
+      <w:proofErr w:type="spellStart"/>
+      <w:r>
+        <w:rPr>
+          <w:rFonts w:ascii="Consolas" w:eastAsia="Times New Roman" w:hAnsi="Consolas" w:cs="Calibri"/>
+          <w:color w:val="0F172A"/>
+          <w:sz w:val="19"/>
+          <w:szCs w:val="19"/>
+        </w:rPr>
+        <w:t>berhenti</w:t>
+      </w:r>
+      <w:proofErr w:type="spellEnd"/>
+      <w:r>
+        <w:rPr>
+          <w:rFonts w:ascii="Consolas" w:eastAsia="Times New Roman" w:hAnsi="Consolas" w:cs="Calibri"/>
+          <w:color w:val="0F172A"/>
+          <w:sz w:val="19"/>
+          <w:szCs w:val="19"/>
+        </w:rPr>
+        <w:t xml:space="preserve"> }</w:t>
       </w:r>
     </w:p>
     <w:p>
@@ -2577,7 +6934,35 @@
         <w:rPr>
           <w:rFonts w:ascii="Calibri" w:eastAsia="Times New Roman" w:hAnsi="Calibri" w:cs="Calibri"/>
         </w:rPr>
-        <w:t>4. Manajemen Autentikasi, Guard, &amp; Database</w:t>
+        <w:t xml:space="preserve">4. </w:t>
+      </w:r>
+      <w:proofErr w:type="spellStart"/>
+      <w:r>
+        <w:rPr>
+          <w:rFonts w:ascii="Calibri" w:eastAsia="Times New Roman" w:hAnsi="Calibri" w:cs="Calibri"/>
+        </w:rPr>
+        <w:t>Manajemen</w:t>
+      </w:r>
+      <w:proofErr w:type="spellEnd"/>
+      <w:r>
+        <w:rPr>
+          <w:rFonts w:ascii="Calibri" w:eastAsia="Times New Roman" w:hAnsi="Calibri" w:cs="Calibri"/>
+        </w:rPr>
+        <w:t xml:space="preserve"> </w:t>
+      </w:r>
+      <w:proofErr w:type="spellStart"/>
+      <w:r>
+        <w:rPr>
+          <w:rFonts w:ascii="Calibri" w:eastAsia="Times New Roman" w:hAnsi="Calibri" w:cs="Calibri"/>
+        </w:rPr>
+        <w:t>Autentikasi</w:t>
+      </w:r>
+      <w:proofErr w:type="spellEnd"/>
+      <w:r>
+        <w:rPr>
+          <w:rFonts w:ascii="Calibri" w:eastAsia="Times New Roman" w:hAnsi="Calibri" w:cs="Calibri"/>
+        </w:rPr>
+        <w:t>, Guard, &amp; Database</w:t>
       </w:r>
     </w:p>
     <w:p>
@@ -2604,23 +6989,285 @@
           <w:szCs w:val="22"/>
         </w:rPr>
       </w:pPr>
-      <w:r>
-        <w:rPr>
-          <w:rFonts w:ascii="Calibri" w:hAnsi="Calibri" w:cs="Calibri"/>
-          <w:color w:val="1E293B"/>
-          <w:sz w:val="22"/>
-          <w:szCs w:val="22"/>
-        </w:rPr>
-        <w:t>Sistem otentikasi login memiliki perbedaan variabel session yang dapat memicu kegagalan otentika</w:t>
-      </w:r>
-      <w:r>
-        <w:rPr>
-          <w:rFonts w:ascii="Calibri" w:hAnsi="Calibri" w:cs="Calibri"/>
-          <w:color w:val="1E293B"/>
-          <w:sz w:val="22"/>
-          <w:szCs w:val="22"/>
-        </w:rPr>
-        <w:t>si jika saling dipertukarkan tanpa adaptasi:</w:t>
+      <w:proofErr w:type="spellStart"/>
+      <w:r>
+        <w:rPr>
+          <w:rFonts w:ascii="Calibri" w:hAnsi="Calibri" w:cs="Calibri"/>
+          <w:color w:val="1E293B"/>
+          <w:sz w:val="22"/>
+          <w:szCs w:val="22"/>
+        </w:rPr>
+        <w:t>Sistem</w:t>
+      </w:r>
+      <w:proofErr w:type="spellEnd"/>
+      <w:r>
+        <w:rPr>
+          <w:rFonts w:ascii="Calibri" w:hAnsi="Calibri" w:cs="Calibri"/>
+          <w:color w:val="1E293B"/>
+          <w:sz w:val="22"/>
+          <w:szCs w:val="22"/>
+        </w:rPr>
+        <w:t xml:space="preserve"> </w:t>
+      </w:r>
+      <w:proofErr w:type="spellStart"/>
+      <w:r>
+        <w:rPr>
+          <w:rFonts w:ascii="Calibri" w:hAnsi="Calibri" w:cs="Calibri"/>
+          <w:color w:val="1E293B"/>
+          <w:sz w:val="22"/>
+          <w:szCs w:val="22"/>
+        </w:rPr>
+        <w:t>otentikasi</w:t>
+      </w:r>
+      <w:proofErr w:type="spellEnd"/>
+      <w:r>
+        <w:rPr>
+          <w:rFonts w:ascii="Calibri" w:hAnsi="Calibri" w:cs="Calibri"/>
+          <w:color w:val="1E293B"/>
+          <w:sz w:val="22"/>
+          <w:szCs w:val="22"/>
+        </w:rPr>
+        <w:t xml:space="preserve"> login </w:t>
+      </w:r>
+      <w:proofErr w:type="spellStart"/>
+      <w:r>
+        <w:rPr>
+          <w:rFonts w:ascii="Calibri" w:hAnsi="Calibri" w:cs="Calibri"/>
+          <w:color w:val="1E293B"/>
+          <w:sz w:val="22"/>
+          <w:szCs w:val="22"/>
+        </w:rPr>
+        <w:t>memiliki</w:t>
+      </w:r>
+      <w:proofErr w:type="spellEnd"/>
+      <w:r>
+        <w:rPr>
+          <w:rFonts w:ascii="Calibri" w:hAnsi="Calibri" w:cs="Calibri"/>
+          <w:color w:val="1E293B"/>
+          <w:sz w:val="22"/>
+          <w:szCs w:val="22"/>
+        </w:rPr>
+        <w:t xml:space="preserve"> </w:t>
+      </w:r>
+      <w:proofErr w:type="spellStart"/>
+      <w:r>
+        <w:rPr>
+          <w:rFonts w:ascii="Calibri" w:hAnsi="Calibri" w:cs="Calibri"/>
+          <w:color w:val="1E293B"/>
+          <w:sz w:val="22"/>
+          <w:szCs w:val="22"/>
+        </w:rPr>
+        <w:t>perbedaan</w:t>
+      </w:r>
+      <w:proofErr w:type="spellEnd"/>
+      <w:r>
+        <w:rPr>
+          <w:rFonts w:ascii="Calibri" w:hAnsi="Calibri" w:cs="Calibri"/>
+          <w:color w:val="1E293B"/>
+          <w:sz w:val="22"/>
+          <w:szCs w:val="22"/>
+        </w:rPr>
+        <w:t xml:space="preserve"> </w:t>
+      </w:r>
+      <w:proofErr w:type="spellStart"/>
+      <w:r>
+        <w:rPr>
+          <w:rFonts w:ascii="Calibri" w:hAnsi="Calibri" w:cs="Calibri"/>
+          <w:color w:val="1E293B"/>
+          <w:sz w:val="22"/>
+          <w:szCs w:val="22"/>
+        </w:rPr>
+        <w:t>variabel</w:t>
+      </w:r>
+      <w:proofErr w:type="spellEnd"/>
+      <w:r>
+        <w:rPr>
+          <w:rFonts w:ascii="Calibri" w:hAnsi="Calibri" w:cs="Calibri"/>
+          <w:color w:val="1E293B"/>
+          <w:sz w:val="22"/>
+          <w:szCs w:val="22"/>
+        </w:rPr>
+        <w:t xml:space="preserve"> session yang </w:t>
+      </w:r>
+      <w:proofErr w:type="spellStart"/>
+      <w:r>
+        <w:rPr>
+          <w:rFonts w:ascii="Calibri" w:hAnsi="Calibri" w:cs="Calibri"/>
+          <w:color w:val="1E293B"/>
+          <w:sz w:val="22"/>
+          <w:szCs w:val="22"/>
+        </w:rPr>
+        <w:t>dapat</w:t>
+      </w:r>
+      <w:proofErr w:type="spellEnd"/>
+      <w:r>
+        <w:rPr>
+          <w:rFonts w:ascii="Calibri" w:hAnsi="Calibri" w:cs="Calibri"/>
+          <w:color w:val="1E293B"/>
+          <w:sz w:val="22"/>
+          <w:szCs w:val="22"/>
+        </w:rPr>
+        <w:t xml:space="preserve"> </w:t>
+      </w:r>
+      <w:proofErr w:type="spellStart"/>
+      <w:r>
+        <w:rPr>
+          <w:rFonts w:ascii="Calibri" w:hAnsi="Calibri" w:cs="Calibri"/>
+          <w:color w:val="1E293B"/>
+          <w:sz w:val="22"/>
+          <w:szCs w:val="22"/>
+        </w:rPr>
+        <w:t>memicu</w:t>
+      </w:r>
+      <w:proofErr w:type="spellEnd"/>
+      <w:r>
+        <w:rPr>
+          <w:rFonts w:ascii="Calibri" w:hAnsi="Calibri" w:cs="Calibri"/>
+          <w:color w:val="1E293B"/>
+          <w:sz w:val="22"/>
+          <w:szCs w:val="22"/>
+        </w:rPr>
+        <w:t xml:space="preserve"> </w:t>
+      </w:r>
+      <w:proofErr w:type="spellStart"/>
+      <w:r>
+        <w:rPr>
+          <w:rFonts w:ascii="Calibri" w:hAnsi="Calibri" w:cs="Calibri"/>
+          <w:color w:val="1E293B"/>
+          <w:sz w:val="22"/>
+          <w:szCs w:val="22"/>
+        </w:rPr>
+        <w:t>kegagalan</w:t>
+      </w:r>
+      <w:proofErr w:type="spellEnd"/>
+      <w:r>
+        <w:rPr>
+          <w:rFonts w:ascii="Calibri" w:hAnsi="Calibri" w:cs="Calibri"/>
+          <w:color w:val="1E293B"/>
+          <w:sz w:val="22"/>
+          <w:szCs w:val="22"/>
+        </w:rPr>
+        <w:t xml:space="preserve"> </w:t>
+      </w:r>
+      <w:proofErr w:type="spellStart"/>
+      <w:r>
+        <w:rPr>
+          <w:rFonts w:ascii="Calibri" w:hAnsi="Calibri" w:cs="Calibri"/>
+          <w:color w:val="1E293B"/>
+          <w:sz w:val="22"/>
+          <w:szCs w:val="22"/>
+        </w:rPr>
+        <w:t>otentikasi</w:t>
+      </w:r>
+      <w:proofErr w:type="spellEnd"/>
+      <w:r>
+        <w:rPr>
+          <w:rFonts w:ascii="Calibri" w:hAnsi="Calibri" w:cs="Calibri"/>
+          <w:color w:val="1E293B"/>
+          <w:sz w:val="22"/>
+          <w:szCs w:val="22"/>
+        </w:rPr>
+        <w:t xml:space="preserve"> </w:t>
+      </w:r>
+      <w:proofErr w:type="spellStart"/>
+      <w:r>
+        <w:rPr>
+          <w:rFonts w:ascii="Calibri" w:hAnsi="Calibri" w:cs="Calibri"/>
+          <w:color w:val="1E293B"/>
+          <w:sz w:val="22"/>
+          <w:szCs w:val="22"/>
+        </w:rPr>
+        <w:t>jika</w:t>
+      </w:r>
+      <w:proofErr w:type="spellEnd"/>
+      <w:r>
+        <w:rPr>
+          <w:rFonts w:ascii="Calibri" w:hAnsi="Calibri" w:cs="Calibri"/>
+          <w:color w:val="1E293B"/>
+          <w:sz w:val="22"/>
+          <w:szCs w:val="22"/>
+        </w:rPr>
+        <w:t xml:space="preserve"> </w:t>
+      </w:r>
+      <w:proofErr w:type="spellStart"/>
+      <w:r>
+        <w:rPr>
+          <w:rFonts w:ascii="Calibri" w:hAnsi="Calibri" w:cs="Calibri"/>
+          <w:color w:val="1E293B"/>
+          <w:sz w:val="22"/>
+          <w:szCs w:val="22"/>
+        </w:rPr>
+        <w:t>saling</w:t>
+      </w:r>
+      <w:proofErr w:type="spellEnd"/>
+      <w:r>
+        <w:rPr>
+          <w:rFonts w:ascii="Calibri" w:hAnsi="Calibri" w:cs="Calibri"/>
+          <w:color w:val="1E293B"/>
+          <w:sz w:val="22"/>
+          <w:szCs w:val="22"/>
+        </w:rPr>
+        <w:t xml:space="preserve"> </w:t>
+      </w:r>
+      <w:proofErr w:type="spellStart"/>
+      <w:r>
+        <w:rPr>
+          <w:rFonts w:ascii="Calibri" w:hAnsi="Calibri" w:cs="Calibri"/>
+          <w:color w:val="1E293B"/>
+          <w:sz w:val="22"/>
+          <w:szCs w:val="22"/>
+        </w:rPr>
+        <w:t>dipertukarkan</w:t>
+      </w:r>
+      <w:proofErr w:type="spellEnd"/>
+      <w:r>
+        <w:rPr>
+          <w:rFonts w:ascii="Calibri" w:hAnsi="Calibri" w:cs="Calibri"/>
+          <w:color w:val="1E293B"/>
+          <w:sz w:val="22"/>
+          <w:szCs w:val="22"/>
+        </w:rPr>
+        <w:t xml:space="preserve"> </w:t>
+      </w:r>
+      <w:proofErr w:type="spellStart"/>
+      <w:r>
+        <w:rPr>
+          <w:rFonts w:ascii="Calibri" w:hAnsi="Calibri" w:cs="Calibri"/>
+          <w:color w:val="1E293B"/>
+          <w:sz w:val="22"/>
+          <w:szCs w:val="22"/>
+        </w:rPr>
+        <w:t>tanpa</w:t>
+      </w:r>
+      <w:proofErr w:type="spellEnd"/>
+      <w:r>
+        <w:rPr>
+          <w:rFonts w:ascii="Calibri" w:hAnsi="Calibri" w:cs="Calibri"/>
+          <w:color w:val="1E293B"/>
+          <w:sz w:val="22"/>
+          <w:szCs w:val="22"/>
+        </w:rPr>
+        <w:t xml:space="preserve"> </w:t>
+      </w:r>
+      <w:proofErr w:type="spellStart"/>
+      <w:r>
+        <w:rPr>
+          <w:rFonts w:ascii="Calibri" w:hAnsi="Calibri" w:cs="Calibri"/>
+          <w:color w:val="1E293B"/>
+          <w:sz w:val="22"/>
+          <w:szCs w:val="22"/>
+        </w:rPr>
+        <w:t>adaptasi</w:t>
+      </w:r>
+      <w:proofErr w:type="spellEnd"/>
+      <w:r>
+        <w:rPr>
+          <w:rFonts w:ascii="Calibri" w:hAnsi="Calibri" w:cs="Calibri"/>
+          <w:color w:val="1E293B"/>
+          <w:sz w:val="22"/>
+          <w:szCs w:val="22"/>
+        </w:rPr>
+        <w:t>:</w:t>
       </w:r>
     </w:p>
     <w:p>
@@ -2654,23 +7301,99 @@
           <w:sz w:val="22"/>
           <w:szCs w:val="22"/>
         </w:rPr>
-        <w:t xml:space="preserve"> Session guard memverifikasi apakah </w:t>
+        <w:t xml:space="preserve"> Session guard </w:t>
+      </w:r>
+      <w:proofErr w:type="spellStart"/>
+      <w:r>
+        <w:rPr>
+          <w:rFonts w:ascii="Calibri" w:eastAsia="Times New Roman" w:hAnsi="Calibri" w:cs="Calibri"/>
+          <w:color w:val="1E293B"/>
+          <w:sz w:val="22"/>
+          <w:szCs w:val="22"/>
+        </w:rPr>
+        <w:t>memverifikasi</w:t>
+      </w:r>
+      <w:proofErr w:type="spellEnd"/>
+      <w:r>
+        <w:rPr>
+          <w:rFonts w:ascii="Calibri" w:eastAsia="Times New Roman" w:hAnsi="Calibri" w:cs="Calibri"/>
+          <w:color w:val="1E293B"/>
+          <w:sz w:val="22"/>
+          <w:szCs w:val="22"/>
+        </w:rPr>
+        <w:t xml:space="preserve"> </w:t>
+      </w:r>
+      <w:proofErr w:type="spellStart"/>
+      <w:r>
+        <w:rPr>
+          <w:rFonts w:ascii="Calibri" w:eastAsia="Times New Roman" w:hAnsi="Calibri" w:cs="Calibri"/>
+          <w:color w:val="1E293B"/>
+          <w:sz w:val="22"/>
+          <w:szCs w:val="22"/>
+        </w:rPr>
+        <w:t>apakah</w:t>
+      </w:r>
+      <w:proofErr w:type="spellEnd"/>
+      <w:r>
+        <w:rPr>
+          <w:rFonts w:ascii="Calibri" w:eastAsia="Times New Roman" w:hAnsi="Calibri" w:cs="Calibri"/>
+          <w:color w:val="1E293B"/>
+          <w:sz w:val="22"/>
+          <w:szCs w:val="22"/>
+        </w:rPr>
+        <w:t xml:space="preserve"> </w:t>
       </w:r>
       <w:r>
         <w:rPr>
           <w:rStyle w:val="HTMLCode"/>
           <w:color w:val="1E293B"/>
         </w:rPr>
-        <w:t>$this-&gt;session-&gt;userdata('logged')</w:t>
-      </w:r>
-      <w:r>
-        <w:rPr>
-          <w:rFonts w:ascii="Calibri" w:eastAsia="Times New Roman" w:hAnsi="Calibri" w:cs="Calibri"/>
-          <w:color w:val="1E293B"/>
-          <w:sz w:val="22"/>
-          <w:szCs w:val="22"/>
-        </w:rPr>
-        <w:t xml:space="preserve"> bernilai true.</w:t>
+        <w:t>$this-&gt;session-&gt;</w:t>
+      </w:r>
+      <w:proofErr w:type="spellStart"/>
+      <w:r>
+        <w:rPr>
+          <w:rStyle w:val="HTMLCode"/>
+          <w:color w:val="1E293B"/>
+        </w:rPr>
+        <w:t>userdata</w:t>
+      </w:r>
+      <w:proofErr w:type="spellEnd"/>
+      <w:r>
+        <w:rPr>
+          <w:rStyle w:val="HTMLCode"/>
+          <w:color w:val="1E293B"/>
+        </w:rPr>
+        <w:t>('logged')</w:t>
+      </w:r>
+      <w:r>
+        <w:rPr>
+          <w:rFonts w:ascii="Calibri" w:eastAsia="Times New Roman" w:hAnsi="Calibri" w:cs="Calibri"/>
+          <w:color w:val="1E293B"/>
+          <w:sz w:val="22"/>
+          <w:szCs w:val="22"/>
+        </w:rPr>
+        <w:t xml:space="preserve"> </w:t>
+      </w:r>
+      <w:proofErr w:type="spellStart"/>
+      <w:r>
+        <w:rPr>
+          <w:rFonts w:ascii="Calibri" w:eastAsia="Times New Roman" w:hAnsi="Calibri" w:cs="Calibri"/>
+          <w:color w:val="1E293B"/>
+          <w:sz w:val="22"/>
+          <w:szCs w:val="22"/>
+        </w:rPr>
+        <w:t>bernilai</w:t>
+      </w:r>
+      <w:proofErr w:type="spellEnd"/>
+      <w:r>
+        <w:rPr>
+          <w:rFonts w:ascii="Calibri" w:eastAsia="Times New Roman" w:hAnsi="Calibri" w:cs="Calibri"/>
+          <w:color w:val="1E293B"/>
+          <w:sz w:val="22"/>
+          <w:szCs w:val="22"/>
+        </w:rPr>
+        <w:t xml:space="preserve"> true.</w:t>
       </w:r>
     </w:p>
     <w:p>
@@ -2704,32 +7427,155 @@
           <w:sz w:val="22"/>
           <w:szCs w:val="22"/>
         </w:rPr>
-        <w:t xml:space="preserve"> Session guard memverifikasi apakah </w:t>
+        <w:t xml:space="preserve"> Session guard </w:t>
+      </w:r>
+      <w:proofErr w:type="spellStart"/>
+      <w:r>
+        <w:rPr>
+          <w:rFonts w:ascii="Calibri" w:eastAsia="Times New Roman" w:hAnsi="Calibri" w:cs="Calibri"/>
+          <w:color w:val="1E293B"/>
+          <w:sz w:val="22"/>
+          <w:szCs w:val="22"/>
+        </w:rPr>
+        <w:t>memverifikasi</w:t>
+      </w:r>
+      <w:proofErr w:type="spellEnd"/>
+      <w:r>
+        <w:rPr>
+          <w:rFonts w:ascii="Calibri" w:eastAsia="Times New Roman" w:hAnsi="Calibri" w:cs="Calibri"/>
+          <w:color w:val="1E293B"/>
+          <w:sz w:val="22"/>
+          <w:szCs w:val="22"/>
+        </w:rPr>
+        <w:t xml:space="preserve"> </w:t>
+      </w:r>
+      <w:proofErr w:type="spellStart"/>
+      <w:r>
+        <w:rPr>
+          <w:rFonts w:ascii="Calibri" w:eastAsia="Times New Roman" w:hAnsi="Calibri" w:cs="Calibri"/>
+          <w:color w:val="1E293B"/>
+          <w:sz w:val="22"/>
+          <w:szCs w:val="22"/>
+        </w:rPr>
+        <w:t>apakah</w:t>
+      </w:r>
+      <w:proofErr w:type="spellEnd"/>
+      <w:r>
+        <w:rPr>
+          <w:rFonts w:ascii="Calibri" w:eastAsia="Times New Roman" w:hAnsi="Calibri" w:cs="Calibri"/>
+          <w:color w:val="1E293B"/>
+          <w:sz w:val="22"/>
+          <w:szCs w:val="22"/>
+        </w:rPr>
+        <w:t xml:space="preserve"> </w:t>
       </w:r>
       <w:r>
         <w:rPr>
           <w:rStyle w:val="HTMLCode"/>
           <w:color w:val="1E293B"/>
         </w:rPr>
-        <w:t>$this-&gt;session-&gt;userdata('isLogin')</w:t>
-      </w:r>
-      <w:r>
-        <w:rPr>
-          <w:rFonts w:ascii="Calibri" w:eastAsia="Times New Roman" w:hAnsi="Calibri" w:cs="Calibri"/>
-          <w:color w:val="1E293B"/>
-          <w:sz w:val="22"/>
-          <w:szCs w:val="22"/>
-        </w:rPr>
-        <w:t xml:space="preserve"> bernilai true (atau berhar</w:t>
-      </w:r>
-      <w:r>
-        <w:rPr>
-          <w:rFonts w:ascii="Calibri" w:eastAsia="Times New Roman" w:hAnsi="Calibri" w:cs="Calibri"/>
-          <w:color w:val="1E293B"/>
-          <w:sz w:val="22"/>
-          <w:szCs w:val="22"/>
-        </w:rPr>
-        <w:t>ga integer 1).</w:t>
+        <w:t>$this-&gt;session-&gt;</w:t>
+      </w:r>
+      <w:proofErr w:type="spellStart"/>
+      <w:r>
+        <w:rPr>
+          <w:rStyle w:val="HTMLCode"/>
+          <w:color w:val="1E293B"/>
+        </w:rPr>
+        <w:t>userdata</w:t>
+      </w:r>
+      <w:proofErr w:type="spellEnd"/>
+      <w:r>
+        <w:rPr>
+          <w:rStyle w:val="HTMLCode"/>
+          <w:color w:val="1E293B"/>
+        </w:rPr>
+        <w:t>('</w:t>
+      </w:r>
+      <w:proofErr w:type="spellStart"/>
+      <w:r>
+        <w:rPr>
+          <w:rStyle w:val="HTMLCode"/>
+          <w:color w:val="1E293B"/>
+        </w:rPr>
+        <w:t>isLogin</w:t>
+      </w:r>
+      <w:proofErr w:type="spellEnd"/>
+      <w:r>
+        <w:rPr>
+          <w:rStyle w:val="HTMLCode"/>
+          <w:color w:val="1E293B"/>
+        </w:rPr>
+        <w:t>')</w:t>
+      </w:r>
+      <w:r>
+        <w:rPr>
+          <w:rFonts w:ascii="Calibri" w:eastAsia="Times New Roman" w:hAnsi="Calibri" w:cs="Calibri"/>
+          <w:color w:val="1E293B"/>
+          <w:sz w:val="22"/>
+          <w:szCs w:val="22"/>
+        </w:rPr>
+        <w:t xml:space="preserve"> </w:t>
+      </w:r>
+      <w:proofErr w:type="spellStart"/>
+      <w:r>
+        <w:rPr>
+          <w:rFonts w:ascii="Calibri" w:eastAsia="Times New Roman" w:hAnsi="Calibri" w:cs="Calibri"/>
+          <w:color w:val="1E293B"/>
+          <w:sz w:val="22"/>
+          <w:szCs w:val="22"/>
+        </w:rPr>
+        <w:t>bernilai</w:t>
+      </w:r>
+      <w:proofErr w:type="spellEnd"/>
+      <w:r>
+        <w:rPr>
+          <w:rFonts w:ascii="Calibri" w:eastAsia="Times New Roman" w:hAnsi="Calibri" w:cs="Calibri"/>
+          <w:color w:val="1E293B"/>
+          <w:sz w:val="22"/>
+          <w:szCs w:val="22"/>
+        </w:rPr>
+        <w:t xml:space="preserve"> true (</w:t>
+      </w:r>
+      <w:proofErr w:type="spellStart"/>
+      <w:r>
+        <w:rPr>
+          <w:rFonts w:ascii="Calibri" w:eastAsia="Times New Roman" w:hAnsi="Calibri" w:cs="Calibri"/>
+          <w:color w:val="1E293B"/>
+          <w:sz w:val="22"/>
+          <w:szCs w:val="22"/>
+        </w:rPr>
+        <w:t>atau</w:t>
+      </w:r>
+      <w:proofErr w:type="spellEnd"/>
+      <w:r>
+        <w:rPr>
+          <w:rFonts w:ascii="Calibri" w:eastAsia="Times New Roman" w:hAnsi="Calibri" w:cs="Calibri"/>
+          <w:color w:val="1E293B"/>
+          <w:sz w:val="22"/>
+          <w:szCs w:val="22"/>
+        </w:rPr>
+        <w:t xml:space="preserve"> </w:t>
+      </w:r>
+      <w:proofErr w:type="spellStart"/>
+      <w:r>
+        <w:rPr>
+          <w:rFonts w:ascii="Calibri" w:eastAsia="Times New Roman" w:hAnsi="Calibri" w:cs="Calibri"/>
+          <w:color w:val="1E293B"/>
+          <w:sz w:val="22"/>
+          <w:szCs w:val="22"/>
+        </w:rPr>
+        <w:t>berharga</w:t>
+      </w:r>
+      <w:proofErr w:type="spellEnd"/>
+      <w:r>
+        <w:rPr>
+          <w:rFonts w:ascii="Calibri" w:eastAsia="Times New Roman" w:hAnsi="Calibri" w:cs="Calibri"/>
+          <w:color w:val="1E293B"/>
+          <w:sz w:val="22"/>
+          <w:szCs w:val="22"/>
+        </w:rPr>
+        <w:t xml:space="preserve"> integer 1).</w:t>
       </w:r>
     </w:p>
     <w:p>
@@ -2777,16 +7623,407 @@
           <w:sz w:val="22"/>
           <w:szCs w:val="22"/>
         </w:rPr>
-        <w:t xml:space="preserve"> Project kita mengarahkan kueri login ke skema tabel **`DTKS.DTKS_USERTAB`** dengan hak akses user string (DEVELOPER, SUPERUSER, dsb). Sedangkan Lutfi mengarahkan otentikasi login ke **`OPHA</w:t>
-      </w:r>
-      <w:r>
-        <w:rPr>
-          <w:rFonts w:ascii="Calibri" w:eastAsia="Times New Roman" w:hAnsi="Calibri" w:cs="Calibri"/>
-          <w:color w:val="1E293B"/>
-          <w:sz w:val="22"/>
-          <w:szCs w:val="22"/>
-        </w:rPr>
-        <w:t>RAPP.OPHAR_USERTAB`** dengan kode angka sebagai penentu level akses.</w:t>
+        <w:t xml:space="preserve"> Project </w:t>
+      </w:r>
+      <w:proofErr w:type="spellStart"/>
+      <w:r>
+        <w:rPr>
+          <w:rFonts w:ascii="Calibri" w:eastAsia="Times New Roman" w:hAnsi="Calibri" w:cs="Calibri"/>
+          <w:color w:val="1E293B"/>
+          <w:sz w:val="22"/>
+          <w:szCs w:val="22"/>
+        </w:rPr>
+        <w:t>kita</w:t>
+      </w:r>
+      <w:proofErr w:type="spellEnd"/>
+      <w:r>
+        <w:rPr>
+          <w:rFonts w:ascii="Calibri" w:eastAsia="Times New Roman" w:hAnsi="Calibri" w:cs="Calibri"/>
+          <w:color w:val="1E293B"/>
+          <w:sz w:val="22"/>
+          <w:szCs w:val="22"/>
+        </w:rPr>
+        <w:t xml:space="preserve"> </w:t>
+      </w:r>
+      <w:proofErr w:type="spellStart"/>
+      <w:r>
+        <w:rPr>
+          <w:rFonts w:ascii="Calibri" w:eastAsia="Times New Roman" w:hAnsi="Calibri" w:cs="Calibri"/>
+          <w:color w:val="1E293B"/>
+          <w:sz w:val="22"/>
+          <w:szCs w:val="22"/>
+        </w:rPr>
+        <w:t>mengarahkan</w:t>
+      </w:r>
+      <w:proofErr w:type="spellEnd"/>
+      <w:r>
+        <w:rPr>
+          <w:rFonts w:ascii="Calibri" w:eastAsia="Times New Roman" w:hAnsi="Calibri" w:cs="Calibri"/>
+          <w:color w:val="1E293B"/>
+          <w:sz w:val="22"/>
+          <w:szCs w:val="22"/>
+        </w:rPr>
+        <w:t xml:space="preserve"> </w:t>
+      </w:r>
+      <w:proofErr w:type="spellStart"/>
+      <w:r>
+        <w:rPr>
+          <w:rFonts w:ascii="Calibri" w:eastAsia="Times New Roman" w:hAnsi="Calibri" w:cs="Calibri"/>
+          <w:color w:val="1E293B"/>
+          <w:sz w:val="22"/>
+          <w:szCs w:val="22"/>
+        </w:rPr>
+        <w:t>kueri</w:t>
+      </w:r>
+      <w:proofErr w:type="spellEnd"/>
+      <w:r>
+        <w:rPr>
+          <w:rFonts w:ascii="Calibri" w:eastAsia="Times New Roman" w:hAnsi="Calibri" w:cs="Calibri"/>
+          <w:color w:val="1E293B"/>
+          <w:sz w:val="22"/>
+          <w:szCs w:val="22"/>
+        </w:rPr>
+        <w:t xml:space="preserve"> login </w:t>
+      </w:r>
+      <w:proofErr w:type="spellStart"/>
+      <w:r>
+        <w:rPr>
+          <w:rFonts w:ascii="Calibri" w:eastAsia="Times New Roman" w:hAnsi="Calibri" w:cs="Calibri"/>
+          <w:color w:val="1E293B"/>
+          <w:sz w:val="22"/>
+          <w:szCs w:val="22"/>
+        </w:rPr>
+        <w:t>ke</w:t>
+      </w:r>
+      <w:proofErr w:type="spellEnd"/>
+      <w:r>
+        <w:rPr>
+          <w:rFonts w:ascii="Calibri" w:eastAsia="Times New Roman" w:hAnsi="Calibri" w:cs="Calibri"/>
+          <w:color w:val="1E293B"/>
+          <w:sz w:val="22"/>
+          <w:szCs w:val="22"/>
+        </w:rPr>
+        <w:t xml:space="preserve"> </w:t>
+      </w:r>
+      <w:proofErr w:type="spellStart"/>
+      <w:r>
+        <w:rPr>
+          <w:rFonts w:ascii="Calibri" w:eastAsia="Times New Roman" w:hAnsi="Calibri" w:cs="Calibri"/>
+          <w:color w:val="1E293B"/>
+          <w:sz w:val="22"/>
+          <w:szCs w:val="22"/>
+        </w:rPr>
+        <w:t>skema</w:t>
+      </w:r>
+      <w:proofErr w:type="spellEnd"/>
+      <w:r>
+        <w:rPr>
+          <w:rFonts w:ascii="Calibri" w:eastAsia="Times New Roman" w:hAnsi="Calibri" w:cs="Calibri"/>
+          <w:color w:val="1E293B"/>
+          <w:sz w:val="22"/>
+          <w:szCs w:val="22"/>
+        </w:rPr>
+        <w:t xml:space="preserve"> </w:t>
+      </w:r>
+      <w:proofErr w:type="spellStart"/>
+      <w:r>
+        <w:rPr>
+          <w:rFonts w:ascii="Calibri" w:eastAsia="Times New Roman" w:hAnsi="Calibri" w:cs="Calibri"/>
+          <w:color w:val="1E293B"/>
+          <w:sz w:val="22"/>
+          <w:szCs w:val="22"/>
+        </w:rPr>
+        <w:t>tabel</w:t>
+      </w:r>
+      <w:proofErr w:type="spellEnd"/>
+      <w:r>
+        <w:rPr>
+          <w:rFonts w:ascii="Calibri" w:eastAsia="Times New Roman" w:hAnsi="Calibri" w:cs="Calibri"/>
+          <w:color w:val="1E293B"/>
+          <w:sz w:val="22"/>
+          <w:szCs w:val="22"/>
+        </w:rPr>
+        <w:t xml:space="preserve"> **`DTKS.DTKS_USERTAB`** </w:t>
+      </w:r>
+      <w:proofErr w:type="spellStart"/>
+      <w:r>
+        <w:rPr>
+          <w:rFonts w:ascii="Calibri" w:eastAsia="Times New Roman" w:hAnsi="Calibri" w:cs="Calibri"/>
+          <w:color w:val="1E293B"/>
+          <w:sz w:val="22"/>
+          <w:szCs w:val="22"/>
+        </w:rPr>
+        <w:t>dengan</w:t>
+      </w:r>
+      <w:proofErr w:type="spellEnd"/>
+      <w:r>
+        <w:rPr>
+          <w:rFonts w:ascii="Calibri" w:eastAsia="Times New Roman" w:hAnsi="Calibri" w:cs="Calibri"/>
+          <w:color w:val="1E293B"/>
+          <w:sz w:val="22"/>
+          <w:szCs w:val="22"/>
+        </w:rPr>
+        <w:t xml:space="preserve"> </w:t>
+      </w:r>
+      <w:proofErr w:type="spellStart"/>
+      <w:r>
+        <w:rPr>
+          <w:rFonts w:ascii="Calibri" w:eastAsia="Times New Roman" w:hAnsi="Calibri" w:cs="Calibri"/>
+          <w:color w:val="1E293B"/>
+          <w:sz w:val="22"/>
+          <w:szCs w:val="22"/>
+        </w:rPr>
+        <w:t>hak</w:t>
+      </w:r>
+      <w:proofErr w:type="spellEnd"/>
+      <w:r>
+        <w:rPr>
+          <w:rFonts w:ascii="Calibri" w:eastAsia="Times New Roman" w:hAnsi="Calibri" w:cs="Calibri"/>
+          <w:color w:val="1E293B"/>
+          <w:sz w:val="22"/>
+          <w:szCs w:val="22"/>
+        </w:rPr>
+        <w:t xml:space="preserve"> </w:t>
+      </w:r>
+      <w:proofErr w:type="spellStart"/>
+      <w:r>
+        <w:rPr>
+          <w:rFonts w:ascii="Calibri" w:eastAsia="Times New Roman" w:hAnsi="Calibri" w:cs="Calibri"/>
+          <w:color w:val="1E293B"/>
+          <w:sz w:val="22"/>
+          <w:szCs w:val="22"/>
+        </w:rPr>
+        <w:t>akses</w:t>
+      </w:r>
+      <w:proofErr w:type="spellEnd"/>
+      <w:r>
+        <w:rPr>
+          <w:rFonts w:ascii="Calibri" w:eastAsia="Times New Roman" w:hAnsi="Calibri" w:cs="Calibri"/>
+          <w:color w:val="1E293B"/>
+          <w:sz w:val="22"/>
+          <w:szCs w:val="22"/>
+        </w:rPr>
+        <w:t xml:space="preserve"> user string (DEVELOPER, SUPERUSER, </w:t>
+      </w:r>
+      <w:proofErr w:type="spellStart"/>
+      <w:r>
+        <w:rPr>
+          <w:rFonts w:ascii="Calibri" w:eastAsia="Times New Roman" w:hAnsi="Calibri" w:cs="Calibri"/>
+          <w:color w:val="1E293B"/>
+          <w:sz w:val="22"/>
+          <w:szCs w:val="22"/>
+        </w:rPr>
+        <w:t>dsb</w:t>
+      </w:r>
+      <w:proofErr w:type="spellEnd"/>
+      <w:r>
+        <w:rPr>
+          <w:rFonts w:ascii="Calibri" w:eastAsia="Times New Roman" w:hAnsi="Calibri" w:cs="Calibri"/>
+          <w:color w:val="1E293B"/>
+          <w:sz w:val="22"/>
+          <w:szCs w:val="22"/>
+        </w:rPr>
+        <w:t xml:space="preserve">). </w:t>
+      </w:r>
+      <w:proofErr w:type="spellStart"/>
+      <w:r>
+        <w:rPr>
+          <w:rFonts w:ascii="Calibri" w:eastAsia="Times New Roman" w:hAnsi="Calibri" w:cs="Calibri"/>
+          <w:color w:val="1E293B"/>
+          <w:sz w:val="22"/>
+          <w:szCs w:val="22"/>
+        </w:rPr>
+        <w:t>Sedangkan</w:t>
+      </w:r>
+      <w:proofErr w:type="spellEnd"/>
+      <w:r>
+        <w:rPr>
+          <w:rFonts w:ascii="Calibri" w:eastAsia="Times New Roman" w:hAnsi="Calibri" w:cs="Calibri"/>
+          <w:color w:val="1E293B"/>
+          <w:sz w:val="22"/>
+          <w:szCs w:val="22"/>
+        </w:rPr>
+        <w:t xml:space="preserve"> Lutfi </w:t>
+      </w:r>
+      <w:proofErr w:type="spellStart"/>
+      <w:r>
+        <w:rPr>
+          <w:rFonts w:ascii="Calibri" w:eastAsia="Times New Roman" w:hAnsi="Calibri" w:cs="Calibri"/>
+          <w:color w:val="1E293B"/>
+          <w:sz w:val="22"/>
+          <w:szCs w:val="22"/>
+        </w:rPr>
+        <w:t>mengarahkan</w:t>
+      </w:r>
+      <w:proofErr w:type="spellEnd"/>
+      <w:r>
+        <w:rPr>
+          <w:rFonts w:ascii="Calibri" w:eastAsia="Times New Roman" w:hAnsi="Calibri" w:cs="Calibri"/>
+          <w:color w:val="1E293B"/>
+          <w:sz w:val="22"/>
+          <w:szCs w:val="22"/>
+        </w:rPr>
+        <w:t xml:space="preserve"> </w:t>
+      </w:r>
+      <w:proofErr w:type="spellStart"/>
+      <w:r>
+        <w:rPr>
+          <w:rFonts w:ascii="Calibri" w:eastAsia="Times New Roman" w:hAnsi="Calibri" w:cs="Calibri"/>
+          <w:color w:val="1E293B"/>
+          <w:sz w:val="22"/>
+          <w:szCs w:val="22"/>
+        </w:rPr>
+        <w:t>otentikasi</w:t>
+      </w:r>
+      <w:proofErr w:type="spellEnd"/>
+      <w:r>
+        <w:rPr>
+          <w:rFonts w:ascii="Calibri" w:eastAsia="Times New Roman" w:hAnsi="Calibri" w:cs="Calibri"/>
+          <w:color w:val="1E293B"/>
+          <w:sz w:val="22"/>
+          <w:szCs w:val="22"/>
+        </w:rPr>
+        <w:t xml:space="preserve"> login </w:t>
+      </w:r>
+      <w:proofErr w:type="spellStart"/>
+      <w:r>
+        <w:rPr>
+          <w:rFonts w:ascii="Calibri" w:eastAsia="Times New Roman" w:hAnsi="Calibri" w:cs="Calibri"/>
+          <w:color w:val="1E293B"/>
+          <w:sz w:val="22"/>
+          <w:szCs w:val="22"/>
+        </w:rPr>
+        <w:t>ke</w:t>
+      </w:r>
+      <w:proofErr w:type="spellEnd"/>
+      <w:r>
+        <w:rPr>
+          <w:rFonts w:ascii="Calibri" w:eastAsia="Times New Roman" w:hAnsi="Calibri" w:cs="Calibri"/>
+          <w:color w:val="1E293B"/>
+          <w:sz w:val="22"/>
+          <w:szCs w:val="22"/>
+        </w:rPr>
+        <w:t xml:space="preserve"> **`OPHARAPP.OPHAR_USERTAB`** </w:t>
+      </w:r>
+      <w:proofErr w:type="spellStart"/>
+      <w:r>
+        <w:rPr>
+          <w:rFonts w:ascii="Calibri" w:eastAsia="Times New Roman" w:hAnsi="Calibri" w:cs="Calibri"/>
+          <w:color w:val="1E293B"/>
+          <w:sz w:val="22"/>
+          <w:szCs w:val="22"/>
+        </w:rPr>
+        <w:t>dengan</w:t>
+      </w:r>
+      <w:proofErr w:type="spellEnd"/>
+      <w:r>
+        <w:rPr>
+          <w:rFonts w:ascii="Calibri" w:eastAsia="Times New Roman" w:hAnsi="Calibri" w:cs="Calibri"/>
+          <w:color w:val="1E293B"/>
+          <w:sz w:val="22"/>
+          <w:szCs w:val="22"/>
+        </w:rPr>
+        <w:t xml:space="preserve"> </w:t>
+      </w:r>
+      <w:proofErr w:type="spellStart"/>
+      <w:r>
+        <w:rPr>
+          <w:rFonts w:ascii="Calibri" w:eastAsia="Times New Roman" w:hAnsi="Calibri" w:cs="Calibri"/>
+          <w:color w:val="1E293B"/>
+          <w:sz w:val="22"/>
+          <w:szCs w:val="22"/>
+        </w:rPr>
+        <w:t>kode</w:t>
+      </w:r>
+      <w:proofErr w:type="spellEnd"/>
+      <w:r>
+        <w:rPr>
+          <w:rFonts w:ascii="Calibri" w:eastAsia="Times New Roman" w:hAnsi="Calibri" w:cs="Calibri"/>
+          <w:color w:val="1E293B"/>
+          <w:sz w:val="22"/>
+          <w:szCs w:val="22"/>
+        </w:rPr>
+        <w:t xml:space="preserve"> </w:t>
+      </w:r>
+      <w:proofErr w:type="spellStart"/>
+      <w:r>
+        <w:rPr>
+          <w:rFonts w:ascii="Calibri" w:eastAsia="Times New Roman" w:hAnsi="Calibri" w:cs="Calibri"/>
+          <w:color w:val="1E293B"/>
+          <w:sz w:val="22"/>
+          <w:szCs w:val="22"/>
+        </w:rPr>
+        <w:t>angka</w:t>
+      </w:r>
+      <w:proofErr w:type="spellEnd"/>
+      <w:r>
+        <w:rPr>
+          <w:rFonts w:ascii="Calibri" w:eastAsia="Times New Roman" w:hAnsi="Calibri" w:cs="Calibri"/>
+          <w:color w:val="1E293B"/>
+          <w:sz w:val="22"/>
+          <w:szCs w:val="22"/>
+        </w:rPr>
+        <w:t xml:space="preserve"> </w:t>
+      </w:r>
+      <w:proofErr w:type="spellStart"/>
+      <w:r>
+        <w:rPr>
+          <w:rFonts w:ascii="Calibri" w:eastAsia="Times New Roman" w:hAnsi="Calibri" w:cs="Calibri"/>
+          <w:color w:val="1E293B"/>
+          <w:sz w:val="22"/>
+          <w:szCs w:val="22"/>
+        </w:rPr>
+        <w:t>sebagai</w:t>
+      </w:r>
+      <w:proofErr w:type="spellEnd"/>
+      <w:r>
+        <w:rPr>
+          <w:rFonts w:ascii="Calibri" w:eastAsia="Times New Roman" w:hAnsi="Calibri" w:cs="Calibri"/>
+          <w:color w:val="1E293B"/>
+          <w:sz w:val="22"/>
+          <w:szCs w:val="22"/>
+        </w:rPr>
+        <w:t xml:space="preserve"> </w:t>
+      </w:r>
+      <w:proofErr w:type="spellStart"/>
+      <w:r>
+        <w:rPr>
+          <w:rFonts w:ascii="Calibri" w:eastAsia="Times New Roman" w:hAnsi="Calibri" w:cs="Calibri"/>
+          <w:color w:val="1E293B"/>
+          <w:sz w:val="22"/>
+          <w:szCs w:val="22"/>
+        </w:rPr>
+        <w:t>penentu</w:t>
+      </w:r>
+      <w:proofErr w:type="spellEnd"/>
+      <w:r>
+        <w:rPr>
+          <w:rFonts w:ascii="Calibri" w:eastAsia="Times New Roman" w:hAnsi="Calibri" w:cs="Calibri"/>
+          <w:color w:val="1E293B"/>
+          <w:sz w:val="22"/>
+          <w:szCs w:val="22"/>
+        </w:rPr>
+        <w:t xml:space="preserve"> level </w:t>
+      </w:r>
+      <w:proofErr w:type="spellStart"/>
+      <w:r>
+        <w:rPr>
+          <w:rFonts w:ascii="Calibri" w:eastAsia="Times New Roman" w:hAnsi="Calibri" w:cs="Calibri"/>
+          <w:color w:val="1E293B"/>
+          <w:sz w:val="22"/>
+          <w:szCs w:val="22"/>
+        </w:rPr>
+        <w:t>akses</w:t>
+      </w:r>
+      <w:proofErr w:type="spellEnd"/>
+      <w:r>
+        <w:rPr>
+          <w:rFonts w:ascii="Calibri" w:eastAsia="Times New Roman" w:hAnsi="Calibri" w:cs="Calibri"/>
+          <w:color w:val="1E293B"/>
+          <w:sz w:val="22"/>
+          <w:szCs w:val="22"/>
+        </w:rPr>
+        <w:t>.</w:t>
       </w:r>
     </w:p>
     <w:p>
@@ -2803,6 +8040,7 @@
           <w:szCs w:val="22"/>
         </w:rPr>
       </w:pPr>
+      <w:proofErr w:type="spellStart"/>
       <w:r>
         <w:rPr>
           <w:rStyle w:val="Strong"/>
@@ -2811,16 +8049,147 @@
           <w:sz w:val="22"/>
           <w:szCs w:val="22"/>
         </w:rPr>
-        <w:t>Tabel Log Proses:</w:t>
-      </w:r>
-      <w:r>
-        <w:rPr>
-          <w:rFonts w:ascii="Calibri" w:eastAsia="Times New Roman" w:hAnsi="Calibri" w:cs="Calibri"/>
-          <w:color w:val="1E293B"/>
-          <w:sz w:val="22"/>
-          <w:szCs w:val="22"/>
-        </w:rPr>
-        <w:t xml:space="preserve"> Kedua proyek menulis ke tabel yang sama (</w:t>
+        <w:t>Tabel</w:t>
+      </w:r>
+      <w:proofErr w:type="spellEnd"/>
+      <w:r>
+        <w:rPr>
+          <w:rStyle w:val="Strong"/>
+          <w:rFonts w:ascii="Calibri" w:eastAsia="Times New Roman" w:hAnsi="Calibri" w:cs="Calibri"/>
+          <w:color w:val="1E293B"/>
+          <w:sz w:val="22"/>
+          <w:szCs w:val="22"/>
+        </w:rPr>
+        <w:t xml:space="preserve"> Log Proses:</w:t>
+      </w:r>
+      <w:r>
+        <w:rPr>
+          <w:rFonts w:ascii="Calibri" w:eastAsia="Times New Roman" w:hAnsi="Calibri" w:cs="Calibri"/>
+          <w:color w:val="1E293B"/>
+          <w:sz w:val="22"/>
+          <w:szCs w:val="22"/>
+        </w:rPr>
+        <w:t xml:space="preserve"> </w:t>
+      </w:r>
+      <w:proofErr w:type="spellStart"/>
+      <w:r>
+        <w:rPr>
+          <w:rFonts w:ascii="Calibri" w:eastAsia="Times New Roman" w:hAnsi="Calibri" w:cs="Calibri"/>
+          <w:color w:val="1E293B"/>
+          <w:sz w:val="22"/>
+          <w:szCs w:val="22"/>
+        </w:rPr>
+        <w:t>Kedua</w:t>
+      </w:r>
+      <w:proofErr w:type="spellEnd"/>
+      <w:r>
+        <w:rPr>
+          <w:rFonts w:ascii="Calibri" w:eastAsia="Times New Roman" w:hAnsi="Calibri" w:cs="Calibri"/>
+          <w:color w:val="1E293B"/>
+          <w:sz w:val="22"/>
+          <w:szCs w:val="22"/>
+        </w:rPr>
+        <w:t xml:space="preserve"> </w:t>
+      </w:r>
+      <w:proofErr w:type="spellStart"/>
+      <w:r>
+        <w:rPr>
+          <w:rFonts w:ascii="Calibri" w:eastAsia="Times New Roman" w:hAnsi="Calibri" w:cs="Calibri"/>
+          <w:color w:val="1E293B"/>
+          <w:sz w:val="22"/>
+          <w:szCs w:val="22"/>
+        </w:rPr>
+        <w:t>proyek</w:t>
+      </w:r>
+      <w:proofErr w:type="spellEnd"/>
+      <w:r>
+        <w:rPr>
+          <w:rFonts w:ascii="Calibri" w:eastAsia="Times New Roman" w:hAnsi="Calibri" w:cs="Calibri"/>
+          <w:color w:val="1E293B"/>
+          <w:sz w:val="22"/>
+          <w:szCs w:val="22"/>
+        </w:rPr>
+        <w:t xml:space="preserve"> </w:t>
+      </w:r>
+      <w:proofErr w:type="spellStart"/>
+      <w:r>
+        <w:rPr>
+          <w:rFonts w:ascii="Calibri" w:eastAsia="Times New Roman" w:hAnsi="Calibri" w:cs="Calibri"/>
+          <w:color w:val="1E293B"/>
+          <w:sz w:val="22"/>
+          <w:szCs w:val="22"/>
+        </w:rPr>
+        <w:t>menulis</w:t>
+      </w:r>
+      <w:proofErr w:type="spellEnd"/>
+      <w:r>
+        <w:rPr>
+          <w:rFonts w:ascii="Calibri" w:eastAsia="Times New Roman" w:hAnsi="Calibri" w:cs="Calibri"/>
+          <w:color w:val="1E293B"/>
+          <w:sz w:val="22"/>
+          <w:szCs w:val="22"/>
+        </w:rPr>
+        <w:t xml:space="preserve"> </w:t>
+      </w:r>
+      <w:proofErr w:type="spellStart"/>
+      <w:r>
+        <w:rPr>
+          <w:rFonts w:ascii="Calibri" w:eastAsia="Times New Roman" w:hAnsi="Calibri" w:cs="Calibri"/>
+          <w:color w:val="1E293B"/>
+          <w:sz w:val="22"/>
+          <w:szCs w:val="22"/>
+        </w:rPr>
+        <w:t>ke</w:t>
+      </w:r>
+      <w:proofErr w:type="spellEnd"/>
+      <w:r>
+        <w:rPr>
+          <w:rFonts w:ascii="Calibri" w:eastAsia="Times New Roman" w:hAnsi="Calibri" w:cs="Calibri"/>
+          <w:color w:val="1E293B"/>
+          <w:sz w:val="22"/>
+          <w:szCs w:val="22"/>
+        </w:rPr>
+        <w:t xml:space="preserve"> </w:t>
+      </w:r>
+      <w:proofErr w:type="spellStart"/>
+      <w:r>
+        <w:rPr>
+          <w:rFonts w:ascii="Calibri" w:eastAsia="Times New Roman" w:hAnsi="Calibri" w:cs="Calibri"/>
+          <w:color w:val="1E293B"/>
+          <w:sz w:val="22"/>
+          <w:szCs w:val="22"/>
+        </w:rPr>
+        <w:t>tabel</w:t>
+      </w:r>
+      <w:proofErr w:type="spellEnd"/>
+      <w:r>
+        <w:rPr>
+          <w:rFonts w:ascii="Calibri" w:eastAsia="Times New Roman" w:hAnsi="Calibri" w:cs="Calibri"/>
+          <w:color w:val="1E293B"/>
+          <w:sz w:val="22"/>
+          <w:szCs w:val="22"/>
+        </w:rPr>
+        <w:t xml:space="preserve"> yang </w:t>
+      </w:r>
+      <w:proofErr w:type="spellStart"/>
+      <w:r>
+        <w:rPr>
+          <w:rFonts w:ascii="Calibri" w:eastAsia="Times New Roman" w:hAnsi="Calibri" w:cs="Calibri"/>
+          <w:color w:val="1E293B"/>
+          <w:sz w:val="22"/>
+          <w:szCs w:val="22"/>
+        </w:rPr>
+        <w:t>sama</w:t>
+      </w:r>
+      <w:proofErr w:type="spellEnd"/>
+      <w:r>
+        <w:rPr>
+          <w:rFonts w:ascii="Calibri" w:eastAsia="Times New Roman" w:hAnsi="Calibri" w:cs="Calibri"/>
+          <w:color w:val="1E293B"/>
+          <w:sz w:val="22"/>
+          <w:szCs w:val="22"/>
+        </w:rPr>
+        <w:t xml:space="preserve"> (</w:t>
       </w:r>
       <w:r>
         <w:rPr>
@@ -2836,7 +8205,107 @@
           <w:sz w:val="22"/>
           <w:szCs w:val="22"/>
         </w:rPr>
-        <w:t xml:space="preserve">) namun menggunakan skema kolom berbeda: </w:t>
+        <w:t xml:space="preserve">) </w:t>
+      </w:r>
+      <w:proofErr w:type="spellStart"/>
+      <w:r>
+        <w:rPr>
+          <w:rFonts w:ascii="Calibri" w:eastAsia="Times New Roman" w:hAnsi="Calibri" w:cs="Calibri"/>
+          <w:color w:val="1E293B"/>
+          <w:sz w:val="22"/>
+          <w:szCs w:val="22"/>
+        </w:rPr>
+        <w:t>namun</w:t>
+      </w:r>
+      <w:proofErr w:type="spellEnd"/>
+      <w:r>
+        <w:rPr>
+          <w:rFonts w:ascii="Calibri" w:eastAsia="Times New Roman" w:hAnsi="Calibri" w:cs="Calibri"/>
+          <w:color w:val="1E293B"/>
+          <w:sz w:val="22"/>
+          <w:szCs w:val="22"/>
+        </w:rPr>
+        <w:t xml:space="preserve"> </w:t>
+      </w:r>
+      <w:proofErr w:type="spellStart"/>
+      <w:r>
+        <w:rPr>
+          <w:rFonts w:ascii="Calibri" w:eastAsia="Times New Roman" w:hAnsi="Calibri" w:cs="Calibri"/>
+          <w:color w:val="1E293B"/>
+          <w:sz w:val="22"/>
+          <w:szCs w:val="22"/>
+        </w:rPr>
+        <w:t>menggunakan</w:t>
+      </w:r>
+      <w:proofErr w:type="spellEnd"/>
+      <w:r>
+        <w:rPr>
+          <w:rFonts w:ascii="Calibri" w:eastAsia="Times New Roman" w:hAnsi="Calibri" w:cs="Calibri"/>
+          <w:color w:val="1E293B"/>
+          <w:sz w:val="22"/>
+          <w:szCs w:val="22"/>
+        </w:rPr>
+        <w:t xml:space="preserve"> </w:t>
+      </w:r>
+      <w:proofErr w:type="spellStart"/>
+      <w:r>
+        <w:rPr>
+          <w:rFonts w:ascii="Calibri" w:eastAsia="Times New Roman" w:hAnsi="Calibri" w:cs="Calibri"/>
+          <w:color w:val="1E293B"/>
+          <w:sz w:val="22"/>
+          <w:szCs w:val="22"/>
+        </w:rPr>
+        <w:t>skema</w:t>
+      </w:r>
+      <w:proofErr w:type="spellEnd"/>
+      <w:r>
+        <w:rPr>
+          <w:rFonts w:ascii="Calibri" w:eastAsia="Times New Roman" w:hAnsi="Calibri" w:cs="Calibri"/>
+          <w:color w:val="1E293B"/>
+          <w:sz w:val="22"/>
+          <w:szCs w:val="22"/>
+        </w:rPr>
+        <w:t xml:space="preserve"> </w:t>
+      </w:r>
+      <w:proofErr w:type="spellStart"/>
+      <w:r>
+        <w:rPr>
+          <w:rFonts w:ascii="Calibri" w:eastAsia="Times New Roman" w:hAnsi="Calibri" w:cs="Calibri"/>
+          <w:color w:val="1E293B"/>
+          <w:sz w:val="22"/>
+          <w:szCs w:val="22"/>
+        </w:rPr>
+        <w:t>kolom</w:t>
+      </w:r>
+      <w:proofErr w:type="spellEnd"/>
+      <w:r>
+        <w:rPr>
+          <w:rFonts w:ascii="Calibri" w:eastAsia="Times New Roman" w:hAnsi="Calibri" w:cs="Calibri"/>
+          <w:color w:val="1E293B"/>
+          <w:sz w:val="22"/>
+          <w:szCs w:val="22"/>
+        </w:rPr>
+        <w:t xml:space="preserve"> </w:t>
+      </w:r>
+      <w:proofErr w:type="spellStart"/>
+      <w:r>
+        <w:rPr>
+          <w:rFonts w:ascii="Calibri" w:eastAsia="Times New Roman" w:hAnsi="Calibri" w:cs="Calibri"/>
+          <w:color w:val="1E293B"/>
+          <w:sz w:val="22"/>
+          <w:szCs w:val="22"/>
+        </w:rPr>
+        <w:t>berbeda</w:t>
+      </w:r>
+      <w:proofErr w:type="spellEnd"/>
+      <w:r>
+        <w:rPr>
+          <w:rFonts w:ascii="Calibri" w:eastAsia="Times New Roman" w:hAnsi="Calibri" w:cs="Calibri"/>
+          <w:color w:val="1E293B"/>
+          <w:sz w:val="22"/>
+          <w:szCs w:val="22"/>
+        </w:rPr>
+        <w:t xml:space="preserve">: </w:t>
       </w:r>
     </w:p>
     <w:p>
@@ -2860,16 +8329,187 @@
           <w:sz w:val="22"/>
           <w:szCs w:val="22"/>
         </w:rPr>
-        <w:t>Project kita menulis petugas ke kolom **`PETUGAS`** dan nomor</w:t>
-      </w:r>
-      <w:r>
-        <w:rPr>
-          <w:rFonts w:ascii="Calibri" w:eastAsia="Times New Roman" w:hAnsi="Calibri" w:cs="Calibri"/>
-          <w:color w:val="1E293B"/>
-          <w:sz w:val="22"/>
-          <w:szCs w:val="22"/>
-        </w:rPr>
-        <w:t xml:space="preserve"> tiket ke kolom **`NOTIKET`**.</w:t>
+        <w:t xml:space="preserve">Project </w:t>
+      </w:r>
+      <w:proofErr w:type="spellStart"/>
+      <w:r>
+        <w:rPr>
+          <w:rFonts w:ascii="Calibri" w:eastAsia="Times New Roman" w:hAnsi="Calibri" w:cs="Calibri"/>
+          <w:color w:val="1E293B"/>
+          <w:sz w:val="22"/>
+          <w:szCs w:val="22"/>
+        </w:rPr>
+        <w:t>kita</w:t>
+      </w:r>
+      <w:proofErr w:type="spellEnd"/>
+      <w:r>
+        <w:rPr>
+          <w:rFonts w:ascii="Calibri" w:eastAsia="Times New Roman" w:hAnsi="Calibri" w:cs="Calibri"/>
+          <w:color w:val="1E293B"/>
+          <w:sz w:val="22"/>
+          <w:szCs w:val="22"/>
+        </w:rPr>
+        <w:t xml:space="preserve"> </w:t>
+      </w:r>
+      <w:proofErr w:type="spellStart"/>
+      <w:r>
+        <w:rPr>
+          <w:rFonts w:ascii="Calibri" w:eastAsia="Times New Roman" w:hAnsi="Calibri" w:cs="Calibri"/>
+          <w:color w:val="1E293B"/>
+          <w:sz w:val="22"/>
+          <w:szCs w:val="22"/>
+        </w:rPr>
+        <w:t>menulis</w:t>
+      </w:r>
+      <w:proofErr w:type="spellEnd"/>
+      <w:r>
+        <w:rPr>
+          <w:rFonts w:ascii="Calibri" w:eastAsia="Times New Roman" w:hAnsi="Calibri" w:cs="Calibri"/>
+          <w:color w:val="1E293B"/>
+          <w:sz w:val="22"/>
+          <w:szCs w:val="22"/>
+        </w:rPr>
+        <w:t xml:space="preserve"> </w:t>
+      </w:r>
+      <w:proofErr w:type="spellStart"/>
+      <w:r>
+        <w:rPr>
+          <w:rFonts w:ascii="Calibri" w:eastAsia="Times New Roman" w:hAnsi="Calibri" w:cs="Calibri"/>
+          <w:color w:val="1E293B"/>
+          <w:sz w:val="22"/>
+          <w:szCs w:val="22"/>
+        </w:rPr>
+        <w:t>petugas</w:t>
+      </w:r>
+      <w:proofErr w:type="spellEnd"/>
+      <w:r>
+        <w:rPr>
+          <w:rFonts w:ascii="Calibri" w:eastAsia="Times New Roman" w:hAnsi="Calibri" w:cs="Calibri"/>
+          <w:color w:val="1E293B"/>
+          <w:sz w:val="22"/>
+          <w:szCs w:val="22"/>
+        </w:rPr>
+        <w:t xml:space="preserve"> </w:t>
+      </w:r>
+      <w:proofErr w:type="spellStart"/>
+      <w:r>
+        <w:rPr>
+          <w:rFonts w:ascii="Calibri" w:eastAsia="Times New Roman" w:hAnsi="Calibri" w:cs="Calibri"/>
+          <w:color w:val="1E293B"/>
+          <w:sz w:val="22"/>
+          <w:szCs w:val="22"/>
+        </w:rPr>
+        <w:t>ke</w:t>
+      </w:r>
+      <w:proofErr w:type="spellEnd"/>
+      <w:r>
+        <w:rPr>
+          <w:rFonts w:ascii="Calibri" w:eastAsia="Times New Roman" w:hAnsi="Calibri" w:cs="Calibri"/>
+          <w:color w:val="1E293B"/>
+          <w:sz w:val="22"/>
+          <w:szCs w:val="22"/>
+        </w:rPr>
+        <w:t xml:space="preserve"> </w:t>
+      </w:r>
+      <w:proofErr w:type="spellStart"/>
+      <w:r>
+        <w:rPr>
+          <w:rFonts w:ascii="Calibri" w:eastAsia="Times New Roman" w:hAnsi="Calibri" w:cs="Calibri"/>
+          <w:color w:val="1E293B"/>
+          <w:sz w:val="22"/>
+          <w:szCs w:val="22"/>
+        </w:rPr>
+        <w:t>kolom</w:t>
+      </w:r>
+      <w:proofErr w:type="spellEnd"/>
+      <w:r>
+        <w:rPr>
+          <w:rFonts w:ascii="Calibri" w:eastAsia="Times New Roman" w:hAnsi="Calibri" w:cs="Calibri"/>
+          <w:color w:val="1E293B"/>
+          <w:sz w:val="22"/>
+          <w:szCs w:val="22"/>
+        </w:rPr>
+        <w:t xml:space="preserve"> **`PETUGAS`** dan </w:t>
+      </w:r>
+      <w:proofErr w:type="spellStart"/>
+      <w:r>
+        <w:rPr>
+          <w:rFonts w:ascii="Calibri" w:eastAsia="Times New Roman" w:hAnsi="Calibri" w:cs="Calibri"/>
+          <w:color w:val="1E293B"/>
+          <w:sz w:val="22"/>
+          <w:szCs w:val="22"/>
+        </w:rPr>
+        <w:t>nomor</w:t>
+      </w:r>
+      <w:proofErr w:type="spellEnd"/>
+      <w:r>
+        <w:rPr>
+          <w:rFonts w:ascii="Calibri" w:eastAsia="Times New Roman" w:hAnsi="Calibri" w:cs="Calibri"/>
+          <w:color w:val="1E293B"/>
+          <w:sz w:val="22"/>
+          <w:szCs w:val="22"/>
+        </w:rPr>
+        <w:t xml:space="preserve"> </w:t>
+      </w:r>
+      <w:proofErr w:type="spellStart"/>
+      <w:r>
+        <w:rPr>
+          <w:rFonts w:ascii="Calibri" w:eastAsia="Times New Roman" w:hAnsi="Calibri" w:cs="Calibri"/>
+          <w:color w:val="1E293B"/>
+          <w:sz w:val="22"/>
+          <w:szCs w:val="22"/>
+        </w:rPr>
+        <w:t>tiket</w:t>
+      </w:r>
+      <w:proofErr w:type="spellEnd"/>
+      <w:r>
+        <w:rPr>
+          <w:rFonts w:ascii="Calibri" w:eastAsia="Times New Roman" w:hAnsi="Calibri" w:cs="Calibri"/>
+          <w:color w:val="1E293B"/>
+          <w:sz w:val="22"/>
+          <w:szCs w:val="22"/>
+        </w:rPr>
+        <w:t xml:space="preserve"> </w:t>
+      </w:r>
+      <w:proofErr w:type="spellStart"/>
+      <w:r>
+        <w:rPr>
+          <w:rFonts w:ascii="Calibri" w:eastAsia="Times New Roman" w:hAnsi="Calibri" w:cs="Calibri"/>
+          <w:color w:val="1E293B"/>
+          <w:sz w:val="22"/>
+          <w:szCs w:val="22"/>
+        </w:rPr>
+        <w:t>ke</w:t>
+      </w:r>
+      <w:proofErr w:type="spellEnd"/>
+      <w:r>
+        <w:rPr>
+          <w:rFonts w:ascii="Calibri" w:eastAsia="Times New Roman" w:hAnsi="Calibri" w:cs="Calibri"/>
+          <w:color w:val="1E293B"/>
+          <w:sz w:val="22"/>
+          <w:szCs w:val="22"/>
+        </w:rPr>
+        <w:t xml:space="preserve"> </w:t>
+      </w:r>
+      <w:proofErr w:type="spellStart"/>
+      <w:r>
+        <w:rPr>
+          <w:rFonts w:ascii="Calibri" w:eastAsia="Times New Roman" w:hAnsi="Calibri" w:cs="Calibri"/>
+          <w:color w:val="1E293B"/>
+          <w:sz w:val="22"/>
+          <w:szCs w:val="22"/>
+        </w:rPr>
+        <w:t>kolom</w:t>
+      </w:r>
+      <w:proofErr w:type="spellEnd"/>
+      <w:r>
+        <w:rPr>
+          <w:rFonts w:ascii="Calibri" w:eastAsia="Times New Roman" w:hAnsi="Calibri" w:cs="Calibri"/>
+          <w:color w:val="1E293B"/>
+          <w:sz w:val="22"/>
+          <w:szCs w:val="22"/>
+        </w:rPr>
+        <w:t xml:space="preserve"> **`NOTIKET`**.</w:t>
       </w:r>
     </w:p>
     <w:p>
@@ -2893,7 +8533,167 @@
           <w:sz w:val="22"/>
           <w:szCs w:val="22"/>
         </w:rPr>
-        <w:t>Project Lutfi menulis petugas ke kolom **`LOGIN`** dan nomor tiket ke kolom **`NO_TIKET`**.</w:t>
+        <w:t xml:space="preserve">Project Lutfi </w:t>
+      </w:r>
+      <w:proofErr w:type="spellStart"/>
+      <w:r>
+        <w:rPr>
+          <w:rFonts w:ascii="Calibri" w:eastAsia="Times New Roman" w:hAnsi="Calibri" w:cs="Calibri"/>
+          <w:color w:val="1E293B"/>
+          <w:sz w:val="22"/>
+          <w:szCs w:val="22"/>
+        </w:rPr>
+        <w:t>menulis</w:t>
+      </w:r>
+      <w:proofErr w:type="spellEnd"/>
+      <w:r>
+        <w:rPr>
+          <w:rFonts w:ascii="Calibri" w:eastAsia="Times New Roman" w:hAnsi="Calibri" w:cs="Calibri"/>
+          <w:color w:val="1E293B"/>
+          <w:sz w:val="22"/>
+          <w:szCs w:val="22"/>
+        </w:rPr>
+        <w:t xml:space="preserve"> </w:t>
+      </w:r>
+      <w:proofErr w:type="spellStart"/>
+      <w:r>
+        <w:rPr>
+          <w:rFonts w:ascii="Calibri" w:eastAsia="Times New Roman" w:hAnsi="Calibri" w:cs="Calibri"/>
+          <w:color w:val="1E293B"/>
+          <w:sz w:val="22"/>
+          <w:szCs w:val="22"/>
+        </w:rPr>
+        <w:t>petugas</w:t>
+      </w:r>
+      <w:proofErr w:type="spellEnd"/>
+      <w:r>
+        <w:rPr>
+          <w:rFonts w:ascii="Calibri" w:eastAsia="Times New Roman" w:hAnsi="Calibri" w:cs="Calibri"/>
+          <w:color w:val="1E293B"/>
+          <w:sz w:val="22"/>
+          <w:szCs w:val="22"/>
+        </w:rPr>
+        <w:t xml:space="preserve"> </w:t>
+      </w:r>
+      <w:proofErr w:type="spellStart"/>
+      <w:r>
+        <w:rPr>
+          <w:rFonts w:ascii="Calibri" w:eastAsia="Times New Roman" w:hAnsi="Calibri" w:cs="Calibri"/>
+          <w:color w:val="1E293B"/>
+          <w:sz w:val="22"/>
+          <w:szCs w:val="22"/>
+        </w:rPr>
+        <w:t>ke</w:t>
+      </w:r>
+      <w:proofErr w:type="spellEnd"/>
+      <w:r>
+        <w:rPr>
+          <w:rFonts w:ascii="Calibri" w:eastAsia="Times New Roman" w:hAnsi="Calibri" w:cs="Calibri"/>
+          <w:color w:val="1E293B"/>
+          <w:sz w:val="22"/>
+          <w:szCs w:val="22"/>
+        </w:rPr>
+        <w:t xml:space="preserve"> </w:t>
+      </w:r>
+      <w:proofErr w:type="spellStart"/>
+      <w:r>
+        <w:rPr>
+          <w:rFonts w:ascii="Calibri" w:eastAsia="Times New Roman" w:hAnsi="Calibri" w:cs="Calibri"/>
+          <w:color w:val="1E293B"/>
+          <w:sz w:val="22"/>
+          <w:szCs w:val="22"/>
+        </w:rPr>
+        <w:t>kolom</w:t>
+      </w:r>
+      <w:proofErr w:type="spellEnd"/>
+      <w:r>
+        <w:rPr>
+          <w:rFonts w:ascii="Calibri" w:eastAsia="Times New Roman" w:hAnsi="Calibri" w:cs="Calibri"/>
+          <w:color w:val="1E293B"/>
+          <w:sz w:val="22"/>
+          <w:szCs w:val="22"/>
+        </w:rPr>
+        <w:t xml:space="preserve"> **`LOGIN`** dan </w:t>
+      </w:r>
+      <w:proofErr w:type="spellStart"/>
+      <w:r>
+        <w:rPr>
+          <w:rFonts w:ascii="Calibri" w:eastAsia="Times New Roman" w:hAnsi="Calibri" w:cs="Calibri"/>
+          <w:color w:val="1E293B"/>
+          <w:sz w:val="22"/>
+          <w:szCs w:val="22"/>
+        </w:rPr>
+        <w:t>nomor</w:t>
+      </w:r>
+      <w:proofErr w:type="spellEnd"/>
+      <w:r>
+        <w:rPr>
+          <w:rFonts w:ascii="Calibri" w:eastAsia="Times New Roman" w:hAnsi="Calibri" w:cs="Calibri"/>
+          <w:color w:val="1E293B"/>
+          <w:sz w:val="22"/>
+          <w:szCs w:val="22"/>
+        </w:rPr>
+        <w:t xml:space="preserve"> </w:t>
+      </w:r>
+      <w:proofErr w:type="spellStart"/>
+      <w:r>
+        <w:rPr>
+          <w:rFonts w:ascii="Calibri" w:eastAsia="Times New Roman" w:hAnsi="Calibri" w:cs="Calibri"/>
+          <w:color w:val="1E293B"/>
+          <w:sz w:val="22"/>
+          <w:szCs w:val="22"/>
+        </w:rPr>
+        <w:t>tiket</w:t>
+      </w:r>
+      <w:proofErr w:type="spellEnd"/>
+      <w:r>
+        <w:rPr>
+          <w:rFonts w:ascii="Calibri" w:eastAsia="Times New Roman" w:hAnsi="Calibri" w:cs="Calibri"/>
+          <w:color w:val="1E293B"/>
+          <w:sz w:val="22"/>
+          <w:szCs w:val="22"/>
+        </w:rPr>
+        <w:t xml:space="preserve"> </w:t>
+      </w:r>
+      <w:proofErr w:type="spellStart"/>
+      <w:r>
+        <w:rPr>
+          <w:rFonts w:ascii="Calibri" w:eastAsia="Times New Roman" w:hAnsi="Calibri" w:cs="Calibri"/>
+          <w:color w:val="1E293B"/>
+          <w:sz w:val="22"/>
+          <w:szCs w:val="22"/>
+        </w:rPr>
+        <w:t>ke</w:t>
+      </w:r>
+      <w:proofErr w:type="spellEnd"/>
+      <w:r>
+        <w:rPr>
+          <w:rFonts w:ascii="Calibri" w:eastAsia="Times New Roman" w:hAnsi="Calibri" w:cs="Calibri"/>
+          <w:color w:val="1E293B"/>
+          <w:sz w:val="22"/>
+          <w:szCs w:val="22"/>
+        </w:rPr>
+        <w:t xml:space="preserve"> </w:t>
+      </w:r>
+      <w:proofErr w:type="spellStart"/>
+      <w:r>
+        <w:rPr>
+          <w:rFonts w:ascii="Calibri" w:eastAsia="Times New Roman" w:hAnsi="Calibri" w:cs="Calibri"/>
+          <w:color w:val="1E293B"/>
+          <w:sz w:val="22"/>
+          <w:szCs w:val="22"/>
+        </w:rPr>
+        <w:t>kolom</w:t>
+      </w:r>
+      <w:proofErr w:type="spellEnd"/>
+      <w:r>
+        <w:rPr>
+          <w:rFonts w:ascii="Calibri" w:eastAsia="Times New Roman" w:hAnsi="Calibri" w:cs="Calibri"/>
+          <w:color w:val="1E293B"/>
+          <w:sz w:val="22"/>
+          <w:szCs w:val="22"/>
+        </w:rPr>
+        <w:t xml:space="preserve"> **`NO_TIKET`**.</w:t>
       </w:r>
     </w:p>
     <w:p>
@@ -2927,7 +8727,147 @@
           <w:sz w:val="22"/>
           <w:szCs w:val="22"/>
         </w:rPr>
-        <w:t>Dari segi visual, kedua proyek menggunakan pendekatan yang bertolak belakang:</w:t>
+        <w:t xml:space="preserve">Dari </w:t>
+      </w:r>
+      <w:proofErr w:type="spellStart"/>
+      <w:r>
+        <w:rPr>
+          <w:rFonts w:ascii="Calibri" w:hAnsi="Calibri" w:cs="Calibri"/>
+          <w:color w:val="1E293B"/>
+          <w:sz w:val="22"/>
+          <w:szCs w:val="22"/>
+        </w:rPr>
+        <w:t>segi</w:t>
+      </w:r>
+      <w:proofErr w:type="spellEnd"/>
+      <w:r>
+        <w:rPr>
+          <w:rFonts w:ascii="Calibri" w:hAnsi="Calibri" w:cs="Calibri"/>
+          <w:color w:val="1E293B"/>
+          <w:sz w:val="22"/>
+          <w:szCs w:val="22"/>
+        </w:rPr>
+        <w:t xml:space="preserve"> visual, </w:t>
+      </w:r>
+      <w:proofErr w:type="spellStart"/>
+      <w:r>
+        <w:rPr>
+          <w:rFonts w:ascii="Calibri" w:hAnsi="Calibri" w:cs="Calibri"/>
+          <w:color w:val="1E293B"/>
+          <w:sz w:val="22"/>
+          <w:szCs w:val="22"/>
+        </w:rPr>
+        <w:t>kedua</w:t>
+      </w:r>
+      <w:proofErr w:type="spellEnd"/>
+      <w:r>
+        <w:rPr>
+          <w:rFonts w:ascii="Calibri" w:hAnsi="Calibri" w:cs="Calibri"/>
+          <w:color w:val="1E293B"/>
+          <w:sz w:val="22"/>
+          <w:szCs w:val="22"/>
+        </w:rPr>
+        <w:t xml:space="preserve"> </w:t>
+      </w:r>
+      <w:proofErr w:type="spellStart"/>
+      <w:r>
+        <w:rPr>
+          <w:rFonts w:ascii="Calibri" w:hAnsi="Calibri" w:cs="Calibri"/>
+          <w:color w:val="1E293B"/>
+          <w:sz w:val="22"/>
+          <w:szCs w:val="22"/>
+        </w:rPr>
+        <w:t>proyek</w:t>
+      </w:r>
+      <w:proofErr w:type="spellEnd"/>
+      <w:r>
+        <w:rPr>
+          <w:rFonts w:ascii="Calibri" w:hAnsi="Calibri" w:cs="Calibri"/>
+          <w:color w:val="1E293B"/>
+          <w:sz w:val="22"/>
+          <w:szCs w:val="22"/>
+        </w:rPr>
+        <w:t xml:space="preserve"> </w:t>
+      </w:r>
+      <w:proofErr w:type="spellStart"/>
+      <w:r>
+        <w:rPr>
+          <w:rFonts w:ascii="Calibri" w:hAnsi="Calibri" w:cs="Calibri"/>
+          <w:color w:val="1E293B"/>
+          <w:sz w:val="22"/>
+          <w:szCs w:val="22"/>
+        </w:rPr>
+        <w:t>menggunakan</w:t>
+      </w:r>
+      <w:proofErr w:type="spellEnd"/>
+      <w:r>
+        <w:rPr>
+          <w:rFonts w:ascii="Calibri" w:hAnsi="Calibri" w:cs="Calibri"/>
+          <w:color w:val="1E293B"/>
+          <w:sz w:val="22"/>
+          <w:szCs w:val="22"/>
+        </w:rPr>
+        <w:t xml:space="preserve"> </w:t>
+      </w:r>
+      <w:proofErr w:type="spellStart"/>
+      <w:r>
+        <w:rPr>
+          <w:rFonts w:ascii="Calibri" w:hAnsi="Calibri" w:cs="Calibri"/>
+          <w:color w:val="1E293B"/>
+          <w:sz w:val="22"/>
+          <w:szCs w:val="22"/>
+        </w:rPr>
+        <w:t>pendekatan</w:t>
+      </w:r>
+      <w:proofErr w:type="spellEnd"/>
+      <w:r>
+        <w:rPr>
+          <w:rFonts w:ascii="Calibri" w:hAnsi="Calibri" w:cs="Calibri"/>
+          <w:color w:val="1E293B"/>
+          <w:sz w:val="22"/>
+          <w:szCs w:val="22"/>
+        </w:rPr>
+        <w:t xml:space="preserve"> yang </w:t>
+      </w:r>
+      <w:proofErr w:type="spellStart"/>
+      <w:r>
+        <w:rPr>
+          <w:rFonts w:ascii="Calibri" w:hAnsi="Calibri" w:cs="Calibri"/>
+          <w:color w:val="1E293B"/>
+          <w:sz w:val="22"/>
+          <w:szCs w:val="22"/>
+        </w:rPr>
+        <w:t>bertolak</w:t>
+      </w:r>
+      <w:proofErr w:type="spellEnd"/>
+      <w:r>
+        <w:rPr>
+          <w:rFonts w:ascii="Calibri" w:hAnsi="Calibri" w:cs="Calibri"/>
+          <w:color w:val="1E293B"/>
+          <w:sz w:val="22"/>
+          <w:szCs w:val="22"/>
+        </w:rPr>
+        <w:t xml:space="preserve"> </w:t>
+      </w:r>
+      <w:proofErr w:type="spellStart"/>
+      <w:r>
+        <w:rPr>
+          <w:rFonts w:ascii="Calibri" w:hAnsi="Calibri" w:cs="Calibri"/>
+          <w:color w:val="1E293B"/>
+          <w:sz w:val="22"/>
+          <w:szCs w:val="22"/>
+        </w:rPr>
+        <w:t>belakang</w:t>
+      </w:r>
+      <w:proofErr w:type="spellEnd"/>
+      <w:r>
+        <w:rPr>
+          <w:rFonts w:ascii="Calibri" w:hAnsi="Calibri" w:cs="Calibri"/>
+          <w:color w:val="1E293B"/>
+          <w:sz w:val="22"/>
+          <w:szCs w:val="22"/>
+        </w:rPr>
+        <w:t>:</w:t>
       </w:r>
     </w:p>
     <w:p>
@@ -2952,8 +8892,9 @@
           <w:sz w:val="22"/>
           <w:szCs w:val="22"/>
         </w:rPr>
-        <w:t>Project Kita (Custom C</w:t>
-      </w:r>
+        <w:t xml:space="preserve">Project Kita (Custom CSS &amp; </w:t>
+      </w:r>
+      <w:proofErr w:type="spellStart"/>
       <w:r>
         <w:rPr>
           <w:rStyle w:val="Strong"/>
@@ -2962,25 +8903,467 @@
           <w:sz w:val="22"/>
           <w:szCs w:val="22"/>
         </w:rPr>
-        <w:t>SS &amp; PrimeIcons):</w:t>
-      </w:r>
-      <w:r>
-        <w:rPr>
-          <w:rFonts w:ascii="Calibri" w:eastAsia="Times New Roman" w:hAnsi="Calibri" w:cs="Calibri"/>
-          <w:color w:val="1E293B"/>
-          <w:sz w:val="22"/>
-          <w:szCs w:val="22"/>
-        </w:rPr>
-        <w:t xml:space="preserve"> Kami membangun antarmuka secara eksklusif menggunakan **Vanilla CSS** dengan performa ringan. Fitur-fiturnya meliputi layout dynamic tabs horizontal dengan tombol chevron (Prev/Next) pintar yang mendeteksi luapan lebar layar (*auto-hide*)</w:t>
-      </w:r>
-      <w:r>
-        <w:rPr>
-          <w:rFonts w:ascii="Calibri" w:eastAsia="Times New Roman" w:hAnsi="Calibri" w:cs="Calibri"/>
-          <w:color w:val="1E293B"/>
-          <w:sz w:val="22"/>
-          <w:szCs w:val="22"/>
-        </w:rPr>
-        <w:t>, iOS-style segmented control untuk konfigurasi preset DB, custom toast popup top-right, dan form modal modern dengan input-prepend icon.</w:t>
+        <w:t>PrimeIcons</w:t>
+      </w:r>
+      <w:proofErr w:type="spellEnd"/>
+      <w:r>
+        <w:rPr>
+          <w:rStyle w:val="Strong"/>
+          <w:rFonts w:ascii="Calibri" w:eastAsia="Times New Roman" w:hAnsi="Calibri" w:cs="Calibri"/>
+          <w:color w:val="1E293B"/>
+          <w:sz w:val="22"/>
+          <w:szCs w:val="22"/>
+        </w:rPr>
+        <w:t>):</w:t>
+      </w:r>
+      <w:r>
+        <w:rPr>
+          <w:rFonts w:ascii="Calibri" w:eastAsia="Times New Roman" w:hAnsi="Calibri" w:cs="Calibri"/>
+          <w:color w:val="1E293B"/>
+          <w:sz w:val="22"/>
+          <w:szCs w:val="22"/>
+        </w:rPr>
+        <w:t xml:space="preserve"> Kami </w:t>
+      </w:r>
+      <w:proofErr w:type="spellStart"/>
+      <w:r>
+        <w:rPr>
+          <w:rFonts w:ascii="Calibri" w:eastAsia="Times New Roman" w:hAnsi="Calibri" w:cs="Calibri"/>
+          <w:color w:val="1E293B"/>
+          <w:sz w:val="22"/>
+          <w:szCs w:val="22"/>
+        </w:rPr>
+        <w:t>membangun</w:t>
+      </w:r>
+      <w:proofErr w:type="spellEnd"/>
+      <w:r>
+        <w:rPr>
+          <w:rFonts w:ascii="Calibri" w:eastAsia="Times New Roman" w:hAnsi="Calibri" w:cs="Calibri"/>
+          <w:color w:val="1E293B"/>
+          <w:sz w:val="22"/>
+          <w:szCs w:val="22"/>
+        </w:rPr>
+        <w:t xml:space="preserve"> </w:t>
+      </w:r>
+      <w:proofErr w:type="spellStart"/>
+      <w:r>
+        <w:rPr>
+          <w:rFonts w:ascii="Calibri" w:eastAsia="Times New Roman" w:hAnsi="Calibri" w:cs="Calibri"/>
+          <w:color w:val="1E293B"/>
+          <w:sz w:val="22"/>
+          <w:szCs w:val="22"/>
+        </w:rPr>
+        <w:t>antarmuka</w:t>
+      </w:r>
+      <w:proofErr w:type="spellEnd"/>
+      <w:r>
+        <w:rPr>
+          <w:rFonts w:ascii="Calibri" w:eastAsia="Times New Roman" w:hAnsi="Calibri" w:cs="Calibri"/>
+          <w:color w:val="1E293B"/>
+          <w:sz w:val="22"/>
+          <w:szCs w:val="22"/>
+        </w:rPr>
+        <w:t xml:space="preserve"> </w:t>
+      </w:r>
+      <w:proofErr w:type="spellStart"/>
+      <w:r>
+        <w:rPr>
+          <w:rFonts w:ascii="Calibri" w:eastAsia="Times New Roman" w:hAnsi="Calibri" w:cs="Calibri"/>
+          <w:color w:val="1E293B"/>
+          <w:sz w:val="22"/>
+          <w:szCs w:val="22"/>
+        </w:rPr>
+        <w:t>secara</w:t>
+      </w:r>
+      <w:proofErr w:type="spellEnd"/>
+      <w:r>
+        <w:rPr>
+          <w:rFonts w:ascii="Calibri" w:eastAsia="Times New Roman" w:hAnsi="Calibri" w:cs="Calibri"/>
+          <w:color w:val="1E293B"/>
+          <w:sz w:val="22"/>
+          <w:szCs w:val="22"/>
+        </w:rPr>
+        <w:t xml:space="preserve"> </w:t>
+      </w:r>
+      <w:proofErr w:type="spellStart"/>
+      <w:r>
+        <w:rPr>
+          <w:rFonts w:ascii="Calibri" w:eastAsia="Times New Roman" w:hAnsi="Calibri" w:cs="Calibri"/>
+          <w:color w:val="1E293B"/>
+          <w:sz w:val="22"/>
+          <w:szCs w:val="22"/>
+        </w:rPr>
+        <w:t>eksklusif</w:t>
+      </w:r>
+      <w:proofErr w:type="spellEnd"/>
+      <w:r>
+        <w:rPr>
+          <w:rFonts w:ascii="Calibri" w:eastAsia="Times New Roman" w:hAnsi="Calibri" w:cs="Calibri"/>
+          <w:color w:val="1E293B"/>
+          <w:sz w:val="22"/>
+          <w:szCs w:val="22"/>
+        </w:rPr>
+        <w:t xml:space="preserve"> </w:t>
+      </w:r>
+      <w:proofErr w:type="spellStart"/>
+      <w:r>
+        <w:rPr>
+          <w:rFonts w:ascii="Calibri" w:eastAsia="Times New Roman" w:hAnsi="Calibri" w:cs="Calibri"/>
+          <w:color w:val="1E293B"/>
+          <w:sz w:val="22"/>
+          <w:szCs w:val="22"/>
+        </w:rPr>
+        <w:t>menggunakan</w:t>
+      </w:r>
+      <w:proofErr w:type="spellEnd"/>
+      <w:r>
+        <w:rPr>
+          <w:rFonts w:ascii="Calibri" w:eastAsia="Times New Roman" w:hAnsi="Calibri" w:cs="Calibri"/>
+          <w:color w:val="1E293B"/>
+          <w:sz w:val="22"/>
+          <w:szCs w:val="22"/>
+        </w:rPr>
+        <w:t xml:space="preserve"> **Vanilla CSS** </w:t>
+      </w:r>
+      <w:proofErr w:type="spellStart"/>
+      <w:r>
+        <w:rPr>
+          <w:rFonts w:ascii="Calibri" w:eastAsia="Times New Roman" w:hAnsi="Calibri" w:cs="Calibri"/>
+          <w:color w:val="1E293B"/>
+          <w:sz w:val="22"/>
+          <w:szCs w:val="22"/>
+        </w:rPr>
+        <w:t>dengan</w:t>
+      </w:r>
+      <w:proofErr w:type="spellEnd"/>
+      <w:r>
+        <w:rPr>
+          <w:rFonts w:ascii="Calibri" w:eastAsia="Times New Roman" w:hAnsi="Calibri" w:cs="Calibri"/>
+          <w:color w:val="1E293B"/>
+          <w:sz w:val="22"/>
+          <w:szCs w:val="22"/>
+        </w:rPr>
+        <w:t xml:space="preserve"> </w:t>
+      </w:r>
+      <w:proofErr w:type="spellStart"/>
+      <w:r>
+        <w:rPr>
+          <w:rFonts w:ascii="Calibri" w:eastAsia="Times New Roman" w:hAnsi="Calibri" w:cs="Calibri"/>
+          <w:color w:val="1E293B"/>
+          <w:sz w:val="22"/>
+          <w:szCs w:val="22"/>
+        </w:rPr>
+        <w:t>performa</w:t>
+      </w:r>
+      <w:proofErr w:type="spellEnd"/>
+      <w:r>
+        <w:rPr>
+          <w:rFonts w:ascii="Calibri" w:eastAsia="Times New Roman" w:hAnsi="Calibri" w:cs="Calibri"/>
+          <w:color w:val="1E293B"/>
+          <w:sz w:val="22"/>
+          <w:szCs w:val="22"/>
+        </w:rPr>
+        <w:t xml:space="preserve"> </w:t>
+      </w:r>
+      <w:proofErr w:type="spellStart"/>
+      <w:r>
+        <w:rPr>
+          <w:rFonts w:ascii="Calibri" w:eastAsia="Times New Roman" w:hAnsi="Calibri" w:cs="Calibri"/>
+          <w:color w:val="1E293B"/>
+          <w:sz w:val="22"/>
+          <w:szCs w:val="22"/>
+        </w:rPr>
+        <w:t>ringan</w:t>
+      </w:r>
+      <w:proofErr w:type="spellEnd"/>
+      <w:r>
+        <w:rPr>
+          <w:rFonts w:ascii="Calibri" w:eastAsia="Times New Roman" w:hAnsi="Calibri" w:cs="Calibri"/>
+          <w:color w:val="1E293B"/>
+          <w:sz w:val="22"/>
+          <w:szCs w:val="22"/>
+        </w:rPr>
+        <w:t>. Fitur-</w:t>
+      </w:r>
+      <w:proofErr w:type="spellStart"/>
+      <w:r>
+        <w:rPr>
+          <w:rFonts w:ascii="Calibri" w:eastAsia="Times New Roman" w:hAnsi="Calibri" w:cs="Calibri"/>
+          <w:color w:val="1E293B"/>
+          <w:sz w:val="22"/>
+          <w:szCs w:val="22"/>
+        </w:rPr>
+        <w:t>fiturnya</w:t>
+      </w:r>
+      <w:proofErr w:type="spellEnd"/>
+      <w:r>
+        <w:rPr>
+          <w:rFonts w:ascii="Calibri" w:eastAsia="Times New Roman" w:hAnsi="Calibri" w:cs="Calibri"/>
+          <w:color w:val="1E293B"/>
+          <w:sz w:val="22"/>
+          <w:szCs w:val="22"/>
+        </w:rPr>
+        <w:t xml:space="preserve"> </w:t>
+      </w:r>
+      <w:proofErr w:type="spellStart"/>
+      <w:r>
+        <w:rPr>
+          <w:rFonts w:ascii="Calibri" w:eastAsia="Times New Roman" w:hAnsi="Calibri" w:cs="Calibri"/>
+          <w:color w:val="1E293B"/>
+          <w:sz w:val="22"/>
+          <w:szCs w:val="22"/>
+        </w:rPr>
+        <w:t>meliputi</w:t>
+      </w:r>
+      <w:proofErr w:type="spellEnd"/>
+      <w:r>
+        <w:rPr>
+          <w:rFonts w:ascii="Calibri" w:eastAsia="Times New Roman" w:hAnsi="Calibri" w:cs="Calibri"/>
+          <w:color w:val="1E293B"/>
+          <w:sz w:val="22"/>
+          <w:szCs w:val="22"/>
+        </w:rPr>
+        <w:t xml:space="preserve"> layout dynamic tabs horizontal </w:t>
+      </w:r>
+      <w:proofErr w:type="spellStart"/>
+      <w:r>
+        <w:rPr>
+          <w:rFonts w:ascii="Calibri" w:eastAsia="Times New Roman" w:hAnsi="Calibri" w:cs="Calibri"/>
+          <w:color w:val="1E293B"/>
+          <w:sz w:val="22"/>
+          <w:szCs w:val="22"/>
+        </w:rPr>
+        <w:t>dengan</w:t>
+      </w:r>
+      <w:proofErr w:type="spellEnd"/>
+      <w:r>
+        <w:rPr>
+          <w:rFonts w:ascii="Calibri" w:eastAsia="Times New Roman" w:hAnsi="Calibri" w:cs="Calibri"/>
+          <w:color w:val="1E293B"/>
+          <w:sz w:val="22"/>
+          <w:szCs w:val="22"/>
+        </w:rPr>
+        <w:t xml:space="preserve"> </w:t>
+      </w:r>
+      <w:proofErr w:type="spellStart"/>
+      <w:r>
+        <w:rPr>
+          <w:rFonts w:ascii="Calibri" w:eastAsia="Times New Roman" w:hAnsi="Calibri" w:cs="Calibri"/>
+          <w:color w:val="1E293B"/>
+          <w:sz w:val="22"/>
+          <w:szCs w:val="22"/>
+        </w:rPr>
+        <w:t>tombol</w:t>
+      </w:r>
+      <w:proofErr w:type="spellEnd"/>
+      <w:r>
+        <w:rPr>
+          <w:rFonts w:ascii="Calibri" w:eastAsia="Times New Roman" w:hAnsi="Calibri" w:cs="Calibri"/>
+          <w:color w:val="1E293B"/>
+          <w:sz w:val="22"/>
+          <w:szCs w:val="22"/>
+        </w:rPr>
+        <w:t xml:space="preserve"> chevron (</w:t>
+      </w:r>
+      <w:proofErr w:type="spellStart"/>
+      <w:r>
+        <w:rPr>
+          <w:rFonts w:ascii="Calibri" w:eastAsia="Times New Roman" w:hAnsi="Calibri" w:cs="Calibri"/>
+          <w:color w:val="1E293B"/>
+          <w:sz w:val="22"/>
+          <w:szCs w:val="22"/>
+        </w:rPr>
+        <w:t>Prev</w:t>
+      </w:r>
+      <w:proofErr w:type="spellEnd"/>
+      <w:r>
+        <w:rPr>
+          <w:rFonts w:ascii="Calibri" w:eastAsia="Times New Roman" w:hAnsi="Calibri" w:cs="Calibri"/>
+          <w:color w:val="1E293B"/>
+          <w:sz w:val="22"/>
+          <w:szCs w:val="22"/>
+        </w:rPr>
+        <w:t xml:space="preserve">/Next) </w:t>
+      </w:r>
+      <w:proofErr w:type="spellStart"/>
+      <w:r>
+        <w:rPr>
+          <w:rFonts w:ascii="Calibri" w:eastAsia="Times New Roman" w:hAnsi="Calibri" w:cs="Calibri"/>
+          <w:color w:val="1E293B"/>
+          <w:sz w:val="22"/>
+          <w:szCs w:val="22"/>
+        </w:rPr>
+        <w:t>pintar</w:t>
+      </w:r>
+      <w:proofErr w:type="spellEnd"/>
+      <w:r>
+        <w:rPr>
+          <w:rFonts w:ascii="Calibri" w:eastAsia="Times New Roman" w:hAnsi="Calibri" w:cs="Calibri"/>
+          <w:color w:val="1E293B"/>
+          <w:sz w:val="22"/>
+          <w:szCs w:val="22"/>
+        </w:rPr>
+        <w:t xml:space="preserve"> yang </w:t>
+      </w:r>
+      <w:proofErr w:type="spellStart"/>
+      <w:r>
+        <w:rPr>
+          <w:rFonts w:ascii="Calibri" w:eastAsia="Times New Roman" w:hAnsi="Calibri" w:cs="Calibri"/>
+          <w:color w:val="1E293B"/>
+          <w:sz w:val="22"/>
+          <w:szCs w:val="22"/>
+        </w:rPr>
+        <w:t>mendeteksi</w:t>
+      </w:r>
+      <w:proofErr w:type="spellEnd"/>
+      <w:r>
+        <w:rPr>
+          <w:rFonts w:ascii="Calibri" w:eastAsia="Times New Roman" w:hAnsi="Calibri" w:cs="Calibri"/>
+          <w:color w:val="1E293B"/>
+          <w:sz w:val="22"/>
+          <w:szCs w:val="22"/>
+        </w:rPr>
+        <w:t xml:space="preserve"> </w:t>
+      </w:r>
+      <w:proofErr w:type="spellStart"/>
+      <w:r>
+        <w:rPr>
+          <w:rFonts w:ascii="Calibri" w:eastAsia="Times New Roman" w:hAnsi="Calibri" w:cs="Calibri"/>
+          <w:color w:val="1E293B"/>
+          <w:sz w:val="22"/>
+          <w:szCs w:val="22"/>
+        </w:rPr>
+        <w:t>luapan</w:t>
+      </w:r>
+      <w:proofErr w:type="spellEnd"/>
+      <w:r>
+        <w:rPr>
+          <w:rFonts w:ascii="Calibri" w:eastAsia="Times New Roman" w:hAnsi="Calibri" w:cs="Calibri"/>
+          <w:color w:val="1E293B"/>
+          <w:sz w:val="22"/>
+          <w:szCs w:val="22"/>
+        </w:rPr>
+        <w:t xml:space="preserve"> </w:t>
+      </w:r>
+      <w:proofErr w:type="spellStart"/>
+      <w:r>
+        <w:rPr>
+          <w:rFonts w:ascii="Calibri" w:eastAsia="Times New Roman" w:hAnsi="Calibri" w:cs="Calibri"/>
+          <w:color w:val="1E293B"/>
+          <w:sz w:val="22"/>
+          <w:szCs w:val="22"/>
+        </w:rPr>
+        <w:t>lebar</w:t>
+      </w:r>
+      <w:proofErr w:type="spellEnd"/>
+      <w:r>
+        <w:rPr>
+          <w:rFonts w:ascii="Calibri" w:eastAsia="Times New Roman" w:hAnsi="Calibri" w:cs="Calibri"/>
+          <w:color w:val="1E293B"/>
+          <w:sz w:val="22"/>
+          <w:szCs w:val="22"/>
+        </w:rPr>
+        <w:t xml:space="preserve"> </w:t>
+      </w:r>
+      <w:proofErr w:type="spellStart"/>
+      <w:r>
+        <w:rPr>
+          <w:rFonts w:ascii="Calibri" w:eastAsia="Times New Roman" w:hAnsi="Calibri" w:cs="Calibri"/>
+          <w:color w:val="1E293B"/>
+          <w:sz w:val="22"/>
+          <w:szCs w:val="22"/>
+        </w:rPr>
+        <w:t>layar</w:t>
+      </w:r>
+      <w:proofErr w:type="spellEnd"/>
+      <w:r>
+        <w:rPr>
+          <w:rFonts w:ascii="Calibri" w:eastAsia="Times New Roman" w:hAnsi="Calibri" w:cs="Calibri"/>
+          <w:color w:val="1E293B"/>
+          <w:sz w:val="22"/>
+          <w:szCs w:val="22"/>
+        </w:rPr>
+        <w:t xml:space="preserve"> (*auto-hide*), iOS-style segmented control </w:t>
+      </w:r>
+      <w:proofErr w:type="spellStart"/>
+      <w:r>
+        <w:rPr>
+          <w:rFonts w:ascii="Calibri" w:eastAsia="Times New Roman" w:hAnsi="Calibri" w:cs="Calibri"/>
+          <w:color w:val="1E293B"/>
+          <w:sz w:val="22"/>
+          <w:szCs w:val="22"/>
+        </w:rPr>
+        <w:t>untuk</w:t>
+      </w:r>
+      <w:proofErr w:type="spellEnd"/>
+      <w:r>
+        <w:rPr>
+          <w:rFonts w:ascii="Calibri" w:eastAsia="Times New Roman" w:hAnsi="Calibri" w:cs="Calibri"/>
+          <w:color w:val="1E293B"/>
+          <w:sz w:val="22"/>
+          <w:szCs w:val="22"/>
+        </w:rPr>
+        <w:t xml:space="preserve"> </w:t>
+      </w:r>
+      <w:proofErr w:type="spellStart"/>
+      <w:r>
+        <w:rPr>
+          <w:rFonts w:ascii="Calibri" w:eastAsia="Times New Roman" w:hAnsi="Calibri" w:cs="Calibri"/>
+          <w:color w:val="1E293B"/>
+          <w:sz w:val="22"/>
+          <w:szCs w:val="22"/>
+        </w:rPr>
+        <w:t>konfigurasi</w:t>
+      </w:r>
+      <w:proofErr w:type="spellEnd"/>
+      <w:r>
+        <w:rPr>
+          <w:rFonts w:ascii="Calibri" w:eastAsia="Times New Roman" w:hAnsi="Calibri" w:cs="Calibri"/>
+          <w:color w:val="1E293B"/>
+          <w:sz w:val="22"/>
+          <w:szCs w:val="22"/>
+        </w:rPr>
+        <w:t xml:space="preserve"> </w:t>
+      </w:r>
+      <w:proofErr w:type="spellStart"/>
+      <w:r>
+        <w:rPr>
+          <w:rFonts w:ascii="Calibri" w:eastAsia="Times New Roman" w:hAnsi="Calibri" w:cs="Calibri"/>
+          <w:color w:val="1E293B"/>
+          <w:sz w:val="22"/>
+          <w:szCs w:val="22"/>
+        </w:rPr>
+        <w:t>preset</w:t>
+      </w:r>
+      <w:proofErr w:type="spellEnd"/>
+      <w:r>
+        <w:rPr>
+          <w:rFonts w:ascii="Calibri" w:eastAsia="Times New Roman" w:hAnsi="Calibri" w:cs="Calibri"/>
+          <w:color w:val="1E293B"/>
+          <w:sz w:val="22"/>
+          <w:szCs w:val="22"/>
+        </w:rPr>
+        <w:t xml:space="preserve"> DB, custom toast popup top-right, dan form modal modern </w:t>
+      </w:r>
+      <w:proofErr w:type="spellStart"/>
+      <w:r>
+        <w:rPr>
+          <w:rFonts w:ascii="Calibri" w:eastAsia="Times New Roman" w:hAnsi="Calibri" w:cs="Calibri"/>
+          <w:color w:val="1E293B"/>
+          <w:sz w:val="22"/>
+          <w:szCs w:val="22"/>
+        </w:rPr>
+        <w:t>dengan</w:t>
+      </w:r>
+      <w:proofErr w:type="spellEnd"/>
+      <w:r>
+        <w:rPr>
+          <w:rFonts w:ascii="Calibri" w:eastAsia="Times New Roman" w:hAnsi="Calibri" w:cs="Calibri"/>
+          <w:color w:val="1E293B"/>
+          <w:sz w:val="22"/>
+          <w:szCs w:val="22"/>
+        </w:rPr>
+        <w:t xml:space="preserve"> input-prepend icon.</w:t>
       </w:r>
     </w:p>
     <w:p>
@@ -3014,16 +9397,287 @@
           <w:sz w:val="22"/>
           <w:szCs w:val="22"/>
         </w:rPr>
-        <w:t xml:space="preserve"> Versi Lutfi dibangun memanfaatkan pustaka UI **Ant Design (antd)** yang memiliki ukuran fi</w:t>
-      </w:r>
-      <w:r>
-        <w:rPr>
-          <w:rFonts w:ascii="Calibri" w:eastAsia="Times New Roman" w:hAnsi="Calibri" w:cs="Calibri"/>
-          <w:color w:val="1E293B"/>
-          <w:sz w:val="22"/>
-          <w:szCs w:val="22"/>
-        </w:rPr>
-        <w:t>le build lebih besar namun menyediakan komponen standar korporat.</w:t>
+        <w:t xml:space="preserve"> </w:t>
+      </w:r>
+      <w:proofErr w:type="spellStart"/>
+      <w:r>
+        <w:rPr>
+          <w:rFonts w:ascii="Calibri" w:eastAsia="Times New Roman" w:hAnsi="Calibri" w:cs="Calibri"/>
+          <w:color w:val="1E293B"/>
+          <w:sz w:val="22"/>
+          <w:szCs w:val="22"/>
+        </w:rPr>
+        <w:t>Versi</w:t>
+      </w:r>
+      <w:proofErr w:type="spellEnd"/>
+      <w:r>
+        <w:rPr>
+          <w:rFonts w:ascii="Calibri" w:eastAsia="Times New Roman" w:hAnsi="Calibri" w:cs="Calibri"/>
+          <w:color w:val="1E293B"/>
+          <w:sz w:val="22"/>
+          <w:szCs w:val="22"/>
+        </w:rPr>
+        <w:t xml:space="preserve"> Lutfi </w:t>
+      </w:r>
+      <w:proofErr w:type="spellStart"/>
+      <w:r>
+        <w:rPr>
+          <w:rFonts w:ascii="Calibri" w:eastAsia="Times New Roman" w:hAnsi="Calibri" w:cs="Calibri"/>
+          <w:color w:val="1E293B"/>
+          <w:sz w:val="22"/>
+          <w:szCs w:val="22"/>
+        </w:rPr>
+        <w:t>dibangun</w:t>
+      </w:r>
+      <w:proofErr w:type="spellEnd"/>
+      <w:r>
+        <w:rPr>
+          <w:rFonts w:ascii="Calibri" w:eastAsia="Times New Roman" w:hAnsi="Calibri" w:cs="Calibri"/>
+          <w:color w:val="1E293B"/>
+          <w:sz w:val="22"/>
+          <w:szCs w:val="22"/>
+        </w:rPr>
+        <w:t xml:space="preserve"> </w:t>
+      </w:r>
+      <w:proofErr w:type="spellStart"/>
+      <w:r>
+        <w:rPr>
+          <w:rFonts w:ascii="Calibri" w:eastAsia="Times New Roman" w:hAnsi="Calibri" w:cs="Calibri"/>
+          <w:color w:val="1E293B"/>
+          <w:sz w:val="22"/>
+          <w:szCs w:val="22"/>
+        </w:rPr>
+        <w:t>memanfaatkan</w:t>
+      </w:r>
+      <w:proofErr w:type="spellEnd"/>
+      <w:r>
+        <w:rPr>
+          <w:rFonts w:ascii="Calibri" w:eastAsia="Times New Roman" w:hAnsi="Calibri" w:cs="Calibri"/>
+          <w:color w:val="1E293B"/>
+          <w:sz w:val="22"/>
+          <w:szCs w:val="22"/>
+        </w:rPr>
+        <w:t xml:space="preserve"> </w:t>
+      </w:r>
+      <w:proofErr w:type="spellStart"/>
+      <w:r>
+        <w:rPr>
+          <w:rFonts w:ascii="Calibri" w:eastAsia="Times New Roman" w:hAnsi="Calibri" w:cs="Calibri"/>
+          <w:color w:val="1E293B"/>
+          <w:sz w:val="22"/>
+          <w:szCs w:val="22"/>
+        </w:rPr>
+        <w:t>pustaka</w:t>
+      </w:r>
+      <w:proofErr w:type="spellEnd"/>
+      <w:r>
+        <w:rPr>
+          <w:rFonts w:ascii="Calibri" w:eastAsia="Times New Roman" w:hAnsi="Calibri" w:cs="Calibri"/>
+          <w:color w:val="1E293B"/>
+          <w:sz w:val="22"/>
+          <w:szCs w:val="22"/>
+        </w:rPr>
+        <w:t xml:space="preserve"> UI **Ant Design (</w:t>
+      </w:r>
+      <w:proofErr w:type="spellStart"/>
+      <w:r>
+        <w:rPr>
+          <w:rFonts w:ascii="Calibri" w:eastAsia="Times New Roman" w:hAnsi="Calibri" w:cs="Calibri"/>
+          <w:color w:val="1E293B"/>
+          <w:sz w:val="22"/>
+          <w:szCs w:val="22"/>
+        </w:rPr>
+        <w:t>antd</w:t>
+      </w:r>
+      <w:proofErr w:type="spellEnd"/>
+      <w:r>
+        <w:rPr>
+          <w:rFonts w:ascii="Calibri" w:eastAsia="Times New Roman" w:hAnsi="Calibri" w:cs="Calibri"/>
+          <w:color w:val="1E293B"/>
+          <w:sz w:val="22"/>
+          <w:szCs w:val="22"/>
+        </w:rPr>
+        <w:t xml:space="preserve">)** yang </w:t>
+      </w:r>
+      <w:proofErr w:type="spellStart"/>
+      <w:r>
+        <w:rPr>
+          <w:rFonts w:ascii="Calibri" w:eastAsia="Times New Roman" w:hAnsi="Calibri" w:cs="Calibri"/>
+          <w:color w:val="1E293B"/>
+          <w:sz w:val="22"/>
+          <w:szCs w:val="22"/>
+        </w:rPr>
+        <w:t>memiliki</w:t>
+      </w:r>
+      <w:proofErr w:type="spellEnd"/>
+      <w:r>
+        <w:rPr>
+          <w:rFonts w:ascii="Calibri" w:eastAsia="Times New Roman" w:hAnsi="Calibri" w:cs="Calibri"/>
+          <w:color w:val="1E293B"/>
+          <w:sz w:val="22"/>
+          <w:szCs w:val="22"/>
+        </w:rPr>
+        <w:t xml:space="preserve"> </w:t>
+      </w:r>
+      <w:proofErr w:type="spellStart"/>
+      <w:r>
+        <w:rPr>
+          <w:rFonts w:ascii="Calibri" w:eastAsia="Times New Roman" w:hAnsi="Calibri" w:cs="Calibri"/>
+          <w:color w:val="1E293B"/>
+          <w:sz w:val="22"/>
+          <w:szCs w:val="22"/>
+        </w:rPr>
+        <w:t>ukuran</w:t>
+      </w:r>
+      <w:proofErr w:type="spellEnd"/>
+      <w:r>
+        <w:rPr>
+          <w:rFonts w:ascii="Calibri" w:eastAsia="Times New Roman" w:hAnsi="Calibri" w:cs="Calibri"/>
+          <w:color w:val="1E293B"/>
+          <w:sz w:val="22"/>
+          <w:szCs w:val="22"/>
+        </w:rPr>
+        <w:t xml:space="preserve"> file build </w:t>
+      </w:r>
+      <w:proofErr w:type="spellStart"/>
+      <w:r>
+        <w:rPr>
+          <w:rFonts w:ascii="Calibri" w:eastAsia="Times New Roman" w:hAnsi="Calibri" w:cs="Calibri"/>
+          <w:color w:val="1E293B"/>
+          <w:sz w:val="22"/>
+          <w:szCs w:val="22"/>
+        </w:rPr>
+        <w:t>lebih</w:t>
+      </w:r>
+      <w:proofErr w:type="spellEnd"/>
+      <w:r>
+        <w:rPr>
+          <w:rFonts w:ascii="Calibri" w:eastAsia="Times New Roman" w:hAnsi="Calibri" w:cs="Calibri"/>
+          <w:color w:val="1E293B"/>
+          <w:sz w:val="22"/>
+          <w:szCs w:val="22"/>
+        </w:rPr>
+        <w:t xml:space="preserve"> </w:t>
+      </w:r>
+      <w:proofErr w:type="spellStart"/>
+      <w:r>
+        <w:rPr>
+          <w:rFonts w:ascii="Calibri" w:eastAsia="Times New Roman" w:hAnsi="Calibri" w:cs="Calibri"/>
+          <w:color w:val="1E293B"/>
+          <w:sz w:val="22"/>
+          <w:szCs w:val="22"/>
+        </w:rPr>
+        <w:t>besar</w:t>
+      </w:r>
+      <w:proofErr w:type="spellEnd"/>
+      <w:r>
+        <w:rPr>
+          <w:rFonts w:ascii="Calibri" w:eastAsia="Times New Roman" w:hAnsi="Calibri" w:cs="Calibri"/>
+          <w:color w:val="1E293B"/>
+          <w:sz w:val="22"/>
+          <w:szCs w:val="22"/>
+        </w:rPr>
+        <w:t xml:space="preserve"> </w:t>
+      </w:r>
+      <w:proofErr w:type="spellStart"/>
+      <w:r>
+        <w:rPr>
+          <w:rFonts w:ascii="Calibri" w:eastAsia="Times New Roman" w:hAnsi="Calibri" w:cs="Calibri"/>
+          <w:color w:val="1E293B"/>
+          <w:sz w:val="22"/>
+          <w:szCs w:val="22"/>
+        </w:rPr>
+        <w:t>namun</w:t>
+      </w:r>
+      <w:proofErr w:type="spellEnd"/>
+      <w:r>
+        <w:rPr>
+          <w:rFonts w:ascii="Calibri" w:eastAsia="Times New Roman" w:hAnsi="Calibri" w:cs="Calibri"/>
+          <w:color w:val="1E293B"/>
+          <w:sz w:val="22"/>
+          <w:szCs w:val="22"/>
+        </w:rPr>
+        <w:t xml:space="preserve"> </w:t>
+      </w:r>
+      <w:proofErr w:type="spellStart"/>
+      <w:r>
+        <w:rPr>
+          <w:rFonts w:ascii="Calibri" w:eastAsia="Times New Roman" w:hAnsi="Calibri" w:cs="Calibri"/>
+          <w:color w:val="1E293B"/>
+          <w:sz w:val="22"/>
+          <w:szCs w:val="22"/>
+        </w:rPr>
+        <w:t>menyediakan</w:t>
+      </w:r>
+      <w:proofErr w:type="spellEnd"/>
+      <w:r>
+        <w:rPr>
+          <w:rFonts w:ascii="Calibri" w:eastAsia="Times New Roman" w:hAnsi="Calibri" w:cs="Calibri"/>
+          <w:color w:val="1E293B"/>
+          <w:sz w:val="22"/>
+          <w:szCs w:val="22"/>
+        </w:rPr>
+        <w:t xml:space="preserve"> </w:t>
+      </w:r>
+      <w:proofErr w:type="spellStart"/>
+      <w:r>
+        <w:rPr>
+          <w:rFonts w:ascii="Calibri" w:eastAsia="Times New Roman" w:hAnsi="Calibri" w:cs="Calibri"/>
+          <w:color w:val="1E293B"/>
+          <w:sz w:val="22"/>
+          <w:szCs w:val="22"/>
+        </w:rPr>
+        <w:t>komponen</w:t>
+      </w:r>
+      <w:proofErr w:type="spellEnd"/>
+      <w:r>
+        <w:rPr>
+          <w:rFonts w:ascii="Calibri" w:eastAsia="Times New Roman" w:hAnsi="Calibri" w:cs="Calibri"/>
+          <w:color w:val="1E293B"/>
+          <w:sz w:val="22"/>
+          <w:szCs w:val="22"/>
+        </w:rPr>
+        <w:t xml:space="preserve"> </w:t>
+      </w:r>
+      <w:proofErr w:type="spellStart"/>
+      <w:r>
+        <w:rPr>
+          <w:rFonts w:ascii="Calibri" w:eastAsia="Times New Roman" w:hAnsi="Calibri" w:cs="Calibri"/>
+          <w:color w:val="1E293B"/>
+          <w:sz w:val="22"/>
+          <w:szCs w:val="22"/>
+        </w:rPr>
+        <w:t>standar</w:t>
+      </w:r>
+      <w:proofErr w:type="spellEnd"/>
+      <w:r>
+        <w:rPr>
+          <w:rFonts w:ascii="Calibri" w:eastAsia="Times New Roman" w:hAnsi="Calibri" w:cs="Calibri"/>
+          <w:color w:val="1E293B"/>
+          <w:sz w:val="22"/>
+          <w:szCs w:val="22"/>
+        </w:rPr>
+        <w:t xml:space="preserve"> </w:t>
+      </w:r>
+      <w:proofErr w:type="spellStart"/>
+      <w:r>
+        <w:rPr>
+          <w:rFonts w:ascii="Calibri" w:eastAsia="Times New Roman" w:hAnsi="Calibri" w:cs="Calibri"/>
+          <w:color w:val="1E293B"/>
+          <w:sz w:val="22"/>
+          <w:szCs w:val="22"/>
+        </w:rPr>
+        <w:t>korporat</w:t>
+      </w:r>
+      <w:proofErr w:type="spellEnd"/>
+      <w:r>
+        <w:rPr>
+          <w:rFonts w:ascii="Calibri" w:eastAsia="Times New Roman" w:hAnsi="Calibri" w:cs="Calibri"/>
+          <w:color w:val="1E293B"/>
+          <w:sz w:val="22"/>
+          <w:szCs w:val="22"/>
+        </w:rPr>
+        <w:t>.</w:t>
       </w:r>
     </w:p>
     <w:p>
@@ -3037,7 +9691,35 @@
         <w:rPr>
           <w:rFonts w:ascii="Calibri" w:eastAsia="Times New Roman" w:hAnsi="Calibri" w:cs="Calibri"/>
         </w:rPr>
-        <w:t>6. Konfigurasi Server &amp; Dinamisme URL</w:t>
+        <w:t xml:space="preserve">6. </w:t>
+      </w:r>
+      <w:proofErr w:type="spellStart"/>
+      <w:r>
+        <w:rPr>
+          <w:rFonts w:ascii="Calibri" w:eastAsia="Times New Roman" w:hAnsi="Calibri" w:cs="Calibri"/>
+        </w:rPr>
+        <w:t>Konfigurasi</w:t>
+      </w:r>
+      <w:proofErr w:type="spellEnd"/>
+      <w:r>
+        <w:rPr>
+          <w:rFonts w:ascii="Calibri" w:eastAsia="Times New Roman" w:hAnsi="Calibri" w:cs="Calibri"/>
+        </w:rPr>
+        <w:t xml:space="preserve"> Server &amp; </w:t>
+      </w:r>
+      <w:proofErr w:type="spellStart"/>
+      <w:r>
+        <w:rPr>
+          <w:rFonts w:ascii="Calibri" w:eastAsia="Times New Roman" w:hAnsi="Calibri" w:cs="Calibri"/>
+        </w:rPr>
+        <w:t>Dinamisme</w:t>
+      </w:r>
+      <w:proofErr w:type="spellEnd"/>
+      <w:r>
+        <w:rPr>
+          <w:rFonts w:ascii="Calibri" w:eastAsia="Times New Roman" w:hAnsi="Calibri" w:cs="Calibri"/>
+        </w:rPr>
+        <w:t xml:space="preserve"> URL</w:t>
       </w:r>
     </w:p>
     <w:p>
@@ -3050,15 +9732,28 @@
           <w:szCs w:val="22"/>
         </w:rPr>
       </w:pPr>
-      <w:r>
-        <w:rPr>
-          <w:rFonts w:ascii="Calibri" w:hAnsi="Calibri" w:cs="Calibri"/>
-          <w:color w:val="1E293B"/>
-          <w:sz w:val="22"/>
-          <w:szCs w:val="22"/>
-        </w:rPr>
-        <w:t xml:space="preserve">Konfigurasi parameter server di file </w:t>
-      </w:r>
+      <w:proofErr w:type="spellStart"/>
+      <w:r>
+        <w:rPr>
+          <w:rFonts w:ascii="Calibri" w:hAnsi="Calibri" w:cs="Calibri"/>
+          <w:color w:val="1E293B"/>
+          <w:sz w:val="22"/>
+          <w:szCs w:val="22"/>
+        </w:rPr>
+        <w:lastRenderedPageBreak/>
+        <w:t>Konfigurasi</w:t>
+      </w:r>
+      <w:proofErr w:type="spellEnd"/>
+      <w:r>
+        <w:rPr>
+          <w:rFonts w:ascii="Calibri" w:hAnsi="Calibri" w:cs="Calibri"/>
+          <w:color w:val="1E293B"/>
+          <w:sz w:val="22"/>
+          <w:szCs w:val="22"/>
+        </w:rPr>
+        <w:t xml:space="preserve"> parameter server di file </w:t>
+      </w:r>
+      <w:proofErr w:type="spellStart"/>
       <w:r>
         <w:rPr>
           <w:rStyle w:val="HTMLCode"/>
@@ -3066,23 +9761,155 @@
         </w:rPr>
         <w:t>config.php</w:t>
       </w:r>
-      <w:r>
-        <w:rPr>
-          <w:rFonts w:ascii="Calibri" w:hAnsi="Calibri" w:cs="Calibri"/>
-          <w:color w:val="1E293B"/>
-          <w:sz w:val="22"/>
-          <w:szCs w:val="22"/>
-        </w:rPr>
-        <w:t xml:space="preserve"> </w:t>
-      </w:r>
-      <w:r>
-        <w:rPr>
-          <w:rFonts w:ascii="Calibri" w:hAnsi="Calibri" w:cs="Calibri"/>
-          <w:color w:val="1E293B"/>
-          <w:sz w:val="22"/>
-          <w:szCs w:val="22"/>
-        </w:rPr>
-        <w:t>versi Lutfi ditulis lebih dinamis dibandingkan milik kita:</w:t>
+      <w:proofErr w:type="spellEnd"/>
+      <w:r>
+        <w:rPr>
+          <w:rFonts w:ascii="Calibri" w:hAnsi="Calibri" w:cs="Calibri"/>
+          <w:color w:val="1E293B"/>
+          <w:sz w:val="22"/>
+          <w:szCs w:val="22"/>
+        </w:rPr>
+        <w:t xml:space="preserve"> </w:t>
+      </w:r>
+      <w:proofErr w:type="spellStart"/>
+      <w:r>
+        <w:rPr>
+          <w:rFonts w:ascii="Calibri" w:hAnsi="Calibri" w:cs="Calibri"/>
+          <w:color w:val="1E293B"/>
+          <w:sz w:val="22"/>
+          <w:szCs w:val="22"/>
+        </w:rPr>
+        <w:t>versi</w:t>
+      </w:r>
+      <w:proofErr w:type="spellEnd"/>
+      <w:r>
+        <w:rPr>
+          <w:rFonts w:ascii="Calibri" w:hAnsi="Calibri" w:cs="Calibri"/>
+          <w:color w:val="1E293B"/>
+          <w:sz w:val="22"/>
+          <w:szCs w:val="22"/>
+        </w:rPr>
+        <w:t xml:space="preserve"> Lutfi </w:t>
+      </w:r>
+      <w:proofErr w:type="spellStart"/>
+      <w:r>
+        <w:rPr>
+          <w:rFonts w:ascii="Calibri" w:hAnsi="Calibri" w:cs="Calibri"/>
+          <w:color w:val="1E293B"/>
+          <w:sz w:val="22"/>
+          <w:szCs w:val="22"/>
+        </w:rPr>
+        <w:t>ditulis</w:t>
+      </w:r>
+      <w:proofErr w:type="spellEnd"/>
+      <w:r>
+        <w:rPr>
+          <w:rFonts w:ascii="Calibri" w:hAnsi="Calibri" w:cs="Calibri"/>
+          <w:color w:val="1E293B"/>
+          <w:sz w:val="22"/>
+          <w:szCs w:val="22"/>
+        </w:rPr>
+        <w:t xml:space="preserve"> </w:t>
+      </w:r>
+      <w:proofErr w:type="spellStart"/>
+      <w:r>
+        <w:rPr>
+          <w:rFonts w:ascii="Calibri" w:hAnsi="Calibri" w:cs="Calibri"/>
+          <w:color w:val="1E293B"/>
+          <w:sz w:val="22"/>
+          <w:szCs w:val="22"/>
+        </w:rPr>
+        <w:t>lebih</w:t>
+      </w:r>
+      <w:proofErr w:type="spellEnd"/>
+      <w:r>
+        <w:rPr>
+          <w:rFonts w:ascii="Calibri" w:hAnsi="Calibri" w:cs="Calibri"/>
+          <w:color w:val="1E293B"/>
+          <w:sz w:val="22"/>
+          <w:szCs w:val="22"/>
+        </w:rPr>
+        <w:t xml:space="preserve"> </w:t>
+      </w:r>
+      <w:proofErr w:type="spellStart"/>
+      <w:r>
+        <w:rPr>
+          <w:rFonts w:ascii="Calibri" w:hAnsi="Calibri" w:cs="Calibri"/>
+          <w:color w:val="1E293B"/>
+          <w:sz w:val="22"/>
+          <w:szCs w:val="22"/>
+        </w:rPr>
+        <w:t>dinamis</w:t>
+      </w:r>
+      <w:proofErr w:type="spellEnd"/>
+      <w:r>
+        <w:rPr>
+          <w:rFonts w:ascii="Calibri" w:hAnsi="Calibri" w:cs="Calibri"/>
+          <w:color w:val="1E293B"/>
+          <w:sz w:val="22"/>
+          <w:szCs w:val="22"/>
+        </w:rPr>
+        <w:t xml:space="preserve"> </w:t>
+      </w:r>
+      <w:proofErr w:type="spellStart"/>
+      <w:r>
+        <w:rPr>
+          <w:rFonts w:ascii="Calibri" w:hAnsi="Calibri" w:cs="Calibri"/>
+          <w:color w:val="1E293B"/>
+          <w:sz w:val="22"/>
+          <w:szCs w:val="22"/>
+        </w:rPr>
+        <w:t>dibandingkan</w:t>
+      </w:r>
+      <w:proofErr w:type="spellEnd"/>
+      <w:r>
+        <w:rPr>
+          <w:rFonts w:ascii="Calibri" w:hAnsi="Calibri" w:cs="Calibri"/>
+          <w:color w:val="1E293B"/>
+          <w:sz w:val="22"/>
+          <w:szCs w:val="22"/>
+        </w:rPr>
+        <w:t xml:space="preserve"> </w:t>
+      </w:r>
+      <w:proofErr w:type="spellStart"/>
+      <w:r>
+        <w:rPr>
+          <w:rFonts w:ascii="Calibri" w:hAnsi="Calibri" w:cs="Calibri"/>
+          <w:color w:val="1E293B"/>
+          <w:sz w:val="22"/>
+          <w:szCs w:val="22"/>
+        </w:rPr>
+        <w:t>milik</w:t>
+      </w:r>
+      <w:proofErr w:type="spellEnd"/>
+      <w:r>
+        <w:rPr>
+          <w:rFonts w:ascii="Calibri" w:hAnsi="Calibri" w:cs="Calibri"/>
+          <w:color w:val="1E293B"/>
+          <w:sz w:val="22"/>
+          <w:szCs w:val="22"/>
+        </w:rPr>
+        <w:t xml:space="preserve"> </w:t>
+      </w:r>
+      <w:proofErr w:type="spellStart"/>
+      <w:r>
+        <w:rPr>
+          <w:rFonts w:ascii="Calibri" w:hAnsi="Calibri" w:cs="Calibri"/>
+          <w:color w:val="1E293B"/>
+          <w:sz w:val="22"/>
+          <w:szCs w:val="22"/>
+        </w:rPr>
+        <w:t>kita</w:t>
+      </w:r>
+      <w:proofErr w:type="spellEnd"/>
+      <w:r>
+        <w:rPr>
+          <w:rFonts w:ascii="Calibri" w:hAnsi="Calibri" w:cs="Calibri"/>
+          <w:color w:val="1E293B"/>
+          <w:sz w:val="22"/>
+          <w:szCs w:val="22"/>
+        </w:rPr>
+        <w:t>:</w:t>
       </w:r>
     </w:p>
     <w:p>
@@ -3096,6 +9923,7 @@
           <w:szCs w:val="22"/>
         </w:rPr>
       </w:pPr>
+      <w:proofErr w:type="spellStart"/>
       <w:r>
         <w:rPr>
           <w:rStyle w:val="Strong"/>
@@ -3104,7 +9932,84 @@
           <w:sz w:val="22"/>
           <w:szCs w:val="22"/>
         </w:rPr>
-        <w:t>Rekomendasi Pembaruan `base_url` Dinamis:</w:t>
+        <w:t>Rekomendasi</w:t>
+      </w:r>
+      <w:proofErr w:type="spellEnd"/>
+      <w:r>
+        <w:rPr>
+          <w:rStyle w:val="Strong"/>
+          <w:rFonts w:ascii="Calibri" w:eastAsia="Times New Roman" w:hAnsi="Calibri" w:cs="Calibri"/>
+          <w:color w:val="1E293B"/>
+          <w:sz w:val="22"/>
+          <w:szCs w:val="22"/>
+        </w:rPr>
+        <w:t xml:space="preserve"> </w:t>
+      </w:r>
+      <w:proofErr w:type="spellStart"/>
+      <w:r>
+        <w:rPr>
+          <w:rStyle w:val="Strong"/>
+          <w:rFonts w:ascii="Calibri" w:eastAsia="Times New Roman" w:hAnsi="Calibri" w:cs="Calibri"/>
+          <w:color w:val="1E293B"/>
+          <w:sz w:val="22"/>
+          <w:szCs w:val="22"/>
+        </w:rPr>
+        <w:t>Pembaruan</w:t>
+      </w:r>
+      <w:proofErr w:type="spellEnd"/>
+      <w:r>
+        <w:rPr>
+          <w:rStyle w:val="Strong"/>
+          <w:rFonts w:ascii="Calibri" w:eastAsia="Times New Roman" w:hAnsi="Calibri" w:cs="Calibri"/>
+          <w:color w:val="1E293B"/>
+          <w:sz w:val="22"/>
+          <w:szCs w:val="22"/>
+        </w:rPr>
+        <w:t xml:space="preserve"> `</w:t>
+      </w:r>
+      <w:proofErr w:type="spellStart"/>
+      <w:r>
+        <w:rPr>
+          <w:rStyle w:val="Strong"/>
+          <w:rFonts w:ascii="Calibri" w:eastAsia="Times New Roman" w:hAnsi="Calibri" w:cs="Calibri"/>
+          <w:color w:val="1E293B"/>
+          <w:sz w:val="22"/>
+          <w:szCs w:val="22"/>
+        </w:rPr>
+        <w:t>base_url</w:t>
+      </w:r>
+      <w:proofErr w:type="spellEnd"/>
+      <w:r>
+        <w:rPr>
+          <w:rStyle w:val="Strong"/>
+          <w:rFonts w:ascii="Calibri" w:eastAsia="Times New Roman" w:hAnsi="Calibri" w:cs="Calibri"/>
+          <w:color w:val="1E293B"/>
+          <w:sz w:val="22"/>
+          <w:szCs w:val="22"/>
+        </w:rPr>
+        <w:t xml:space="preserve">` </w:t>
+      </w:r>
+      <w:proofErr w:type="spellStart"/>
+      <w:r>
+        <w:rPr>
+          <w:rStyle w:val="Strong"/>
+          <w:rFonts w:ascii="Calibri" w:eastAsia="Times New Roman" w:hAnsi="Calibri" w:cs="Calibri"/>
+          <w:color w:val="1E293B"/>
+          <w:sz w:val="22"/>
+          <w:szCs w:val="22"/>
+        </w:rPr>
+        <w:t>Dinamis</w:t>
+      </w:r>
+      <w:proofErr w:type="spellEnd"/>
+      <w:r>
+        <w:rPr>
+          <w:rStyle w:val="Strong"/>
+          <w:rFonts w:ascii="Calibri" w:eastAsia="Times New Roman" w:hAnsi="Calibri" w:cs="Calibri"/>
+          <w:color w:val="1E293B"/>
+          <w:sz w:val="22"/>
+          <w:szCs w:val="22"/>
+        </w:rPr>
+        <w:t>:</w:t>
       </w:r>
       <w:r>
         <w:rPr>
@@ -3114,48 +10019,490 @@
           <w:szCs w:val="22"/>
         </w:rPr>
         <w:br/>
-        <w:t>Saat ini base URL project kita masih ditulis secara statis (</w:t>
+      </w:r>
+      <w:proofErr w:type="spellStart"/>
+      <w:r>
+        <w:rPr>
+          <w:rFonts w:ascii="Calibri" w:eastAsia="Times New Roman" w:hAnsi="Calibri" w:cs="Calibri"/>
+          <w:color w:val="1E293B"/>
+          <w:sz w:val="22"/>
+          <w:szCs w:val="22"/>
+        </w:rPr>
+        <w:t>Saat</w:t>
+      </w:r>
+      <w:proofErr w:type="spellEnd"/>
+      <w:r>
+        <w:rPr>
+          <w:rFonts w:ascii="Calibri" w:eastAsia="Times New Roman" w:hAnsi="Calibri" w:cs="Calibri"/>
+          <w:color w:val="1E293B"/>
+          <w:sz w:val="22"/>
+          <w:szCs w:val="22"/>
+        </w:rPr>
+        <w:t xml:space="preserve"> </w:t>
+      </w:r>
+      <w:proofErr w:type="spellStart"/>
+      <w:r>
+        <w:rPr>
+          <w:rFonts w:ascii="Calibri" w:eastAsia="Times New Roman" w:hAnsi="Calibri" w:cs="Calibri"/>
+          <w:color w:val="1E293B"/>
+          <w:sz w:val="22"/>
+          <w:szCs w:val="22"/>
+        </w:rPr>
+        <w:t>ini</w:t>
+      </w:r>
+      <w:proofErr w:type="spellEnd"/>
+      <w:r>
+        <w:rPr>
+          <w:rFonts w:ascii="Calibri" w:eastAsia="Times New Roman" w:hAnsi="Calibri" w:cs="Calibri"/>
+          <w:color w:val="1E293B"/>
+          <w:sz w:val="22"/>
+          <w:szCs w:val="22"/>
+        </w:rPr>
+        <w:t xml:space="preserve"> base URL project </w:t>
+      </w:r>
+      <w:proofErr w:type="spellStart"/>
+      <w:r>
+        <w:rPr>
+          <w:rFonts w:ascii="Calibri" w:eastAsia="Times New Roman" w:hAnsi="Calibri" w:cs="Calibri"/>
+          <w:color w:val="1E293B"/>
+          <w:sz w:val="22"/>
+          <w:szCs w:val="22"/>
+        </w:rPr>
+        <w:t>kita</w:t>
+      </w:r>
+      <w:proofErr w:type="spellEnd"/>
+      <w:r>
+        <w:rPr>
+          <w:rFonts w:ascii="Calibri" w:eastAsia="Times New Roman" w:hAnsi="Calibri" w:cs="Calibri"/>
+          <w:color w:val="1E293B"/>
+          <w:sz w:val="22"/>
+          <w:szCs w:val="22"/>
+        </w:rPr>
+        <w:t xml:space="preserve"> </w:t>
+      </w:r>
+      <w:proofErr w:type="spellStart"/>
+      <w:r>
+        <w:rPr>
+          <w:rFonts w:ascii="Calibri" w:eastAsia="Times New Roman" w:hAnsi="Calibri" w:cs="Calibri"/>
+          <w:color w:val="1E293B"/>
+          <w:sz w:val="22"/>
+          <w:szCs w:val="22"/>
+        </w:rPr>
+        <w:t>masih</w:t>
+      </w:r>
+      <w:proofErr w:type="spellEnd"/>
+      <w:r>
+        <w:rPr>
+          <w:rFonts w:ascii="Calibri" w:eastAsia="Times New Roman" w:hAnsi="Calibri" w:cs="Calibri"/>
+          <w:color w:val="1E293B"/>
+          <w:sz w:val="22"/>
+          <w:szCs w:val="22"/>
+        </w:rPr>
+        <w:t xml:space="preserve"> </w:t>
+      </w:r>
+      <w:proofErr w:type="spellStart"/>
+      <w:r>
+        <w:rPr>
+          <w:rFonts w:ascii="Calibri" w:eastAsia="Times New Roman" w:hAnsi="Calibri" w:cs="Calibri"/>
+          <w:color w:val="1E293B"/>
+          <w:sz w:val="22"/>
+          <w:szCs w:val="22"/>
+        </w:rPr>
+        <w:t>ditulis</w:t>
+      </w:r>
+      <w:proofErr w:type="spellEnd"/>
+      <w:r>
+        <w:rPr>
+          <w:rFonts w:ascii="Calibri" w:eastAsia="Times New Roman" w:hAnsi="Calibri" w:cs="Calibri"/>
+          <w:color w:val="1E293B"/>
+          <w:sz w:val="22"/>
+          <w:szCs w:val="22"/>
+        </w:rPr>
+        <w:t xml:space="preserve"> </w:t>
+      </w:r>
+      <w:proofErr w:type="spellStart"/>
+      <w:r>
+        <w:rPr>
+          <w:rFonts w:ascii="Calibri" w:eastAsia="Times New Roman" w:hAnsi="Calibri" w:cs="Calibri"/>
+          <w:color w:val="1E293B"/>
+          <w:sz w:val="22"/>
+          <w:szCs w:val="22"/>
+        </w:rPr>
+        <w:t>secara</w:t>
+      </w:r>
+      <w:proofErr w:type="spellEnd"/>
+      <w:r>
+        <w:rPr>
+          <w:rFonts w:ascii="Calibri" w:eastAsia="Times New Roman" w:hAnsi="Calibri" w:cs="Calibri"/>
+          <w:color w:val="1E293B"/>
+          <w:sz w:val="22"/>
+          <w:szCs w:val="22"/>
+        </w:rPr>
+        <w:t xml:space="preserve"> statis (</w:t>
       </w:r>
       <w:r>
         <w:rPr>
           <w:rStyle w:val="HTMLCode"/>
           <w:color w:val="1E293B"/>
         </w:rPr>
-        <w:t>$config['base_url'] = 'http://localhost/newkotainter/api/'</w:t>
-      </w:r>
-      <w:r>
-        <w:rPr>
-          <w:rFonts w:ascii="Calibri" w:eastAsia="Times New Roman" w:hAnsi="Calibri" w:cs="Calibri"/>
-          <w:color w:val="1E293B"/>
-          <w:sz w:val="22"/>
-          <w:szCs w:val="22"/>
-        </w:rPr>
-        <w:t>). Ini berpotensi memicu kegagalan AP</w:t>
-      </w:r>
-      <w:r>
-        <w:rPr>
-          <w:rFonts w:ascii="Calibri" w:eastAsia="Times New Roman" w:hAnsi="Calibri" w:cs="Calibri"/>
-          <w:color w:val="1E293B"/>
-          <w:sz w:val="22"/>
-          <w:szCs w:val="22"/>
-        </w:rPr>
-        <w:t xml:space="preserve">I jika project dipindah ke folder lain (seperti folder </w:t>
-      </w:r>
+        <w:t>$config['</w:t>
+      </w:r>
+      <w:proofErr w:type="spellStart"/>
       <w:r>
         <w:rPr>
           <w:rStyle w:val="HTMLCode"/>
           <w:color w:val="1E293B"/>
         </w:rPr>
-        <w:t>/polma/</w:t>
-      </w:r>
-      <w:r>
-        <w:rPr>
-          <w:rFonts w:ascii="Calibri" w:eastAsia="Times New Roman" w:hAnsi="Calibri" w:cs="Calibri"/>
-          <w:color w:val="1E293B"/>
-          <w:sz w:val="22"/>
-          <w:szCs w:val="22"/>
-        </w:rPr>
-        <w:t xml:space="preserve">). Sangat disarankan untuk mengadopsi gaya penulisan dinamis dari project Lutfi: </w:t>
+        <w:t>base_url</w:t>
+      </w:r>
+      <w:proofErr w:type="spellEnd"/>
+      <w:r>
+        <w:rPr>
+          <w:rStyle w:val="HTMLCode"/>
+          <w:color w:val="1E293B"/>
+        </w:rPr>
+        <w:t>'] = 'http://localhost/newkotainter/api/'</w:t>
+      </w:r>
+      <w:r>
+        <w:rPr>
+          <w:rFonts w:ascii="Calibri" w:eastAsia="Times New Roman" w:hAnsi="Calibri" w:cs="Calibri"/>
+          <w:color w:val="1E293B"/>
+          <w:sz w:val="22"/>
+          <w:szCs w:val="22"/>
+        </w:rPr>
+        <w:t xml:space="preserve">). </w:t>
+      </w:r>
+      <w:proofErr w:type="spellStart"/>
+      <w:r>
+        <w:rPr>
+          <w:rFonts w:ascii="Calibri" w:eastAsia="Times New Roman" w:hAnsi="Calibri" w:cs="Calibri"/>
+          <w:color w:val="1E293B"/>
+          <w:sz w:val="22"/>
+          <w:szCs w:val="22"/>
+        </w:rPr>
+        <w:t>Ini</w:t>
+      </w:r>
+      <w:proofErr w:type="spellEnd"/>
+      <w:r>
+        <w:rPr>
+          <w:rFonts w:ascii="Calibri" w:eastAsia="Times New Roman" w:hAnsi="Calibri" w:cs="Calibri"/>
+          <w:color w:val="1E293B"/>
+          <w:sz w:val="22"/>
+          <w:szCs w:val="22"/>
+        </w:rPr>
+        <w:t xml:space="preserve"> </w:t>
+      </w:r>
+      <w:proofErr w:type="spellStart"/>
+      <w:r>
+        <w:rPr>
+          <w:rFonts w:ascii="Calibri" w:eastAsia="Times New Roman" w:hAnsi="Calibri" w:cs="Calibri"/>
+          <w:color w:val="1E293B"/>
+          <w:sz w:val="22"/>
+          <w:szCs w:val="22"/>
+        </w:rPr>
+        <w:t>berpotensi</w:t>
+      </w:r>
+      <w:proofErr w:type="spellEnd"/>
+      <w:r>
+        <w:rPr>
+          <w:rFonts w:ascii="Calibri" w:eastAsia="Times New Roman" w:hAnsi="Calibri" w:cs="Calibri"/>
+          <w:color w:val="1E293B"/>
+          <w:sz w:val="22"/>
+          <w:szCs w:val="22"/>
+        </w:rPr>
+        <w:t xml:space="preserve"> </w:t>
+      </w:r>
+      <w:proofErr w:type="spellStart"/>
+      <w:r>
+        <w:rPr>
+          <w:rFonts w:ascii="Calibri" w:eastAsia="Times New Roman" w:hAnsi="Calibri" w:cs="Calibri"/>
+          <w:color w:val="1E293B"/>
+          <w:sz w:val="22"/>
+          <w:szCs w:val="22"/>
+        </w:rPr>
+        <w:t>memicu</w:t>
+      </w:r>
+      <w:proofErr w:type="spellEnd"/>
+      <w:r>
+        <w:rPr>
+          <w:rFonts w:ascii="Calibri" w:eastAsia="Times New Roman" w:hAnsi="Calibri" w:cs="Calibri"/>
+          <w:color w:val="1E293B"/>
+          <w:sz w:val="22"/>
+          <w:szCs w:val="22"/>
+        </w:rPr>
+        <w:t xml:space="preserve"> </w:t>
+      </w:r>
+      <w:proofErr w:type="spellStart"/>
+      <w:r>
+        <w:rPr>
+          <w:rFonts w:ascii="Calibri" w:eastAsia="Times New Roman" w:hAnsi="Calibri" w:cs="Calibri"/>
+          <w:color w:val="1E293B"/>
+          <w:sz w:val="22"/>
+          <w:szCs w:val="22"/>
+        </w:rPr>
+        <w:t>kegagalan</w:t>
+      </w:r>
+      <w:proofErr w:type="spellEnd"/>
+      <w:r>
+        <w:rPr>
+          <w:rFonts w:ascii="Calibri" w:eastAsia="Times New Roman" w:hAnsi="Calibri" w:cs="Calibri"/>
+          <w:color w:val="1E293B"/>
+          <w:sz w:val="22"/>
+          <w:szCs w:val="22"/>
+        </w:rPr>
+        <w:t xml:space="preserve"> API </w:t>
+      </w:r>
+      <w:proofErr w:type="spellStart"/>
+      <w:r>
+        <w:rPr>
+          <w:rFonts w:ascii="Calibri" w:eastAsia="Times New Roman" w:hAnsi="Calibri" w:cs="Calibri"/>
+          <w:color w:val="1E293B"/>
+          <w:sz w:val="22"/>
+          <w:szCs w:val="22"/>
+        </w:rPr>
+        <w:t>jika</w:t>
+      </w:r>
+      <w:proofErr w:type="spellEnd"/>
+      <w:r>
+        <w:rPr>
+          <w:rFonts w:ascii="Calibri" w:eastAsia="Times New Roman" w:hAnsi="Calibri" w:cs="Calibri"/>
+          <w:color w:val="1E293B"/>
+          <w:sz w:val="22"/>
+          <w:szCs w:val="22"/>
+        </w:rPr>
+        <w:t xml:space="preserve"> project </w:t>
+      </w:r>
+      <w:proofErr w:type="spellStart"/>
+      <w:r>
+        <w:rPr>
+          <w:rFonts w:ascii="Calibri" w:eastAsia="Times New Roman" w:hAnsi="Calibri" w:cs="Calibri"/>
+          <w:color w:val="1E293B"/>
+          <w:sz w:val="22"/>
+          <w:szCs w:val="22"/>
+        </w:rPr>
+        <w:t>dipindah</w:t>
+      </w:r>
+      <w:proofErr w:type="spellEnd"/>
+      <w:r>
+        <w:rPr>
+          <w:rFonts w:ascii="Calibri" w:eastAsia="Times New Roman" w:hAnsi="Calibri" w:cs="Calibri"/>
+          <w:color w:val="1E293B"/>
+          <w:sz w:val="22"/>
+          <w:szCs w:val="22"/>
+        </w:rPr>
+        <w:t xml:space="preserve"> </w:t>
+      </w:r>
+      <w:proofErr w:type="spellStart"/>
+      <w:r>
+        <w:rPr>
+          <w:rFonts w:ascii="Calibri" w:eastAsia="Times New Roman" w:hAnsi="Calibri" w:cs="Calibri"/>
+          <w:color w:val="1E293B"/>
+          <w:sz w:val="22"/>
+          <w:szCs w:val="22"/>
+        </w:rPr>
+        <w:t>ke</w:t>
+      </w:r>
+      <w:proofErr w:type="spellEnd"/>
+      <w:r>
+        <w:rPr>
+          <w:rFonts w:ascii="Calibri" w:eastAsia="Times New Roman" w:hAnsi="Calibri" w:cs="Calibri"/>
+          <w:color w:val="1E293B"/>
+          <w:sz w:val="22"/>
+          <w:szCs w:val="22"/>
+        </w:rPr>
+        <w:t xml:space="preserve"> folder lain (</w:t>
+      </w:r>
+      <w:proofErr w:type="spellStart"/>
+      <w:r>
+        <w:rPr>
+          <w:rFonts w:ascii="Calibri" w:eastAsia="Times New Roman" w:hAnsi="Calibri" w:cs="Calibri"/>
+          <w:color w:val="1E293B"/>
+          <w:sz w:val="22"/>
+          <w:szCs w:val="22"/>
+        </w:rPr>
+        <w:t>seperti</w:t>
+      </w:r>
+      <w:proofErr w:type="spellEnd"/>
+      <w:r>
+        <w:rPr>
+          <w:rFonts w:ascii="Calibri" w:eastAsia="Times New Roman" w:hAnsi="Calibri" w:cs="Calibri"/>
+          <w:color w:val="1E293B"/>
+          <w:sz w:val="22"/>
+          <w:szCs w:val="22"/>
+        </w:rPr>
+        <w:t xml:space="preserve"> folder </w:t>
+      </w:r>
+      <w:r>
+        <w:rPr>
+          <w:rStyle w:val="HTMLCode"/>
+          <w:color w:val="1E293B"/>
+        </w:rPr>
+        <w:t>/</w:t>
+      </w:r>
+      <w:proofErr w:type="spellStart"/>
+      <w:r>
+        <w:rPr>
+          <w:rStyle w:val="HTMLCode"/>
+          <w:color w:val="1E293B"/>
+        </w:rPr>
+        <w:t>polma</w:t>
+      </w:r>
+      <w:proofErr w:type="spellEnd"/>
+      <w:r>
+        <w:rPr>
+          <w:rStyle w:val="HTMLCode"/>
+          <w:color w:val="1E293B"/>
+        </w:rPr>
+        <w:t>/</w:t>
+      </w:r>
+      <w:r>
+        <w:rPr>
+          <w:rFonts w:ascii="Calibri" w:eastAsia="Times New Roman" w:hAnsi="Calibri" w:cs="Calibri"/>
+          <w:color w:val="1E293B"/>
+          <w:sz w:val="22"/>
+          <w:szCs w:val="22"/>
+        </w:rPr>
+        <w:t xml:space="preserve">). Sangat </w:t>
+      </w:r>
+      <w:proofErr w:type="spellStart"/>
+      <w:r>
+        <w:rPr>
+          <w:rFonts w:ascii="Calibri" w:eastAsia="Times New Roman" w:hAnsi="Calibri" w:cs="Calibri"/>
+          <w:color w:val="1E293B"/>
+          <w:sz w:val="22"/>
+          <w:szCs w:val="22"/>
+        </w:rPr>
+        <w:t>disarankan</w:t>
+      </w:r>
+      <w:proofErr w:type="spellEnd"/>
+      <w:r>
+        <w:rPr>
+          <w:rFonts w:ascii="Calibri" w:eastAsia="Times New Roman" w:hAnsi="Calibri" w:cs="Calibri"/>
+          <w:color w:val="1E293B"/>
+          <w:sz w:val="22"/>
+          <w:szCs w:val="22"/>
+        </w:rPr>
+        <w:t xml:space="preserve"> </w:t>
+      </w:r>
+      <w:proofErr w:type="spellStart"/>
+      <w:r>
+        <w:rPr>
+          <w:rFonts w:ascii="Calibri" w:eastAsia="Times New Roman" w:hAnsi="Calibri" w:cs="Calibri"/>
+          <w:color w:val="1E293B"/>
+          <w:sz w:val="22"/>
+          <w:szCs w:val="22"/>
+        </w:rPr>
+        <w:t>untuk</w:t>
+      </w:r>
+      <w:proofErr w:type="spellEnd"/>
+      <w:r>
+        <w:rPr>
+          <w:rFonts w:ascii="Calibri" w:eastAsia="Times New Roman" w:hAnsi="Calibri" w:cs="Calibri"/>
+          <w:color w:val="1E293B"/>
+          <w:sz w:val="22"/>
+          <w:szCs w:val="22"/>
+        </w:rPr>
+        <w:t xml:space="preserve"> </w:t>
+      </w:r>
+      <w:proofErr w:type="spellStart"/>
+      <w:r>
+        <w:rPr>
+          <w:rFonts w:ascii="Calibri" w:eastAsia="Times New Roman" w:hAnsi="Calibri" w:cs="Calibri"/>
+          <w:color w:val="1E293B"/>
+          <w:sz w:val="22"/>
+          <w:szCs w:val="22"/>
+        </w:rPr>
+        <w:t>mengadopsi</w:t>
+      </w:r>
+      <w:proofErr w:type="spellEnd"/>
+      <w:r>
+        <w:rPr>
+          <w:rFonts w:ascii="Calibri" w:eastAsia="Times New Roman" w:hAnsi="Calibri" w:cs="Calibri"/>
+          <w:color w:val="1E293B"/>
+          <w:sz w:val="22"/>
+          <w:szCs w:val="22"/>
+        </w:rPr>
+        <w:t xml:space="preserve"> </w:t>
+      </w:r>
+      <w:proofErr w:type="spellStart"/>
+      <w:r>
+        <w:rPr>
+          <w:rFonts w:ascii="Calibri" w:eastAsia="Times New Roman" w:hAnsi="Calibri" w:cs="Calibri"/>
+          <w:color w:val="1E293B"/>
+          <w:sz w:val="22"/>
+          <w:szCs w:val="22"/>
+        </w:rPr>
+        <w:t>gaya</w:t>
+      </w:r>
+      <w:proofErr w:type="spellEnd"/>
+      <w:r>
+        <w:rPr>
+          <w:rFonts w:ascii="Calibri" w:eastAsia="Times New Roman" w:hAnsi="Calibri" w:cs="Calibri"/>
+          <w:color w:val="1E293B"/>
+          <w:sz w:val="22"/>
+          <w:szCs w:val="22"/>
+        </w:rPr>
+        <w:t xml:space="preserve"> </w:t>
+      </w:r>
+      <w:proofErr w:type="spellStart"/>
+      <w:r>
+        <w:rPr>
+          <w:rFonts w:ascii="Calibri" w:eastAsia="Times New Roman" w:hAnsi="Calibri" w:cs="Calibri"/>
+          <w:color w:val="1E293B"/>
+          <w:sz w:val="22"/>
+          <w:szCs w:val="22"/>
+        </w:rPr>
+        <w:t>penulisan</w:t>
+      </w:r>
+      <w:proofErr w:type="spellEnd"/>
+      <w:r>
+        <w:rPr>
+          <w:rFonts w:ascii="Calibri" w:eastAsia="Times New Roman" w:hAnsi="Calibri" w:cs="Calibri"/>
+          <w:color w:val="1E293B"/>
+          <w:sz w:val="22"/>
+          <w:szCs w:val="22"/>
+        </w:rPr>
+        <w:t xml:space="preserve"> </w:t>
+      </w:r>
+      <w:proofErr w:type="spellStart"/>
+      <w:r>
+        <w:rPr>
+          <w:rFonts w:ascii="Calibri" w:eastAsia="Times New Roman" w:hAnsi="Calibri" w:cs="Calibri"/>
+          <w:color w:val="1E293B"/>
+          <w:sz w:val="22"/>
+          <w:szCs w:val="22"/>
+        </w:rPr>
+        <w:t>dinamis</w:t>
+      </w:r>
+      <w:proofErr w:type="spellEnd"/>
+      <w:r>
+        <w:rPr>
+          <w:rFonts w:ascii="Calibri" w:eastAsia="Times New Roman" w:hAnsi="Calibri" w:cs="Calibri"/>
+          <w:color w:val="1E293B"/>
+          <w:sz w:val="22"/>
+          <w:szCs w:val="22"/>
+        </w:rPr>
+        <w:t xml:space="preserve"> </w:t>
+      </w:r>
+      <w:proofErr w:type="spellStart"/>
+      <w:r>
+        <w:rPr>
+          <w:rFonts w:ascii="Calibri" w:eastAsia="Times New Roman" w:hAnsi="Calibri" w:cs="Calibri"/>
+          <w:color w:val="1E293B"/>
+          <w:sz w:val="22"/>
+          <w:szCs w:val="22"/>
+        </w:rPr>
+        <w:t>dari</w:t>
+      </w:r>
+      <w:proofErr w:type="spellEnd"/>
+      <w:r>
+        <w:rPr>
+          <w:rFonts w:ascii="Calibri" w:eastAsia="Times New Roman" w:hAnsi="Calibri" w:cs="Calibri"/>
+          <w:color w:val="1E293B"/>
+          <w:sz w:val="22"/>
+          <w:szCs w:val="22"/>
+        </w:rPr>
+        <w:t xml:space="preserve"> project Lutfi: </w:t>
       </w:r>
     </w:p>
     <w:p>
@@ -3176,8 +10523,9 @@
           <w:sz w:val="19"/>
           <w:szCs w:val="19"/>
         </w:rPr>
-        <w:t>$base_path = str_replace($_SERVER['DOCUMENT_ROOT'], '', dirname($_SERVER['SCRIPT_FILENAME']));</w:t>
-      </w:r>
+        <w:t>$</w:t>
+      </w:r>
+      <w:proofErr w:type="spellStart"/>
       <w:r>
         <w:rPr>
           <w:rFonts w:ascii="Consolas" w:eastAsia="Times New Roman" w:hAnsi="Consolas" w:cs="Calibri"/>
@@ -3185,9 +10533,9 @@
           <w:sz w:val="19"/>
           <w:szCs w:val="19"/>
         </w:rPr>
-        <w:br/>
-        <w:t>$config['base_url</w:t>
-      </w:r>
+        <w:t>base_path</w:t>
+      </w:r>
+      <w:proofErr w:type="spellEnd"/>
       <w:r>
         <w:rPr>
           <w:rFonts w:ascii="Consolas" w:eastAsia="Times New Roman" w:hAnsi="Consolas" w:cs="Calibri"/>
@@ -3195,14 +10543,204 @@
           <w:sz w:val="19"/>
           <w:szCs w:val="19"/>
         </w:rPr>
-        <w:t>'] = (isset($_SERVER['HTTPS']) ? 'https' : 'http') . '://' . $_SERVER['HTTP_HOST'] . $base_path . '/';</w:t>
+        <w:t xml:space="preserve"> = </w:t>
+      </w:r>
+      <w:proofErr w:type="spellStart"/>
+      <w:r>
+        <w:rPr>
+          <w:rFonts w:ascii="Consolas" w:eastAsia="Times New Roman" w:hAnsi="Consolas" w:cs="Calibri"/>
+          <w:color w:val="0F172A"/>
+          <w:sz w:val="19"/>
+          <w:szCs w:val="19"/>
+        </w:rPr>
+        <w:t>str_replace</w:t>
+      </w:r>
+      <w:proofErr w:type="spellEnd"/>
+      <w:r>
+        <w:rPr>
+          <w:rFonts w:ascii="Consolas" w:eastAsia="Times New Roman" w:hAnsi="Consolas" w:cs="Calibri"/>
+          <w:color w:val="0F172A"/>
+          <w:sz w:val="19"/>
+          <w:szCs w:val="19"/>
+        </w:rPr>
+        <w:t xml:space="preserve">($_SERVER['DOCUMENT_ROOT'], '', </w:t>
+      </w:r>
+      <w:proofErr w:type="spellStart"/>
+      <w:r>
+        <w:rPr>
+          <w:rFonts w:ascii="Consolas" w:eastAsia="Times New Roman" w:hAnsi="Consolas" w:cs="Calibri"/>
+          <w:color w:val="0F172A"/>
+          <w:sz w:val="19"/>
+          <w:szCs w:val="19"/>
+        </w:rPr>
+        <w:t>dirname</w:t>
+      </w:r>
+      <w:proofErr w:type="spellEnd"/>
+      <w:r>
+        <w:rPr>
+          <w:rFonts w:ascii="Consolas" w:eastAsia="Times New Roman" w:hAnsi="Consolas" w:cs="Calibri"/>
+          <w:color w:val="0F172A"/>
+          <w:sz w:val="19"/>
+          <w:szCs w:val="19"/>
+        </w:rPr>
+        <w:t>($_SERVER['SCRIPT_FILENAME']));</w:t>
+      </w:r>
+      <w:r>
+        <w:rPr>
+          <w:rFonts w:ascii="Consolas" w:eastAsia="Times New Roman" w:hAnsi="Consolas" w:cs="Calibri"/>
+          <w:color w:val="0F172A"/>
+          <w:sz w:val="19"/>
+          <w:szCs w:val="19"/>
+        </w:rPr>
+        <w:br/>
+        <w:t>$config['</w:t>
+      </w:r>
+      <w:proofErr w:type="spellStart"/>
+      <w:r>
+        <w:rPr>
+          <w:rFonts w:ascii="Consolas" w:eastAsia="Times New Roman" w:hAnsi="Consolas" w:cs="Calibri"/>
+          <w:color w:val="0F172A"/>
+          <w:sz w:val="19"/>
+          <w:szCs w:val="19"/>
+        </w:rPr>
+        <w:t>base_url</w:t>
+      </w:r>
+      <w:proofErr w:type="spellEnd"/>
+      <w:r>
+        <w:rPr>
+          <w:rFonts w:ascii="Consolas" w:eastAsia="Times New Roman" w:hAnsi="Consolas" w:cs="Calibri"/>
+          <w:color w:val="0F172A"/>
+          <w:sz w:val="19"/>
+          <w:szCs w:val="19"/>
+        </w:rPr>
+        <w:t>'] = (</w:t>
+      </w:r>
+      <w:proofErr w:type="spellStart"/>
+      <w:r>
+        <w:rPr>
+          <w:rFonts w:ascii="Consolas" w:eastAsia="Times New Roman" w:hAnsi="Consolas" w:cs="Calibri"/>
+          <w:color w:val="0F172A"/>
+          <w:sz w:val="19"/>
+          <w:szCs w:val="19"/>
+        </w:rPr>
+        <w:t>isset</w:t>
+      </w:r>
+      <w:proofErr w:type="spellEnd"/>
+      <w:r>
+        <w:rPr>
+          <w:rFonts w:ascii="Consolas" w:eastAsia="Times New Roman" w:hAnsi="Consolas" w:cs="Calibri"/>
+          <w:color w:val="0F172A"/>
+          <w:sz w:val="19"/>
+          <w:szCs w:val="19"/>
+        </w:rPr>
+        <w:t>($_SERVER['HTTPS']</w:t>
+      </w:r>
+      <w:proofErr w:type="gramStart"/>
+      <w:r>
+        <w:rPr>
+          <w:rFonts w:ascii="Consolas" w:eastAsia="Times New Roman" w:hAnsi="Consolas" w:cs="Calibri"/>
+          <w:color w:val="0F172A"/>
+          <w:sz w:val="19"/>
+          <w:szCs w:val="19"/>
+        </w:rPr>
+        <w:t>) ?</w:t>
+      </w:r>
+      <w:proofErr w:type="gramEnd"/>
+      <w:r>
+        <w:rPr>
+          <w:rFonts w:ascii="Consolas" w:eastAsia="Times New Roman" w:hAnsi="Consolas" w:cs="Calibri"/>
+          <w:color w:val="0F172A"/>
+          <w:sz w:val="19"/>
+          <w:szCs w:val="19"/>
+        </w:rPr>
+        <w:t xml:space="preserve"> 'https</w:t>
+      </w:r>
+      <w:proofErr w:type="gramStart"/>
+      <w:r>
+        <w:rPr>
+          <w:rFonts w:ascii="Consolas" w:eastAsia="Times New Roman" w:hAnsi="Consolas" w:cs="Calibri"/>
+          <w:color w:val="0F172A"/>
+          <w:sz w:val="19"/>
+          <w:szCs w:val="19"/>
+        </w:rPr>
+        <w:t>' :</w:t>
+      </w:r>
+      <w:proofErr w:type="gramEnd"/>
+      <w:r>
+        <w:rPr>
+          <w:rFonts w:ascii="Consolas" w:eastAsia="Times New Roman" w:hAnsi="Consolas" w:cs="Calibri"/>
+          <w:color w:val="0F172A"/>
+          <w:sz w:val="19"/>
+          <w:szCs w:val="19"/>
+        </w:rPr>
+        <w:t xml:space="preserve"> 'http') . '://' . $_SERVER['HTTP_HOST'</w:t>
+      </w:r>
+      <w:proofErr w:type="gramStart"/>
+      <w:r>
+        <w:rPr>
+          <w:rFonts w:ascii="Consolas" w:eastAsia="Times New Roman" w:hAnsi="Consolas" w:cs="Calibri"/>
+          <w:color w:val="0F172A"/>
+          <w:sz w:val="19"/>
+          <w:szCs w:val="19"/>
+        </w:rPr>
+        <w:t>] .</w:t>
+      </w:r>
+      <w:proofErr w:type="gramEnd"/>
+      <w:r>
+        <w:rPr>
+          <w:rFonts w:ascii="Consolas" w:eastAsia="Times New Roman" w:hAnsi="Consolas" w:cs="Calibri"/>
+          <w:color w:val="0F172A"/>
+          <w:sz w:val="19"/>
+          <w:szCs w:val="19"/>
+        </w:rPr>
+        <w:t xml:space="preserve"> $</w:t>
+      </w:r>
+      <w:proofErr w:type="spellStart"/>
+      <w:r>
+        <w:rPr>
+          <w:rFonts w:ascii="Consolas" w:eastAsia="Times New Roman" w:hAnsi="Consolas" w:cs="Calibri"/>
+          <w:color w:val="0F172A"/>
+          <w:sz w:val="19"/>
+          <w:szCs w:val="19"/>
+        </w:rPr>
+        <w:t>base_</w:t>
+      </w:r>
+      <w:proofErr w:type="gramStart"/>
+      <w:r>
+        <w:rPr>
+          <w:rFonts w:ascii="Consolas" w:eastAsia="Times New Roman" w:hAnsi="Consolas" w:cs="Calibri"/>
+          <w:color w:val="0F172A"/>
+          <w:sz w:val="19"/>
+          <w:szCs w:val="19"/>
+        </w:rPr>
+        <w:t>path</w:t>
+      </w:r>
+      <w:proofErr w:type="spellEnd"/>
+      <w:r>
+        <w:rPr>
+          <w:rFonts w:ascii="Consolas" w:eastAsia="Times New Roman" w:hAnsi="Consolas" w:cs="Calibri"/>
+          <w:color w:val="0F172A"/>
+          <w:sz w:val="19"/>
+          <w:szCs w:val="19"/>
+        </w:rPr>
+        <w:t xml:space="preserve"> .</w:t>
+      </w:r>
+      <w:proofErr w:type="gramEnd"/>
+      <w:r>
+        <w:rPr>
+          <w:rFonts w:ascii="Consolas" w:eastAsia="Times New Roman" w:hAnsi="Consolas" w:cs="Calibri"/>
+          <w:color w:val="0F172A"/>
+          <w:sz w:val="19"/>
+          <w:szCs w:val="19"/>
+        </w:rPr>
+        <w:t xml:space="preserve"> '/';</w:t>
       </w:r>
     </w:p>
     <w:p>
       <w:pPr>
         <w:pStyle w:val="NormalWeb"/>
         <w:spacing w:before="600" w:beforeAutospacing="0"/>
-        <w:jc w:val="right"/>
+        <w:jc w:val="center"/>
         <w:rPr>
           <w:rFonts w:ascii="Calibri" w:hAnsi="Calibri" w:cs="Calibri"/>
           <w:color w:val="64748B"/>
@@ -3210,25 +10748,6 @@
           <w:szCs w:val="18"/>
         </w:rPr>
       </w:pPr>
-      <w:r>
-        <w:rPr>
-          <w:rStyle w:val="Emphasis"/>
-          <w:rFonts w:ascii="Calibri" w:hAnsi="Calibri" w:cs="Calibri"/>
-          <w:color w:val="64748B"/>
-          <w:sz w:val="18"/>
-          <w:szCs w:val="18"/>
-        </w:rPr>
-        <w:t>Laporan dibuat secara otomatis oleh Asisten AI Antigravity pada 17 Agustus 2026.</w:t>
-      </w:r>
-      <w:r>
-        <w:rPr>
-          <w:rFonts w:ascii="Calibri" w:hAnsi="Calibri" w:cs="Calibri"/>
-          <w:color w:val="64748B"/>
-          <w:sz w:val="18"/>
-          <w:szCs w:val="18"/>
-        </w:rPr>
-        <w:t xml:space="preserve"> </w:t>
-      </w:r>
     </w:p>
     <w:sectPr>
       <w:pgSz w:w="11906" w:h="16838"/>
